--- a/docs/DOCUMENT_COMPLEMENTAIRE_CONTENU_FR.docx
+++ b/docs/DOCUMENT_COMPLEMENTAIRE_CONTENU_FR.docx
@@ -681,7 +681,7 @@
           <w:sz w:val="24"/>
           <w:sz-cs w:val="24"/>
         </w:rPr>
-        <w:t xml:space="preserve">&lt;p&gt;L'intégration de l'IA dans le conseil, ne génère pas nécessairement une valeur supérieure pour le client. Paradoxalement, l’IA peut à la fois renforcer le processus de production du conseil et fragiliser la situation de co-création (faible lisibilité du processus ou du résultat, questionnement sur la légitimité du conseil produit, floutage des contributions, défaut d’appropriation des connaissances managériales produites). D’autant que la littérature sur le conseil en management, suggère que la co-création de connaissances managériales, et par la même, de valeur perçue par le client, demeure historiquement inaboutie (au profit d’un simple transfert de bonnes pratiques). Dès lors, la réussite du modèle de consultant augmenté par l’IA, dépend d’une meilleure compréhension des conditions dans lesquelles cette co-création se produit à l’ère de l’IA.&lt;/p&gt;</w:t>
+        <w:t xml:space="preserve">&lt;p&gt;L'intégration de l'IA dans le conseil, ne génère pas nécessairement une valeur supérieure pour le client. Paradoxalement, l’IA peut à la fois renforcer le processus de production du conseil et fragiliser la situation de co-création (faible lisibilité du processus ou du résultat, questionnement sur la légitimité du conseil produit, floutage des contributions, défaut d’appropriation des connaissances managériales produites). D’autant que la littérature sur le conseil en management, suggère que la co-création de connaissances managériales, et par la même, de valeur perçue par le client, demeure historiquement inaboutie (au profit d’un simple transfert de bonnes pratiques). Dès lors, la réussite du modèle de consultant augmenté par l’IA, dépend d’une meilleure compréhension des conditions dans lesquelles cette co-création de valeur perçue se produit à l’ère de l’IA.&lt;/p&gt;</w:t>
       </w:r>
     </w:p>
     <w:p>

--- a/docs/DOCUMENT_COMPLEMENTAIRE_CONTENU_FR.docx
+++ b/docs/DOCUMENT_COMPLEMENTAIRE_CONTENU_FR.docx
@@ -2111,7 +2111,7 @@
           <w:sz w:val="24"/>
           <w:sz-cs w:val="24"/>
         </w:rPr>
-        <w:t xml:space="preserve">&lt;p&gt;Observable : R (base relationnelle) — ligne de base de P1 pour les configurations suivantes&lt;/p&gt;</w:t>
+        <w:t xml:space="preserve">&lt;p&gt;Observable principal : R (base relationnelle) — ligne de base de P1 pour les configurations suivantes&lt;/p&gt;</w:t>
       </w:r>
     </w:p>
     <w:p>
@@ -2188,7 +2188,7 @@
           <w:sz w:val="24"/>
           <w:sz-cs w:val="24"/>
         </w:rPr>
-        <w:t xml:space="preserve">&lt;p&gt;Observable : P2 (transparence nulle) — P3 (mécanisme d'attribution latent) — risque de délégitimation rétrospective&lt;/p&gt;</w:t>
+        <w:t xml:space="preserve">&lt;p&gt;Observable principal : P2 (transparence nulle) — P3 (mécanisme d'attribution latent) — risque de délégitimation rétrospective&lt;/p&gt;</w:t>
       </w:r>
     </w:p>
     <w:p>
@@ -2265,7 +2265,7 @@
           <w:sz w:val="24"/>
           <w:sz-cs w:val="24"/>
         </w:rPr>
-        <w:t xml:space="preserve">&lt;p&gt;Observable : P1 (toutes les dimensions R, P, C) — P2 (substantive vs performative) — P3 (AI literacy et algorithm aversion)&lt;/p&gt;</w:t>
+        <w:t xml:space="preserve">&lt;p&gt;Observable principal : P1 (toutes les dimensions R, P, C) — P2 (substantive vs performative) — P3 (AI literacy et algorithm aversion)&lt;/p&gt;</w:t>
       </w:r>
     </w:p>
     <w:p>
@@ -2342,7 +2342,7 @@
           <w:sz w:val="24"/>
           <w:sz-cs w:val="24"/>
         </w:rPr>
-        <w:t xml:space="preserve">&lt;p&gt;Observable : P2 (performative vs substantive) — P1 (reconfiguration processuelle) — ambiguïté d'attribution&lt;/p&gt;</w:t>
+        <w:t xml:space="preserve">&lt;p&gt;Observable principal : P2 (performative vs substantive) — P1 (reconfiguration processuelle) — ambiguïté d'attribution&lt;/p&gt;</w:t>
       </w:r>
     </w:p>
     <w:p>
@@ -2419,7 +2419,7 @@
           <w:sz w:val="24"/>
           <w:sz-cs w:val="24"/>
         </w:rPr>
-        <w:t xml:space="preserve">&lt;p&gt;Observable : P3 (AI literacy comme facteur limitant) — P1 (dimension cognitive) — capacité d'absorption&lt;/p&gt;</w:t>
+        <w:t xml:space="preserve">&lt;p&gt;Observable principal : P3 (AI literacy comme facteur limitant) — P1 (dimension cognitive) — capacité d'absorption&lt;/p&gt;</w:t>
       </w:r>
     </w:p>
     <w:p>
@@ -2496,7 +2496,7 @@
           <w:sz w:val="24"/>
           <w:sz-cs w:val="24"/>
         </w:rPr>
-        <w:t xml:space="preserve">&lt;p&gt;Observable : R (légitimité politique et jugement) + C (évaluation de la chaîne analytique) — P3 (AI literacy du COMEX et disposition à l'égard d'une analyse assistée par IA comme modérateur contextuel)&lt;/p&gt;</w:t>
+        <w:t xml:space="preserve">&lt;p&gt;Observable principal : R (légitimité politique et jugement) + C (évaluation de la chaîne analytique) — P3 (AI literacy du COMEX et disposition à l'égard d'une analyse assistée par IA comme modérateur contextuel)&lt;/p&gt;</w:t>
       </w:r>
     </w:p>
     <w:p>
@@ -2573,7 +2573,7 @@
           <w:sz w:val="24"/>
           <w:sz-cs w:val="24"/>
         </w:rPr>
-        <w:t xml:space="preserve">&lt;p&gt;Observable : P1 complet (R, P, C) à travers S1/S2/S3 — P2 et P3 comme conditions modératrices&lt;/p&gt;</w:t>
+        <w:t xml:space="preserve">&lt;p&gt;Observable principal : P1 complet (R, P, C) à travers S1/S2/S3 — P2 et P3 comme conditions modératrices&lt;/p&gt;</w:t>
       </w:r>
     </w:p>
     <w:p>

--- a/docs/DOCUMENT_COMPLEMENTAIRE_CONTENU_FR.docx
+++ b/docs/DOCUMENT_COMPLEMENTAIRE_CONTENU_FR.docx
@@ -1242,7 +1242,18 @@
           <w:sz w:val="24"/>
           <w:sz-cs w:val="24"/>
         </w:rPr>
-        <w:t xml:space="preserve">&lt;p&gt;S1/S2/S3 est un cadre d’observation : il permet d’examiner empiriquement les mécanismes de P1, P2 et P3, sans constituer une prescription figée.&lt;/p&gt;</w:t>
+        <w:t xml:space="preserve">&lt;p&gt;S1/S2/S3 est un cadre d’observation empirique, pas une nouvelle proposition théorique.&lt;/p&gt;</w:t>
+      </w:r>
+    </w:p>
+    <w:p>
+      <w:pPr/>
+      <w:r>
+        <w:rPr>
+          <w:rFonts w:ascii="Helvetica Light" w:hAnsi="Helvetica Light" w:cs="Helvetica Light"/>
+          <w:sz w:val="24"/>
+          <w:sz-cs w:val="24"/>
+        </w:rPr>
+        <w:t xml:space="preserve">&lt;p&gt;Chaque situation rend certains mécanismes particulièrement observables : S1 la base relationnelle, S2 la transparence latente et l’attribution, S3 l’observabilité simultanée des trois dimensions.&lt;/p&gt;</w:t>
       </w:r>
     </w:p>
     <w:p>

--- a/docs/DOCUMENT_COMPLEMENTAIRE_CONTENU_FR.docx
+++ b/docs/DOCUMENT_COMPLEMENTAIRE_CONTENU_FR.docx
@@ -40,7 +40,7 @@
         <w:t xml:space="preserve">l'artefact</w:t>
       </w:r>
     </w:p>
-    <w:bookmarkStart w:id="61" w:name="X872a7b2c0633ecc9426550a7617762a93665a81"/>
+    <w:bookmarkStart w:id="62" w:name="X872a7b2c0633ecc9426550a7617762a93665a81"/>
     <w:p>
       <w:pPr>
         <w:pStyle w:val="Heading1"/>
@@ -209,9 +209,22 @@
         </w:tc>
       </w:tr>
     </w:tbl>
+    <w:p>
+      <w:pPr>
+        <w:pStyle w:val="BodyText"/>
+      </w:pPr>
+      <w:r>
+        <w:t xml:space="preserve"> </w:t>
+      </w:r>
+    </w:p>
     <w:bookmarkEnd w:id="21"/>
     <w:bookmarkStart w:id="26" w:name="positionnement-de-la-recherche"/>
     <w:p>
+      <w:r>
+        <w:br w:type="page"/>
+      </w:r>
+    </w:p>
+    <w:p>
       <w:pPr>
         <w:pStyle w:val="Heading2"/>
       </w:pPr>
@@ -344,7 +357,7 @@
     </w:p>
     <w:bookmarkEnd w:id="25"/>
     <w:bookmarkEnd w:id="26"/>
-    <w:bookmarkStart w:id="41" w:name="cadre-théorique"/>
+    <w:bookmarkStart w:id="42" w:name="cadre-théorique"/>
     <w:p>
       <w:pPr>
         <w:pStyle w:val="Heading2"/>
@@ -411,12 +424,85 @@
       </w:r>
     </w:p>
     <w:bookmarkEnd w:id="27"/>
-    <w:bookmarkStart w:id="28" w:name="Xaf9523961197c7e0c640a0c3c54597de6e4d023"/>
+    <w:bookmarkStart w:id="31" w:name="les-trois-propositions"/>
     <w:p>
       <w:pPr>
         <w:pStyle w:val="Heading3"/>
       </w:pPr>
       <w:r>
+        <w:t xml:space="preserve">LES TROIS PROPOSITIONS</w:t>
+      </w:r>
+    </w:p>
+    <w:bookmarkStart w:id="28" w:name="X467924ef9f6e2e3e1476df2314d2941acc64c97"/>
+    <w:p>
+      <w:pPr>
+        <w:pStyle w:val="Heading4"/>
+      </w:pPr>
+      <w:r>
+        <w:t xml:space="preserve">P1 — Reconfiguration multidimensionnelle de la valeur perçue</w:t>
+      </w:r>
+    </w:p>
+    <w:p>
+      <w:pPr>
+        <w:pStyle w:val="FirstParagraph"/>
+      </w:pPr>
+      <w:r>
+        <w:t xml:space="preserve">L'intégration de l'IA dans les missions de conseil reconfigure la valeur perçue par le client selon trois dimensions interdépendantes — relationnelle (confiance, légitimité et jugement politique, activement produits à travers des micro-activités de mise en valeur), processuelle (l'expérience même de co-création — sa nature, sa lisibilité et la distribution des rôles), et cognitive (les connaissances et capacités managériales nouvelles co-produites, dont la nature, la richesse et l'auteur perçu sont reconfigurés par l'IA). La dimension politique des missions de conseil (i.e. « faire consensus », Turner, 1982), par son caractère exogène, n'est pas vue comme une quatrième dimension de la valeur perçue. Nous la traitons comme contexte dans lequel la lisibilité, l'attribution et l'appropriation affectent la capacité à porter les productions. L'IA ne reconfigure pas la valeur perçue du conseil à l’ère de l’IA, de manière uniforme. Son effet sur chaque dimension de la valeur perçue (relationnelle, processuelle, cognitive), dépend de la manière dont elle est introduite et de la façon dont le client l'interprète. Une même intégration de l'IA peut amplifier la valeur perçue dans une configuration et l'éroder dans une autre. Les trois dimensions de la valeur perçue du conseil à l’ère de l’IA, suivent la séquence R→P→C, avec une boucle de rétroaction proposée R ← P (proposition théorique originale de ce cadre, non directement ancrée dans la littérature). L'IA reconfigure chaque lien de manière contingente — en l'amplifiant ou en le déstabilisant — selon P2 et P3. La co-destruction de valeur (Plé &amp; Cáceres 2010 ; Lumivalo et al. 2024) constitue la condition limite lorsque P2 et P3 échouent simultanément.</w:t>
+      </w:r>
+    </w:p>
+    <w:bookmarkEnd w:id="28"/>
+    <w:bookmarkStart w:id="29" w:name="Xf8857220235a02acf557defbe0a4f87c05233ba"/>
+    <w:p>
+      <w:pPr>
+        <w:pStyle w:val="Heading4"/>
+      </w:pPr>
+      <w:r>
+        <w:t xml:space="preserve">P2 — La transparence comme mécanisme médiateur</w:t>
+      </w:r>
+    </w:p>
+    <w:p>
+      <w:pPr>
+        <w:pStyle w:val="FirstParagraph"/>
+      </w:pPr>
+      <w:r>
+        <w:t xml:space="preserve">La transparence est le mécanisme médiateur de la valeur perçue du conseil à l’ère de l’IA. La transparence est entendue ici comme l'intelligibilité du système assisté par IA à travers ses effets observables (Ananny et Crawford, 2018). Notre cadre analytique distingue la transparence performative (divulgation par le consultant de l'usage de l'IA), de la transparence substantive (médiation par le consultant des interactions et outputs de l'IA). La transparence substantive pèse davantage sur la valeur perçue parce qu'elle favorise l'appropriation par le client. Selon l’acception retenue pour nos travaux, la transparence, dans un système sociotechnique, ne peut être réduite à un acte ponctuel de divulgation, car la seule divulgation ne rend pas les mécanismes du système intelligibles. Elle doit plutôt être appréciée à travers les effets observables qu'elle produit à l'échelle du système (« across »). C'est pourquoi le cadre distingue la transparence performative — divulguer l'usage de l'IA dans la mission afin de signaler une forme d'ouverture et de nourrir la confiance — de la transparence substantive — médiation par le consultant, auprès du client, des interactions et résultats produits par l'IA, afin d'en proposer une interprétation contextuelle et d'en permettre la conversion en connaissance managériale. Ainsi, notre proposition, qui reste à vérifier, est que la transparence substantive influe plus fortement sur la valeur perçue que la seule transparence performative, parce qu'elle favorise l'appropriation par le client des productions du conseil (Albu &amp; Flyverbom 2019 ; Ciampi 2017). P2 traite donc la transparence substantive — plutôt que la simple divulgation — comme le mécanisme médiateur par lequel l'intégration de l'IA façonne la valeur perçue, fonction des conditions de P3.</w:t>
+      </w:r>
+    </w:p>
+    <w:bookmarkEnd w:id="29"/>
+    <w:bookmarkStart w:id="30" w:name="p3-conditions-de-modération"/>
+    <w:p>
+      <w:pPr>
+        <w:pStyle w:val="Heading4"/>
+      </w:pPr>
+      <w:r>
+        <w:t xml:space="preserve">P3 — Conditions de modération</w:t>
+      </w:r>
+    </w:p>
+    <w:p>
+      <w:pPr>
+        <w:pStyle w:val="FirstParagraph"/>
+      </w:pPr>
+      <w:r>
+        <w:t xml:space="preserve">Trois catégories de contingence déterminent si P2 produit une attribution correcte : au niveau relationnel (capital de confiance préalable), au niveau situationnel (phase de la mission et enjeux politiques) et au niveau acteur (littératie IA aversion à l’algorithme). Ces contingences ne se trouvent pas toutes, au sens strict, côté client : seules les conditions au niveau de l'acteur sont directement situées du côté du client, tandis que les contingences relationnelles et situationnelles excèdent le seul client. Les enjeux politiques sont donc intégrés comme contingence situationnelle, et non comme objet central de la recherche. Dans une logique contingente, plusieurs niveaux de conditions peuvent ainsi modérer le mécanisme de transparence posé en P2. Cependant cette recherche retient empiriquement et prioritairement, les contingences au niveau de l’acteur, non parce qu’elles épuisent le phénomène, mais parce qu’elles constituent, à l’ère de l’IA, le foyer théoriquement le plus distinctif et le plus accessible dans un design qualitatif de cas exemplaire unique, tel que nous le prévoyons. La littératie IA (variable de compétence, Long et al., 2020) et l'aversion à l’algorithme (variable attitudinale, Dietvorst et al. 2015) sont distinctes : un client peut être ‘AI-literate’ tout en manifestant de l'aversion à l’IA. La littératie IA détermine si le client peut suivre l'explicitation du consultant, distinguer la part de l'IA de celle du jugement du consultant, et comprendre les limites de ce qui a été produit. L’aversion à l’algorithme détermine si ces mêmes contributions, même lorsqu'elles sont comprises, sont acceptées comme des intrants légitimes du jugement managérial. La transparence substantive peut donc échouer de deux manières : soit parce que l'explication n'est pas cognitivement appropriée, soit parce qu'elle est comprise mais normativement disqualifiée. Une attribution correcte requiert à la fois intelligibilité et acceptation minimale. Dans ce cadre, l'attribution correcte est traitée comme une condition observable importante de l'appropriation par le client et, par cette appropriation, comme une voie par laquelle la transparence agit sur la valeur perçue.</w:t>
+      </w:r>
+    </w:p>
+    <w:bookmarkEnd w:id="30"/>
+    <w:bookmarkEnd w:id="31"/>
+    <w:bookmarkStart w:id="37" w:name="le-modèle-r-p-c"/>
+    <w:p>
+      <w:pPr>
+        <w:pStyle w:val="Heading3"/>
+      </w:pPr>
+      <w:r>
+        <w:t xml:space="preserve">LE MODÈLE R → P → C</w:t>
+      </w:r>
+    </w:p>
+    <w:bookmarkStart w:id="32" w:name="Xaf9523961197c7e0c640a0c3c54597de6e4d023"/>
+    <w:p>
+      <w:pPr>
+        <w:pStyle w:val="Heading4"/>
+      </w:pPr>
+      <w:r>
         <w:t xml:space="preserve">Les dimensions de la valeur perçue du conseil à l'ère de l'IA : R / P / C</w:t>
       </w:r>
     </w:p>
@@ -480,81 +566,19 @@
         <w:t xml:space="preserve">La capacité à interpréter, comprendre et évaluer ce qui a été co-produit — afin que les productions de la mission deviennent intelligibles, évaluables, appropriables et mobilisables comme connaissance managériale</w:t>
       </w:r>
     </w:p>
-    <w:bookmarkEnd w:id="28"/>
-    <w:bookmarkStart w:id="29" w:name="propositions-de-recherche"/>
-    <w:p>
-      <w:pPr>
-        <w:pStyle w:val="Heading3"/>
-      </w:pPr>
-      <w:r>
-        <w:t xml:space="preserve">Propositions de recherche</w:t>
-      </w:r>
-    </w:p>
-    <w:p>
-      <w:pPr>
-        <w:pStyle w:val="FirstParagraph"/>
-      </w:pPr>
-      <w:r>
-        <w:rPr>
-          <w:bCs/>
-          <w:b/>
-        </w:rPr>
-        <w:t xml:space="preserve">P1 — CE QUI EST RECONFIGURÉ</w:t>
-      </w:r>
-    </w:p>
-    <w:p>
-      <w:pPr>
-        <w:pStyle w:val="BodyText"/>
-      </w:pPr>
-      <w:r>
-        <w:t xml:space="preserve">L'intégration de l'IA dans les missions de conseil reconfigure la valeur perçue par le client selon trois dimensions interdépendantes : relationnelle, processuelle et cognitive.</w:t>
-      </w:r>
-    </w:p>
-    <w:p>
-      <w:pPr>
-        <w:pStyle w:val="BodyText"/>
-      </w:pPr>
-      <w:r>
-        <w:rPr>
-          <w:bCs/>
-          <w:b/>
-        </w:rPr>
-        <w:t xml:space="preserve">P2 — LE MÉCANISME</w:t>
-      </w:r>
-    </w:p>
-    <w:p>
-      <w:pPr>
-        <w:pStyle w:val="BodyText"/>
-      </w:pPr>
-      <w:r>
-        <w:t xml:space="preserve">La transparence est le mécanisme médiateur de la valeur perçue du conseil à l’ère de l’IA.</w:t>
-      </w:r>
-    </w:p>
-    <w:p>
-      <w:pPr>
-        <w:pStyle w:val="BodyText"/>
-      </w:pPr>
-      <w:r>
-        <w:rPr>
-          <w:bCs/>
-          <w:b/>
-        </w:rPr>
-        <w:t xml:space="preserve">P3 — LES CONDITIONS</w:t>
-      </w:r>
-    </w:p>
-    <w:p>
-      <w:pPr>
-        <w:pStyle w:val="BodyText"/>
-      </w:pPr>
-      <w:r>
-        <w:t xml:space="preserve">Trois catégories de contingence déterminent si P2 produit une attribution correcte : au niveau relationnel, au niveau situationnel et au niveau acteur.</w:t>
-      </w:r>
-    </w:p>
-    <w:bookmarkEnd w:id="29"/>
+    <w:p>
+      <w:pPr>
+        <w:pStyle w:val="BodyText"/>
+      </w:pPr>
+      <w:r>
+        <w:t xml:space="preserve">SÉQUENCE R → P → C avec boucle de rétroaction proposée R ← P</w:t>
+      </w:r>
+    </w:p>
+    <w:bookmarkEnd w:id="32"/>
     <w:bookmarkStart w:id="33" w:name="Xc385fbec0e6f933d5644591557ff11ffbcb1a16"/>
     <w:p>
       <w:pPr>
-        <w:pStyle w:val="Heading3"/>
+        <w:pStyle w:val="Heading4"/>
       </w:pPr>
       <w:r>
         <w:t xml:space="preserve">Comment l'IA reconfigure de façon contingente la chaîne R → P → C</w:t>
@@ -691,7 +715,8 @@
         <w:t xml:space="preserve">La contribution originale réside moins dans l'invention de la séquence R → P → C que dans la théorisation de la manière dont l'IA amplifie, déstabilise ou inverse chaque relation de façon contingente. L'architecture causale de la chaine demeure stable, c’est-à-dire indépendante de l’intégration de l’IA dans les pratiques du conseil : l'ancrage relationnel (R) permet l'engagement processuel (P), et l'engagement processuel soutient l'appropriation cognitive (C). Ce que l'IA modifie, à travers le mécanisme médiateur (P2), c'est la stabilité de chaque lien — positivement ou négativement, selon les contingences (P3).</w:t>
       </w:r>
     </w:p>
-    <w:bookmarkStart w:id="30" w:name="r-p"/>
+    <w:bookmarkEnd w:id="33"/>
+    <w:bookmarkStart w:id="34" w:name="r-p"/>
     <w:p>
       <w:pPr>
         <w:pStyle w:val="Heading4"/>
@@ -760,8 +785,8 @@
         <w:t xml:space="preserve">Protégé par P2, mais seulement de façon conditionnelle via P3.</w:t>
       </w:r>
     </w:p>
-    <w:bookmarkEnd w:id="30"/>
-    <w:bookmarkStart w:id="31" w:name="r-p-1"/>
+    <w:bookmarkEnd w:id="34"/>
+    <w:bookmarkStart w:id="35" w:name="r-p-1"/>
     <w:p>
       <w:pPr>
         <w:pStyle w:val="Heading4"/>
@@ -830,8 +855,8 @@
         <w:t xml:space="preserve">Dépend de la lisibilité des contributions par le client (P2), de sa littératie IA et de son aversion à l’algorithme (P3).</w:t>
       </w:r>
     </w:p>
-    <w:bookmarkEnd w:id="31"/>
-    <w:bookmarkStart w:id="32" w:name="p-c"/>
+    <w:bookmarkEnd w:id="35"/>
+    <w:bookmarkStart w:id="36" w:name="p-c"/>
     <w:p>
       <w:pPr>
         <w:pStyle w:val="Heading4"/>
@@ -908,91 +933,9 @@
         <w:t xml:space="preserve">La co-destruction de valeur (Plé &amp; Cáceres 2010 ; Lumivalo et al. 2024) constitue la condition limite lorsque P2 et P3 échouent simultanément.</w:t>
       </w:r>
     </w:p>
-    <w:bookmarkEnd w:id="32"/>
-    <w:bookmarkEnd w:id="33"/>
-    <w:bookmarkStart w:id="38" w:name="propositions-de-recherche-1"/>
-    <w:p>
-      <w:pPr>
-        <w:pStyle w:val="Heading3"/>
-      </w:pPr>
-      <w:r>
-        <w:t xml:space="preserve">Propositions de recherche</w:t>
-      </w:r>
-    </w:p>
-    <w:bookmarkStart w:id="34" w:name="X467924ef9f6e2e3e1476df2314d2941acc64c97"/>
-    <w:p>
-      <w:pPr>
-        <w:pStyle w:val="Heading4"/>
-      </w:pPr>
-      <w:r>
-        <w:t xml:space="preserve">P1 — Reconfiguration multidimensionnelle de la valeur perçue</w:t>
-      </w:r>
-    </w:p>
-    <w:p>
-      <w:pPr>
-        <w:pStyle w:val="FirstParagraph"/>
-      </w:pPr>
-      <w:r>
-        <w:t xml:space="preserve">L'intégration de l'IA dans les missions de conseil reconfigure la valeur perçue par le client selon trois dimensions interdépendantes — relationnelle (confiance, légitimité et jugement politique, activement produits à travers des micro-activités de mise en valeur), processuelle (l'expérience même de co-création — sa nature, sa lisibilité et la distribution des rôles), et cognitive (les connaissances et capacités managériales nouvelles co-produites, dont la nature, la richesse et l'auteur perçu sont reconfigurés par l'IA). La dimension politique des missions de conseil (i.e. « faire consensus », Turner, 1982), par son caractère exogène, n'est pas vue comme une quatrième dimension de la valeur perçue. Nous la traitons comme contexte dans lequel la lisibilité, l'attribution et l'appropriation affectent la capacité à porter les productions. L'IA ne reconfigure pas la valeur perçue du conseil à l’ère de l’IA, de manière uniforme. Son effet sur chaque dimension de la valeur perçue (relationnelle, processuelle, cognitive), dépend de la manière dont elle est introduite et de la façon dont le client l'interprète. Une même intégration de l'IA peut amplifier la valeur perçue dans une configuration et l'éroder dans une autre. Les trois dimensions de la valeur perçue du conseil à l’ère de l’IA, suivent la séquence R→P→C, avec une boucle de rétroaction proposée R ← P (proposition théorique originale de ce cadre, non directement ancrée dans la littérature). L'IA reconfigure chaque lien de manière contingente — en l'amplifiant ou en le déstabilisant — selon P2 et P3. La co-destruction de valeur (Plé &amp; Cáceres 2010 ; Lumivalo et al. 2024) constitue la condition limite lorsque P2 et P3 échouent simultanément.</w:t>
-      </w:r>
-    </w:p>
-    <w:bookmarkEnd w:id="34"/>
-    <w:bookmarkStart w:id="35" w:name="Xf8857220235a02acf557defbe0a4f87c05233ba"/>
-    <w:p>
-      <w:pPr>
-        <w:pStyle w:val="Heading4"/>
-      </w:pPr>
-      <w:r>
-        <w:t xml:space="preserve">P2 — La transparence comme mécanisme médiateur</w:t>
-      </w:r>
-    </w:p>
-    <w:p>
-      <w:pPr>
-        <w:pStyle w:val="FirstParagraph"/>
-      </w:pPr>
-      <w:r>
-        <w:t xml:space="preserve">La transparence est le mécanisme médiateur de la valeur perçue du conseil à l’ère de l’IA. La transparence est entendue ici comme l'intelligibilité du système assisté par IA à travers ses effets observables (Ananny et Crawford, 2018). Notre cadre analytique distingue la transparence performative (divulgation par le consultant de l'usage de l'IA), de la transparence substantive (médiation par le consultant des interactions et outputs de l'IA). La transparence substantive pèse davantage sur la valeur perçue parce qu'elle favorise l'appropriation par le client. Selon l’acception retenue pour nos travaux, la transparence, dans un système sociotechnique, ne peut être réduite à un acte ponctuel de divulgation, car la seule divulgation ne rend pas les mécanismes du système intelligibles. Elle doit plutôt être appréciée à travers les effets observables qu'elle produit à l'échelle du système (« across »). C'est pourquoi le cadre distingue la transparence performative — divulguer l'usage de l'IA dans la mission afin de signaler une forme d'ouverture et de nourrir la confiance — de la transparence substantive — médiation par le consultant, auprès du client, des interactions et résultats produits par l'IA, afin d'en proposer une interprétation contextuelle et d'en permettre la conversion en connaissance managériale. Ainsi, notre proposition, qui reste à vérifier, est que la transparence substantive influe plus fortement sur la valeur perçue que la seule transparence performative, parce qu'elle favorise l'appropriation par le client des productions du conseil (Albu &amp; Flyverbom 2019 ; Ciampi 2017). P2 traite donc la transparence substantive — plutôt que la simple divulgation — comme le mécanisme médiateur par lequel l'intégration de l'IA façonne la valeur perçue, fonction des conditions de P3.</w:t>
-      </w:r>
-    </w:p>
-    <w:bookmarkEnd w:id="35"/>
-    <w:bookmarkStart w:id="36" w:name="p3-conditions-de-modération"/>
-    <w:p>
-      <w:pPr>
-        <w:pStyle w:val="Heading4"/>
-      </w:pPr>
-      <w:r>
-        <w:t xml:space="preserve">P3 — Conditions de modération</w:t>
-      </w:r>
-    </w:p>
-    <w:p>
-      <w:pPr>
-        <w:pStyle w:val="FirstParagraph"/>
-      </w:pPr>
-      <w:r>
-        <w:t xml:space="preserve">Trois catégories de contingence déterminent si P2 produit une attribution correcte : au niveau relationnel (capital de confiance préalable), au niveau situationnel (phase de la mission et enjeux politiques) et au niveau acteur (littératie IA aversion à l’algorithme). Ces contingences ne se trouvent pas toutes, au sens strict, côté client : seules les conditions au niveau de l'acteur sont directement situées du côté du client, tandis que les contingences relationnelles et situationnelles excèdent le seul client. Les enjeux politiques sont donc intégrés comme contingence situationnelle, et non comme objet central de la recherche. Dans une logique contingente, plusieurs niveaux de conditions peuvent ainsi modérer le mécanisme de transparence posé en P2. Cependant cette recherche retient empiriquement et prioritairement, les contingences au niveau de l’acteur, non parce qu’elles épuisent le phénomène, mais parce qu’elles constituent, à l’ère de l’IA, le foyer théoriquement le plus distinctif et le plus accessible dans un design qualitatif de cas exemplaire unique, tel que nous le prévoyons. La littératie IA (variable de compétence, Long et al., 2020) et l'aversion à l’algorithme (variable attitudinale, Dietvorst et al. 2015) sont distinctes : un client peut être ‘AI-literate’ tout en manifestant de l'aversion à l’IA. La littératie IA détermine si le client peut suivre l'explicitation du consultant, distinguer la part de l'IA de celle du jugement du consultant, et comprendre les limites de ce qui a été produit. L’aversion à l’algorithme détermine si ces mêmes contributions, même lorsqu'elles sont comprises, sont acceptées comme des intrants légitimes du jugement managérial. La transparence substantive peut donc échouer de deux manières : soit parce que l'explication n'est pas cognitivement appropriée, soit parce qu'elle est comprise mais normativement disqualifiée. Une attribution correcte requiert à la fois intelligibilité et acceptation minimale. Dans ce cadre, l'attribution correcte est traitée comme une condition observable importante de l'appropriation par le client et, par cette appropriation, comme une voie par laquelle la transparence agit sur la valeur perçue.</w:t>
-      </w:r>
-    </w:p>
     <w:bookmarkEnd w:id="36"/>
-    <w:bookmarkStart w:id="37" w:name="X44fc3ba27f0ba4bf4a093a60689df6050ebf30d"/>
-    <w:p>
-      <w:pPr>
-        <w:pStyle w:val="Heading4"/>
-      </w:pPr>
-      <w:r>
-        <w:t xml:space="preserve">Séquencement d'observation — Situation initiale de co-création</w:t>
-      </w:r>
-    </w:p>
-    <w:p>
-      <w:pPr>
-        <w:pStyle w:val="FirstParagraph"/>
-      </w:pPr>
-      <w:r>
-        <w:t xml:space="preserve">La situation initiale de co-création S1, se situe ainsi sans IA (dyade classique consultant-client). Observée au prisme de notre proposition P1 (reconfiguration multi-dimensionnelle de la valeur perçue), lorsque la légitimité relationnelle du consultant n'est pas déjà disponible, des séquences qui commencent en S1 peuvent aider à la construire avant une intégration plus explicite de l'IA en S2/S3. Lorsque le capital de confiance préalable existe déjà — y compris à partir d'interactions antérieures ou de missions précédentes — d'autres points d'entrée restent possibles. Dans tous les cas, la transparence (P2) doit être calibrée au profil interprétatif du client (P3).</w:t>
-      </w:r>
-    </w:p>
     <w:bookmarkEnd w:id="37"/>
-    <w:bookmarkEnd w:id="38"/>
-    <w:bookmarkStart w:id="39" w:name="X104f12f5e495713f47fce244fd81f3a6478dc34"/>
+    <w:bookmarkStart w:id="38" w:name="X104f12f5e495713f47fce244fd81f3a6478dc34"/>
     <w:p>
       <w:pPr>
         <w:pStyle w:val="Heading3"/>
@@ -1045,8 +988,36 @@
         <w:t xml:space="preserve">S3 — Co-création tripartite. Toutes les dimensions sont observables.</w:t>
       </w:r>
     </w:p>
+    <w:bookmarkEnd w:id="38"/>
+    <w:bookmarkStart w:id="40" w:name="séquencement-dobservation"/>
+    <w:p>
+      <w:pPr>
+        <w:pStyle w:val="Heading3"/>
+      </w:pPr>
+      <w:r>
+        <w:t xml:space="preserve">Séquencement d'observation</w:t>
+      </w:r>
+    </w:p>
+    <w:bookmarkStart w:id="39" w:name="situation-initiale-de-co-création"/>
+    <w:p>
+      <w:pPr>
+        <w:pStyle w:val="Heading4"/>
+      </w:pPr>
+      <w:r>
+        <w:t xml:space="preserve">Situation initiale de co-création</w:t>
+      </w:r>
+    </w:p>
+    <w:p>
+      <w:pPr>
+        <w:pStyle w:val="FirstParagraph"/>
+      </w:pPr>
+      <w:r>
+        <w:t xml:space="preserve">La situation initiale de co-création S1, se situe ainsi sans IA (dyade classique consultant-client). Observée au prisme de notre proposition P1 (reconfiguration multi-dimensionnelle de la valeur perçue), lorsque la légitimité relationnelle du consultant n'est pas déjà disponible, des séquences qui commencent en S1 peuvent aider à la construire avant une intégration plus explicite de l'IA en S2/S3. Lorsque le capital de confiance préalable existe déjà — y compris à partir d'interactions antérieures ou de missions précédentes — d'autres points d'entrée restent possibles. Dans tous les cas, la transparence (P2) doit être calibrée au profil interprétatif du client (P3).</w:t>
+      </w:r>
+    </w:p>
     <w:bookmarkEnd w:id="39"/>
-    <w:bookmarkStart w:id="40" w:name="statut-du-cadre-dobservation"/>
+    <w:bookmarkEnd w:id="40"/>
+    <w:bookmarkStart w:id="41" w:name="statut-du-cadre-dobservation"/>
     <w:p>
       <w:pPr>
         <w:pStyle w:val="Heading3"/>
@@ -1071,9 +1042,9 @@
         <w:t xml:space="preserve">Chaque situation rend certains mécanismes particulièrement observables : S1 la base relationnelle, S2 la transparence latente et l’attribution, S3 l’observabilité simultanée des trois dimensions.</w:t>
       </w:r>
     </w:p>
-    <w:bookmarkEnd w:id="40"/>
     <w:bookmarkEnd w:id="41"/>
-    <w:bookmarkStart w:id="49" w:name="cadre-dobservation"/>
+    <w:bookmarkEnd w:id="42"/>
+    <w:bookmarkStart w:id="50" w:name="cadre-dobservation"/>
     <w:p>
       <w:pPr>
         <w:pStyle w:val="Heading2"/>
@@ -1082,7 +1053,7 @@
         <w:t xml:space="preserve">3. CADRE D'OBSERVATION</w:t>
       </w:r>
     </w:p>
-    <w:bookmarkStart w:id="48" w:name="Xe0f14c23e35fecd760f7dae6b81d4c44960a5dd"/>
+    <w:bookmarkStart w:id="49" w:name="Xe0f14c23e35fecd760f7dae6b81d4c44960a5dd"/>
     <w:p>
       <w:pPr>
         <w:pStyle w:val="Heading3"/>
@@ -1116,18 +1087,18 @@
           <wp:inline>
             <wp:extent cx="5334000" cy="5334000"/>
             <wp:effectExtent b="0" l="0" r="0" t="0"/>
-            <wp:docPr descr="Les 3 sphères de la co-création consultant-client-IA" title="" id="43" name="Picture"/>
+            <wp:docPr descr="Les 3 sphères de la co-création consultant-client-IA" title="" id="44" name="Picture"/>
             <a:graphic>
               <a:graphicData uri="http://schemas.openxmlformats.org/drawingml/2006/picture">
                 <pic:pic>
                   <pic:nvPicPr>
-                    <pic:cNvPr descr="assets/spheres-fr.png" id="44" name="Picture"/>
+                    <pic:cNvPr descr="assets/spheres-fr.png" id="45" name="Picture"/>
                     <pic:cNvPicPr>
                       <a:picLocks noChangeArrowheads="1" noChangeAspect="1"/>
                     </pic:cNvPicPr>
                   </pic:nvPicPr>
                   <pic:blipFill>
-                    <a:blip r:embed="rId42"/>
+                    <a:blip r:embed="rId43"/>
                     <a:stretch>
                       <a:fillRect/>
                     </a:stretch>
@@ -1154,7 +1125,7 @@
         </w:drawing>
       </w:r>
     </w:p>
-    <w:bookmarkStart w:id="45" w:name="s1-sans-ia"/>
+    <w:bookmarkStart w:id="46" w:name="s1-sans-ia"/>
     <w:p>
       <w:pPr>
         <w:pStyle w:val="Heading4"/>
@@ -1171,8 +1142,8 @@
         <w:t xml:space="preserve">Le consultant et le client co-créent dans une dyade humaine. L'IA est totalement absente. Le consultant demeure le seul acteur, central, visible, du processus de co-création, en construisant sa légitimité relationnelle à travers des micro-activités de mise en valeur, i.e. singularisation, signalement d'autorité, démonstrations progressives de compétence (Bourgoin, 2014). Cet ancrage relationnel conditionne l'ouverture du client à l'intégration ultérieure de l'IA. Observable : formation de la confiance, jugement politique, construction de la légitimité.</w:t>
       </w:r>
     </w:p>
-    <w:bookmarkEnd w:id="45"/>
-    <w:bookmarkStart w:id="46" w:name="s2-ia-en-silo"/>
+    <w:bookmarkEnd w:id="46"/>
+    <w:bookmarkStart w:id="47" w:name="s2-ia-en-silo"/>
     <w:p>
       <w:pPr>
         <w:pStyle w:val="Heading4"/>
@@ -1189,8 +1160,8 @@
         <w:t xml:space="preserve">L'IA est utilisée séparément par le consultant et/ou le client, sans orchestration partagée ni explicitation substantive. Le consultant tend néanmoins à conserver le rôle central visible, même lorsque l'IA contribue en arrière-plan. Le risque d'attribution floutée des contributions consultant / IA par le client est latent — la légitimité relationnelle peut être rétrospectivement fragilisée si des contributions cachées de l'IA sont découvertes. Observable : modalités de transparence, schémas d'attribution, fragilité de la légitimité.</w:t>
       </w:r>
     </w:p>
-    <w:bookmarkEnd w:id="46"/>
-    <w:bookmarkStart w:id="47" w:name="s3-co-création-tripartite"/>
+    <w:bookmarkEnd w:id="47"/>
+    <w:bookmarkStart w:id="48" w:name="s3-co-création-tripartite"/>
     <w:p>
       <w:pPr>
         <w:pStyle w:val="Heading4"/>
@@ -1207,10 +1178,10 @@
         <w:t xml:space="preserve">La co-création se déploie dans une triade explicite : consultant, client et IA. Le consultant n'y monopolise plus le rôle central ; l'orchestration, l'attribution et la légitimité y deviennent plus distribuées et davantage sujettes à négociation. Observable : les trois propositions (P1, P2, P3) y sont simultanément observables. La dimension cognitive de la valeur perçue peut y être plus riche — mais l'auteur de la production devient contestable (Raisch &amp; Krakowski 2020 ; Baird &amp; Maruping 2021).</w:t>
       </w:r>
     </w:p>
-    <w:bookmarkEnd w:id="47"/>
     <w:bookmarkEnd w:id="48"/>
     <w:bookmarkEnd w:id="49"/>
-    <w:bookmarkStart w:id="60" w:name="illustration"/>
+    <w:bookmarkEnd w:id="50"/>
+    <w:bookmarkStart w:id="61" w:name="illustration"/>
     <w:p>
       <w:pPr>
         <w:pStyle w:val="Heading2"/>
@@ -1219,7 +1190,7 @@
         <w:t xml:space="preserve">4. ILLUSTRATION</w:t>
       </w:r>
     </w:p>
-    <w:bookmarkStart w:id="50" w:name="X41d2bc4764fa3582dbfde51a3390e0b35897989"/>
+    <w:bookmarkStart w:id="51" w:name="X41d2bc4764fa3582dbfde51a3390e0b35897989"/>
     <w:p>
       <w:pPr>
         <w:pStyle w:val="Heading3"/>
@@ -1252,8 +1223,8 @@
         <w:t xml:space="preserve">Mission fictive de 10 semaines : audit de plateforme digitale. La mission est structurée en trois grandes étapes du conseil. Chaque sous-phase indique la configuration de co-création observée (S) et les propositions de recherche les plus directement examinées (P).</w:t>
       </w:r>
     </w:p>
-    <w:bookmarkEnd w:id="50"/>
-    <w:bookmarkStart w:id="51" w:name="phases-de-la-mission"/>
+    <w:bookmarkEnd w:id="51"/>
+    <w:bookmarkStart w:id="52" w:name="phases-de-la-mission"/>
     <w:p>
       <w:pPr>
         <w:pStyle w:val="Heading3"/>
@@ -1849,8 +1820,8 @@
         <w:t xml:space="preserve">Formalisation et présentation des recommandations.</w:t>
       </w:r>
     </w:p>
-    <w:bookmarkEnd w:id="51"/>
-    <w:bookmarkStart w:id="59" w:name="sous-étapes"/>
+    <w:bookmarkEnd w:id="52"/>
+    <w:bookmarkStart w:id="60" w:name="sous-étapes"/>
     <w:p>
       <w:pPr>
         <w:pStyle w:val="Heading3"/>
@@ -1859,7 +1830,7 @@
         <w:t xml:space="preserve">Sous étapes</w:t>
       </w:r>
     </w:p>
-    <w:bookmarkStart w:id="52" w:name="exploration-sem.-1-2"/>
+    <w:bookmarkStart w:id="53" w:name="exploration-sem.-1-2"/>
     <w:p>
       <w:pPr>
         <w:pStyle w:val="Heading4"/>
@@ -1964,8 +1935,8 @@
         <w:t xml:space="preserve">Observable principal : R (base relationnelle) — ligne de base de P1 pour les configurations suivantes</w:t>
       </w:r>
     </w:p>
-    <w:bookmarkEnd w:id="52"/>
-    <w:bookmarkStart w:id="53" w:name="préparation-sem.-3"/>
+    <w:bookmarkEnd w:id="53"/>
+    <w:bookmarkStart w:id="54" w:name="préparation-sem.-3"/>
     <w:p>
       <w:pPr>
         <w:pStyle w:val="Heading4"/>
@@ -2070,8 +2041,8 @@
         <w:t xml:space="preserve">Observable principal : P2 (transparence nulle) — P3 (mécanisme d'attribution latent) — risque de délégitimation rétrospective</w:t>
       </w:r>
     </w:p>
-    <w:bookmarkEnd w:id="53"/>
-    <w:bookmarkStart w:id="54" w:name="analyse-collaborative-sem.-4-6"/>
+    <w:bookmarkEnd w:id="54"/>
+    <w:bookmarkStart w:id="55" w:name="analyse-collaborative-sem.-4-6"/>
     <w:p>
       <w:pPr>
         <w:pStyle w:val="Heading4"/>
@@ -2176,8 +2147,8 @@
         <w:t xml:space="preserve">Observable principal : P1 (toutes les dimensions R, P, C) — P2 (substantive vs performative) — P3 (AI literacy et algorithm aversion)</w:t>
       </w:r>
     </w:p>
-    <w:bookmarkEnd w:id="54"/>
-    <w:bookmarkStart w:id="55" w:name="affinement-sem.-7-8"/>
+    <w:bookmarkEnd w:id="55"/>
+    <w:bookmarkStart w:id="56" w:name="affinement-sem.-7-8"/>
     <w:p>
       <w:pPr>
         <w:pStyle w:val="Heading4"/>
@@ -2282,8 +2253,8 @@
         <w:t xml:space="preserve">Observable principal : P2 (performative vs substantive) — P1 (reconfiguration processuelle) — ambiguïté d'attribution</w:t>
       </w:r>
     </w:p>
-    <w:bookmarkEnd w:id="55"/>
-    <w:bookmarkStart w:id="56" w:name="validation-mutuelle-sem.-9"/>
+    <w:bookmarkEnd w:id="56"/>
+    <w:bookmarkStart w:id="57" w:name="validation-mutuelle-sem.-9"/>
     <w:p>
       <w:pPr>
         <w:pStyle w:val="Heading4"/>
@@ -2388,8 +2359,8 @@
         <w:t xml:space="preserve">Observable principal : P3 (AI literacy comme facteur limitant) — P1 (dimension cognitive) — capacité d'absorption</w:t>
       </w:r>
     </w:p>
-    <w:bookmarkEnd w:id="56"/>
-    <w:bookmarkStart w:id="57" w:name="présentation-au-comex-sem.-10"/>
+    <w:bookmarkEnd w:id="57"/>
+    <w:bookmarkStart w:id="58" w:name="présentation-au-comex-sem.-10"/>
     <w:p>
       <w:pPr>
         <w:pStyle w:val="Heading4"/>
@@ -2494,8 +2465,8 @@
         <w:t xml:space="preserve">Observable principal : R (légitimité politique et jugement) + C (évaluation de la chaîne analytique) — P3 (AI literacy du COMEX et disposition à l'égard d'une analyse assistée par IA comme modérateur contextuel)</w:t>
       </w:r>
     </w:p>
-    <w:bookmarkEnd w:id="57"/>
-    <w:bookmarkStart w:id="58" w:name="rétrospective-post"/>
+    <w:bookmarkEnd w:id="58"/>
+    <w:bookmarkStart w:id="59" w:name="rétrospective-post"/>
     <w:p>
       <w:pPr>
         <w:pStyle w:val="Heading4"/>
@@ -2607,11 +2578,11 @@
         </w:pict>
       </w:r>
     </w:p>
-    <w:bookmarkEnd w:id="58"/>
     <w:bookmarkEnd w:id="59"/>
     <w:bookmarkEnd w:id="60"/>
     <w:bookmarkEnd w:id="61"/>
-    <w:bookmarkStart w:id="62" w:name="footer1"/>
+    <w:bookmarkEnd w:id="62"/>
+    <w:bookmarkStart w:id="63" w:name="footer1"/>
     <w:p>
       <w:pPr>
         <w:pStyle w:val="FirstParagraph"/>
@@ -2632,7 +2603,7 @@
         <w:t xml:space="preserve">1</w:t>
       </w:r>
     </w:p>
-    <w:bookmarkEnd w:id="62"/>
+    <w:bookmarkEnd w:id="63"/>
     <w:sectPr/>
   </w:body>
 </w:document>
@@ -2852,6 +2823,7 @@
     <w:link w:val="BodyTextChar"/>
     <w:pPr>
       <w:spacing w:after="180" w:before="180"/>
+      <w:jc w:val="both"/>
     </w:pPr>
     <w:qFormat/>
   </w:style>

--- a/docs/DOCUMENT_COMPLEMENTAIRE_CONTENU_FR.docx
+++ b/docs/DOCUMENT_COMPLEMENTAIRE_CONTENU_FR.docx
@@ -298,7 +298,7 @@
         <w:pStyle w:val="FirstParagraph"/>
       </w:pPr>
       <w:r>
-        <w:t xml:space="preserve">L'intégration de l'IA dans le conseil, ne génère pas nécessairement une valeur supérieure pour le client. Paradoxalement, l’IA peut à la fois renforcer le processus de production du conseil et fragiliser la situation de co-création (faible lisibilité du processus ou du résultat, questionnement sur la légitimité du conseil produit, floutage des contributions, défaut d’appropriation des connaissances managériales produites). D’autant que la littérature sur le conseil en management, suggère que la co-création de connaissances managériales, et par la même, de valeur perçue par le client, demeure historiquement inaboutie (au profit d’un simple transfert de bonnes pratiques). Dès lors, la réussite du modèle de consultant augmenté par l’IA, dépend d’une meilleure compréhension des conditions dans lesquelles cette co-création de valeur perçue se produit à l’ère de l’IA.</w:t>
+        <w:t xml:space="preserve">L'intégration de l'IA dans le conseil, ne génère pas nécessairement une valeur supérieure pour le client. Paradoxalement, l’IA peut à la fois renforcer le processus de production du conseil et fragiliser la situation de co-création, et par conséquent la valeur perçue par le client (faible lisibilité du processus ou du résultat, questionnement sur la légitimité du conseil produit, floutage des contributions, défaut d’appropriation des connaissances managériales produites). D’autant que la littérature sur le conseil en management, suggère que la co-création de connaissances managériales, et par la même, de valeur perçue par le client, demeure historiquement inaboutie (au profit d’un simple transfert de bonnes pratiques). Dès lors, la réussite du modèle de consultant augmenté par l’IA, dépend d’une meilleure compréhension des conditions dans lesquelles cette co-création de valeur perçue se produit à l’ère de l’IA.</w:t>
       </w:r>
     </w:p>
     <w:bookmarkEnd w:id="24"/>

--- a/docs/DOCUMENT_COMPLEMENTAIRE_CONTENU_FR.docx
+++ b/docs/DOCUMENT_COMPLEMENTAIRE_CONTENU_FR.docx
@@ -316,15 +316,7 @@
         <w:pStyle w:val="FirstParagraph"/>
       </w:pPr>
       <w:r>
-        <w:t xml:space="preserve">Au plan théorique, notre recherche mobilise une double perspective (marketing, systèmes d’information), analysée par le prisme de son application au domaine du conseil (voir ci-dessous).</w:t>
-      </w:r>
-    </w:p>
-    <w:p>
-      <w:pPr>
-        <w:pStyle w:val="BodyText"/>
-      </w:pPr>
-      <w:r>
-        <w:t xml:space="preserve">Notre recherche apporte une perspective originale : à notre connaissance, il n’existe pas de cadre unifié pour explorer la question pressante de la co-création de valeur perçue du conseil à l’ère de l’IA, pourtant centrale pour guider la nécessaire transformation des pratiques du conseil.</w:t>
+        <w:t xml:space="preserve">Au plan théorique, notre recherche mobilise une double perspective (marketing, systèmes d’information), analysée par le prisme de son application au domaine du conseil, et y apporte une perspective originale : à notre connaissance, il n’existe pas de cadre unifié pour explorer la question pressante de la co-création de valeur perçue du conseil à l’ère de l’IA, pourtant centrale pour guider la nécessaire transformation des pratiques du conseil à l'oeuvre.</w:t>
       </w:r>
     </w:p>
     <w:p>

--- a/docs/DOCUMENT_COMPLEMENTAIRE_CONTENU_FR.docx
+++ b/docs/DOCUMENT_COMPLEMENTAIRE_CONTENU_FR.docx
@@ -7,46 +7,106 @@
         <w:pStyle w:val="Title"/>
       </w:pPr>
       <w:r>
-        <w:t xml:space="preserve">Document</w:t>
+        <w:t xml:space="preserve">La</w:t>
       </w:r>
       <w:r>
         <w:t xml:space="preserve"> </w:t>
       </w:r>
       <w:r>
-        <w:t xml:space="preserve">complémentaire</w:t>
+        <w:t xml:space="preserve">co-création</w:t>
       </w:r>
       <w:r>
         <w:t xml:space="preserve"> </w:t>
       </w:r>
       <w:r>
-        <w:t xml:space="preserve">-</w:t>
+        <w:t xml:space="preserve">de</w:t>
       </w:r>
       <w:r>
         <w:t xml:space="preserve"> </w:t>
       </w:r>
       <w:r>
-        <w:t xml:space="preserve">contenus</w:t>
+        <w:t xml:space="preserve">valeur</w:t>
       </w:r>
       <w:r>
         <w:t xml:space="preserve"> </w:t>
       </w:r>
       <w:r>
+        <w:t xml:space="preserve">perçue</w:t>
+      </w:r>
+      <w:r>
+        <w:t xml:space="preserve"> </w:t>
+      </w:r>
+      <w:r>
+        <w:t xml:space="preserve">dans</w:t>
+      </w:r>
+      <w:r>
+        <w:t xml:space="preserve"> </w:t>
+      </w:r>
+      <w:r>
+        <w:t xml:space="preserve">le</w:t>
+      </w:r>
+      <w:r>
+        <w:t xml:space="preserve"> </w:t>
+      </w:r>
+      <w:r>
+        <w:t xml:space="preserve">conseil</w:t>
+      </w:r>
+      <w:r>
+        <w:t xml:space="preserve"> </w:t>
+      </w:r>
+      <w:r>
+        <w:t xml:space="preserve">à</w:t>
+      </w:r>
+      <w:r>
+        <w:t xml:space="preserve"> </w:t>
+      </w:r>
+      <w:r>
+        <w:t xml:space="preserve">l'ère</w:t>
+      </w:r>
+      <w:r>
+        <w:t xml:space="preserve"> </w:t>
+      </w:r>
+      <w:r>
         <w:t xml:space="preserve">de</w:t>
       </w:r>
       <w:r>
         <w:t xml:space="preserve"> </w:t>
       </w:r>
       <w:r>
-        <w:t xml:space="preserve">l'artefact</w:t>
-      </w:r>
-    </w:p>
-    <w:bookmarkStart w:id="62" w:name="X872a7b2c0633ecc9426550a7617762a93665a81"/>
+        <w:t xml:space="preserve">l'IA</w:t>
+      </w:r>
+      <w:r>
+        <w:t xml:space="preserve"> </w:t>
+      </w:r>
+      <w:r>
+        <w:t xml:space="preserve">—</w:t>
+      </w:r>
+      <w:r>
+        <w:t xml:space="preserve"> </w:t>
+      </w:r>
+      <w:r>
+        <w:t xml:space="preserve">un</w:t>
+      </w:r>
+      <w:r>
+        <w:t xml:space="preserve"> </w:t>
+      </w:r>
+      <w:r>
+        <w:t xml:space="preserve">cadre</w:t>
+      </w:r>
+      <w:r>
+        <w:t xml:space="preserve"> </w:t>
+      </w:r>
+      <w:r>
+        <w:t xml:space="preserve">exploratoire</w:t>
+      </w:r>
+    </w:p>
+    <w:bookmarkStart w:id="62" w:name="X03e2867ec329977d0aca2a0d328d02568833b9e"/>
     <w:p>
       <w:pPr>
         <w:pStyle w:val="Heading1"/>
       </w:pPr>
       <w:r>
-        <w:t xml:space="preserve">Document complémentaire des contenus de l'artefact</w:t>
+        <w:t xml:space="preserve">La co-création de valeur perçue dans le conseil à l'ère de l'IA — un cadre exploratoire</w:t>
       </w:r>
     </w:p>
     <w:p>
@@ -54,15 +114,15 @@
         <w:pStyle w:val="FirstParagraph"/>
       </w:pPr>
       <w:r>
-        <w:t xml:space="preserve">Ce document restitue, mot pour mot, la version française des contenus textuels de l'application interactive. Il est destiné à une lecture humaine hors interface et régénéré depuis content.js, source maître des contenus de l'app.</w:t>
-      </w:r>
-    </w:p>
-    <w:p>
-      <w:pPr>
-        <w:pStyle w:val="BodyText"/>
-      </w:pPr>
-      <w:r>
-        <w:t xml:space="preserve">Application en ligne :</w:t>
+        <w:t xml:space="preserve">Yunes, Clément - Université de Bordeaux</w:t>
+      </w:r>
+    </w:p>
+    <w:p>
+      <w:pPr>
+        <w:pStyle w:val="BodyText"/>
+      </w:pPr>
+      <w:r>
+        <w:t xml:space="preserve">Ce texte est disponible également en ligne :</w:t>
       </w:r>
       <w:r>
         <w:t xml:space="preserve"> </w:t>
@@ -336,15 +396,15 @@
         <w:br/>
       </w:r>
       <w:r>
-        <w:t xml:space="preserve">• Les travaux académiques qui tentent une synthèse de ces deux corpus autour de la valeur du conseil, sont rares. Les recherches se focalisent sur les buts du conseil (techniques et politiques), en discutent la valeur (conditions de sa formation, mesure) ou la transformation du modèle d’affaires. Nos travaux contribuent à cette synthèse en se focalisant sur l’exploration de la valeur perçue à laquelle nous intégrons la dimension spécifique liée à l’IA.</w:t>
-      </w:r>
-    </w:p>
-    <w:p>
-      <w:pPr>
-        <w:pStyle w:val="BodyText"/>
-      </w:pPr>
-      <w:r>
-        <w:t xml:space="preserve">An plan praxéologique, notre analyse de la littérature « grise », observe que les acteurs du conseil intègrent effectivement l’IA dans leurs pratiques, tout en explorant les possibilités d’innovation des modèles d’affaires. Nos travaux, en se focalisant sur les conditions dans lesquelles la valeur du conseil est co-créée à l’ère de l’IA et au final, perçue par le client, doivent pouvoir éclairer ces initiatives.</w:t>
+        <w:t xml:space="preserve">• Les travaux académiques qui tentent une synthèse de ces deux corpus autour de la valeur perçue du conseil, sont rares. Les travaux sur le conseil, se focalisent sur les buts du conseil (techniques et politiques), en discutent la valeur (sources, conditions de sa formation, mesure), la nécessaire transformation du modèle d’affaires. Nos travaux contribuent à cette synthèse en se focalisant sur le lien spécifique entre co-création de valeur perçue et intégration de l'IA dans les pratiques du conseil, non encore exploré à notre connaissance.</w:t>
+      </w:r>
+    </w:p>
+    <w:p>
+      <w:pPr>
+        <w:pStyle w:val="BodyText"/>
+      </w:pPr>
+      <w:r>
+        <w:t xml:space="preserve">Au plan praxéologique, notre analyse de la littérature « grise », observe que les acteurs du conseil intègrent effectivement l’IA dans leurs pratiques, tout en explorant les possibilités d’innovation des modèles d’affaires. Nos travaux, en se focalisant sur les conditions dans lesquelles la valeur du conseil est co-créée à l’ère de l’IA et au final, perçue par le client, doivent pouvoir éclairer ces initiatives.</w:t>
       </w:r>
     </w:p>
     <w:bookmarkEnd w:id="25"/>
@@ -1077,7 +1137,7 @@
       <w:r>
         <w:drawing>
           <wp:inline>
-            <wp:extent cx="5334000" cy="5334000"/>
+            <wp:extent cx="4953000" cy="4953000"/>
             <wp:effectExtent b="0" l="0" r="0" t="0"/>
             <wp:docPr descr="Les 3 sphères de la co-création consultant-client-IA" title="" id="44" name="Picture"/>
             <a:graphic>
@@ -1098,7 +1158,7 @@
                   <pic:spPr bwMode="auto">
                     <a:xfrm>
                       <a:off x="0" y="0"/>
-                      <a:ext cx="5334000" cy="5334000"/>
+                      <a:ext cx="4953000" cy="4953000"/>
                     </a:xfrm>
                     <a:prstGeom prst="rect">
                       <a:avLst/>

--- a/docs/DOCUMENT_COMPLEMENTAIRE_CONTENU_FR.docx
+++ b/docs/DOCUMENT_COMPLEMENTAIRE_CONTENU_FR.docx
@@ -324,7 +324,7 @@
         <w:pStyle w:val="BodyText"/>
       </w:pPr>
       <w:r>
-        <w:t xml:space="preserve">Dans le conseil, la valeur perçue n'est pas simplement délivrée au client, elle se construit dans la relation, l'expérience de la mission, l'appropriation par le client des connaissances managériales produites, qui permettent in-fine, la résolution du problème à traiter. La valeur perçue est donc le fruit d'une co-création.</w:t>
+        <w:t xml:space="preserve">Dans le conseil, la valeur perçue n'est pas simplement délivrée au client, elle se construit dans la relation, l'expérience de la mission, l'appropriation par le client des connaissances managériales produites (Ciampi, 2017), qui permettent in-fine, la résolution du problème à traiter. La valeur perçue est donc le fruit d'une co-création.</w:t>
       </w:r>
     </w:p>
     <w:p>
@@ -440,23 +440,23 @@
         <w:pStyle w:val="FirstParagraph"/>
       </w:pPr>
       <w:r>
-        <w:t xml:space="preserve">La littérature sur la valeur perçue des activités à forte intensité de connaissances (telles que le conseil), identifie trois dimensions centrales de formation de la valeur perçue : fonctionnelle, émotionnelle et sociale (Arslanagic-Kalajdzic &amp; Zabkar, 2017). Nous les reprenons, en les ajustant avec un cadre original qui propose un séquencement causal, adapté au cas du conseil et au cadre de notre recherche : dimension relationnelle, processuelle et cognitive.</w:t>
-      </w:r>
-    </w:p>
-    <w:p>
-      <w:pPr>
-        <w:pStyle w:val="BodyText"/>
-      </w:pPr>
-      <w:r>
-        <w:t xml:space="preserve">Le conseil se distingue par l’opacité et l’agilité de ses pratiques (Christensen, 2013) ; l’intégration de l’IA, par son côté intangible, y renforce ces attributs. Nous cherchons ainsi, au travers d’un cadre d’observation dédié, qui formalise la séquence par laquelle la valeur perçue se co-crée dans les missions de conseil, structurer l’observation empirique des conditions de la reconfiguration de la valeur perçue du conseil à l’ère de l’IA.</w:t>
-      </w:r>
-    </w:p>
-    <w:p>
-      <w:pPr>
-        <w:pStyle w:val="BodyText"/>
-      </w:pPr>
-      <w:r>
-        <w:t xml:space="preserve">L’absence de cadre d’exploration est à la fois l’un des apports de notre recherche, et une difficulté assumée : aucun cadre existant ne synthétise ces liens dans une séquence causale unifiée appliquée à la valeur perçue dans le conseil, ne nomme explicitement ses trois dimensions (relationnelle, processuelle, cognitive), ni ne théorise la manière dont l'intégration de l'IA reconfigure chaque lien de manière contingente — y compris ces micro-activités de production de légitimité.</w:t>
+        <w:t xml:space="preserve">Notre recherche propose de formaliser les effets de l'IA sur la co-création de valeur perçue du conseil, au travers d’un cadre d'analyse et d'un cadre d'observation originaux.</w:t>
+      </w:r>
+    </w:p>
+    <w:p>
+      <w:pPr>
+        <w:pStyle w:val="BodyText"/>
+      </w:pPr>
+      <w:r>
+        <w:t xml:space="preserve">Notre cadre d'analyse formalise la séquence par laquelle la valeur perçue se co-crée dans les missions de conseil.</w:t>
+      </w:r>
+    </w:p>
+    <w:p>
+      <w:pPr>
+        <w:pStyle w:val="BodyText"/>
+      </w:pPr>
+      <w:r>
+        <w:t xml:space="preserve">Notre cadre d'observation cherche à structurer l’observation empirique des conditions de la reconfiguration de la valeur perçue du conseil à l’ère de l’IA.</w:t>
       </w:r>
     </w:p>
     <w:p>
@@ -499,7 +499,39 @@
         <w:pStyle w:val="FirstParagraph"/>
       </w:pPr>
       <w:r>
-        <w:t xml:space="preserve">L'intégration de l'IA dans les missions de conseil reconfigure la valeur perçue par le client selon trois dimensions interdépendantes — relationnelle (confiance, légitimité et jugement politique, activement produits à travers des micro-activités de mise en valeur), processuelle (l'expérience même de co-création — sa nature, sa lisibilité et la distribution des rôles), et cognitive (les connaissances et capacités managériales nouvelles co-produites, dont la nature, la richesse et l'auteur perçu sont reconfigurés par l'IA). La dimension politique des missions de conseil (i.e. « faire consensus », Turner, 1982), par son caractère exogène, n'est pas vue comme une quatrième dimension de la valeur perçue. Nous la traitons comme contexte dans lequel la lisibilité, l'attribution et l'appropriation affectent la capacité à porter les productions. L'IA ne reconfigure pas la valeur perçue du conseil à l’ère de l’IA, de manière uniforme. Son effet sur chaque dimension de la valeur perçue (relationnelle, processuelle, cognitive), dépend de la manière dont elle est introduite et de la façon dont le client l'interprète. Une même intégration de l'IA peut amplifier la valeur perçue dans une configuration et l'éroder dans une autre. Les trois dimensions de la valeur perçue du conseil à l’ère de l’IA, suivent la séquence R→P→C, avec une boucle de rétroaction proposée R ← P (proposition théorique originale de ce cadre, non directement ancrée dans la littérature). L'IA reconfigure chaque lien de manière contingente — en l'amplifiant ou en le déstabilisant — selon P2 et P3. La co-destruction de valeur (Plé &amp; Cáceres 2010 ; Lumivalo et al. 2024) constitue la condition limite lorsque P2 et P3 échouent simultanément.</w:t>
+        <w:t xml:space="preserve">L'intégration de l'IA dans les missions de conseil reconfigure la valeur perçue par le client selon trois dimensions interdépendantes — relationnelle (confiance, légitimité et jugement politique, activement produits à travers des micro-activités de mise en valeur), processuelle (l'expérience même de co-création — sa nature, sa lisibilité et la distribution des rôles), et cognitive (les connaissances et capacités managériales nouvelles co-produites, dont la nature, la richesse et l'auteur perçu sont reconfigurés par l'IA).</w:t>
+      </w:r>
+    </w:p>
+    <w:p>
+      <w:pPr>
+        <w:pStyle w:val="BodyText"/>
+      </w:pPr>
+      <w:r>
+        <w:t xml:space="preserve">La dimension politique des missions de conseil (i.e. « faire consensus », Turner, 1982), par son caractère exogène, n'est pas vue comme une quatrième dimension de la valeur perçue. Nous la traitons comme contexte dans lequel la lisibilité, l'attribution et l'appropriation affectent la capacité à porter les productions.</w:t>
+      </w:r>
+    </w:p>
+    <w:p>
+      <w:pPr>
+        <w:pStyle w:val="BodyText"/>
+      </w:pPr>
+      <w:r>
+        <w:t xml:space="preserve">L'IA ne reconfigure pas la valeur perçue du conseil à l’ère de l’IA, de manière uniforme. Son effet sur chaque dimension de la valeur perçue (relationnelle, processuelle, cognitive), dépend de la manière dont elle est introduite et de la façon dont le client l'interprète. Une même intégration de l'IA peut amplifier la valeur perçue dans une configuration et l'éroder dans une autre.</w:t>
+      </w:r>
+    </w:p>
+    <w:p>
+      <w:pPr>
+        <w:pStyle w:val="BodyText"/>
+      </w:pPr>
+      <w:r>
+        <w:t xml:space="preserve">Les trois dimensions de la valeur perçue du conseil à l’ère de l’IA, suivent la séquence R→P→C, avec une boucle de rétroaction proposée R ← P (proposition théorique originale de ce cadre, non directement ancrée dans la littérature). L'IA reconfigure chaque lien de manière contingente — en l'amplifiant ou en le déstabilisant — selon P2 et P3.</w:t>
+      </w:r>
+    </w:p>
+    <w:p>
+      <w:pPr>
+        <w:pStyle w:val="BodyText"/>
+      </w:pPr>
+      <w:r>
+        <w:t xml:space="preserve">La co-destruction de valeur (Plé &amp; Cáceres 2010 ; Lumivalo et al. 2024) constitue la condition limite lorsque P2 et P3 échouent simultanément.</w:t>
       </w:r>
     </w:p>
     <w:bookmarkEnd w:id="28"/>
@@ -517,7 +549,39 @@
         <w:pStyle w:val="FirstParagraph"/>
       </w:pPr>
       <w:r>
-        <w:t xml:space="preserve">La transparence est le mécanisme médiateur de la valeur perçue du conseil à l’ère de l’IA. La transparence est entendue ici comme l'intelligibilité du système assisté par IA à travers ses effets observables (Ananny et Crawford, 2018). Notre cadre analytique distingue la transparence performative (divulgation par le consultant de l'usage de l'IA), de la transparence substantive (médiation par le consultant des interactions et outputs de l'IA). La transparence substantive pèse davantage sur la valeur perçue parce qu'elle favorise l'appropriation par le client. Selon l’acception retenue pour nos travaux, la transparence, dans un système sociotechnique, ne peut être réduite à un acte ponctuel de divulgation, car la seule divulgation ne rend pas les mécanismes du système intelligibles. Elle doit plutôt être appréciée à travers les effets observables qu'elle produit à l'échelle du système (« across »). C'est pourquoi le cadre distingue la transparence performative — divulguer l'usage de l'IA dans la mission afin de signaler une forme d'ouverture et de nourrir la confiance — de la transparence substantive — médiation par le consultant, auprès du client, des interactions et résultats produits par l'IA, afin d'en proposer une interprétation contextuelle et d'en permettre la conversion en connaissance managériale. Ainsi, notre proposition, qui reste à vérifier, est que la transparence substantive influe plus fortement sur la valeur perçue que la seule transparence performative, parce qu'elle favorise l'appropriation par le client des productions du conseil (Albu &amp; Flyverbom 2019 ; Ciampi 2017). P2 traite donc la transparence substantive — plutôt que la simple divulgation — comme le mécanisme médiateur par lequel l'intégration de l'IA façonne la valeur perçue, fonction des conditions de P3.</w:t>
+        <w:t xml:space="preserve">La transparence est le mécanisme médiateur de la valeur perçue du conseil à l’ère de l’IA. La transparence est entendue ici comme l'intelligibilité du système assisté par IA à travers ses effets observables (Ananny et Crawford, 2018).</w:t>
+      </w:r>
+    </w:p>
+    <w:p>
+      <w:pPr>
+        <w:pStyle w:val="BodyText"/>
+      </w:pPr>
+      <w:r>
+        <w:t xml:space="preserve">Notre cadre analytique distingue la transparence performative (divulgation par le consultant de l'usage de l'IA), de la transparence substantive (médiation par le consultant des interactions et outputs de l'IA). La transparence substantive pèse davantage sur la valeur perçue parce qu'elle favorise l'appropriation par le client.</w:t>
+      </w:r>
+    </w:p>
+    <w:p>
+      <w:pPr>
+        <w:pStyle w:val="BodyText"/>
+      </w:pPr>
+      <w:r>
+        <w:t xml:space="preserve">Selon l’acception retenue pour nos travaux, la transparence, dans un système sociotechnique, ne peut être réduite à un acte ponctuel de divulgation, car la seule divulgation ne rend pas les mécanismes du système intelligibles. Elle doit plutôt être appréciée à travers les effets observables qu'elle produit à l'échelle du système (« across »).</w:t>
+      </w:r>
+    </w:p>
+    <w:p>
+      <w:pPr>
+        <w:pStyle w:val="BodyText"/>
+      </w:pPr>
+      <w:r>
+        <w:t xml:space="preserve">C'est pourquoi le cadre distingue la transparence performative — divulguer l'usage de l'IA dans la mission afin de signaler une forme d'ouverture et de nourrir la confiance — de la transparence substantive — médiation par le consultant, auprès du client, des interactions et résultats produits par l'IA, afin d'en proposer une interprétation contextuelle et d'en permettre la conversion en connaissance managériale.</w:t>
+      </w:r>
+    </w:p>
+    <w:p>
+      <w:pPr>
+        <w:pStyle w:val="BodyText"/>
+      </w:pPr>
+      <w:r>
+        <w:t xml:space="preserve">Ainsi, notre proposition, qui reste à vérifier, est que la transparence substantive influe plus fortement sur la valeur perçue que la seule transparence performative, parce qu'elle favorise l'appropriation par le client des productions du conseil (Albu &amp; Flyverbom 2019 ; Ciampi 2017). P2 traite donc la transparence substantive — plutôt que la simple divulgation — comme le mécanisme médiateur par lequel l'intégration de l'IA façonne la valeur perçue, fonction des conditions de P3.</w:t>
       </w:r>
     </w:p>
     <w:bookmarkEnd w:id="29"/>
@@ -535,7 +599,47 @@
         <w:pStyle w:val="FirstParagraph"/>
       </w:pPr>
       <w:r>
-        <w:t xml:space="preserve">Trois catégories de contingence déterminent si P2 produit une attribution correcte : au niveau relationnel (capital de confiance préalable), au niveau situationnel (phase de la mission et enjeux politiques) et au niveau acteur (littératie IA aversion à l’algorithme). Ces contingences ne se trouvent pas toutes, au sens strict, côté client : seules les conditions au niveau de l'acteur sont directement situées du côté du client, tandis que les contingences relationnelles et situationnelles excèdent le seul client. Les enjeux politiques sont donc intégrés comme contingence situationnelle, et non comme objet central de la recherche. Dans une logique contingente, plusieurs niveaux de conditions peuvent ainsi modérer le mécanisme de transparence posé en P2. Cependant cette recherche retient empiriquement et prioritairement, les contingences au niveau de l’acteur, non parce qu’elles épuisent le phénomène, mais parce qu’elles constituent, à l’ère de l’IA, le foyer théoriquement le plus distinctif et le plus accessible dans un design qualitatif de cas exemplaire unique, tel que nous le prévoyons. La littératie IA (variable de compétence, Long et al., 2020) et l'aversion à l’algorithme (variable attitudinale, Dietvorst et al. 2015) sont distinctes : un client peut être ‘AI-literate’ tout en manifestant de l'aversion à l’IA. La littératie IA détermine si le client peut suivre l'explicitation du consultant, distinguer la part de l'IA de celle du jugement du consultant, et comprendre les limites de ce qui a été produit. L’aversion à l’algorithme détermine si ces mêmes contributions, même lorsqu'elles sont comprises, sont acceptées comme des intrants légitimes du jugement managérial. La transparence substantive peut donc échouer de deux manières : soit parce que l'explication n'est pas cognitivement appropriée, soit parce qu'elle est comprise mais normativement disqualifiée. Une attribution correcte requiert à la fois intelligibilité et acceptation minimale. Dans ce cadre, l'attribution correcte est traitée comme une condition observable importante de l'appropriation par le client et, par cette appropriation, comme une voie par laquelle la transparence agit sur la valeur perçue.</w:t>
+        <w:t xml:space="preserve">Trois catégories de contingence déterminent si P2 produit une attribution correcte : au niveau relationnel (capital de confiance préalable), au niveau situationnel (phase de la mission et enjeux politiques) et au niveau acteur (littératie IA et aversion à l’algorithme).</w:t>
+      </w:r>
+    </w:p>
+    <w:p>
+      <w:pPr>
+        <w:pStyle w:val="BodyText"/>
+      </w:pPr>
+      <w:r>
+        <w:t xml:space="preserve">Ces contingences ne se trouvent pas toutes, au sens strict, côté client : seules les conditions au niveau de l'acteur sont directement situées du côté du client, tandis que les contingences relationnelles et situationnelles excèdent le seul client. Les enjeux politiques sont donc intégrés comme contingence situationnelle, et non comme objet central de la recherche.</w:t>
+      </w:r>
+    </w:p>
+    <w:p>
+      <w:pPr>
+        <w:pStyle w:val="BodyText"/>
+      </w:pPr>
+      <w:r>
+        <w:t xml:space="preserve">Dans une logique contingente, plusieurs niveaux de conditions peuvent ainsi modérer le mécanisme de transparence posé en P2. Cependant cette recherche retient empiriquement et prioritairement, les contingences au niveau de l’acteur, non parce qu’elles épuisent le phénomène, mais parce qu’elles constituent, à l’ère de l’IA, le foyer théoriquement le plus distinctif et le plus accessible dans un design qualitatif de cas exemplaire unique, tel que nous le prévoyons.</w:t>
+      </w:r>
+    </w:p>
+    <w:p>
+      <w:pPr>
+        <w:pStyle w:val="BodyText"/>
+      </w:pPr>
+      <w:r>
+        <w:t xml:space="preserve">La littératie IA (variable de compétence, Long et al., 2020) et l'aversion à l’algorithme (variable attitudinale, Dietvorst et al. 2015) sont distinctes : un client peut être ‘AI-literate’ tout en manifestant de l'aversion à l’IA. La littératie IA détermine si le client peut suivre l'explicitation du consultant, distinguer la part de l'IA de celle du jugement du consultant, et comprendre les limites de ce qui a été produit. L’aversion à l’algorithme détermine si ces mêmes contributions, même lorsqu'elles sont comprises, sont acceptées comme des intrants légitimes du jugement managérial.</w:t>
+      </w:r>
+    </w:p>
+    <w:p>
+      <w:pPr>
+        <w:pStyle w:val="BodyText"/>
+      </w:pPr>
+      <w:r>
+        <w:t xml:space="preserve">La transparence substantive peut donc échouer de deux manières : soit parce que l'explication n'est pas cognitivement appropriée, soit parce qu'elle est comprise mais normativement disqualifiée. Une attribution correcte requiert à la fois intelligibilité et acceptation minimale.</w:t>
+      </w:r>
+    </w:p>
+    <w:p>
+      <w:pPr>
+        <w:pStyle w:val="BodyText"/>
+      </w:pPr>
+      <w:r>
+        <w:t xml:space="preserve">Dans ce cadre, l'attribution correcte est traitée comme une condition observable importante de l'appropriation par le client et, par cette appropriation, comme une voie par laquelle la transparence agit sur la valeur perçue.</w:t>
       </w:r>
     </w:p>
     <w:bookmarkEnd w:id="30"/>
@@ -974,7 +1078,7 @@
         <w:pStyle w:val="BodyText"/>
       </w:pPr>
       <w:r>
-        <w:t xml:space="preserve">Dépend de dépend de l’explicitation substantive du consultant (P2) et, via P3, de l’intelligibilité, de l’acceptation et des conditions relationnelles et situationnelles.</w:t>
+        <w:t xml:space="preserve">Dépend de l’explicitation substantive du consultant (P2) et, via P3, de l’intelligibilité, de l’acceptation et des conditions relationnelles et situationnelles.</w:t>
       </w:r>
     </w:p>
     <w:p>
@@ -1001,7 +1105,7 @@
         <w:pStyle w:val="FirstParagraph"/>
       </w:pPr>
       <w:r>
-        <w:t xml:space="preserve">Les propositions de recherche explorent les conditions pour que l'intégration de l'IA génère davantage de valeur perçue co-créée — à travers les dimensions relationnelles, processuelles et cognitives du conseil. Les travaux sur la valeur perçue montrent cependant à quel point elle est une notion multi-dimensionnelle et subjective, donc par définition difficile à évaluer. Elle est pour certains, la mesure avec laquelle un client se sent dans une meilleure situation ou dans une situation moins favorable, à travers des expériences liées à la consommation (Grönroos et Voima, 2013). Pour d’autres, des facteurs consensuels la caractérisent, tels que jugement comparatif, personnelle, dynamique, contextuelle (Rivière et Mencarelli, 2012). Dans le domaine du conseil, qui évolue par définition en contexte ambigu et incertain (Svensson, 2010), nous ne risquerons donc pas à établir une échelle de mesure, et préférons adopter l’approche pragmatiste, qui observe la valeur perçue à l’oeuvre, s’intéressant aux activités de mise ne valeur, comme surcroit de justification du conseil (Bourgoin, 2014). Qu’en est-il de ces activités lorsque l’IA floute les contributions des acteurs ? Pour observer la reconfiguration de la valeur perçue du conseil à l’ère de l’IA, il nous semble ainsi nécessaire de reposer un cadre d’observation spécifique au conseil et à l’IA, permettant d’apprécier les effets de l’intégration de l’IA sur la co-création de valeur perçue en situation de conseil, au travers de nos propositions de recherche (P1, P2, P3). Notre cadre d’observation (S1/S2/S3) situe chaque interaction consultant-client dans une configuration de co-création, au sein de la sphère conjointe de co-création de valeur (Grönroos et Voima, 2013), rendant empiriquement observables les mécanismes théoriques de P1, P2 et P3.</w:t>
+        <w:t xml:space="preserve">Les propositions de recherche explorent les conditions pour que l'intégration de l'IA génère davantage de valeur perçue co-créée — à travers les dimensions relationnelles, processuelles et cognitives du conseil. Les travaux sur la valeur perçue montrent cependant à quel point elle est une notion multi-dimensionnelle et subjective, donc par définition difficile à évaluer. Elle est pour certains, la mesure avec laquelle un client se sent dans une meilleure situation ou dans une situation moins favorable, à travers des expériences liées à la consommation (Grönroos et Voima, 2013). Pour d’autres, des facteurs consensuels la caractérisent, tels que jugement comparatif, personnelle, dynamique, contextuelle (Rivière et Mencarelli, 2012). Dans le domaine du conseil, qui évolue par définition en contexte ambigu et incertain (Svensson, 2010), nous ne risquerons donc pas à établir une échelle de mesure, et préférons adopter l’approche pragmatiste, qui observe la valeur perçue à l’oeuvre, s’intéressant aux activités de mise en valeur, comme surcroit de justification du conseil (Bourgoin, 2014). Qu’en est-il de ces activités lorsque l’IA floute les contributions des acteurs ? Pour observer la reconfiguration de la valeur perçue du conseil à l’ère de l’IA, il nous semble ainsi nécessaire de reposer un cadre d’observation spécifique au conseil et à l’IA, permettant d’apprécier les effets de l’intégration de l’IA sur la co-création de valeur perçue en situation de conseil, au travers de nos propositions de recherche (P1, P2, P3). Notre cadre d’observation (S1/S2/S3) situe chaque interaction consultant-client dans une configuration de co-création, au sein de la sphère conjointe de co-création de valeur (Grönroos et Voima, 2013), rendant empiriquement observables les mécanismes théoriques de P1, P2 et P3.</w:t>
       </w:r>
     </w:p>
     <w:p>

--- a/docs/DOCUMENT_COMPLEMENTAIRE_CONTENU_FR.docx
+++ b/docs/DOCUMENT_COMPLEMENTAIRE_CONTENU_FR.docx
@@ -324,7 +324,7 @@
         <w:pStyle w:val="BodyText"/>
       </w:pPr>
       <w:r>
-        <w:t xml:space="preserve">Dans le conseil, la valeur perçue n'est pas simplement délivrée au client, elle se construit dans la relation, l'expérience de la mission, l'appropriation par le client des connaissances managériales produites (Ciampi, 2017), qui permettent in-fine, la résolution du problème à traiter. La valeur perçue est donc le fruit d'une co-création.</w:t>
+        <w:t xml:space="preserve">Dans le conseil, la valeur perçue n'est pas simplement délivrée au client, elle se construit dans la relation, l'expérience de la mission, l'appropriation par le client des connaissances managériales produites, qui permettent la résolution du problème spécifique à traiter, et in-fine, renforcent le client pour adresser les prochains à venir (Ciampi, 2017). La valeur perçue est donc le fruit d'une co-création.</w:t>
       </w:r>
     </w:p>
     <w:p>
@@ -376,7 +376,7 @@
         <w:pStyle w:val="FirstParagraph"/>
       </w:pPr>
       <w:r>
-        <w:t xml:space="preserve">Au plan théorique, notre recherche mobilise une double perspective (marketing, systèmes d’information), analysée par le prisme de son application au domaine du conseil, et y apporte une perspective originale : à notre connaissance, il n’existe pas de cadre unifié pour explorer la question pressante de la co-création de valeur perçue du conseil à l’ère de l’IA, pourtant centrale pour guider la nécessaire transformation des pratiques du conseil à l'oeuvre.</w:t>
+        <w:t xml:space="preserve">Au plan théorique, notre recherche mobilise une double perspective (marketing, systèmes d’information), analysée par le prisme de son application au domaine du conseil. Nous y apportons toutefois une perspective originale : à notre connaissance, il n’existe pas de cadre unifié pour explorer la question pressante de la co-création de valeur perçue du conseil à l’ère de l’IA, pourtant centrale pour guider la nécessaire transformation des pratiques du conseil à l'oeuvre.</w:t>
       </w:r>
     </w:p>
     <w:p>
@@ -386,15 +386,19 @@
       <w:r>
         <w:t xml:space="preserve">• La littérature marketing, documente la valeur perçue (définition, rôle central, échelle de mesure, conditions de sa réalisation, à savoir la co-création).</w:t>
       </w:r>
-      <w:r>
-        <w:br/>
-      </w:r>
+    </w:p>
+    <w:p>
+      <w:pPr>
+        <w:pStyle w:val="BodyText"/>
+      </w:pPr>
       <w:r>
         <w:t xml:space="preserve">• La littérature sur les systèmes d’informations, propose des cadres d’analyse de l’IA (capacités, limites, risques), des conditions de son adoption, du système socio-technique (répartition des rôles, modalités d’interaction, attributions des contributions), des effets sur la production (automatisation vs augmentation) et la gestion des connaissances (augmentation vs appauvrissement).</w:t>
       </w:r>
-      <w:r>
-        <w:br/>
-      </w:r>
+    </w:p>
+    <w:p>
+      <w:pPr>
+        <w:pStyle w:val="BodyText"/>
+      </w:pPr>
       <w:r>
         <w:t xml:space="preserve">• Les travaux académiques qui tentent une synthèse de ces deux corpus autour de la valeur perçue du conseil, sont rares. Les travaux sur le conseil, se focalisent sur les buts du conseil (techniques et politiques), en discutent la valeur (sources, conditions de sa formation, mesure), la nécessaire transformation du modèle d’affaires. Nos travaux contribuent à cette synthèse en se focalisant sur le lien spécifique entre co-création de valeur perçue et intégration de l'IA dans les pratiques du conseil, non encore exploré à notre connaissance.</w:t>
       </w:r>

--- a/docs/DOCUMENT_COMPLEMENTAIRE_CONTENU_FR.docx
+++ b/docs/DOCUMENT_COMPLEMENTAIRE_CONTENU_FR.docx
@@ -269,14 +269,6 @@
         </w:tc>
       </w:tr>
     </w:tbl>
-    <w:p>
-      <w:pPr>
-        <w:pStyle w:val="BodyText"/>
-      </w:pPr>
-      <w:r>
-        <w:t xml:space="preserve"> </w:t>
-      </w:r>
-    </w:p>
     <w:bookmarkEnd w:id="21"/>
     <w:bookmarkStart w:id="26" w:name="positionnement-de-la-recherche"/>
     <w:p>
@@ -381,31 +373,43 @@
     </w:p>
     <w:p>
       <w:pPr>
-        <w:pStyle w:val="BodyText"/>
-      </w:pPr>
-      <w:r>
-        <w:t xml:space="preserve">• La littérature marketing, documente la valeur perçue (définition, rôle central, échelle de mesure, conditions de sa réalisation, à savoir la co-création).</w:t>
-      </w:r>
-    </w:p>
-    <w:p>
-      <w:pPr>
-        <w:pStyle w:val="BodyText"/>
-      </w:pPr>
-      <w:r>
-        <w:t xml:space="preserve">• La littérature sur les systèmes d’informations, propose des cadres d’analyse de l’IA (capacités, limites, risques), des conditions de son adoption, du système socio-technique (répartition des rôles, modalités d’interaction, attributions des contributions), des effets sur la production (automatisation vs augmentation) et la gestion des connaissances (augmentation vs appauvrissement).</w:t>
-      </w:r>
-    </w:p>
-    <w:p>
-      <w:pPr>
-        <w:pStyle w:val="BodyText"/>
-      </w:pPr>
-      <w:r>
-        <w:t xml:space="preserve">• Les travaux académiques qui tentent une synthèse de ces deux corpus autour de la valeur perçue du conseil, sont rares. Les travaux sur le conseil, se focalisent sur les buts du conseil (techniques et politiques), en discutent la valeur (sources, conditions de sa formation, mesure), la nécessaire transformation du modèle d’affaires. Nos travaux contribuent à cette synthèse en se focalisant sur le lien spécifique entre co-création de valeur perçue et intégration de l'IA dans les pratiques du conseil, non encore exploré à notre connaissance.</w:t>
-      </w:r>
-    </w:p>
-    <w:p>
-      <w:pPr>
-        <w:pStyle w:val="BodyText"/>
+        <w:numPr>
+          <w:ilvl w:val="0"/>
+          <w:numId w:val="1001"/>
+        </w:numPr>
+        <w:pStyle w:val="Compact"/>
+      </w:pPr>
+      <w:r>
+        <w:t xml:space="preserve">La littérature marketing, documente la valeur perçue (définition, rôle central, échelle de mesure, conditions de sa réalisation, à savoir la co-création).</w:t>
+      </w:r>
+    </w:p>
+    <w:p>
+      <w:pPr>
+        <w:numPr>
+          <w:ilvl w:val="0"/>
+          <w:numId w:val="1002"/>
+        </w:numPr>
+        <w:pStyle w:val="Compact"/>
+      </w:pPr>
+      <w:r>
+        <w:t xml:space="preserve">La littérature sur les systèmes d’informations, propose des cadres d’analyse de l’IA (capacités, limites, risques), des conditions de son adoption, du système socio-technique (répartition des rôles, modalités d’interaction, attributions des contributions), des effets sur la production (automatisation vs augmentation) et la gestion des connaissances (augmentation vs appauvrissement).</w:t>
+      </w:r>
+    </w:p>
+    <w:p>
+      <w:pPr>
+        <w:numPr>
+          <w:ilvl w:val="0"/>
+          <w:numId w:val="1003"/>
+        </w:numPr>
+        <w:pStyle w:val="Compact"/>
+      </w:pPr>
+      <w:r>
+        <w:t xml:space="preserve">Les travaux académiques qui tentent une synthèse de ces deux corpus autour de la valeur perçue du conseil, sont rares. Les travaux sur le conseil, se focalisent sur les buts du conseil (techniques et politiques), en discutent la valeur (sources, conditions de sa formation, mesure), la nécessaire transformation du modèle d’affaires. Nos travaux contribuent à cette synthèse en se focalisant sur le lien spécifique entre co-création de valeur perçue et intégration de l'IA dans les pratiques du conseil, non encore exploré à notre connaissance.</w:t>
+      </w:r>
+    </w:p>
+    <w:p>
+      <w:pPr>
+        <w:pStyle w:val="FirstParagraph"/>
       </w:pPr>
       <w:r>
         <w:t xml:space="preserve">Au plan praxéologique, notre analyse de la littérature « grise », observe que les acteurs du conseil intègrent effectivement l’IA dans leurs pratiques, tout en explorant les possibilités d’innovation des modèles d’affaires. Nos travaux, en se focalisant sur les conditions dans lesquelles la valeur du conseil est co-créée à l’ère de l’IA et au final, perçue par le client, doivent pouvoir éclairer ces initiatives.</w:t>
@@ -1116,7 +1120,7 @@
       <w:pPr>
         <w:numPr>
           <w:ilvl w:val="0"/>
-          <w:numId w:val="1001"/>
+          <w:numId w:val="1004"/>
         </w:numPr>
         <w:pStyle w:val="Compact"/>
       </w:pPr>
@@ -1128,7 +1132,7 @@
       <w:pPr>
         <w:numPr>
           <w:ilvl w:val="0"/>
-          <w:numId w:val="1001"/>
+          <w:numId w:val="1004"/>
         </w:numPr>
         <w:pStyle w:val="Compact"/>
       </w:pPr>
@@ -1140,7 +1144,7 @@
       <w:pPr>
         <w:numPr>
           <w:ilvl w:val="0"/>
-          <w:numId w:val="1001"/>
+          <w:numId w:val="1004"/>
         </w:numPr>
         <w:pStyle w:val="Compact"/>
       </w:pPr>
@@ -2950,6 +2954,15 @@
     <w:abstractNumId w:val="990"/>
   </w:num>
   <w:num w:numId="1001">
+    <w:abstractNumId w:val="991"/>
+  </w:num>
+  <w:num w:numId="1002">
+    <w:abstractNumId w:val="991"/>
+  </w:num>
+  <w:num w:numId="1003">
+    <w:abstractNumId w:val="991"/>
+  </w:num>
+  <w:num w:numId="1004">
     <w:abstractNumId w:val="991"/>
   </w:num>
 </w:numbering>

--- a/docs/DOCUMENT_COMPLEMENTAIRE_CONTENU_FR.docx
+++ b/docs/DOCUMENT_COMPLEMENTAIRE_CONTENU_FR.docx
@@ -418,6 +418,11 @@
     <w:bookmarkEnd w:id="25"/>
     <w:bookmarkEnd w:id="26"/>
     <w:bookmarkStart w:id="42" w:name="cadre-théorique"/>
+    <w:p>
+      <w:r>
+        <w:br w:type="page"/>
+      </w:r>
+    </w:p>
     <w:p>
       <w:pPr>
         <w:pStyle w:val="Heading2"/>
@@ -1210,6 +1215,11 @@
     <w:bookmarkEnd w:id="42"/>
     <w:bookmarkStart w:id="50" w:name="cadre-dobservation"/>
     <w:p>
+      <w:r>
+        <w:br w:type="page"/>
+      </w:r>
+    </w:p>
+    <w:p>
       <w:pPr>
         <w:pStyle w:val="Heading2"/>
       </w:pPr>
@@ -1249,7 +1259,7 @@
       <w:r>
         <w:drawing>
           <wp:inline>
-            <wp:extent cx="4953000" cy="4953000"/>
+            <wp:extent cx="4320000" cy="2430000"/>
             <wp:effectExtent b="0" l="0" r="0" t="0"/>
             <wp:docPr descr="Les 3 sphères de la co-création consultant-client-IA" title="" id="44" name="Picture"/>
             <a:graphic>
@@ -1270,7 +1280,7 @@
                   <pic:spPr bwMode="auto">
                     <a:xfrm>
                       <a:off x="0" y="0"/>
-                      <a:ext cx="4953000" cy="4953000"/>
+                      <a:ext cx="4320000" cy="2430000"/>
                     </a:xfrm>
                     <a:prstGeom prst="rect">
                       <a:avLst/>
@@ -1346,6 +1356,11 @@
     <w:bookmarkEnd w:id="49"/>
     <w:bookmarkEnd w:id="50"/>
     <w:bookmarkStart w:id="61" w:name="illustration"/>
+    <w:p>
+      <w:r>
+        <w:br w:type="page"/>
+      </w:r>
+    </w:p>
     <w:p>
       <w:pPr>
         <w:pStyle w:val="Heading2"/>

--- a/docs/DOCUMENT_COMPLEMENTAIRE_CONTENU_FR.docx
+++ b/docs/DOCUMENT_COMPLEMENTAIRE_CONTENU_FR.docx
@@ -273,7 +273,7 @@
         </w:rPr>
         <w:fldChar w:fldCharType="separate"/>
       </w:r>
-      <w:hyperlink w:anchor="_Toc227932562" w:history="1">
+      <w:hyperlink w:anchor="_Toc227953899" w:history="1">
         <w:r>
           <w:rPr>
             <w:rStyle w:val="Lienhypertexte"/>
@@ -300,7 +300,7 @@
             <w:noProof/>
             <w:webHidden/>
           </w:rPr>
-          <w:instrText xml:space="preserve"> PAGEREF _Toc227932562 \h </w:instrText>
+          <w:instrText xml:space="preserve"> PAGEREF _Toc227953899 \h </w:instrText>
         </w:r>
         <w:r>
           <w:rPr>
@@ -344,7 +344,7 @@
           <w14:ligatures w14:val="standardContextual"/>
         </w:rPr>
       </w:pPr>
-      <w:hyperlink w:anchor="_Toc227932563" w:history="1">
+      <w:hyperlink w:anchor="_Toc227953900" w:history="1">
         <w:r>
           <w:rPr>
             <w:rStyle w:val="Lienhypertexte"/>
@@ -372,7 +372,7 @@
             <w:noProof/>
             <w:webHidden/>
           </w:rPr>
-          <w:instrText xml:space="preserve"> PAGEREF _Toc227932563 \h </w:instrText>
+          <w:instrText xml:space="preserve"> PAGEREF _Toc227953900 \h </w:instrText>
         </w:r>
         <w:r>
           <w:rPr>
@@ -416,7 +416,7 @@
           <w14:ligatures w14:val="standardContextual"/>
         </w:rPr>
       </w:pPr>
-      <w:hyperlink w:anchor="_Toc227932564" w:history="1">
+      <w:hyperlink w:anchor="_Toc227953901" w:history="1">
         <w:r>
           <w:rPr>
             <w:rStyle w:val="Lienhypertexte"/>
@@ -443,7 +443,7 @@
             <w:noProof/>
             <w:webHidden/>
           </w:rPr>
-          <w:instrText xml:space="preserve"> PAGEREF _Toc227932564 \h </w:instrText>
+          <w:instrText xml:space="preserve"> PAGEREF _Toc227953901 \h </w:instrText>
         </w:r>
         <w:r>
           <w:rPr>
@@ -487,7 +487,7 @@
           <w14:ligatures w14:val="standardContextual"/>
         </w:rPr>
       </w:pPr>
-      <w:hyperlink w:anchor="_Toc227932565" w:history="1">
+      <w:hyperlink w:anchor="_Toc227953902" w:history="1">
         <w:r>
           <w:rPr>
             <w:rStyle w:val="Lienhypertexte"/>
@@ -515,7 +515,7 @@
             <w:noProof/>
             <w:webHidden/>
           </w:rPr>
-          <w:instrText xml:space="preserve"> PAGEREF _Toc227932565 \h </w:instrText>
+          <w:instrText xml:space="preserve"> PAGEREF _Toc227953902 \h </w:instrText>
         </w:r>
         <w:r>
           <w:rPr>
@@ -559,13 +559,13 @@
           <w14:ligatures w14:val="standardContextual"/>
         </w:rPr>
       </w:pPr>
-      <w:hyperlink w:anchor="_Toc227932566" w:history="1">
+      <w:hyperlink w:anchor="_Toc227953903" w:history="1">
         <w:r>
           <w:rPr>
             <w:rStyle w:val="Lienhypertexte"/>
             <w:noProof/>
           </w:rPr>
-          <w:t>2. PROPOSITION D’UN CADRE D’ANALYSE</w:t>
+          <w:t>2. CADRE D’ANALYSE</w:t>
         </w:r>
         <w:r>
           <w:rPr>
@@ -586,7 +586,7 @@
             <w:noProof/>
             <w:webHidden/>
           </w:rPr>
-          <w:instrText xml:space="preserve"> PAGEREF _Toc227932566 \h </w:instrText>
+          <w:instrText xml:space="preserve"> PAGEREF _Toc227953903 \h </w:instrText>
         </w:r>
         <w:r>
           <w:rPr>
@@ -630,7 +630,7 @@
           <w14:ligatures w14:val="standardContextual"/>
         </w:rPr>
       </w:pPr>
-      <w:hyperlink w:anchor="_Toc227932567" w:history="1">
+      <w:hyperlink w:anchor="_Toc227953904" w:history="1">
         <w:r>
           <w:rPr>
             <w:rStyle w:val="Lienhypertexte"/>
@@ -658,7 +658,7 @@
             <w:noProof/>
             <w:webHidden/>
           </w:rPr>
-          <w:instrText xml:space="preserve"> PAGEREF _Toc227932567 \h </w:instrText>
+          <w:instrText xml:space="preserve"> PAGEREF _Toc227953904 \h </w:instrText>
         </w:r>
         <w:r>
           <w:rPr>
@@ -702,7 +702,7 @@
           <w14:ligatures w14:val="standardContextual"/>
         </w:rPr>
       </w:pPr>
-      <w:hyperlink w:anchor="_Toc227932568" w:history="1">
+      <w:hyperlink w:anchor="_Toc227953905" w:history="1">
         <w:r>
           <w:rPr>
             <w:rStyle w:val="Lienhypertexte"/>
@@ -729,7 +729,7 @@
             <w:noProof/>
             <w:webHidden/>
           </w:rPr>
-          <w:instrText xml:space="preserve"> PAGEREF _Toc227932568 \h </w:instrText>
+          <w:instrText xml:space="preserve"> PAGEREF _Toc227953905 \h </w:instrText>
         </w:r>
         <w:r>
           <w:rPr>
@@ -773,7 +773,7 @@
           <w14:ligatures w14:val="standardContextual"/>
         </w:rPr>
       </w:pPr>
-      <w:hyperlink w:anchor="_Toc227932569" w:history="1">
+      <w:hyperlink w:anchor="_Toc227953906" w:history="1">
         <w:r>
           <w:rPr>
             <w:rStyle w:val="Lienhypertexte"/>
@@ -800,7 +800,7 @@
             <w:noProof/>
             <w:webHidden/>
           </w:rPr>
-          <w:instrText xml:space="preserve"> PAGEREF _Toc227932569 \h </w:instrText>
+          <w:instrText xml:space="preserve"> PAGEREF _Toc227953906 \h </w:instrText>
         </w:r>
         <w:r>
           <w:rPr>
@@ -844,7 +844,7 @@
           <w14:ligatures w14:val="standardContextual"/>
         </w:rPr>
       </w:pPr>
-      <w:hyperlink w:anchor="_Toc227932570" w:history="1">
+      <w:hyperlink w:anchor="_Toc227953907" w:history="1">
         <w:r>
           <w:rPr>
             <w:rStyle w:val="Lienhypertexte"/>
@@ -871,7 +871,7 @@
             <w:noProof/>
             <w:webHidden/>
           </w:rPr>
-          <w:instrText xml:space="preserve"> PAGEREF _Toc227932570 \h </w:instrText>
+          <w:instrText xml:space="preserve"> PAGEREF _Toc227953907 \h </w:instrText>
         </w:r>
         <w:r>
           <w:rPr>
@@ -915,7 +915,7 @@
           <w14:ligatures w14:val="standardContextual"/>
         </w:rPr>
       </w:pPr>
-      <w:hyperlink w:anchor="_Toc227932571" w:history="1">
+      <w:hyperlink w:anchor="_Toc227953908" w:history="1">
         <w:r>
           <w:rPr>
             <w:rStyle w:val="Lienhypertexte"/>
@@ -942,7 +942,7 @@
             <w:noProof/>
             <w:webHidden/>
           </w:rPr>
-          <w:instrText xml:space="preserve"> PAGEREF _Toc227932571 \h </w:instrText>
+          <w:instrText xml:space="preserve"> PAGEREF _Toc227953908 \h </w:instrText>
         </w:r>
         <w:r>
           <w:rPr>
@@ -986,14 +986,14 @@
           <w14:ligatures w14:val="standardContextual"/>
         </w:rPr>
       </w:pPr>
-      <w:hyperlink w:anchor="_Toc227932572" w:history="1">
+      <w:hyperlink w:anchor="_Toc227953909" w:history="1">
         <w:r>
           <w:rPr>
             <w:rStyle w:val="Lienhypertexte"/>
             <w:rFonts w:eastAsia="Times New Roman"/>
             <w:noProof/>
           </w:rPr>
-          <w:t>TROIS PROPOSITIONS, P1, P2, P3</w:t>
+          <w:t>LE CADRE PROPOSITIONNEL INTEGRÉ : P1, P2, P3</w:t>
         </w:r>
         <w:r>
           <w:rPr>
@@ -1014,7 +1014,7 @@
             <w:noProof/>
             <w:webHidden/>
           </w:rPr>
-          <w:instrText xml:space="preserve"> PAGEREF _Toc227932572 \h </w:instrText>
+          <w:instrText xml:space="preserve"> PAGEREF _Toc227953909 \h </w:instrText>
         </w:r>
         <w:r>
           <w:rPr>
@@ -1058,7 +1058,7 @@
           <w14:ligatures w14:val="standardContextual"/>
         </w:rPr>
       </w:pPr>
-      <w:hyperlink w:anchor="_Toc227932573" w:history="1">
+      <w:hyperlink w:anchor="_Toc227953910" w:history="1">
         <w:r>
           <w:rPr>
             <w:rStyle w:val="Lienhypertexte"/>
@@ -1086,7 +1086,7 @@
             <w:noProof/>
             <w:webHidden/>
           </w:rPr>
-          <w:instrText xml:space="preserve"> PAGEREF _Toc227932573 \h </w:instrText>
+          <w:instrText xml:space="preserve"> PAGEREF _Toc227953910 \h </w:instrText>
         </w:r>
         <w:r>
           <w:rPr>
@@ -1130,7 +1130,7 @@
           <w14:ligatures w14:val="standardContextual"/>
         </w:rPr>
       </w:pPr>
-      <w:hyperlink w:anchor="_Toc227932574" w:history="1">
+      <w:hyperlink w:anchor="_Toc227953911" w:history="1">
         <w:r>
           <w:rPr>
             <w:rStyle w:val="Lienhypertexte"/>
@@ -1157,7 +1157,7 @@
             <w:noProof/>
             <w:webHidden/>
           </w:rPr>
-          <w:instrText xml:space="preserve"> PAGEREF _Toc227932574 \h </w:instrText>
+          <w:instrText xml:space="preserve"> PAGEREF _Toc227953911 \h </w:instrText>
         </w:r>
         <w:r>
           <w:rPr>
@@ -1201,7 +1201,7 @@
           <w14:ligatures w14:val="standardContextual"/>
         </w:rPr>
       </w:pPr>
-      <w:hyperlink w:anchor="_Toc227932575" w:history="1">
+      <w:hyperlink w:anchor="_Toc227953912" w:history="1">
         <w:r>
           <w:rPr>
             <w:rStyle w:val="Lienhypertexte"/>
@@ -1229,7 +1229,7 @@
             <w:noProof/>
             <w:webHidden/>
           </w:rPr>
-          <w:instrText xml:space="preserve"> PAGEREF _Toc227932575 \h </w:instrText>
+          <w:instrText xml:space="preserve"> PAGEREF _Toc227953912 \h </w:instrText>
         </w:r>
         <w:r>
           <w:rPr>
@@ -1273,7 +1273,7 @@
           <w14:ligatures w14:val="standardContextual"/>
         </w:rPr>
       </w:pPr>
-      <w:hyperlink w:anchor="_Toc227932576" w:history="1">
+      <w:hyperlink w:anchor="_Toc227953913" w:history="1">
         <w:r>
           <w:rPr>
             <w:rStyle w:val="Lienhypertexte"/>
@@ -1301,7 +1301,7 @@
             <w:noProof/>
             <w:webHidden/>
           </w:rPr>
-          <w:instrText xml:space="preserve"> PAGEREF _Toc227932576 \h </w:instrText>
+          <w:instrText xml:space="preserve"> PAGEREF _Toc227953913 \h </w:instrText>
         </w:r>
         <w:r>
           <w:rPr>
@@ -1345,7 +1345,7 @@
           <w14:ligatures w14:val="standardContextual"/>
         </w:rPr>
       </w:pPr>
-      <w:hyperlink w:anchor="_Toc227932577" w:history="1">
+      <w:hyperlink w:anchor="_Toc227953914" w:history="1">
         <w:r>
           <w:rPr>
             <w:rStyle w:val="Lienhypertexte"/>
@@ -1373,7 +1373,7 @@
             <w:noProof/>
             <w:webHidden/>
           </w:rPr>
-          <w:instrText xml:space="preserve"> PAGEREF _Toc227932577 \h </w:instrText>
+          <w:instrText xml:space="preserve"> PAGEREF _Toc227953914 \h </w:instrText>
         </w:r>
         <w:r>
           <w:rPr>
@@ -1417,7 +1417,7 @@
           <w14:ligatures w14:val="standardContextual"/>
         </w:rPr>
       </w:pPr>
-      <w:hyperlink w:anchor="_Toc227932578" w:history="1">
+      <w:hyperlink w:anchor="_Toc227953915" w:history="1">
         <w:r>
           <w:rPr>
             <w:rStyle w:val="Lienhypertexte"/>
@@ -1445,7 +1445,7 @@
             <w:noProof/>
             <w:webHidden/>
           </w:rPr>
-          <w:instrText xml:space="preserve"> PAGEREF _Toc227932578 \h </w:instrText>
+          <w:instrText xml:space="preserve"> PAGEREF _Toc227953915 \h </w:instrText>
         </w:r>
         <w:r>
           <w:rPr>
@@ -1489,7 +1489,7 @@
           <w14:ligatures w14:val="standardContextual"/>
         </w:rPr>
       </w:pPr>
-      <w:hyperlink w:anchor="_Toc227932579" w:history="1">
+      <w:hyperlink w:anchor="_Toc227953916" w:history="1">
         <w:r>
           <w:rPr>
             <w:rStyle w:val="Lienhypertexte"/>
@@ -1516,7 +1516,7 @@
             <w:noProof/>
             <w:webHidden/>
           </w:rPr>
-          <w:instrText xml:space="preserve"> PAGEREF _Toc227932579 \h </w:instrText>
+          <w:instrText xml:space="preserve"> PAGEREF _Toc227953916 \h </w:instrText>
         </w:r>
         <w:r>
           <w:rPr>
@@ -1560,7 +1560,7 @@
           <w14:ligatures w14:val="standardContextual"/>
         </w:rPr>
       </w:pPr>
-      <w:hyperlink w:anchor="_Toc227932580" w:history="1">
+      <w:hyperlink w:anchor="_Toc227953917" w:history="1">
         <w:r>
           <w:rPr>
             <w:rStyle w:val="Lienhypertexte"/>
@@ -1588,7 +1588,7 @@
             <w:noProof/>
             <w:webHidden/>
           </w:rPr>
-          <w:instrText xml:space="preserve"> PAGEREF _Toc227932580 \h </w:instrText>
+          <w:instrText xml:space="preserve"> PAGEREF _Toc227953917 \h </w:instrText>
         </w:r>
         <w:r>
           <w:rPr>
@@ -1632,7 +1632,7 @@
           <w14:ligatures w14:val="standardContextual"/>
         </w:rPr>
       </w:pPr>
-      <w:hyperlink w:anchor="_Toc227932581" w:history="1">
+      <w:hyperlink w:anchor="_Toc227953918" w:history="1">
         <w:r>
           <w:rPr>
             <w:rStyle w:val="Lienhypertexte"/>
@@ -1660,7 +1660,7 @@
             <w:noProof/>
             <w:webHidden/>
           </w:rPr>
-          <w:instrText xml:space="preserve"> PAGEREF _Toc227932581 \h </w:instrText>
+          <w:instrText xml:space="preserve"> PAGEREF _Toc227953918 \h </w:instrText>
         </w:r>
         <w:r>
           <w:rPr>
@@ -1704,7 +1704,7 @@
           <w14:ligatures w14:val="standardContextual"/>
         </w:rPr>
       </w:pPr>
-      <w:hyperlink w:anchor="_Toc227932582" w:history="1">
+      <w:hyperlink w:anchor="_Toc227953919" w:history="1">
         <w:r>
           <w:rPr>
             <w:rStyle w:val="Lienhypertexte"/>
@@ -1731,7 +1731,7 @@
             <w:noProof/>
             <w:webHidden/>
           </w:rPr>
-          <w:instrText xml:space="preserve"> PAGEREF _Toc227932582 \h </w:instrText>
+          <w:instrText xml:space="preserve"> PAGEREF _Toc227953919 \h </w:instrText>
         </w:r>
         <w:r>
           <w:rPr>
@@ -1775,7 +1775,7 @@
           <w14:ligatures w14:val="standardContextual"/>
         </w:rPr>
       </w:pPr>
-      <w:hyperlink w:anchor="_Toc227932583" w:history="1">
+      <w:hyperlink w:anchor="_Toc227953920" w:history="1">
         <w:r>
           <w:rPr>
             <w:rStyle w:val="Lienhypertexte"/>
@@ -1802,7 +1802,7 @@
             <w:noProof/>
             <w:webHidden/>
           </w:rPr>
-          <w:instrText xml:space="preserve"> PAGEREF _Toc227932583 \h </w:instrText>
+          <w:instrText xml:space="preserve"> PAGEREF _Toc227953920 \h </w:instrText>
         </w:r>
         <w:r>
           <w:rPr>
@@ -1856,7 +1856,7 @@
       <w:pPr>
         <w:pStyle w:val="Titre1"/>
       </w:pPr>
-      <w:bookmarkStart w:id="0" w:name="_Toc227932562"/>
+      <w:bookmarkStart w:id="0" w:name="_Toc227953899"/>
       <w:r>
         <w:t>1. POSITIONNEMENT DE LA RECHERCHE</w:t>
       </w:r>
@@ -1870,7 +1870,7 @@
           <w:color w:val="4472C4" w:themeColor="accent1"/>
         </w:rPr>
       </w:pPr>
-      <w:bookmarkStart w:id="1" w:name="_Toc227932563"/>
+      <w:bookmarkStart w:id="1" w:name="_Toc227953900"/>
       <w:r>
         <w:rPr>
           <w:rFonts w:eastAsia="Times New Roman"/>
@@ -2649,7 +2649,7 @@
       <w:pPr>
         <w:pStyle w:val="Titre2"/>
       </w:pPr>
-      <w:bookmarkStart w:id="2" w:name="_Toc227932564"/>
+      <w:bookmarkStart w:id="2" w:name="_Toc227953901"/>
       <w:r>
         <w:t>E</w:t>
       </w:r>
@@ -3203,7 +3203,7 @@
         </w:rPr>
       </w:pPr>
       <w:bookmarkStart w:id="3" w:name="_Hlk227872854"/>
-      <w:bookmarkStart w:id="4" w:name="_Toc227932565"/>
+      <w:bookmarkStart w:id="4" w:name="_Toc227953902"/>
       <w:r>
         <w:rPr>
           <w:rFonts w:eastAsia="Times New Roman"/>
@@ -4373,7 +4373,7 @@
       <w:pPr>
         <w:pStyle w:val="Titre1"/>
       </w:pPr>
-      <w:bookmarkStart w:id="5" w:name="_Toc227932566"/>
+      <w:bookmarkStart w:id="5" w:name="_Toc227953903"/>
       <w:r>
         <w:lastRenderedPageBreak/>
         <w:t xml:space="preserve">2. CADRE </w:t>
@@ -4391,7 +4391,7 @@
           <w:color w:val="3A332D"/>
         </w:rPr>
       </w:pPr>
-      <w:bookmarkStart w:id="6" w:name="_Toc227932567"/>
+      <w:bookmarkStart w:id="6" w:name="_Toc227953904"/>
       <w:r>
         <w:rPr>
           <w:rFonts w:eastAsia="Times New Roman"/>
@@ -4410,7 +4410,7 @@
       <w:pPr>
         <w:pStyle w:val="Titre3"/>
       </w:pPr>
-      <w:bookmarkStart w:id="7" w:name="_Toc227932568"/>
+      <w:bookmarkStart w:id="7" w:name="_Toc227953905"/>
       <w:r>
         <w:t>L</w:t>
       </w:r>
@@ -4794,7 +4794,7 @@
       <w:pPr>
         <w:pStyle w:val="Titre3"/>
       </w:pPr>
-      <w:bookmarkStart w:id="8" w:name="_Toc227932569"/>
+      <w:bookmarkStart w:id="8" w:name="_Toc227953906"/>
       <w:r>
         <w:t xml:space="preserve">La valeur perçue </w:t>
       </w:r>
@@ -6263,7 +6263,7 @@
       <w:pPr>
         <w:pStyle w:val="Titre3"/>
       </w:pPr>
-      <w:bookmarkStart w:id="9" w:name="_Toc227932570"/>
+      <w:bookmarkStart w:id="9" w:name="_Toc227953907"/>
       <w:r>
         <w:t>L’IA</w:t>
       </w:r>
@@ -7433,7 +7433,7 @@
       <w:pPr>
         <w:pStyle w:val="Titre2"/>
       </w:pPr>
-      <w:bookmarkStart w:id="10" w:name="_Toc227932571"/>
+      <w:bookmarkStart w:id="10" w:name="_Toc227953908"/>
       <w:r>
         <w:t>Propositions</w:t>
       </w:r>
@@ -7490,7 +7490,71 @@
           <w:sz w:val="27"/>
           <w:szCs w:val="27"/>
         </w:rPr>
-        <w:t>un cadre propositionnel intégré, où P1 est la composante ontologique, P2 la composante mécanistique et P3 la composante contingente.</w:t>
+        <w:t>un cadre propositionnel intégré</w:t>
+      </w:r>
+      <w:r>
+        <w:rPr>
+          <w:rFonts w:ascii="-webkit-standard" w:hAnsi="-webkit-standard"/>
+          <w:color w:val="000000"/>
+          <w:sz w:val="27"/>
+          <w:szCs w:val="27"/>
+        </w:rPr>
+        <w:t xml:space="preserve"> </w:t>
+      </w:r>
+      <w:r>
+        <w:rPr>
+          <w:rFonts w:ascii="-webkit-standard" w:hAnsi="-webkit-standard"/>
+          <w:color w:val="000000"/>
+          <w:sz w:val="27"/>
+          <w:szCs w:val="27"/>
+        </w:rPr>
+        <w:fldChar w:fldCharType="begin"/>
+      </w:r>
+      <w:r>
+        <w:rPr>
+          <w:rFonts w:ascii="-webkit-standard" w:hAnsi="-webkit-standard"/>
+          <w:color w:val="000000"/>
+          <w:sz w:val="27"/>
+          <w:szCs w:val="27"/>
+        </w:rPr>
+        <w:instrText xml:space="preserve"> ADDIN ZOTERO_ITEM CSL_CITATION {"citationID":"AMw5uRqT","properties":{"unsorted":false,"formattedCitation":"(Eisenhardt, 1989; Eisenhardt &amp; Graebner, 2007)","plainCitation":"(Eisenhardt, 1989; Eisenhardt &amp; Graebner, 2007)","noteIndex":0},"citationItems":[{"id":14687,"uris":["http://zotero.org/users/12622049/items/XLRDNNCZ"],"itemData":{"id":14687,"type":"article-journal","abstract":"This paper describes the process of inducting theory using case studies-from specifying the research questions to reaching closure. Some features of the process, such as problem definition and construct validation, are similar to hypothesis-testing research. Others, such as within-case analysis and replication logic, are unique to the inductive, case-oriented process. Overall, the process described here is highly iterative and tightly linked to data. This research approach is especially appropriate in new topic areas. The resultant theory is often novel, testable, and empirically valid. Finally, framebreaking insights, the tests of good theory (e.g., parsimony, logical coherence), and convincing grounding in the evidence are the key criteria for evaluating this type of research.","call-number":"1*","citation-key":"eisenhardtBuildingTheoriesCase1989","container-title":"The Academy of Management Review","DOI":"10.2307/258557","ISSN":"0363-7425","issue":"4","page":"532-550","publisher":"Academy of Management","source":"JSTOR","title":"Building Theories from Case Study Research","volume":"14","author":[{"family":"Eisenhardt","given":"Kathleen M."}],"issued":{"date-parts":[["1989"]]}}},{"id":14695,"uris":["http://zotero.org/users/12622049/items/LMHTVQTL"],"itemData":{"id":14695,"type":"document","call-number":"1*","citation-key":"NoTitleFound","language":"en","publisher":"Academy of Management","source":"DOI.org (Crossref)","title":"Theory Building from Cases: Opportunities and Challenges","author":[{"family":"Eisenhardt","given":"Kathleen M."},{"family":"Graebner","given":"Melissa E."}],"issued":{"date-parts":[["2007",2]]}}}],"schema":"https://github.com/citation-style-language/schema/raw/master/csl-citation.json"} </w:instrText>
+      </w:r>
+      <w:r>
+        <w:rPr>
+          <w:rFonts w:ascii="-webkit-standard" w:hAnsi="-webkit-standard"/>
+          <w:color w:val="000000"/>
+          <w:sz w:val="27"/>
+          <w:szCs w:val="27"/>
+        </w:rPr>
+        <w:fldChar w:fldCharType="separate"/>
+      </w:r>
+      <w:r>
+        <w:rPr>
+          <w:rFonts w:ascii="-webkit-standard" w:hAnsi="-webkit-standard"/>
+          <w:noProof/>
+          <w:color w:val="000000"/>
+          <w:sz w:val="27"/>
+          <w:szCs w:val="27"/>
+        </w:rPr>
+        <w:t>(Eisenhardt, 1989; Eisenhardt &amp; Graebner, 2007)</w:t>
+      </w:r>
+      <w:r>
+        <w:rPr>
+          <w:rFonts w:ascii="-webkit-standard" w:hAnsi="-webkit-standard"/>
+          <w:color w:val="000000"/>
+          <w:sz w:val="27"/>
+          <w:szCs w:val="27"/>
+        </w:rPr>
+        <w:fldChar w:fldCharType="end"/>
+      </w:r>
+      <w:r>
+        <w:rPr>
+          <w:rFonts w:ascii="-webkit-standard" w:hAnsi="-webkit-standard"/>
+          <w:color w:val="000000"/>
+          <w:sz w:val="27"/>
+          <w:szCs w:val="27"/>
+        </w:rPr>
+        <w:t>, où P1 est la composante ontologique, P2 la composante mécanistique et P3 la composante contingente.</w:t>
       </w:r>
     </w:p>
     <w:p>
@@ -7658,7 +7722,7 @@
           <w:rFonts w:eastAsia="Times New Roman"/>
         </w:rPr>
       </w:pPr>
-      <w:bookmarkStart w:id="11" w:name="_Toc227932572"/>
+      <w:bookmarkStart w:id="11" w:name="_Toc227953909"/>
       <w:r>
         <w:rPr>
           <w:rFonts w:eastAsia="Times New Roman"/>
@@ -7963,7 +8027,7 @@
           <w:rFonts w:eastAsia="Times New Roman"/>
         </w:rPr>
       </w:pPr>
-      <w:bookmarkStart w:id="12" w:name="_Toc227932573"/>
+      <w:bookmarkStart w:id="12" w:name="_Toc227953910"/>
       <w:r>
         <w:rPr>
           <w:rFonts w:eastAsia="Times New Roman"/>
@@ -10098,7 +10162,7 @@
       <w:pPr>
         <w:pStyle w:val="Titre1"/>
       </w:pPr>
-      <w:bookmarkStart w:id="13" w:name="_Toc227932574"/>
+      <w:bookmarkStart w:id="13" w:name="_Toc227953911"/>
       <w:r>
         <w:lastRenderedPageBreak/>
         <w:t>3. CADRE D'OBSERVATION</w:t>
@@ -10115,7 +10179,7 @@
           <w:rFonts w:eastAsia="Times New Roman"/>
         </w:rPr>
       </w:pPr>
-      <w:bookmarkStart w:id="14" w:name="_Toc227932575"/>
+      <w:bookmarkStart w:id="14" w:name="_Toc227953912"/>
       <w:r>
         <w:rPr>
           <w:rFonts w:eastAsia="Times New Roman"/>
@@ -10729,7 +10793,7 @@
           <w:rFonts w:eastAsia="Times New Roman"/>
         </w:rPr>
       </w:pPr>
-      <w:bookmarkStart w:id="15" w:name="_Toc227932576"/>
+      <w:bookmarkStart w:id="15" w:name="_Toc227953913"/>
       <w:r>
         <w:rPr>
           <w:rFonts w:eastAsia="Times New Roman"/>
@@ -11017,7 +11081,7 @@
           <w:color w:val="4A4038"/>
         </w:rPr>
       </w:pPr>
-      <w:bookmarkStart w:id="16" w:name="_Toc227932577"/>
+      <w:bookmarkStart w:id="16" w:name="_Toc227953914"/>
       <w:r>
         <w:rPr>
           <w:rFonts w:eastAsia="Times New Roman"/>
@@ -11253,7 +11317,7 @@
           <w:color w:val="4A4038"/>
         </w:rPr>
       </w:pPr>
-      <w:bookmarkStart w:id="17" w:name="_Toc227932578"/>
+      <w:bookmarkStart w:id="17" w:name="_Toc227953915"/>
       <w:r>
         <w:rPr>
           <w:rFonts w:eastAsia="Times New Roman"/>
@@ -11609,7 +11673,7 @@
       <w:pPr>
         <w:pStyle w:val="Titre1"/>
       </w:pPr>
-      <w:bookmarkStart w:id="18" w:name="_Toc227932579"/>
+      <w:bookmarkStart w:id="18" w:name="_Toc227953916"/>
       <w:r>
         <w:t>4. ILLUSTRATION</w:t>
       </w:r>
@@ -11624,7 +11688,7 @@
           <w:szCs w:val="28"/>
         </w:rPr>
       </w:pPr>
-      <w:bookmarkStart w:id="19" w:name="_Toc227932580"/>
+      <w:bookmarkStart w:id="19" w:name="_Toc227953917"/>
       <w:r>
         <w:rPr>
           <w:rFonts w:eastAsia="Times New Roman"/>
@@ -12217,7 +12281,7 @@
           <w:szCs w:val="28"/>
         </w:rPr>
       </w:pPr>
-      <w:bookmarkStart w:id="20" w:name="_Toc227932581"/>
+      <w:bookmarkStart w:id="20" w:name="_Toc227953918"/>
       <w:r>
         <w:rPr>
           <w:rFonts w:eastAsia="Times New Roman"/>
@@ -13927,7 +13991,7 @@
           <w:color w:val="4472C4" w:themeColor="accent1"/>
         </w:rPr>
       </w:pPr>
-      <w:bookmarkStart w:id="21" w:name="_Toc227932582"/>
+      <w:bookmarkStart w:id="21" w:name="_Toc227953919"/>
       <w:r>
         <w:rPr>
           <w:b w:val="0"/>
@@ -14150,7 +14214,7 @@
         <w:pStyle w:val="Titre1"/>
         <w:divId w:val="491409308"/>
       </w:pPr>
-      <w:bookmarkStart w:id="22" w:name="_Toc227932583"/>
+      <w:bookmarkStart w:id="22" w:name="_Toc227953920"/>
       <w:r>
         <w:lastRenderedPageBreak/>
         <w:t>BIBLIOGRAPHIE</w:t>
@@ -14559,6 +14623,7 @@
     <w:p>
       <w:pPr>
         <w:pStyle w:val="Bibliographie"/>
+        <w:ind w:left="1416"/>
         <w:divId w:val="491409308"/>
         <w:rPr>
           <w:rFonts w:eastAsia="Times New Roman"/>
@@ -14806,7 +14871,6 @@
           <w:lang w:val="en-US"/>
         </w:rPr>
       </w:pPr>
-      <w:proofErr w:type="spellStart"/>
       <w:r>
         <w:rPr>
           <w:rFonts w:eastAsia="Times New Roman"/>
@@ -14814,57 +14878,7 @@
           <w:sz w:val="28"/>
           <w:lang w:val="en-US"/>
         </w:rPr>
-        <w:t>Glückler</w:t>
-      </w:r>
-      <w:proofErr w:type="spellEnd"/>
-      <w:r>
-        <w:rPr>
-          <w:rFonts w:eastAsia="Times New Roman"/>
-          <w:color w:val="808080"/>
-          <w:sz w:val="28"/>
-          <w:lang w:val="en-US"/>
-        </w:rPr>
-        <w:t xml:space="preserve">, J., &amp; </w:t>
-      </w:r>
-      <w:proofErr w:type="spellStart"/>
-      <w:r>
-        <w:rPr>
-          <w:rFonts w:eastAsia="Times New Roman"/>
-          <w:color w:val="808080"/>
-          <w:sz w:val="28"/>
-          <w:lang w:val="en-US"/>
-        </w:rPr>
-        <w:t>Armbrüster</w:t>
-      </w:r>
-      <w:proofErr w:type="spellEnd"/>
-      <w:r>
-        <w:rPr>
-          <w:rFonts w:eastAsia="Times New Roman"/>
-          <w:color w:val="808080"/>
-          <w:sz w:val="28"/>
-          <w:lang w:val="en-US"/>
-        </w:rPr>
-        <w:t xml:space="preserve">, T. (2003). Bridging Uncertainty in Management </w:t>
-      </w:r>
-      <w:proofErr w:type="gramStart"/>
-      <w:r>
-        <w:rPr>
-          <w:rFonts w:eastAsia="Times New Roman"/>
-          <w:color w:val="808080"/>
-          <w:sz w:val="28"/>
-          <w:lang w:val="en-US"/>
-        </w:rPr>
-        <w:t>Consulting :</w:t>
-      </w:r>
-      <w:proofErr w:type="gramEnd"/>
-      <w:r>
-        <w:rPr>
-          <w:rFonts w:eastAsia="Times New Roman"/>
-          <w:color w:val="808080"/>
-          <w:sz w:val="28"/>
-          <w:lang w:val="en-US"/>
-        </w:rPr>
-        <w:t xml:space="preserve"> The Mechanisms of Trust and Networked Reputation. </w:t>
+        <w:t xml:space="preserve">Eisenhardt, K. M. (1989). Building Theories from Case Study Research. </w:t>
       </w:r>
       <w:r>
         <w:rPr>
@@ -14875,7 +14889,7 @@
           <w:sz w:val="28"/>
           <w:lang w:val="en-US"/>
         </w:rPr>
-        <w:t>Organization Studies</w:t>
+        <w:t>The Academy of Management Review</w:t>
       </w:r>
       <w:r>
         <w:rPr>
@@ -14884,7 +14898,27 @@
           <w:sz w:val="28"/>
           <w:lang w:val="en-US"/>
         </w:rPr>
-        <w:t>.</w:t>
+        <w:t xml:space="preserve">, </w:t>
+      </w:r>
+      <w:r>
+        <w:rPr>
+          <w:rFonts w:eastAsia="Times New Roman"/>
+          <w:i/>
+          <w:iCs/>
+          <w:color w:val="808080"/>
+          <w:sz w:val="28"/>
+          <w:lang w:val="en-US"/>
+        </w:rPr>
+        <w:t>14</w:t>
+      </w:r>
+      <w:r>
+        <w:rPr>
+          <w:rFonts w:eastAsia="Times New Roman"/>
+          <w:color w:val="808080"/>
+          <w:sz w:val="28"/>
+          <w:lang w:val="en-US"/>
+        </w:rPr>
+        <w:t>(4), 532‑550. https://doi.org/10.2307/258557</w:t>
       </w:r>
     </w:p>
     <w:p>
@@ -14898,6 +14932,15 @@
           <w:lang w:val="en-US"/>
         </w:rPr>
       </w:pPr>
+      <w:r>
+        <w:rPr>
+          <w:rFonts w:eastAsia="Times New Roman"/>
+          <w:color w:val="808080"/>
+          <w:sz w:val="28"/>
+          <w:lang w:val="en-US"/>
+        </w:rPr>
+        <w:t xml:space="preserve">Eisenhardt, K. M., &amp; </w:t>
+      </w:r>
       <w:proofErr w:type="spellStart"/>
       <w:r>
         <w:rPr>
@@ -14906,7 +14949,7 @@
           <w:sz w:val="28"/>
           <w:lang w:val="en-US"/>
         </w:rPr>
-        <w:t>Grönroos</w:t>
+        <w:t>Graebner</w:t>
       </w:r>
       <w:proofErr w:type="spellEnd"/>
       <w:r>
@@ -14916,7 +14959,7 @@
           <w:sz w:val="28"/>
           <w:lang w:val="en-US"/>
         </w:rPr>
-        <w:t xml:space="preserve">, C., &amp; </w:t>
+        <w:t xml:space="preserve">, M. E. (2007, </w:t>
       </w:r>
       <w:proofErr w:type="spellStart"/>
       <w:r>
@@ -14926,7 +14969,7 @@
           <w:sz w:val="28"/>
           <w:lang w:val="en-US"/>
         </w:rPr>
-        <w:t>Voima</w:t>
+        <w:t>février</w:t>
       </w:r>
       <w:proofErr w:type="spellEnd"/>
       <w:r>
@@ -14936,27 +14979,7 @@
           <w:sz w:val="28"/>
           <w:lang w:val="en-US"/>
         </w:rPr>
-        <w:t xml:space="preserve">, P. (2013). Critical Service </w:t>
-      </w:r>
-      <w:proofErr w:type="gramStart"/>
-      <w:r>
-        <w:rPr>
-          <w:rFonts w:eastAsia="Times New Roman"/>
-          <w:color w:val="808080"/>
-          <w:sz w:val="28"/>
-          <w:lang w:val="en-US"/>
-        </w:rPr>
-        <w:t>Logic :</w:t>
-      </w:r>
-      <w:proofErr w:type="gramEnd"/>
-      <w:r>
-        <w:rPr>
-          <w:rFonts w:eastAsia="Times New Roman"/>
-          <w:color w:val="808080"/>
-          <w:sz w:val="28"/>
-          <w:lang w:val="en-US"/>
-        </w:rPr>
-        <w:t xml:space="preserve"> Making Sense of Value Creation and Co-Creation. </w:t>
+        <w:t xml:space="preserve">). </w:t>
       </w:r>
       <w:r>
         <w:rPr>
@@ -14967,17 +14990,9 @@
           <w:sz w:val="28"/>
           <w:lang w:val="en-US"/>
         </w:rPr>
-        <w:t>Journal of the Academy of Marketing Science</w:t>
-      </w:r>
-      <w:r>
-        <w:rPr>
-          <w:rFonts w:eastAsia="Times New Roman"/>
-          <w:color w:val="808080"/>
-          <w:sz w:val="28"/>
-          <w:lang w:val="en-US"/>
-        </w:rPr>
-        <w:t xml:space="preserve">, </w:t>
-      </w:r>
+        <w:t xml:space="preserve">Theory Building from </w:t>
+      </w:r>
+      <w:proofErr w:type="gramStart"/>
       <w:r>
         <w:rPr>
           <w:rFonts w:eastAsia="Times New Roman"/>
@@ -14987,16 +15002,28 @@
           <w:sz w:val="28"/>
           <w:lang w:val="en-US"/>
         </w:rPr>
-        <w:t>41</w:t>
-      </w:r>
-      <w:r>
-        <w:rPr>
-          <w:rFonts w:eastAsia="Times New Roman"/>
+        <w:t>Cases :</w:t>
+      </w:r>
+      <w:proofErr w:type="gramEnd"/>
+      <w:r>
+        <w:rPr>
+          <w:rFonts w:eastAsia="Times New Roman"/>
+          <w:i/>
+          <w:iCs/>
           <w:color w:val="808080"/>
           <w:sz w:val="28"/>
           <w:lang w:val="en-US"/>
         </w:rPr>
-        <w:t>, 133‑150. https://doi.org/10.1007/s11747-012-0308-3</w:t>
+        <w:t xml:space="preserve"> Opportunities and Challenges</w:t>
+      </w:r>
+      <w:r>
+        <w:rPr>
+          <w:rFonts w:eastAsia="Times New Roman"/>
+          <w:color w:val="808080"/>
+          <w:sz w:val="28"/>
+          <w:lang w:val="en-US"/>
+        </w:rPr>
+        <w:t>. Academy of Management.</w:t>
       </w:r>
     </w:p>
     <w:p>
@@ -15010,22 +15037,15 @@
           <w:lang w:val="en-US"/>
         </w:rPr>
       </w:pPr>
-      <w:r>
-        <w:rPr>
-          <w:rFonts w:eastAsia="Times New Roman"/>
-          <w:color w:val="808080"/>
-          <w:sz w:val="28"/>
-        </w:rPr>
-        <w:t xml:space="preserve">Harfouche, A., </w:t>
-      </w:r>
       <w:proofErr w:type="spellStart"/>
       <w:r>
         <w:rPr>
           <w:rFonts w:eastAsia="Times New Roman"/>
           <w:color w:val="808080"/>
           <w:sz w:val="28"/>
-        </w:rPr>
-        <w:t>Quinio</w:t>
+          <w:lang w:val="en-US"/>
+        </w:rPr>
+        <w:t>Glückler</w:t>
       </w:r>
       <w:proofErr w:type="spellEnd"/>
       <w:r>
@@ -15033,17 +15053,29 @@
           <w:rFonts w:eastAsia="Times New Roman"/>
           <w:color w:val="808080"/>
           <w:sz w:val="28"/>
-        </w:rPr>
-        <w:t xml:space="preserve">, B., Saba, M., &amp; Saba, P. B. (2023). </w:t>
-      </w:r>
-      <w:r>
-        <w:rPr>
-          <w:rFonts w:eastAsia="Times New Roman"/>
-          <w:color w:val="808080"/>
-          <w:sz w:val="28"/>
           <w:lang w:val="en-US"/>
         </w:rPr>
-        <w:t xml:space="preserve">The Recursive Theory of Knowledge </w:t>
+        <w:t xml:space="preserve">, J., &amp; </w:t>
+      </w:r>
+      <w:proofErr w:type="spellStart"/>
+      <w:r>
+        <w:rPr>
+          <w:rFonts w:eastAsia="Times New Roman"/>
+          <w:color w:val="808080"/>
+          <w:sz w:val="28"/>
+          <w:lang w:val="en-US"/>
+        </w:rPr>
+        <w:t>Armbrüster</w:t>
+      </w:r>
+      <w:proofErr w:type="spellEnd"/>
+      <w:r>
+        <w:rPr>
+          <w:rFonts w:eastAsia="Times New Roman"/>
+          <w:color w:val="808080"/>
+          <w:sz w:val="28"/>
+          <w:lang w:val="en-US"/>
+        </w:rPr>
+        <w:t xml:space="preserve">, T. (2003). Bridging Uncertainty in Management </w:t>
       </w:r>
       <w:proofErr w:type="gramStart"/>
       <w:r>
@@ -15053,7 +15085,7 @@
           <w:sz w:val="28"/>
           <w:lang w:val="en-US"/>
         </w:rPr>
-        <w:t>Augmentation :</w:t>
+        <w:t>Consulting :</w:t>
       </w:r>
       <w:proofErr w:type="gramEnd"/>
       <w:r>
@@ -15063,7 +15095,7 @@
           <w:sz w:val="28"/>
           <w:lang w:val="en-US"/>
         </w:rPr>
-        <w:t xml:space="preserve"> Integrating human intuition and knowledge in Artificial Intelligence to augment organizational knowledge. </w:t>
+        <w:t xml:space="preserve"> The Mechanisms of Trust and Networked Reputation. </w:t>
       </w:r>
       <w:r>
         <w:rPr>
@@ -15074,7 +15106,7 @@
           <w:sz w:val="28"/>
           <w:lang w:val="en-US"/>
         </w:rPr>
-        <w:t>Information Systems Frontiers</w:t>
+        <w:t>Organization Studies</w:t>
       </w:r>
       <w:r>
         <w:rPr>
@@ -15083,7 +15115,79 @@
           <w:sz w:val="28"/>
           <w:lang w:val="en-US"/>
         </w:rPr>
-        <w:t xml:space="preserve">, </w:t>
+        <w:t>.</w:t>
+      </w:r>
+    </w:p>
+    <w:p>
+      <w:pPr>
+        <w:pStyle w:val="Bibliographie"/>
+        <w:divId w:val="491409308"/>
+        <w:rPr>
+          <w:rFonts w:eastAsia="Times New Roman"/>
+          <w:color w:val="808080"/>
+          <w:sz w:val="28"/>
+          <w:lang w:val="en-US"/>
+        </w:rPr>
+      </w:pPr>
+      <w:proofErr w:type="spellStart"/>
+      <w:r>
+        <w:rPr>
+          <w:rFonts w:eastAsia="Times New Roman"/>
+          <w:color w:val="808080"/>
+          <w:sz w:val="28"/>
+          <w:lang w:val="en-US"/>
+        </w:rPr>
+        <w:t>Grönroos</w:t>
+      </w:r>
+      <w:proofErr w:type="spellEnd"/>
+      <w:r>
+        <w:rPr>
+          <w:rFonts w:eastAsia="Times New Roman"/>
+          <w:color w:val="808080"/>
+          <w:sz w:val="28"/>
+          <w:lang w:val="en-US"/>
+        </w:rPr>
+        <w:t xml:space="preserve">, C., &amp; </w:t>
+      </w:r>
+      <w:proofErr w:type="spellStart"/>
+      <w:r>
+        <w:rPr>
+          <w:rFonts w:eastAsia="Times New Roman"/>
+          <w:color w:val="808080"/>
+          <w:sz w:val="28"/>
+          <w:lang w:val="en-US"/>
+        </w:rPr>
+        <w:t>Voima</w:t>
+      </w:r>
+      <w:proofErr w:type="spellEnd"/>
+      <w:r>
+        <w:rPr>
+          <w:rFonts w:eastAsia="Times New Roman"/>
+          <w:color w:val="808080"/>
+          <w:sz w:val="28"/>
+          <w:lang w:val="en-US"/>
+        </w:rPr>
+        <w:t xml:space="preserve">, P. (2013). Critical Service </w:t>
+      </w:r>
+      <w:proofErr w:type="gramStart"/>
+      <w:r>
+        <w:rPr>
+          <w:rFonts w:eastAsia="Times New Roman"/>
+          <w:color w:val="808080"/>
+          <w:sz w:val="28"/>
+          <w:lang w:val="en-US"/>
+        </w:rPr>
+        <w:t>Logic :</w:t>
+      </w:r>
+      <w:proofErr w:type="gramEnd"/>
+      <w:r>
+        <w:rPr>
+          <w:rFonts w:eastAsia="Times New Roman"/>
+          <w:color w:val="808080"/>
+          <w:sz w:val="28"/>
+          <w:lang w:val="en-US"/>
+        </w:rPr>
+        <w:t xml:space="preserve"> Making Sense of Value Creation and Co-Creation. </w:t>
       </w:r>
       <w:r>
         <w:rPr>
@@ -15094,7 +15198,7 @@
           <w:sz w:val="28"/>
           <w:lang w:val="en-US"/>
         </w:rPr>
-        <w:t>25</w:t>
+        <w:t>Journal of the Academy of Marketing Science</w:t>
       </w:r>
       <w:r>
         <w:rPr>
@@ -15103,7 +15207,27 @@
           <w:sz w:val="28"/>
           <w:lang w:val="en-US"/>
         </w:rPr>
-        <w:t>(1), 55‑70. https://doi.org/10.1007/s10796-022-10352-8</w:t>
+        <w:t xml:space="preserve">, </w:t>
+      </w:r>
+      <w:r>
+        <w:rPr>
+          <w:rFonts w:eastAsia="Times New Roman"/>
+          <w:i/>
+          <w:iCs/>
+          <w:color w:val="808080"/>
+          <w:sz w:val="28"/>
+          <w:lang w:val="en-US"/>
+        </w:rPr>
+        <w:t>41</w:t>
+      </w:r>
+      <w:r>
+        <w:rPr>
+          <w:rFonts w:eastAsia="Times New Roman"/>
+          <w:color w:val="808080"/>
+          <w:sz w:val="28"/>
+          <w:lang w:val="en-US"/>
+        </w:rPr>
+        <w:t>, 133‑150. https://doi.org/10.1007/s11747-012-0308-3</w:t>
       </w:r>
     </w:p>
     <w:p>
@@ -15122,11 +15246,37 @@
           <w:rFonts w:eastAsia="Times New Roman"/>
           <w:color w:val="808080"/>
           <w:sz w:val="28"/>
+        </w:rPr>
+        <w:t xml:space="preserve">Harfouche, A., </w:t>
+      </w:r>
+      <w:proofErr w:type="spellStart"/>
+      <w:r>
+        <w:rPr>
+          <w:rFonts w:eastAsia="Times New Roman"/>
+          <w:color w:val="808080"/>
+          <w:sz w:val="28"/>
+        </w:rPr>
+        <w:t>Quinio</w:t>
+      </w:r>
+      <w:proofErr w:type="spellEnd"/>
+      <w:r>
+        <w:rPr>
+          <w:rFonts w:eastAsia="Times New Roman"/>
+          <w:color w:val="808080"/>
+          <w:sz w:val="28"/>
+        </w:rPr>
+        <w:t xml:space="preserve">, B., Saba, M., &amp; Saba, P. B. (2023). </w:t>
+      </w:r>
+      <w:r>
+        <w:rPr>
+          <w:rFonts w:eastAsia="Times New Roman"/>
+          <w:color w:val="808080"/>
+          <w:sz w:val="28"/>
           <w:lang w:val="en-US"/>
         </w:rPr>
-        <w:t xml:space="preserve">Long, D., &amp; </w:t>
-      </w:r>
-      <w:proofErr w:type="spellStart"/>
+        <w:t xml:space="preserve">The Recursive Theory of Knowledge </w:t>
+      </w:r>
+      <w:proofErr w:type="gramStart"/>
       <w:r>
         <w:rPr>
           <w:rFonts w:eastAsia="Times New Roman"/>
@@ -15134,9 +15284,9 @@
           <w:sz w:val="28"/>
           <w:lang w:val="en-US"/>
         </w:rPr>
-        <w:t>Magerko</w:t>
-      </w:r>
-      <w:proofErr w:type="spellEnd"/>
+        <w:t>Augmentation :</w:t>
+      </w:r>
+      <w:proofErr w:type="gramEnd"/>
       <w:r>
         <w:rPr>
           <w:rFonts w:eastAsia="Times New Roman"/>
@@ -15144,7 +15294,7 @@
           <w:sz w:val="28"/>
           <w:lang w:val="en-US"/>
         </w:rPr>
-        <w:t xml:space="preserve">, B. (2020). What is AI Literacy? Competencies and Design Considerations. </w:t>
+        <w:t xml:space="preserve"> Integrating human intuition and knowledge in Artificial Intelligence to augment organizational knowledge. </w:t>
       </w:r>
       <w:r>
         <w:rPr>
@@ -15155,7 +15305,7 @@
           <w:sz w:val="28"/>
           <w:lang w:val="en-US"/>
         </w:rPr>
-        <w:t>Proceedings of the 2020 CHI Conference on Human Factors in Computing Systems</w:t>
+        <w:t>Information Systems Frontiers</w:t>
       </w:r>
       <w:r>
         <w:rPr>
@@ -15164,7 +15314,27 @@
           <w:sz w:val="28"/>
           <w:lang w:val="en-US"/>
         </w:rPr>
-        <w:t>, 1‑16. https://doi.org/10.1145/3313831.3376727</w:t>
+        <w:t xml:space="preserve">, </w:t>
+      </w:r>
+      <w:r>
+        <w:rPr>
+          <w:rFonts w:eastAsia="Times New Roman"/>
+          <w:i/>
+          <w:iCs/>
+          <w:color w:val="808080"/>
+          <w:sz w:val="28"/>
+          <w:lang w:val="en-US"/>
+        </w:rPr>
+        <w:t>25</w:t>
+      </w:r>
+      <w:r>
+        <w:rPr>
+          <w:rFonts w:eastAsia="Times New Roman"/>
+          <w:color w:val="808080"/>
+          <w:sz w:val="28"/>
+          <w:lang w:val="en-US"/>
+        </w:rPr>
+        <w:t>(1), 55‑70. https://doi.org/10.1007/s10796-022-10352-8</w:t>
       </w:r>
     </w:p>
     <w:p>
@@ -15175,15 +15345,17 @@
           <w:rFonts w:eastAsia="Times New Roman"/>
           <w:color w:val="808080"/>
           <w:sz w:val="28"/>
-        </w:rPr>
-      </w:pPr>
-      <w:r>
-        <w:rPr>
-          <w:rFonts w:eastAsia="Times New Roman"/>
-          <w:color w:val="808080"/>
-          <w:sz w:val="28"/>
-        </w:rPr>
-        <w:t xml:space="preserve">Masson, P., &amp; </w:t>
+          <w:lang w:val="en-US"/>
+        </w:rPr>
+      </w:pPr>
+      <w:r>
+        <w:rPr>
+          <w:rFonts w:eastAsia="Times New Roman"/>
+          <w:color w:val="808080"/>
+          <w:sz w:val="28"/>
+          <w:lang w:val="en-US"/>
+        </w:rPr>
+        <w:t xml:space="preserve">Long, D., &amp; </w:t>
       </w:r>
       <w:proofErr w:type="spellStart"/>
       <w:r>
@@ -15191,8 +15363,9 @@
           <w:rFonts w:eastAsia="Times New Roman"/>
           <w:color w:val="808080"/>
           <w:sz w:val="28"/>
-        </w:rPr>
-        <w:t>Dautrif</w:t>
+          <w:lang w:val="en-US"/>
+        </w:rPr>
+        <w:t>Magerko</w:t>
       </w:r>
       <w:proofErr w:type="spellEnd"/>
       <w:r>
@@ -15200,10 +15373,10 @@
           <w:rFonts w:eastAsia="Times New Roman"/>
           <w:color w:val="808080"/>
           <w:sz w:val="28"/>
-        </w:rPr>
-        <w:t xml:space="preserve">, S. (2026, janvier 27). </w:t>
-      </w:r>
-      <w:proofErr w:type="spellStart"/>
+          <w:lang w:val="en-US"/>
+        </w:rPr>
+        <w:t xml:space="preserve">, B. (2020). What is AI Literacy? Competencies and Design Considerations. </w:t>
+      </w:r>
       <w:r>
         <w:rPr>
           <w:rFonts w:eastAsia="Times New Roman"/>
@@ -15211,17 +15384,18 @@
           <w:iCs/>
           <w:color w:val="808080"/>
           <w:sz w:val="28"/>
-        </w:rPr>
-        <w:t>Livre_Blanc_Conseil_Puissance_IA</w:t>
-      </w:r>
-      <w:proofErr w:type="spellEnd"/>
-      <w:r>
-        <w:rPr>
-          <w:rFonts w:eastAsia="Times New Roman"/>
-          <w:color w:val="808080"/>
-          <w:sz w:val="28"/>
-        </w:rPr>
-        <w:t>. HEC Alumni. https://conseil-puissance-ia.fr</w:t>
+          <w:lang w:val="en-US"/>
+        </w:rPr>
+        <w:t>Proceedings of the 2020 CHI Conference on Human Factors in Computing Systems</w:t>
+      </w:r>
+      <w:r>
+        <w:rPr>
+          <w:rFonts w:eastAsia="Times New Roman"/>
+          <w:color w:val="808080"/>
+          <w:sz w:val="28"/>
+          <w:lang w:val="en-US"/>
+        </w:rPr>
+        <w:t>, 1‑16. https://doi.org/10.1145/3313831.3376727</w:t>
       </w:r>
     </w:p>
     <w:p>
@@ -15232,9 +15406,17 @@
           <w:rFonts w:eastAsia="Times New Roman"/>
           <w:color w:val="808080"/>
           <w:sz w:val="28"/>
-          <w:lang w:val="en-US"/>
-        </w:rPr>
-      </w:pPr>
+        </w:rPr>
+      </w:pPr>
+      <w:r>
+        <w:rPr>
+          <w:rFonts w:eastAsia="Times New Roman"/>
+          <w:color w:val="808080"/>
+          <w:sz w:val="28"/>
+        </w:rPr>
+        <w:lastRenderedPageBreak/>
+        <w:t xml:space="preserve">Masson, P., &amp; </w:t>
+      </w:r>
       <w:proofErr w:type="spellStart"/>
       <w:r>
         <w:rPr>
@@ -15242,7 +15424,7 @@
           <w:color w:val="808080"/>
           <w:sz w:val="28"/>
         </w:rPr>
-        <w:t>Nikolova</w:t>
+        <w:t>Dautrif</w:t>
       </w:r>
       <w:proofErr w:type="spellEnd"/>
       <w:r>
@@ -15251,26 +15433,9 @@
           <w:color w:val="808080"/>
           <w:sz w:val="28"/>
         </w:rPr>
-        <w:t xml:space="preserve">, N., &amp; </w:t>
+        <w:t xml:space="preserve">, S. (2026, janvier 27). </w:t>
       </w:r>
       <w:proofErr w:type="spellStart"/>
-      <w:r>
-        <w:rPr>
-          <w:rFonts w:eastAsia="Times New Roman"/>
-          <w:color w:val="808080"/>
-          <w:sz w:val="28"/>
-        </w:rPr>
-        <w:t>Devinney</w:t>
-      </w:r>
-      <w:proofErr w:type="spellEnd"/>
-      <w:r>
-        <w:rPr>
-          <w:rFonts w:eastAsia="Times New Roman"/>
-          <w:color w:val="808080"/>
-          <w:sz w:val="28"/>
-        </w:rPr>
-        <w:t xml:space="preserve">, T. (2012, mars 29). </w:t>
-      </w:r>
       <w:r>
         <w:rPr>
           <w:rFonts w:eastAsia="Times New Roman"/>
@@ -15278,11 +15443,66 @@
           <w:iCs/>
           <w:color w:val="808080"/>
           <w:sz w:val="28"/>
+        </w:rPr>
+        <w:t>Livre_Blanc_Conseil_Puissance_IA</w:t>
+      </w:r>
+      <w:proofErr w:type="spellEnd"/>
+      <w:r>
+        <w:rPr>
+          <w:rFonts w:eastAsia="Times New Roman"/>
+          <w:color w:val="808080"/>
+          <w:sz w:val="28"/>
+        </w:rPr>
+        <w:t>. HEC Alumni. https://conseil-puissance-ia.fr</w:t>
+      </w:r>
+    </w:p>
+    <w:p>
+      <w:pPr>
+        <w:pStyle w:val="Bibliographie"/>
+        <w:divId w:val="491409308"/>
+        <w:rPr>
+          <w:rFonts w:eastAsia="Times New Roman"/>
+          <w:color w:val="808080"/>
+          <w:sz w:val="28"/>
           <w:lang w:val="en-US"/>
         </w:rPr>
-        <w:t xml:space="preserve">The Nature Of Client–Consultant </w:t>
-      </w:r>
-      <w:proofErr w:type="gramStart"/>
+      </w:pPr>
+      <w:proofErr w:type="spellStart"/>
+      <w:r>
+        <w:rPr>
+          <w:rFonts w:eastAsia="Times New Roman"/>
+          <w:color w:val="808080"/>
+          <w:sz w:val="28"/>
+        </w:rPr>
+        <w:t>Nikolova</w:t>
+      </w:r>
+      <w:proofErr w:type="spellEnd"/>
+      <w:r>
+        <w:rPr>
+          <w:rFonts w:eastAsia="Times New Roman"/>
+          <w:color w:val="808080"/>
+          <w:sz w:val="28"/>
+        </w:rPr>
+        <w:t xml:space="preserve">, N., &amp; </w:t>
+      </w:r>
+      <w:proofErr w:type="spellStart"/>
+      <w:r>
+        <w:rPr>
+          <w:rFonts w:eastAsia="Times New Roman"/>
+          <w:color w:val="808080"/>
+          <w:sz w:val="28"/>
+        </w:rPr>
+        <w:t>Devinney</w:t>
+      </w:r>
+      <w:proofErr w:type="spellEnd"/>
+      <w:r>
+        <w:rPr>
+          <w:rFonts w:eastAsia="Times New Roman"/>
+          <w:color w:val="808080"/>
+          <w:sz w:val="28"/>
+        </w:rPr>
+        <w:t xml:space="preserve">, T. (2012, mars 29). </w:t>
+      </w:r>
       <w:r>
         <w:rPr>
           <w:rFonts w:eastAsia="Times New Roman"/>
@@ -15292,9 +15512,9 @@
           <w:sz w:val="28"/>
           <w:lang w:val="en-US"/>
         </w:rPr>
-        <w:t>Interaction :</w:t>
-      </w:r>
-      <w:proofErr w:type="gramEnd"/>
+        <w:t xml:space="preserve">The Nature Of Client–Consultant </w:t>
+      </w:r>
+      <w:proofErr w:type="gramStart"/>
       <w:r>
         <w:rPr>
           <w:rFonts w:eastAsia="Times New Roman"/>
@@ -15304,6 +15524,18 @@
           <w:sz w:val="28"/>
           <w:lang w:val="en-US"/>
         </w:rPr>
+        <w:t>Interaction :</w:t>
+      </w:r>
+      <w:proofErr w:type="gramEnd"/>
+      <w:r>
+        <w:rPr>
+          <w:rFonts w:eastAsia="Times New Roman"/>
+          <w:i/>
+          <w:iCs/>
+          <w:color w:val="808080"/>
+          <w:sz w:val="28"/>
+          <w:lang w:val="en-US"/>
+        </w:rPr>
         <w:t xml:space="preserve"> A Critical Review</w:t>
       </w:r>
       <w:r>
@@ -15334,7 +15566,6 @@
           <w:sz w:val="28"/>
           <w:lang w:val="en-US"/>
         </w:rPr>
-        <w:lastRenderedPageBreak/>
         <w:t xml:space="preserve">Oesterle, S., Buchwald, A., &amp; </w:t>
       </w:r>
       <w:proofErr w:type="spellStart"/>
@@ -15742,6 +15973,7 @@
           <w:sz w:val="28"/>
           <w:lang w:val="en-US"/>
         </w:rPr>
+        <w:lastRenderedPageBreak/>
         <w:t>Raisch</w:t>
       </w:r>
       <w:proofErr w:type="spellEnd"/>
@@ -15884,17 +16116,7 @@
           <w:sz w:val="28"/>
           <w:lang w:val="en-US"/>
         </w:rPr>
-        <w:t>. https://www.semanticscholar.org/paper/Artificial-</w:t>
-      </w:r>
-      <w:r>
-        <w:rPr>
-          <w:rFonts w:eastAsia="Times New Roman"/>
-          <w:color w:val="808080"/>
-          <w:sz w:val="28"/>
-          <w:lang w:val="en-US"/>
-        </w:rPr>
-        <w:lastRenderedPageBreak/>
-        <w:t>Intelligence-and-Management%3A-The-Paradox-Raisch-Krakowski/9c145390e6073c96e89cf03d3df3b559f0bb0496</w:t>
+        <w:t>. https://www.semanticscholar.org/paper/Artificial-Intelligence-and-Management%3A-The-Paradox-Raisch-Krakowski/9c145390e6073c96e89cf03d3df3b559f0bb0496</w:t>
       </w:r>
     </w:p>
     <w:p>
@@ -16167,7 +16389,6 @@
     <w:p>
       <w:pPr>
         <w:pStyle w:val="Bibliographie"/>
-        <w:jc w:val="both"/>
         <w:divId w:val="491409308"/>
         <w:rPr>
           <w:sz w:val="28"/>

--- a/docs/DOCUMENT_COMPLEMENTAIRE_CONTENU_FR.docx
+++ b/docs/DOCUMENT_COMPLEMENTAIRE_CONTENU_FR.docx
@@ -313,7 +313,7 @@
         </w:rPr>
         <w:fldChar w:fldCharType="separate"/>
       </w:r>
-      <w:hyperlink w:anchor="_Toc228079808" w:history="1">
+      <w:hyperlink w:anchor="_Toc228080643" w:history="1">
         <w:r>
           <w:rPr>
             <w:rStyle w:val="Lienhypertexte"/>
@@ -340,7 +340,7 @@
             <w:noProof/>
             <w:webHidden/>
           </w:rPr>
-          <w:instrText xml:space="preserve"> PAGEREF _Toc228079808 \h </w:instrText>
+          <w:instrText xml:space="preserve"> PAGEREF _Toc228080643 \h </w:instrText>
         </w:r>
         <w:r>
           <w:rPr>
@@ -384,7 +384,7 @@
           <w14:ligatures w14:val="standardContextual"/>
         </w:rPr>
       </w:pPr>
-      <w:hyperlink w:anchor="_Toc228079809" w:history="1">
+      <w:hyperlink w:anchor="_Toc228080644" w:history="1">
         <w:r>
           <w:rPr>
             <w:rStyle w:val="Lienhypertexte"/>
@@ -412,7 +412,7 @@
             <w:noProof/>
             <w:webHidden/>
           </w:rPr>
-          <w:instrText xml:space="preserve"> PAGEREF _Toc228079809 \h </w:instrText>
+          <w:instrText xml:space="preserve"> PAGEREF _Toc228080644 \h </w:instrText>
         </w:r>
         <w:r>
           <w:rPr>
@@ -456,7 +456,7 @@
           <w14:ligatures w14:val="standardContextual"/>
         </w:rPr>
       </w:pPr>
-      <w:hyperlink w:anchor="_Toc228079810" w:history="1">
+      <w:hyperlink w:anchor="_Toc228080645" w:history="1">
         <w:r>
           <w:rPr>
             <w:rStyle w:val="Lienhypertexte"/>
@@ -483,7 +483,7 @@
             <w:noProof/>
             <w:webHidden/>
           </w:rPr>
-          <w:instrText xml:space="preserve"> PAGEREF _Toc228079810 \h </w:instrText>
+          <w:instrText xml:space="preserve"> PAGEREF _Toc228080645 \h </w:instrText>
         </w:r>
         <w:r>
           <w:rPr>
@@ -527,7 +527,7 @@
           <w14:ligatures w14:val="standardContextual"/>
         </w:rPr>
       </w:pPr>
-      <w:hyperlink w:anchor="_Toc228079811" w:history="1">
+      <w:hyperlink w:anchor="_Toc228080646" w:history="1">
         <w:r>
           <w:rPr>
             <w:rStyle w:val="Lienhypertexte"/>
@@ -555,7 +555,7 @@
             <w:noProof/>
             <w:webHidden/>
           </w:rPr>
-          <w:instrText xml:space="preserve"> PAGEREF _Toc228079811 \h </w:instrText>
+          <w:instrText xml:space="preserve"> PAGEREF _Toc228080646 \h </w:instrText>
         </w:r>
         <w:r>
           <w:rPr>
@@ -599,7 +599,7 @@
           <w14:ligatures w14:val="standardContextual"/>
         </w:rPr>
       </w:pPr>
-      <w:hyperlink w:anchor="_Toc228079812" w:history="1">
+      <w:hyperlink w:anchor="_Toc228080647" w:history="1">
         <w:r>
           <w:rPr>
             <w:rStyle w:val="Lienhypertexte"/>
@@ -626,7 +626,7 @@
             <w:noProof/>
             <w:webHidden/>
           </w:rPr>
-          <w:instrText xml:space="preserve"> PAGEREF _Toc228079812 \h </w:instrText>
+          <w:instrText xml:space="preserve"> PAGEREF _Toc228080647 \h </w:instrText>
         </w:r>
         <w:r>
           <w:rPr>
@@ -670,7 +670,7 @@
           <w14:ligatures w14:val="standardContextual"/>
         </w:rPr>
       </w:pPr>
-      <w:hyperlink w:anchor="_Toc228079813" w:history="1">
+      <w:hyperlink w:anchor="_Toc228080648" w:history="1">
         <w:r>
           <w:rPr>
             <w:rStyle w:val="Lienhypertexte"/>
@@ -698,7 +698,7 @@
             <w:noProof/>
             <w:webHidden/>
           </w:rPr>
-          <w:instrText xml:space="preserve"> PAGEREF _Toc228079813 \h </w:instrText>
+          <w:instrText xml:space="preserve"> PAGEREF _Toc228080648 \h </w:instrText>
         </w:r>
         <w:r>
           <w:rPr>
@@ -742,7 +742,7 @@
           <w14:ligatures w14:val="standardContextual"/>
         </w:rPr>
       </w:pPr>
-      <w:hyperlink w:anchor="_Toc228079814" w:history="1">
+      <w:hyperlink w:anchor="_Toc228080649" w:history="1">
         <w:r>
           <w:rPr>
             <w:rStyle w:val="Lienhypertexte"/>
@@ -769,7 +769,7 @@
             <w:noProof/>
             <w:webHidden/>
           </w:rPr>
-          <w:instrText xml:space="preserve"> PAGEREF _Toc228079814 \h </w:instrText>
+          <w:instrText xml:space="preserve"> PAGEREF _Toc228080649 \h </w:instrText>
         </w:r>
         <w:r>
           <w:rPr>
@@ -813,7 +813,7 @@
           <w14:ligatures w14:val="standardContextual"/>
         </w:rPr>
       </w:pPr>
-      <w:hyperlink w:anchor="_Toc228079815" w:history="1">
+      <w:hyperlink w:anchor="_Toc228080650" w:history="1">
         <w:r>
           <w:rPr>
             <w:rStyle w:val="Lienhypertexte"/>
@@ -840,7 +840,7 @@
             <w:noProof/>
             <w:webHidden/>
           </w:rPr>
-          <w:instrText xml:space="preserve"> PAGEREF _Toc228079815 \h </w:instrText>
+          <w:instrText xml:space="preserve"> PAGEREF _Toc228080650 \h </w:instrText>
         </w:r>
         <w:r>
           <w:rPr>
@@ -884,7 +884,7 @@
           <w14:ligatures w14:val="standardContextual"/>
         </w:rPr>
       </w:pPr>
-      <w:hyperlink w:anchor="_Toc228079816" w:history="1">
+      <w:hyperlink w:anchor="_Toc228080651" w:history="1">
         <w:r>
           <w:rPr>
             <w:rStyle w:val="Lienhypertexte"/>
@@ -911,7 +911,7 @@
             <w:noProof/>
             <w:webHidden/>
           </w:rPr>
-          <w:instrText xml:space="preserve"> PAGEREF _Toc228079816 \h </w:instrText>
+          <w:instrText xml:space="preserve"> PAGEREF _Toc228080651 \h </w:instrText>
         </w:r>
         <w:r>
           <w:rPr>
@@ -955,7 +955,7 @@
           <w14:ligatures w14:val="standardContextual"/>
         </w:rPr>
       </w:pPr>
-      <w:hyperlink w:anchor="_Toc228079817" w:history="1">
+      <w:hyperlink w:anchor="_Toc228080652" w:history="1">
         <w:r>
           <w:rPr>
             <w:rStyle w:val="Lienhypertexte"/>
@@ -982,7 +982,7 @@
             <w:noProof/>
             <w:webHidden/>
           </w:rPr>
-          <w:instrText xml:space="preserve"> PAGEREF _Toc228079817 \h </w:instrText>
+          <w:instrText xml:space="preserve"> PAGEREF _Toc228080652 \h </w:instrText>
         </w:r>
         <w:r>
           <w:rPr>
@@ -1026,7 +1026,7 @@
           <w14:ligatures w14:val="standardContextual"/>
         </w:rPr>
       </w:pPr>
-      <w:hyperlink w:anchor="_Toc228079818" w:history="1">
+      <w:hyperlink w:anchor="_Toc228080653" w:history="1">
         <w:r>
           <w:rPr>
             <w:rStyle w:val="Lienhypertexte"/>
@@ -1054,7 +1054,7 @@
             <w:noProof/>
             <w:webHidden/>
           </w:rPr>
-          <w:instrText xml:space="preserve"> PAGEREF _Toc228079818 \h </w:instrText>
+          <w:instrText xml:space="preserve"> PAGEREF _Toc228080653 \h </w:instrText>
         </w:r>
         <w:r>
           <w:rPr>
@@ -1098,7 +1098,7 @@
           <w14:ligatures w14:val="standardContextual"/>
         </w:rPr>
       </w:pPr>
-      <w:hyperlink w:anchor="_Toc228079819" w:history="1">
+      <w:hyperlink w:anchor="_Toc228080654" w:history="1">
         <w:r>
           <w:rPr>
             <w:rStyle w:val="Lienhypertexte"/>
@@ -1126,7 +1126,7 @@
             <w:noProof/>
             <w:webHidden/>
           </w:rPr>
-          <w:instrText xml:space="preserve"> PAGEREF _Toc228079819 \h </w:instrText>
+          <w:instrText xml:space="preserve"> PAGEREF _Toc228080654 \h </w:instrText>
         </w:r>
         <w:r>
           <w:rPr>
@@ -1170,7 +1170,7 @@
           <w14:ligatures w14:val="standardContextual"/>
         </w:rPr>
       </w:pPr>
-      <w:hyperlink w:anchor="_Toc228079820" w:history="1">
+      <w:hyperlink w:anchor="_Toc228080655" w:history="1">
         <w:r>
           <w:rPr>
             <w:rStyle w:val="Lienhypertexte"/>
@@ -1197,7 +1197,7 @@
             <w:noProof/>
             <w:webHidden/>
           </w:rPr>
-          <w:instrText xml:space="preserve"> PAGEREF _Toc228079820 \h </w:instrText>
+          <w:instrText xml:space="preserve"> PAGEREF _Toc228080655 \h </w:instrText>
         </w:r>
         <w:r>
           <w:rPr>
@@ -1241,7 +1241,7 @@
           <w14:ligatures w14:val="standardContextual"/>
         </w:rPr>
       </w:pPr>
-      <w:hyperlink w:anchor="_Toc228079821" w:history="1">
+      <w:hyperlink w:anchor="_Toc228080656" w:history="1">
         <w:r>
           <w:rPr>
             <w:rStyle w:val="Lienhypertexte"/>
@@ -1269,7 +1269,7 @@
             <w:noProof/>
             <w:webHidden/>
           </w:rPr>
-          <w:instrText xml:space="preserve"> PAGEREF _Toc228079821 \h </w:instrText>
+          <w:instrText xml:space="preserve"> PAGEREF _Toc228080656 \h </w:instrText>
         </w:r>
         <w:r>
           <w:rPr>
@@ -1313,7 +1313,7 @@
           <w14:ligatures w14:val="standardContextual"/>
         </w:rPr>
       </w:pPr>
-      <w:hyperlink w:anchor="_Toc228079822" w:history="1">
+      <w:hyperlink w:anchor="_Toc228080657" w:history="1">
         <w:r>
           <w:rPr>
             <w:rStyle w:val="Lienhypertexte"/>
@@ -1341,7 +1341,7 @@
             <w:noProof/>
             <w:webHidden/>
           </w:rPr>
-          <w:instrText xml:space="preserve"> PAGEREF _Toc228079822 \h </w:instrText>
+          <w:instrText xml:space="preserve"> PAGEREF _Toc228080657 \h </w:instrText>
         </w:r>
         <w:r>
           <w:rPr>
@@ -1385,7 +1385,7 @@
           <w14:ligatures w14:val="standardContextual"/>
         </w:rPr>
       </w:pPr>
-      <w:hyperlink w:anchor="_Toc228079823" w:history="1">
+      <w:hyperlink w:anchor="_Toc228080658" w:history="1">
         <w:r>
           <w:rPr>
             <w:rStyle w:val="Lienhypertexte"/>
@@ -1413,7 +1413,7 @@
             <w:noProof/>
             <w:webHidden/>
           </w:rPr>
-          <w:instrText xml:space="preserve"> PAGEREF _Toc228079823 \h </w:instrText>
+          <w:instrText xml:space="preserve"> PAGEREF _Toc228080658 \h </w:instrText>
         </w:r>
         <w:r>
           <w:rPr>
@@ -1457,7 +1457,7 @@
           <w14:ligatures w14:val="standardContextual"/>
         </w:rPr>
       </w:pPr>
-      <w:hyperlink w:anchor="_Toc228079824" w:history="1">
+      <w:hyperlink w:anchor="_Toc228080659" w:history="1">
         <w:r>
           <w:rPr>
             <w:rStyle w:val="Lienhypertexte"/>
@@ -1485,7 +1485,7 @@
             <w:noProof/>
             <w:webHidden/>
           </w:rPr>
-          <w:instrText xml:space="preserve"> PAGEREF _Toc228079824 \h </w:instrText>
+          <w:instrText xml:space="preserve"> PAGEREF _Toc228080659 \h </w:instrText>
         </w:r>
         <w:r>
           <w:rPr>
@@ -1529,7 +1529,7 @@
           <w14:ligatures w14:val="standardContextual"/>
         </w:rPr>
       </w:pPr>
-      <w:hyperlink w:anchor="_Toc228079825" w:history="1">
+      <w:hyperlink w:anchor="_Toc228080660" w:history="1">
         <w:r>
           <w:rPr>
             <w:rStyle w:val="Lienhypertexte"/>
@@ -1556,7 +1556,7 @@
             <w:noProof/>
             <w:webHidden/>
           </w:rPr>
-          <w:instrText xml:space="preserve"> PAGEREF _Toc228079825 \h </w:instrText>
+          <w:instrText xml:space="preserve"> PAGEREF _Toc228080660 \h </w:instrText>
         </w:r>
         <w:r>
           <w:rPr>
@@ -1600,7 +1600,7 @@
           <w14:ligatures w14:val="standardContextual"/>
         </w:rPr>
       </w:pPr>
-      <w:hyperlink w:anchor="_Toc228079826" w:history="1">
+      <w:hyperlink w:anchor="_Toc228080661" w:history="1">
         <w:r>
           <w:rPr>
             <w:rStyle w:val="Lienhypertexte"/>
@@ -1628,7 +1628,7 @@
             <w:noProof/>
             <w:webHidden/>
           </w:rPr>
-          <w:instrText xml:space="preserve"> PAGEREF _Toc228079826 \h </w:instrText>
+          <w:instrText xml:space="preserve"> PAGEREF _Toc228080661 \h </w:instrText>
         </w:r>
         <w:r>
           <w:rPr>
@@ -1672,7 +1672,7 @@
           <w14:ligatures w14:val="standardContextual"/>
         </w:rPr>
       </w:pPr>
-      <w:hyperlink w:anchor="_Toc228079827" w:history="1">
+      <w:hyperlink w:anchor="_Toc228080662" w:history="1">
         <w:r>
           <w:rPr>
             <w:rStyle w:val="Lienhypertexte"/>
@@ -1700,7 +1700,7 @@
             <w:noProof/>
             <w:webHidden/>
           </w:rPr>
-          <w:instrText xml:space="preserve"> PAGEREF _Toc228079827 \h </w:instrText>
+          <w:instrText xml:space="preserve"> PAGEREF _Toc228080662 \h </w:instrText>
         </w:r>
         <w:r>
           <w:rPr>
@@ -1744,7 +1744,7 @@
           <w14:ligatures w14:val="standardContextual"/>
         </w:rPr>
       </w:pPr>
-      <w:hyperlink w:anchor="_Toc228079828" w:history="1">
+      <w:hyperlink w:anchor="_Toc228080663" w:history="1">
         <w:r>
           <w:rPr>
             <w:rStyle w:val="Lienhypertexte"/>
@@ -1771,7 +1771,7 @@
             <w:noProof/>
             <w:webHidden/>
           </w:rPr>
-          <w:instrText xml:space="preserve"> PAGEREF _Toc228079828 \h </w:instrText>
+          <w:instrText xml:space="preserve"> PAGEREF _Toc228080663 \h </w:instrText>
         </w:r>
         <w:r>
           <w:rPr>
@@ -1815,7 +1815,7 @@
           <w14:ligatures w14:val="standardContextual"/>
         </w:rPr>
       </w:pPr>
-      <w:hyperlink w:anchor="_Toc228079829" w:history="1">
+      <w:hyperlink w:anchor="_Toc228080664" w:history="1">
         <w:r>
           <w:rPr>
             <w:rStyle w:val="Lienhypertexte"/>
@@ -1842,7 +1842,7 @@
             <w:noProof/>
             <w:webHidden/>
           </w:rPr>
-          <w:instrText xml:space="preserve"> PAGEREF _Toc228079829 \h </w:instrText>
+          <w:instrText xml:space="preserve"> PAGEREF _Toc228080664 \h </w:instrText>
         </w:r>
         <w:r>
           <w:rPr>
@@ -1896,7 +1896,7 @@
       <w:pPr>
         <w:pStyle w:val="Titre1"/>
       </w:pPr>
-      <w:bookmarkStart w:id="0" w:name="_Toc228079808"/>
+      <w:bookmarkStart w:id="0" w:name="_Toc228080643"/>
       <w:r>
         <w:t>1. POSITIONNEMENT DE LA RECHERCHE</w:t>
       </w:r>
@@ -1910,7 +1910,7 @@
           <w:color w:val="4472C4" w:themeColor="accent1"/>
         </w:rPr>
       </w:pPr>
-      <w:bookmarkStart w:id="1" w:name="_Toc228079809"/>
+      <w:bookmarkStart w:id="1" w:name="_Toc228080644"/>
       <w:r>
         <w:rPr>
           <w:rFonts w:eastAsia="Times New Roman"/>
@@ -1980,25 +1980,16 @@
           <w:sz w:val="28"/>
           <w:szCs w:val="28"/>
         </w:rPr>
-        <w:t xml:space="preserve">, </w:t>
-      </w:r>
-      <w:r>
-        <w:rPr>
-          <w:rFonts w:eastAsia="Times New Roman"/>
-          <w:color w:val="1F1A16"/>
-          <w:sz w:val="28"/>
-          <w:szCs w:val="28"/>
-        </w:rPr>
-        <w:t>pensé</w:t>
-      </w:r>
-      <w:r>
-        <w:rPr>
-          <w:rFonts w:eastAsia="Times New Roman"/>
-          <w:color w:val="1F1A16"/>
-          <w:sz w:val="28"/>
-          <w:szCs w:val="28"/>
-        </w:rPr>
-        <w:t xml:space="preserve"> comme une opportunité d’accroitre la valeur, tout en générant des défis en matière de sécurité, d’éthique, de gouvernance des données</w:t>
+        <w:t xml:space="preserve">. Il constitue </w:t>
+      </w:r>
+      <w:r>
+        <w:rPr>
+          <w:rFonts w:eastAsia="Times New Roman"/>
+          <w:color w:val="1F1A16"/>
+          <w:sz w:val="28"/>
+          <w:szCs w:val="28"/>
+        </w:rPr>
+        <w:t>une opportunité d’accroitre la valeur, tout en générant des défis en matière de sécurité, d’éthique, de gouvernance des données</w:t>
       </w:r>
       <w:r>
         <w:rPr>
@@ -2051,43 +2042,7 @@
           <w:color w:val="000000"/>
           <w:sz w:val="28"/>
         </w:rPr>
-        <w:t xml:space="preserve">(de Man et al., 2016; Masson &amp; </w:t>
-      </w:r>
-      <w:proofErr w:type="spellStart"/>
-      <w:r>
-        <w:rPr>
-          <w:rFonts w:eastAsia="Times New Roman"/>
-          <w:color w:val="000000"/>
-          <w:sz w:val="28"/>
-        </w:rPr>
-        <w:t>Dautrif</w:t>
-      </w:r>
-      <w:proofErr w:type="spellEnd"/>
-      <w:r>
-        <w:rPr>
-          <w:rFonts w:eastAsia="Times New Roman"/>
-          <w:color w:val="000000"/>
-          <w:sz w:val="28"/>
-        </w:rPr>
-        <w:t xml:space="preserve">, 2026; Mohan, 2024; </w:t>
-      </w:r>
-      <w:proofErr w:type="spellStart"/>
-      <w:r>
-        <w:rPr>
-          <w:rFonts w:eastAsia="Times New Roman"/>
-          <w:color w:val="000000"/>
-          <w:sz w:val="28"/>
-        </w:rPr>
-        <w:t>Tavoletti</w:t>
-      </w:r>
-      <w:proofErr w:type="spellEnd"/>
-      <w:r>
-        <w:rPr>
-          <w:rFonts w:eastAsia="Times New Roman"/>
-          <w:color w:val="000000"/>
-          <w:sz w:val="28"/>
-        </w:rPr>
-        <w:t xml:space="preserve"> et al., 2021; </w:t>
+        <w:t xml:space="preserve">(Mohan, 2024; </w:t>
       </w:r>
       <w:proofErr w:type="spellStart"/>
       <w:r>
@@ -2377,6 +2332,104 @@
           <w:sz w:val="28"/>
           <w:szCs w:val="28"/>
         </w:rPr>
+        <w:t xml:space="preserve"> </w:t>
+      </w:r>
+      <w:r>
+        <w:rPr>
+          <w:color w:val="1F1A16"/>
+          <w:sz w:val="28"/>
+          <w:szCs w:val="28"/>
+        </w:rPr>
+        <w:fldChar w:fldCharType="begin"/>
+      </w:r>
+      <w:r>
+        <w:rPr>
+          <w:color w:val="1F1A16"/>
+          <w:sz w:val="28"/>
+          <w:szCs w:val="28"/>
+        </w:rPr>
+        <w:instrText xml:space="preserve"> ADDIN ZOTERO_ITEM CSL_CITATION {"citationID":"HdGbtfoW","properties":{"unsorted":false,"formattedCitation":"(Candy et al., 2024; de\\uc0\\u160{}Man et al., 2016)","plainCitation":"(Candy et al., 2024; de Man et al., 2016)","noteIndex":0},"citationItems":[{"id":7624,"uris":["http://zotero.org/users/12622049/items/Q9ZRUSVL"],"itemData":{"id":7624,"type":"article-journal","abstract":"Software and talent are converging to create new value. Are your consultants accelerating progress—or sticking to the status quo?","container-title":"IBM Institute for Business Value","language":"en","source":"Zotero","title":"On the cusp of convergence","author":[{"family":"Candy","given":"Matthew"},{"family":"Dolph","given":"Blaine"},{"family":"Lin","given":"Salima"},{"family":"Dencik","given":"Jacob"}],"issued":{"date-parts":[["2024"]]}}},{"id":2045,"uris":["http://zotero.org/users/12622049/items/K23M6UC4"],"itemData":{"id":2045,"type":"article-journal","container-title":"Academy of Management Proceedings","DOI":"10.5465/AMBPP.2016.16812abstract","journalAbbreviation":"Academy of Management Proceedings","note":"2 citations (Crossref) [2023-12-16]","page":"16812","source":"ResearchGate","title":"The Characteristics of New Business Models in Consulting: An Analysis of Practice","title-short":"The Characteristics of New Business Models in Consulting","volume":"2016","author":[{"family":"Man","given":"Ard-Pieter","non-dropping-particle":"de"},{"family":"Man","given":"Marguerithe","non-dropping-particle":"de"},{"family":"Stoppelenburg","given":"Annemieke"}],"issued":{"date-parts":[["2016",1,1]]}}}],"schema":"https://github.com/citation-style-language/schema/raw/master/csl-citation.json"} </w:instrText>
+      </w:r>
+      <w:r>
+        <w:rPr>
+          <w:color w:val="1F1A16"/>
+          <w:sz w:val="28"/>
+          <w:szCs w:val="28"/>
+        </w:rPr>
+        <w:fldChar w:fldCharType="separate"/>
+      </w:r>
+      <w:r>
+        <w:rPr>
+          <w:rFonts w:eastAsia="Times New Roman"/>
+          <w:color w:val="000000"/>
+          <w:sz w:val="28"/>
+        </w:rPr>
+        <w:t>(Candy et al., 2024; de Man et al., 2016</w:t>
+      </w:r>
+      <w:r>
+        <w:rPr>
+          <w:rFonts w:eastAsia="Times New Roman"/>
+          <w:color w:val="000000"/>
+          <w:sz w:val="28"/>
+        </w:rPr>
+        <w:t>;</w:t>
+      </w:r>
+      <w:r>
+        <w:rPr>
+          <w:rFonts w:eastAsia="Times New Roman"/>
+          <w:color w:val="000000"/>
+          <w:sz w:val="28"/>
+        </w:rPr>
+        <w:t xml:space="preserve"> </w:t>
+      </w:r>
+      <w:r>
+        <w:rPr>
+          <w:rFonts w:eastAsia="Times New Roman"/>
+          <w:color w:val="000000"/>
+          <w:sz w:val="28"/>
+        </w:rPr>
+        <w:t xml:space="preserve">Masson &amp; </w:t>
+      </w:r>
+      <w:proofErr w:type="spellStart"/>
+      <w:r>
+        <w:rPr>
+          <w:rFonts w:eastAsia="Times New Roman"/>
+          <w:color w:val="000000"/>
+          <w:sz w:val="28"/>
+        </w:rPr>
+        <w:t>Dautrif</w:t>
+      </w:r>
+      <w:proofErr w:type="spellEnd"/>
+      <w:r>
+        <w:rPr>
+          <w:rFonts w:eastAsia="Times New Roman"/>
+          <w:color w:val="000000"/>
+          <w:sz w:val="28"/>
+        </w:rPr>
+        <w:t>, 2026</w:t>
+      </w:r>
+      <w:r>
+        <w:rPr>
+          <w:rFonts w:eastAsia="Times New Roman"/>
+          <w:color w:val="000000"/>
+          <w:sz w:val="28"/>
+        </w:rPr>
+        <w:t>)</w:t>
+      </w:r>
+      <w:r>
+        <w:rPr>
+          <w:color w:val="1F1A16"/>
+          <w:sz w:val="28"/>
+          <w:szCs w:val="28"/>
+        </w:rPr>
+        <w:fldChar w:fldCharType="end"/>
+      </w:r>
+      <w:r>
+        <w:rPr>
+          <w:color w:val="1F1A16"/>
+          <w:sz w:val="28"/>
+          <w:szCs w:val="28"/>
+        </w:rPr>
         <w:t>.</w:t>
       </w:r>
     </w:p>
@@ -4359,7 +4412,7 @@
       <w:pPr>
         <w:pStyle w:val="Titre2"/>
       </w:pPr>
-      <w:bookmarkStart w:id="3" w:name="_Toc228079810"/>
+      <w:bookmarkStart w:id="3" w:name="_Toc228080645"/>
       <w:r>
         <w:t>E</w:t>
       </w:r>
@@ -5880,7 +5933,7 @@
         </w:rPr>
       </w:pPr>
       <w:bookmarkStart w:id="4" w:name="_Hlk227872854"/>
-      <w:bookmarkStart w:id="5" w:name="_Toc228079811"/>
+      <w:bookmarkStart w:id="5" w:name="_Toc228080646"/>
       <w:r>
         <w:rPr>
           <w:rFonts w:eastAsia="Times New Roman"/>
@@ -7095,7 +7148,7 @@
       <w:pPr>
         <w:pStyle w:val="Titre1"/>
       </w:pPr>
-      <w:bookmarkStart w:id="6" w:name="_Toc228079812"/>
+      <w:bookmarkStart w:id="6" w:name="_Toc228080647"/>
       <w:r>
         <w:lastRenderedPageBreak/>
         <w:t xml:space="preserve">2. CADRE </w:t>
@@ -7113,7 +7166,7 @@
           <w:color w:val="3A332D"/>
         </w:rPr>
       </w:pPr>
-      <w:bookmarkStart w:id="7" w:name="_Toc228079813"/>
+      <w:bookmarkStart w:id="7" w:name="_Toc228080648"/>
       <w:r>
         <w:rPr>
           <w:rFonts w:eastAsia="Times New Roman"/>
@@ -7132,7 +7185,7 @@
       <w:pPr>
         <w:pStyle w:val="Titre3"/>
       </w:pPr>
-      <w:bookmarkStart w:id="8" w:name="_Toc228079814"/>
+      <w:bookmarkStart w:id="8" w:name="_Toc228080649"/>
       <w:r>
         <w:t>L</w:t>
       </w:r>
@@ -8754,7 +8807,7 @@
       <w:pPr>
         <w:pStyle w:val="Titre3"/>
       </w:pPr>
-      <w:bookmarkStart w:id="9" w:name="_Toc228079815"/>
+      <w:bookmarkStart w:id="9" w:name="_Toc228080650"/>
       <w:r>
         <w:t xml:space="preserve">La valeur perçue </w:t>
       </w:r>
@@ -10756,7 +10809,7 @@
       <w:pPr>
         <w:pStyle w:val="Titre3"/>
       </w:pPr>
-      <w:bookmarkStart w:id="10" w:name="_Toc228079816"/>
+      <w:bookmarkStart w:id="10" w:name="_Toc228080651"/>
       <w:r>
         <w:t>L’IA</w:t>
       </w:r>
@@ -11891,7 +11944,7 @@
       <w:pPr>
         <w:pStyle w:val="Titre2"/>
       </w:pPr>
-      <w:bookmarkStart w:id="11" w:name="_Toc228079817"/>
+      <w:bookmarkStart w:id="11" w:name="_Toc228080652"/>
       <w:r>
         <w:lastRenderedPageBreak/>
         <w:t>Cadre propositionnel</w:t>
@@ -12152,7 +12205,7 @@
           <w:rFonts w:eastAsia="Times New Roman"/>
         </w:rPr>
       </w:pPr>
-      <w:bookmarkStart w:id="12" w:name="_Toc228079818"/>
+      <w:bookmarkStart w:id="12" w:name="_Toc228080653"/>
       <w:r>
         <w:rPr>
           <w:rFonts w:eastAsia="Times New Roman"/>
@@ -12475,7 +12528,7 @@
           <w:rFonts w:eastAsia="Times New Roman"/>
         </w:rPr>
       </w:pPr>
-      <w:bookmarkStart w:id="13" w:name="_Toc228079819"/>
+      <w:bookmarkStart w:id="13" w:name="_Toc228080654"/>
       <w:r>
         <w:rPr>
           <w:rFonts w:eastAsia="Times New Roman"/>
@@ -14602,7 +14655,7 @@
       <w:pPr>
         <w:pStyle w:val="Titre1"/>
       </w:pPr>
-      <w:bookmarkStart w:id="14" w:name="_Toc228079820"/>
+      <w:bookmarkStart w:id="14" w:name="_Toc228080655"/>
       <w:r>
         <w:lastRenderedPageBreak/>
         <w:t>3. CADRE D'OBSERVATION</w:t>
@@ -14616,7 +14669,7 @@
           <w:rFonts w:eastAsia="Times New Roman"/>
         </w:rPr>
       </w:pPr>
-      <w:bookmarkStart w:id="15" w:name="_Toc228079821"/>
+      <w:bookmarkStart w:id="15" w:name="_Toc228080656"/>
       <w:r>
         <w:rPr>
           <w:rFonts w:eastAsia="Times New Roman"/>
@@ -15236,7 +15289,7 @@
           <w:rFonts w:eastAsia="Times New Roman"/>
         </w:rPr>
       </w:pPr>
-      <w:bookmarkStart w:id="16" w:name="_Toc228079822"/>
+      <w:bookmarkStart w:id="16" w:name="_Toc228080657"/>
       <w:r>
         <w:rPr>
           <w:rFonts w:eastAsia="Times New Roman"/>
@@ -15524,7 +15577,7 @@
           <w:color w:val="4A4038"/>
         </w:rPr>
       </w:pPr>
-      <w:bookmarkStart w:id="17" w:name="_Toc228079823"/>
+      <w:bookmarkStart w:id="17" w:name="_Toc228080658"/>
       <w:r>
         <w:rPr>
           <w:rFonts w:eastAsia="Times New Roman"/>
@@ -15760,7 +15813,7 @@
           <w:color w:val="4A4038"/>
         </w:rPr>
       </w:pPr>
-      <w:bookmarkStart w:id="18" w:name="_Toc228079824"/>
+      <w:bookmarkStart w:id="18" w:name="_Toc228080659"/>
       <w:r>
         <w:rPr>
           <w:rFonts w:eastAsia="Times New Roman"/>
@@ -16116,7 +16169,7 @@
       <w:pPr>
         <w:pStyle w:val="Titre1"/>
       </w:pPr>
-      <w:bookmarkStart w:id="19" w:name="_Toc228079825"/>
+      <w:bookmarkStart w:id="19" w:name="_Toc228080660"/>
       <w:r>
         <w:t>4. ILLUSTRATION</w:t>
       </w:r>
@@ -16131,7 +16184,7 @@
           <w:szCs w:val="28"/>
         </w:rPr>
       </w:pPr>
-      <w:bookmarkStart w:id="20" w:name="_Toc228079826"/>
+      <w:bookmarkStart w:id="20" w:name="_Toc228080661"/>
       <w:r>
         <w:rPr>
           <w:rFonts w:eastAsia="Times New Roman"/>
@@ -16724,7 +16777,7 @@
           <w:szCs w:val="28"/>
         </w:rPr>
       </w:pPr>
-      <w:bookmarkStart w:id="21" w:name="_Toc228079827"/>
+      <w:bookmarkStart w:id="21" w:name="_Toc228080662"/>
       <w:r>
         <w:rPr>
           <w:rFonts w:eastAsia="Times New Roman"/>
@@ -18434,7 +18487,7 @@
           <w:color w:val="4472C4" w:themeColor="accent1"/>
         </w:rPr>
       </w:pPr>
-      <w:bookmarkStart w:id="22" w:name="_Toc228079828"/>
+      <w:bookmarkStart w:id="22" w:name="_Toc228080663"/>
       <w:r>
         <w:rPr>
           <w:b w:val="0"/>
@@ -18657,7 +18710,7 @@
         <w:pStyle w:val="Titre1"/>
         <w:divId w:val="491409308"/>
       </w:pPr>
-      <w:bookmarkStart w:id="23" w:name="_Toc228079829"/>
+      <w:bookmarkStart w:id="23" w:name="_Toc228080664"/>
       <w:r>
         <w:lastRenderedPageBreak/>
         <w:t>BIBLIOGRAPHIE</w:t>
@@ -19385,6 +19438,79 @@
           <w:lang w:val="en-US"/>
         </w:rPr>
         <w:t>(1), 1‑15. https://doi.org/10.1111/1467-8551.00147</w:t>
+      </w:r>
+    </w:p>
+    <w:p>
+      <w:pPr>
+        <w:pStyle w:val="Bibliographie"/>
+        <w:divId w:val="491409308"/>
+        <w:rPr>
+          <w:rFonts w:eastAsia="Times New Roman"/>
+          <w:sz w:val="28"/>
+          <w:lang w:val="en-US"/>
+        </w:rPr>
+      </w:pPr>
+      <w:r>
+        <w:rPr>
+          <w:rFonts w:eastAsia="Times New Roman"/>
+          <w:sz w:val="28"/>
+          <w:lang w:val="en-US"/>
+        </w:rPr>
+        <w:t xml:space="preserve">Candy, M., </w:t>
+      </w:r>
+      <w:proofErr w:type="spellStart"/>
+      <w:r>
+        <w:rPr>
+          <w:rFonts w:eastAsia="Times New Roman"/>
+          <w:sz w:val="28"/>
+          <w:lang w:val="en-US"/>
+        </w:rPr>
+        <w:t>Dolph</w:t>
+      </w:r>
+      <w:proofErr w:type="spellEnd"/>
+      <w:r>
+        <w:rPr>
+          <w:rFonts w:eastAsia="Times New Roman"/>
+          <w:sz w:val="28"/>
+          <w:lang w:val="en-US"/>
+        </w:rPr>
+        <w:t xml:space="preserve">, B., Lin, S., &amp; </w:t>
+      </w:r>
+      <w:proofErr w:type="spellStart"/>
+      <w:r>
+        <w:rPr>
+          <w:rFonts w:eastAsia="Times New Roman"/>
+          <w:sz w:val="28"/>
+          <w:lang w:val="en-US"/>
+        </w:rPr>
+        <w:t>Dencik</w:t>
+      </w:r>
+      <w:proofErr w:type="spellEnd"/>
+      <w:r>
+        <w:rPr>
+          <w:rFonts w:eastAsia="Times New Roman"/>
+          <w:sz w:val="28"/>
+          <w:lang w:val="en-US"/>
+        </w:rPr>
+        <w:t xml:space="preserve">, J. (2024). On the cusp of convergence. </w:t>
+      </w:r>
+      <w:r>
+        <w:rPr>
+          <w:rFonts w:eastAsia="Times New Roman"/>
+          <w:i/>
+          <w:iCs/>
+          <w:sz w:val="28"/>
+          <w:lang w:val="en-US"/>
+        </w:rPr>
+        <w:t>IBM Institute for Business Value</w:t>
+      </w:r>
+      <w:r>
+        <w:rPr>
+          <w:rFonts w:eastAsia="Times New Roman"/>
+          <w:sz w:val="28"/>
+          <w:lang w:val="en-US"/>
+        </w:rPr>
+        <w:t>.</w:t>
       </w:r>
     </w:p>
     <w:p>

--- a/docs/DOCUMENT_COMPLEMENTAIRE_CONTENU_FR.docx
+++ b/docs/DOCUMENT_COMPLEMENTAIRE_CONTENU_FR.docx
@@ -1980,7 +1980,23 @@
           <w:sz w:val="28"/>
           <w:szCs w:val="28"/>
         </w:rPr>
-        <w:t xml:space="preserve">. Il constitue </w:t>
+        <w:t xml:space="preserve">. </w:t>
+      </w:r>
+      <w:r>
+        <w:rPr>
+          <w:color w:val="1F1A16"/>
+          <w:sz w:val="28"/>
+          <w:szCs w:val="28"/>
+        </w:rPr>
+        <w:t>L’IA</w:t>
+      </w:r>
+      <w:r>
+        <w:rPr>
+          <w:color w:val="1F1A16"/>
+          <w:sz w:val="28"/>
+          <w:szCs w:val="28"/>
+        </w:rPr>
+        <w:t xml:space="preserve"> constitue </w:t>
       </w:r>
       <w:r>
         <w:rPr>

--- a/docs/DOCUMENT_COMPLEMENTAIRE_CONTENU_FR.docx
+++ b/docs/DOCUMENT_COMPLEMENTAIRE_CONTENU_FR.docx
@@ -3565,6 +3565,38 @@
         </w:rPr>
         <w:t xml:space="preserve">. </w:t>
       </w:r>
+      <w:r>
+        <w:rPr>
+          <w:color w:val="1F1A16"/>
+          <w:sz w:val="28"/>
+          <w:szCs w:val="28"/>
+        </w:rPr>
+        <w:t>Cependant,</w:t>
+      </w:r>
+      <w:r>
+        <w:rPr>
+          <w:color w:val="1F1A16"/>
+          <w:sz w:val="28"/>
+          <w:szCs w:val="28"/>
+        </w:rPr>
+        <w:t xml:space="preserve"> </w:t>
+      </w:r>
+      <w:r>
+        <w:rPr>
+          <w:color w:val="1F1A16"/>
+          <w:sz w:val="28"/>
+          <w:szCs w:val="28"/>
+        </w:rPr>
+        <w:t>l</w:t>
+      </w:r>
+      <w:r>
+        <w:rPr>
+          <w:color w:val="1F1A16"/>
+          <w:sz w:val="28"/>
+          <w:szCs w:val="28"/>
+        </w:rPr>
+        <w:t xml:space="preserve">’association révèle des effets plus profonds. </w:t>
+      </w:r>
     </w:p>
     <w:p>
       <w:pPr>
@@ -3575,38 +3607,6 @@
           <w:szCs w:val="28"/>
         </w:rPr>
       </w:pPr>
-      <w:r>
-        <w:rPr>
-          <w:color w:val="1F1A16"/>
-          <w:sz w:val="28"/>
-          <w:szCs w:val="28"/>
-        </w:rPr>
-        <w:t>Cependant,</w:t>
-      </w:r>
-      <w:r>
-        <w:rPr>
-          <w:color w:val="1F1A16"/>
-          <w:sz w:val="28"/>
-          <w:szCs w:val="28"/>
-        </w:rPr>
-        <w:t xml:space="preserve"> </w:t>
-      </w:r>
-      <w:r>
-        <w:rPr>
-          <w:color w:val="1F1A16"/>
-          <w:sz w:val="28"/>
-          <w:szCs w:val="28"/>
-        </w:rPr>
-        <w:t>l</w:t>
-      </w:r>
-      <w:r>
-        <w:rPr>
-          <w:color w:val="1F1A16"/>
-          <w:sz w:val="28"/>
-          <w:szCs w:val="28"/>
-        </w:rPr>
-        <w:t xml:space="preserve">’association révèle des effets plus profonds. </w:t>
-      </w:r>
       <w:r>
         <w:rPr>
           <w:color w:val="1F1A16"/>

--- a/docs/DOCUMENT_COMPLEMENTAIRE_CONTENU_FR.docx
+++ b/docs/DOCUMENT_COMPLEMENTAIRE_CONTENU_FR.docx
@@ -294,7 +294,7 @@
         </w:rPr>
         <w:fldChar w:fldCharType="separate"/>
       </w:r>
-      <w:hyperlink w:anchor="_Toc228105212" w:history="1">
+      <w:hyperlink w:anchor="_Toc228114950" w:history="1">
         <w:r>
           <w:rPr>
             <w:rStyle w:val="Lienhypertexte"/>
@@ -321,7 +321,7 @@
             <w:noProof/>
             <w:webHidden/>
           </w:rPr>
-          <w:instrText xml:space="preserve"> PAGEREF _Toc228105212 \h </w:instrText>
+          <w:instrText xml:space="preserve"> PAGEREF _Toc228114950 \h </w:instrText>
         </w:r>
         <w:r>
           <w:rPr>
@@ -365,14 +365,14 @@
           <w14:ligatures w14:val="standardContextual"/>
         </w:rPr>
       </w:pPr>
-      <w:hyperlink w:anchor="_Toc228105213" w:history="1">
+      <w:hyperlink w:anchor="_Toc228114951" w:history="1">
         <w:r>
           <w:rPr>
             <w:rStyle w:val="Lienhypertexte"/>
             <w:rFonts w:eastAsia="Times New Roman"/>
             <w:noProof/>
           </w:rPr>
-          <w:t>Comprendre les effets de l’IA sur la valeur perçue du conseil</w:t>
+          <w:t>La valeur perçue du conseil au prisme de l’IA</w:t>
         </w:r>
         <w:r>
           <w:rPr>
@@ -393,7 +393,7 @@
             <w:noProof/>
             <w:webHidden/>
           </w:rPr>
-          <w:instrText xml:space="preserve"> PAGEREF _Toc228105213 \h </w:instrText>
+          <w:instrText xml:space="preserve"> PAGEREF _Toc228114951 \h </w:instrText>
         </w:r>
         <w:r>
           <w:rPr>
@@ -437,7 +437,79 @@
           <w14:ligatures w14:val="standardContextual"/>
         </w:rPr>
       </w:pPr>
-      <w:hyperlink w:anchor="_Toc228105214" w:history="1">
+      <w:hyperlink w:anchor="_Toc228114952" w:history="1">
+        <w:r>
+          <w:rPr>
+            <w:rStyle w:val="Lienhypertexte"/>
+            <w:rFonts w:eastAsia="Times New Roman"/>
+            <w:noProof/>
+          </w:rPr>
+          <w:t>Gap théorique</w:t>
+        </w:r>
+        <w:r>
+          <w:rPr>
+            <w:noProof/>
+            <w:webHidden/>
+          </w:rPr>
+          <w:tab/>
+        </w:r>
+        <w:r>
+          <w:rPr>
+            <w:noProof/>
+            <w:webHidden/>
+          </w:rPr>
+          <w:fldChar w:fldCharType="begin"/>
+        </w:r>
+        <w:r>
+          <w:rPr>
+            <w:noProof/>
+            <w:webHidden/>
+          </w:rPr>
+          <w:instrText xml:space="preserve"> PAGEREF _Toc228114952 \h </w:instrText>
+        </w:r>
+        <w:r>
+          <w:rPr>
+            <w:noProof/>
+            <w:webHidden/>
+          </w:rPr>
+        </w:r>
+        <w:r>
+          <w:rPr>
+            <w:noProof/>
+            <w:webHidden/>
+          </w:rPr>
+          <w:fldChar w:fldCharType="separate"/>
+        </w:r>
+        <w:r>
+          <w:rPr>
+            <w:noProof/>
+            <w:webHidden/>
+          </w:rPr>
+          <w:t>3</w:t>
+        </w:r>
+        <w:r>
+          <w:rPr>
+            <w:noProof/>
+            <w:webHidden/>
+          </w:rPr>
+          <w:fldChar w:fldCharType="end"/>
+        </w:r>
+      </w:hyperlink>
+    </w:p>
+    <w:p>
+      <w:pPr>
+        <w:pStyle w:val="TM2"/>
+        <w:tabs>
+          <w:tab w:val="right" w:leader="dot" w:pos="9628"/>
+        </w:tabs>
+        <w:rPr>
+          <w:rFonts w:asciiTheme="minorHAnsi" w:hAnsiTheme="minorHAnsi" w:cstheme="minorBidi"/>
+          <w:noProof/>
+          <w:kern w:val="2"/>
+          <w14:ligatures w14:val="standardContextual"/>
+        </w:rPr>
+      </w:pPr>
+      <w:hyperlink w:anchor="_Toc228114953" w:history="1">
         <w:r>
           <w:rPr>
             <w:rStyle w:val="Lienhypertexte"/>
@@ -464,79 +536,7 @@
             <w:noProof/>
             <w:webHidden/>
           </w:rPr>
-          <w:instrText xml:space="preserve"> PAGEREF _Toc228105214 \h </w:instrText>
-        </w:r>
-        <w:r>
-          <w:rPr>
-            <w:noProof/>
-            <w:webHidden/>
-          </w:rPr>
-        </w:r>
-        <w:r>
-          <w:rPr>
-            <w:noProof/>
-            <w:webHidden/>
-          </w:rPr>
-          <w:fldChar w:fldCharType="separate"/>
-        </w:r>
-        <w:r>
-          <w:rPr>
-            <w:noProof/>
-            <w:webHidden/>
-          </w:rPr>
-          <w:t>4</w:t>
-        </w:r>
-        <w:r>
-          <w:rPr>
-            <w:noProof/>
-            <w:webHidden/>
-          </w:rPr>
-          <w:fldChar w:fldCharType="end"/>
-        </w:r>
-      </w:hyperlink>
-    </w:p>
-    <w:p>
-      <w:pPr>
-        <w:pStyle w:val="TM2"/>
-        <w:tabs>
-          <w:tab w:val="right" w:leader="dot" w:pos="9628"/>
-        </w:tabs>
-        <w:rPr>
-          <w:rFonts w:asciiTheme="minorHAnsi" w:hAnsiTheme="minorHAnsi" w:cstheme="minorBidi"/>
-          <w:noProof/>
-          <w:kern w:val="2"/>
-          <w14:ligatures w14:val="standardContextual"/>
-        </w:rPr>
-      </w:pPr>
-      <w:hyperlink w:anchor="_Toc228105215" w:history="1">
-        <w:r>
-          <w:rPr>
-            <w:rStyle w:val="Lienhypertexte"/>
-            <w:rFonts w:eastAsia="Times New Roman"/>
-            <w:noProof/>
-          </w:rPr>
-          <w:t>Implications théoriques et praxéologiques</w:t>
-        </w:r>
-        <w:r>
-          <w:rPr>
-            <w:noProof/>
-            <w:webHidden/>
-          </w:rPr>
-          <w:tab/>
-        </w:r>
-        <w:r>
-          <w:rPr>
-            <w:noProof/>
-            <w:webHidden/>
-          </w:rPr>
-          <w:fldChar w:fldCharType="begin"/>
-        </w:r>
-        <w:r>
-          <w:rPr>
-            <w:noProof/>
-            <w:webHidden/>
-          </w:rPr>
-          <w:instrText xml:space="preserve"> PAGEREF _Toc228105215 \h </w:instrText>
+          <w:instrText xml:space="preserve"> PAGEREF _Toc228114953 \h </w:instrText>
         </w:r>
         <w:r>
           <w:rPr>
@@ -569,6 +569,78 @@
     </w:p>
     <w:p>
       <w:pPr>
+        <w:pStyle w:val="TM2"/>
+        <w:tabs>
+          <w:tab w:val="right" w:leader="dot" w:pos="9628"/>
+        </w:tabs>
+        <w:rPr>
+          <w:rFonts w:asciiTheme="minorHAnsi" w:hAnsiTheme="minorHAnsi" w:cstheme="minorBidi"/>
+          <w:noProof/>
+          <w:kern w:val="2"/>
+          <w14:ligatures w14:val="standardContextual"/>
+        </w:rPr>
+      </w:pPr>
+      <w:hyperlink w:anchor="_Toc228114954" w:history="1">
+        <w:r>
+          <w:rPr>
+            <w:rStyle w:val="Lienhypertexte"/>
+            <w:rFonts w:eastAsia="Times New Roman"/>
+            <w:noProof/>
+          </w:rPr>
+          <w:t>Implications de la recherche</w:t>
+        </w:r>
+        <w:r>
+          <w:rPr>
+            <w:noProof/>
+            <w:webHidden/>
+          </w:rPr>
+          <w:tab/>
+        </w:r>
+        <w:r>
+          <w:rPr>
+            <w:noProof/>
+            <w:webHidden/>
+          </w:rPr>
+          <w:fldChar w:fldCharType="begin"/>
+        </w:r>
+        <w:r>
+          <w:rPr>
+            <w:noProof/>
+            <w:webHidden/>
+          </w:rPr>
+          <w:instrText xml:space="preserve"> PAGEREF _Toc228114954 \h </w:instrText>
+        </w:r>
+        <w:r>
+          <w:rPr>
+            <w:noProof/>
+            <w:webHidden/>
+          </w:rPr>
+        </w:r>
+        <w:r>
+          <w:rPr>
+            <w:noProof/>
+            <w:webHidden/>
+          </w:rPr>
+          <w:fldChar w:fldCharType="separate"/>
+        </w:r>
+        <w:r>
+          <w:rPr>
+            <w:noProof/>
+            <w:webHidden/>
+          </w:rPr>
+          <w:t>5</w:t>
+        </w:r>
+        <w:r>
+          <w:rPr>
+            <w:noProof/>
+            <w:webHidden/>
+          </w:rPr>
+          <w:fldChar w:fldCharType="end"/>
+        </w:r>
+      </w:hyperlink>
+    </w:p>
+    <w:p>
+      <w:pPr>
         <w:pStyle w:val="TM1"/>
         <w:tabs>
           <w:tab w:val="right" w:leader="dot" w:pos="9628"/>
@@ -580,7 +652,7 @@
           <w14:ligatures w14:val="standardContextual"/>
         </w:rPr>
       </w:pPr>
-      <w:hyperlink w:anchor="_Toc228105216" w:history="1">
+      <w:hyperlink w:anchor="_Toc228114955" w:history="1">
         <w:r>
           <w:rPr>
             <w:rStyle w:val="Lienhypertexte"/>
@@ -607,149 +679,7 @@
             <w:noProof/>
             <w:webHidden/>
           </w:rPr>
-          <w:instrText xml:space="preserve"> PAGEREF _Toc228105216 \h </w:instrText>
-        </w:r>
-        <w:r>
-          <w:rPr>
-            <w:noProof/>
-            <w:webHidden/>
-          </w:rPr>
-        </w:r>
-        <w:r>
-          <w:rPr>
-            <w:noProof/>
-            <w:webHidden/>
-          </w:rPr>
-          <w:fldChar w:fldCharType="separate"/>
-        </w:r>
-        <w:r>
-          <w:rPr>
-            <w:noProof/>
-            <w:webHidden/>
-          </w:rPr>
-          <w:t>6</w:t>
-        </w:r>
-        <w:r>
-          <w:rPr>
-            <w:noProof/>
-            <w:webHidden/>
-          </w:rPr>
-          <w:fldChar w:fldCharType="end"/>
-        </w:r>
-      </w:hyperlink>
-    </w:p>
-    <w:p>
-      <w:pPr>
-        <w:pStyle w:val="TM2"/>
-        <w:tabs>
-          <w:tab w:val="right" w:leader="dot" w:pos="9628"/>
-        </w:tabs>
-        <w:rPr>
-          <w:rFonts w:asciiTheme="minorHAnsi" w:hAnsiTheme="minorHAnsi" w:cstheme="minorBidi"/>
-          <w:noProof/>
-          <w:kern w:val="2"/>
-          <w14:ligatures w14:val="standardContextual"/>
-        </w:rPr>
-      </w:pPr>
-      <w:hyperlink w:anchor="_Toc228105217" w:history="1">
-        <w:r>
-          <w:rPr>
-            <w:rStyle w:val="Lienhypertexte"/>
-            <w:noProof/>
-          </w:rPr>
-          <w:t>La valeur perçue du conseil, des mécanismes qui restent à explorer</w:t>
-        </w:r>
-        <w:r>
-          <w:rPr>
-            <w:noProof/>
-            <w:webHidden/>
-          </w:rPr>
-          <w:tab/>
-        </w:r>
-        <w:r>
-          <w:rPr>
-            <w:noProof/>
-            <w:webHidden/>
-          </w:rPr>
-          <w:fldChar w:fldCharType="begin"/>
-        </w:r>
-        <w:r>
-          <w:rPr>
-            <w:noProof/>
-            <w:webHidden/>
-          </w:rPr>
-          <w:instrText xml:space="preserve"> PAGEREF _Toc228105217 \h </w:instrText>
-        </w:r>
-        <w:r>
-          <w:rPr>
-            <w:noProof/>
-            <w:webHidden/>
-          </w:rPr>
-        </w:r>
-        <w:r>
-          <w:rPr>
-            <w:noProof/>
-            <w:webHidden/>
-          </w:rPr>
-          <w:fldChar w:fldCharType="separate"/>
-        </w:r>
-        <w:r>
-          <w:rPr>
-            <w:noProof/>
-            <w:webHidden/>
-          </w:rPr>
-          <w:t>6</w:t>
-        </w:r>
-        <w:r>
-          <w:rPr>
-            <w:noProof/>
-            <w:webHidden/>
-          </w:rPr>
-          <w:fldChar w:fldCharType="end"/>
-        </w:r>
-      </w:hyperlink>
-    </w:p>
-    <w:p>
-      <w:pPr>
-        <w:pStyle w:val="TM2"/>
-        <w:tabs>
-          <w:tab w:val="right" w:leader="dot" w:pos="9628"/>
-        </w:tabs>
-        <w:rPr>
-          <w:rFonts w:asciiTheme="minorHAnsi" w:hAnsiTheme="minorHAnsi" w:cstheme="minorBidi"/>
-          <w:noProof/>
-          <w:kern w:val="2"/>
-          <w14:ligatures w14:val="standardContextual"/>
-        </w:rPr>
-      </w:pPr>
-      <w:hyperlink w:anchor="_Toc228105218" w:history="1">
-        <w:r>
-          <w:rPr>
-            <w:rStyle w:val="Lienhypertexte"/>
-            <w:noProof/>
-          </w:rPr>
-          <w:t>La valeur perçue du conseil est avant tout un accomplissement social</w:t>
-        </w:r>
-        <w:r>
-          <w:rPr>
-            <w:noProof/>
-            <w:webHidden/>
-          </w:rPr>
-          <w:tab/>
-        </w:r>
-        <w:r>
-          <w:rPr>
-            <w:noProof/>
-            <w:webHidden/>
-          </w:rPr>
-          <w:fldChar w:fldCharType="begin"/>
-        </w:r>
-        <w:r>
-          <w:rPr>
-            <w:noProof/>
-            <w:webHidden/>
-          </w:rPr>
-          <w:instrText xml:space="preserve"> PAGEREF _Toc228105218 \h </w:instrText>
+          <w:instrText xml:space="preserve"> PAGEREF _Toc228114955 \h </w:instrText>
         </w:r>
         <w:r>
           <w:rPr>
@@ -793,13 +723,13 @@
           <w14:ligatures w14:val="standardContextual"/>
         </w:rPr>
       </w:pPr>
-      <w:hyperlink w:anchor="_Toc228105219" w:history="1">
+      <w:hyperlink w:anchor="_Toc228114956" w:history="1">
         <w:r>
           <w:rPr>
             <w:rStyle w:val="Lienhypertexte"/>
             <w:noProof/>
           </w:rPr>
-          <w:t>L’IA, élément perturbateur de l’accomplissement social</w:t>
+          <w:t>La valeur perçue du conseil, des mécanismes qui restent à explorer</w:t>
         </w:r>
         <w:r>
           <w:rPr>
@@ -820,7 +750,78 @@
             <w:noProof/>
             <w:webHidden/>
           </w:rPr>
-          <w:instrText xml:space="preserve"> PAGEREF _Toc228105219 \h </w:instrText>
+          <w:instrText xml:space="preserve"> PAGEREF _Toc228114956 \h </w:instrText>
+        </w:r>
+        <w:r>
+          <w:rPr>
+            <w:noProof/>
+            <w:webHidden/>
+          </w:rPr>
+        </w:r>
+        <w:r>
+          <w:rPr>
+            <w:noProof/>
+            <w:webHidden/>
+          </w:rPr>
+          <w:fldChar w:fldCharType="separate"/>
+        </w:r>
+        <w:r>
+          <w:rPr>
+            <w:noProof/>
+            <w:webHidden/>
+          </w:rPr>
+          <w:t>7</w:t>
+        </w:r>
+        <w:r>
+          <w:rPr>
+            <w:noProof/>
+            <w:webHidden/>
+          </w:rPr>
+          <w:fldChar w:fldCharType="end"/>
+        </w:r>
+      </w:hyperlink>
+    </w:p>
+    <w:p>
+      <w:pPr>
+        <w:pStyle w:val="TM2"/>
+        <w:tabs>
+          <w:tab w:val="right" w:leader="dot" w:pos="9628"/>
+        </w:tabs>
+        <w:rPr>
+          <w:rFonts w:asciiTheme="minorHAnsi" w:hAnsiTheme="minorHAnsi" w:cstheme="minorBidi"/>
+          <w:noProof/>
+          <w:kern w:val="2"/>
+          <w14:ligatures w14:val="standardContextual"/>
+        </w:rPr>
+      </w:pPr>
+      <w:hyperlink w:anchor="_Toc228114957" w:history="1">
+        <w:r>
+          <w:rPr>
+            <w:rStyle w:val="Lienhypertexte"/>
+            <w:noProof/>
+          </w:rPr>
+          <w:t>La valeur perçue du conseil est avant tout un accomplissement social</w:t>
+        </w:r>
+        <w:r>
+          <w:rPr>
+            <w:noProof/>
+            <w:webHidden/>
+          </w:rPr>
+          <w:tab/>
+        </w:r>
+        <w:r>
+          <w:rPr>
+            <w:noProof/>
+            <w:webHidden/>
+          </w:rPr>
+          <w:fldChar w:fldCharType="begin"/>
+        </w:r>
+        <w:r>
+          <w:rPr>
+            <w:noProof/>
+            <w:webHidden/>
+          </w:rPr>
+          <w:instrText xml:space="preserve"> PAGEREF _Toc228114957 \h </w:instrText>
         </w:r>
         <w:r>
           <w:rPr>
@@ -853,7 +854,7 @@
     </w:p>
     <w:p>
       <w:pPr>
-        <w:pStyle w:val="TM1"/>
+        <w:pStyle w:val="TM2"/>
         <w:tabs>
           <w:tab w:val="right" w:leader="dot" w:pos="9628"/>
         </w:tabs>
@@ -864,13 +865,13 @@
           <w14:ligatures w14:val="standardContextual"/>
         </w:rPr>
       </w:pPr>
-      <w:hyperlink w:anchor="_Toc228105220" w:history="1">
+      <w:hyperlink w:anchor="_Toc228114958" w:history="1">
         <w:r>
           <w:rPr>
             <w:rStyle w:val="Lienhypertexte"/>
             <w:noProof/>
           </w:rPr>
-          <w:t>3. CADRE PROPOSITIONNEL</w:t>
+          <w:t>L’IA, élément perturbateur de l’accomplissement social</w:t>
         </w:r>
         <w:r>
           <w:rPr>
@@ -891,7 +892,7 @@
             <w:noProof/>
             <w:webHidden/>
           </w:rPr>
-          <w:instrText xml:space="preserve"> PAGEREF _Toc228105220 \h </w:instrText>
+          <w:instrText xml:space="preserve"> PAGEREF _Toc228114958 \h </w:instrText>
         </w:r>
         <w:r>
           <w:rPr>
@@ -924,7 +925,7 @@
     </w:p>
     <w:p>
       <w:pPr>
-        <w:pStyle w:val="TM2"/>
+        <w:pStyle w:val="TM1"/>
         <w:tabs>
           <w:tab w:val="right" w:leader="dot" w:pos="9628"/>
         </w:tabs>
@@ -935,13 +936,13 @@
           <w14:ligatures w14:val="standardContextual"/>
         </w:rPr>
       </w:pPr>
-      <w:hyperlink w:anchor="_Toc228105221" w:history="1">
+      <w:hyperlink w:anchor="_Toc228114959" w:history="1">
         <w:r>
           <w:rPr>
             <w:rStyle w:val="Lienhypertexte"/>
             <w:noProof/>
           </w:rPr>
-          <w:t>P1 — Reconfiguration multidimensionnelle de la valeur perçue</w:t>
+          <w:t>3. CADRE PROPOSITIONNEL</w:t>
         </w:r>
         <w:r>
           <w:rPr>
@@ -962,78 +963,7 @@
             <w:noProof/>
             <w:webHidden/>
           </w:rPr>
-          <w:instrText xml:space="preserve"> PAGEREF _Toc228105221 \h </w:instrText>
-        </w:r>
-        <w:r>
-          <w:rPr>
-            <w:noProof/>
-            <w:webHidden/>
-          </w:rPr>
-        </w:r>
-        <w:r>
-          <w:rPr>
-            <w:noProof/>
-            <w:webHidden/>
-          </w:rPr>
-          <w:fldChar w:fldCharType="separate"/>
-        </w:r>
-        <w:r>
-          <w:rPr>
-            <w:noProof/>
-            <w:webHidden/>
-          </w:rPr>
-          <w:t>9</w:t>
-        </w:r>
-        <w:r>
-          <w:rPr>
-            <w:noProof/>
-            <w:webHidden/>
-          </w:rPr>
-          <w:fldChar w:fldCharType="end"/>
-        </w:r>
-      </w:hyperlink>
-    </w:p>
-    <w:p>
-      <w:pPr>
-        <w:pStyle w:val="TM2"/>
-        <w:tabs>
-          <w:tab w:val="right" w:leader="dot" w:pos="9628"/>
-        </w:tabs>
-        <w:rPr>
-          <w:rFonts w:asciiTheme="minorHAnsi" w:hAnsiTheme="minorHAnsi" w:cstheme="minorBidi"/>
-          <w:noProof/>
-          <w:kern w:val="2"/>
-          <w14:ligatures w14:val="standardContextual"/>
-        </w:rPr>
-      </w:pPr>
-      <w:hyperlink w:anchor="_Toc228105222" w:history="1">
-        <w:r>
-          <w:rPr>
-            <w:rStyle w:val="Lienhypertexte"/>
-            <w:noProof/>
-          </w:rPr>
-          <w:t>Les dimensions de la valeur perçue du conseil à l’ère de l’IA : le modèle R → P → C</w:t>
-        </w:r>
-        <w:r>
-          <w:rPr>
-            <w:noProof/>
-            <w:webHidden/>
-          </w:rPr>
-          <w:tab/>
-        </w:r>
-        <w:r>
-          <w:rPr>
-            <w:noProof/>
-            <w:webHidden/>
-          </w:rPr>
-          <w:fldChar w:fldCharType="begin"/>
-        </w:r>
-        <w:r>
-          <w:rPr>
-            <w:noProof/>
-            <w:webHidden/>
-          </w:rPr>
-          <w:instrText xml:space="preserve"> PAGEREF _Toc228105222 \h </w:instrText>
+          <w:instrText xml:space="preserve"> PAGEREF _Toc228114959 \h </w:instrText>
         </w:r>
         <w:r>
           <w:rPr>
@@ -1077,7 +1007,149 @@
           <w14:ligatures w14:val="standardContextual"/>
         </w:rPr>
       </w:pPr>
-      <w:hyperlink w:anchor="_Toc228105223" w:history="1">
+      <w:hyperlink w:anchor="_Toc228114960" w:history="1">
+        <w:r>
+          <w:rPr>
+            <w:rStyle w:val="Lienhypertexte"/>
+            <w:noProof/>
+          </w:rPr>
+          <w:t>P1 — Reconfiguration multidimensionnelle de la valeur perçue</w:t>
+        </w:r>
+        <w:r>
+          <w:rPr>
+            <w:noProof/>
+            <w:webHidden/>
+          </w:rPr>
+          <w:tab/>
+        </w:r>
+        <w:r>
+          <w:rPr>
+            <w:noProof/>
+            <w:webHidden/>
+          </w:rPr>
+          <w:fldChar w:fldCharType="begin"/>
+        </w:r>
+        <w:r>
+          <w:rPr>
+            <w:noProof/>
+            <w:webHidden/>
+          </w:rPr>
+          <w:instrText xml:space="preserve"> PAGEREF _Toc228114960 \h </w:instrText>
+        </w:r>
+        <w:r>
+          <w:rPr>
+            <w:noProof/>
+            <w:webHidden/>
+          </w:rPr>
+        </w:r>
+        <w:r>
+          <w:rPr>
+            <w:noProof/>
+            <w:webHidden/>
+          </w:rPr>
+          <w:fldChar w:fldCharType="separate"/>
+        </w:r>
+        <w:r>
+          <w:rPr>
+            <w:noProof/>
+            <w:webHidden/>
+          </w:rPr>
+          <w:t>10</w:t>
+        </w:r>
+        <w:r>
+          <w:rPr>
+            <w:noProof/>
+            <w:webHidden/>
+          </w:rPr>
+          <w:fldChar w:fldCharType="end"/>
+        </w:r>
+      </w:hyperlink>
+    </w:p>
+    <w:p>
+      <w:pPr>
+        <w:pStyle w:val="TM2"/>
+        <w:tabs>
+          <w:tab w:val="right" w:leader="dot" w:pos="9628"/>
+        </w:tabs>
+        <w:rPr>
+          <w:rFonts w:asciiTheme="minorHAnsi" w:hAnsiTheme="minorHAnsi" w:cstheme="minorBidi"/>
+          <w:noProof/>
+          <w:kern w:val="2"/>
+          <w14:ligatures w14:val="standardContextual"/>
+        </w:rPr>
+      </w:pPr>
+      <w:hyperlink w:anchor="_Toc228114961" w:history="1">
+        <w:r>
+          <w:rPr>
+            <w:rStyle w:val="Lienhypertexte"/>
+            <w:noProof/>
+          </w:rPr>
+          <w:t>Les dimensions de la valeur perçue du conseil à l’ère de l’IA : le modèle R → P → C</w:t>
+        </w:r>
+        <w:r>
+          <w:rPr>
+            <w:noProof/>
+            <w:webHidden/>
+          </w:rPr>
+          <w:tab/>
+        </w:r>
+        <w:r>
+          <w:rPr>
+            <w:noProof/>
+            <w:webHidden/>
+          </w:rPr>
+          <w:fldChar w:fldCharType="begin"/>
+        </w:r>
+        <w:r>
+          <w:rPr>
+            <w:noProof/>
+            <w:webHidden/>
+          </w:rPr>
+          <w:instrText xml:space="preserve"> PAGEREF _Toc228114961 \h </w:instrText>
+        </w:r>
+        <w:r>
+          <w:rPr>
+            <w:noProof/>
+            <w:webHidden/>
+          </w:rPr>
+        </w:r>
+        <w:r>
+          <w:rPr>
+            <w:noProof/>
+            <w:webHidden/>
+          </w:rPr>
+          <w:fldChar w:fldCharType="separate"/>
+        </w:r>
+        <w:r>
+          <w:rPr>
+            <w:noProof/>
+            <w:webHidden/>
+          </w:rPr>
+          <w:t>11</w:t>
+        </w:r>
+        <w:r>
+          <w:rPr>
+            <w:noProof/>
+            <w:webHidden/>
+          </w:rPr>
+          <w:fldChar w:fldCharType="end"/>
+        </w:r>
+      </w:hyperlink>
+    </w:p>
+    <w:p>
+      <w:pPr>
+        <w:pStyle w:val="TM2"/>
+        <w:tabs>
+          <w:tab w:val="right" w:leader="dot" w:pos="9628"/>
+        </w:tabs>
+        <w:rPr>
+          <w:rFonts w:asciiTheme="minorHAnsi" w:hAnsiTheme="minorHAnsi" w:cstheme="minorBidi"/>
+          <w:noProof/>
+          <w:kern w:val="2"/>
+          <w14:ligatures w14:val="standardContextual"/>
+        </w:rPr>
+      </w:pPr>
+      <w:hyperlink w:anchor="_Toc228114962" w:history="1">
         <w:r>
           <w:rPr>
             <w:rStyle w:val="Lienhypertexte"/>
@@ -1104,7 +1176,7 @@
             <w:noProof/>
             <w:webHidden/>
           </w:rPr>
-          <w:instrText xml:space="preserve"> PAGEREF _Toc228105223 \h </w:instrText>
+          <w:instrText xml:space="preserve"> PAGEREF _Toc228114962 \h </w:instrText>
         </w:r>
         <w:r>
           <w:rPr>
@@ -1124,7 +1196,7 @@
             <w:noProof/>
             <w:webHidden/>
           </w:rPr>
-          <w:t>12</w:t>
+          <w:t>13</w:t>
         </w:r>
         <w:r>
           <w:rPr>
@@ -1148,7 +1220,7 @@
           <w14:ligatures w14:val="standardContextual"/>
         </w:rPr>
       </w:pPr>
-      <w:hyperlink w:anchor="_Toc228105224" w:history="1">
+      <w:hyperlink w:anchor="_Toc228114963" w:history="1">
         <w:r>
           <w:rPr>
             <w:rStyle w:val="Lienhypertexte"/>
@@ -1175,7 +1247,7 @@
             <w:noProof/>
             <w:webHidden/>
           </w:rPr>
-          <w:instrText xml:space="preserve"> PAGEREF _Toc228105224 \h </w:instrText>
+          <w:instrText xml:space="preserve"> PAGEREF _Toc228114963 \h </w:instrText>
         </w:r>
         <w:r>
           <w:rPr>
@@ -1195,7 +1267,7 @@
             <w:noProof/>
             <w:webHidden/>
           </w:rPr>
-          <w:t>12</w:t>
+          <w:t>13</w:t>
         </w:r>
         <w:r>
           <w:rPr>
@@ -1219,7 +1291,7 @@
           <w14:ligatures w14:val="standardContextual"/>
         </w:rPr>
       </w:pPr>
-      <w:hyperlink w:anchor="_Toc228105225" w:history="1">
+      <w:hyperlink w:anchor="_Toc228114964" w:history="1">
         <w:r>
           <w:rPr>
             <w:rStyle w:val="Lienhypertexte"/>
@@ -1246,151 +1318,7 @@
             <w:noProof/>
             <w:webHidden/>
           </w:rPr>
-          <w:instrText xml:space="preserve"> PAGEREF _Toc228105225 \h </w:instrText>
-        </w:r>
-        <w:r>
-          <w:rPr>
-            <w:noProof/>
-            <w:webHidden/>
-          </w:rPr>
-        </w:r>
-        <w:r>
-          <w:rPr>
-            <w:noProof/>
-            <w:webHidden/>
-          </w:rPr>
-          <w:fldChar w:fldCharType="separate"/>
-        </w:r>
-        <w:r>
-          <w:rPr>
-            <w:noProof/>
-            <w:webHidden/>
-          </w:rPr>
-          <w:t>14</w:t>
-        </w:r>
-        <w:r>
-          <w:rPr>
-            <w:noProof/>
-            <w:webHidden/>
-          </w:rPr>
-          <w:fldChar w:fldCharType="end"/>
-        </w:r>
-      </w:hyperlink>
-    </w:p>
-    <w:p>
-      <w:pPr>
-        <w:pStyle w:val="TM2"/>
-        <w:tabs>
-          <w:tab w:val="right" w:leader="dot" w:pos="9628"/>
-        </w:tabs>
-        <w:rPr>
-          <w:rFonts w:asciiTheme="minorHAnsi" w:hAnsiTheme="minorHAnsi" w:cstheme="minorBidi"/>
-          <w:noProof/>
-          <w:kern w:val="2"/>
-          <w14:ligatures w14:val="standardContextual"/>
-        </w:rPr>
-      </w:pPr>
-      <w:hyperlink w:anchor="_Toc228105226" w:history="1">
-        <w:r>
-          <w:rPr>
-            <w:rStyle w:val="Lienhypertexte"/>
-            <w:rFonts w:eastAsia="Times New Roman"/>
-            <w:noProof/>
-          </w:rPr>
-          <w:t>Les 3 sphères de co-création de valeur perçue du conseil à l’ère de l’IA : S1, S2, S3</w:t>
-        </w:r>
-        <w:r>
-          <w:rPr>
-            <w:noProof/>
-            <w:webHidden/>
-          </w:rPr>
-          <w:tab/>
-        </w:r>
-        <w:r>
-          <w:rPr>
-            <w:noProof/>
-            <w:webHidden/>
-          </w:rPr>
-          <w:fldChar w:fldCharType="begin"/>
-        </w:r>
-        <w:r>
-          <w:rPr>
-            <w:noProof/>
-            <w:webHidden/>
-          </w:rPr>
-          <w:instrText xml:space="preserve"> PAGEREF _Toc228105226 \h </w:instrText>
-        </w:r>
-        <w:r>
-          <w:rPr>
-            <w:noProof/>
-            <w:webHidden/>
-          </w:rPr>
-        </w:r>
-        <w:r>
-          <w:rPr>
-            <w:noProof/>
-            <w:webHidden/>
-          </w:rPr>
-          <w:fldChar w:fldCharType="separate"/>
-        </w:r>
-        <w:r>
-          <w:rPr>
-            <w:noProof/>
-            <w:webHidden/>
-          </w:rPr>
-          <w:t>14</w:t>
-        </w:r>
-        <w:r>
-          <w:rPr>
-            <w:noProof/>
-            <w:webHidden/>
-          </w:rPr>
-          <w:fldChar w:fldCharType="end"/>
-        </w:r>
-      </w:hyperlink>
-    </w:p>
-    <w:p>
-      <w:pPr>
-        <w:pStyle w:val="TM2"/>
-        <w:tabs>
-          <w:tab w:val="right" w:leader="dot" w:pos="9628"/>
-        </w:tabs>
-        <w:rPr>
-          <w:rFonts w:asciiTheme="minorHAnsi" w:hAnsiTheme="minorHAnsi" w:cstheme="minorBidi"/>
-          <w:noProof/>
-          <w:kern w:val="2"/>
-          <w14:ligatures w14:val="standardContextual"/>
-        </w:rPr>
-      </w:pPr>
-      <w:hyperlink w:anchor="_Toc228105227" w:history="1">
-        <w:r>
-          <w:rPr>
-            <w:rStyle w:val="Lienhypertexte"/>
-            <w:rFonts w:eastAsia="Times New Roman"/>
-            <w:noProof/>
-          </w:rPr>
-          <w:t>Situations et observables</w:t>
-        </w:r>
-        <w:r>
-          <w:rPr>
-            <w:noProof/>
-            <w:webHidden/>
-          </w:rPr>
-          <w:tab/>
-        </w:r>
-        <w:r>
-          <w:rPr>
-            <w:noProof/>
-            <w:webHidden/>
-          </w:rPr>
-          <w:fldChar w:fldCharType="begin"/>
-        </w:r>
-        <w:r>
-          <w:rPr>
-            <w:noProof/>
-            <w:webHidden/>
-          </w:rPr>
-          <w:instrText xml:space="preserve"> PAGEREF _Toc228105227 \h </w:instrText>
+          <w:instrText xml:space="preserve"> PAGEREF _Toc228114964 \h </w:instrText>
         </w:r>
         <w:r>
           <w:rPr>
@@ -1423,7 +1351,7 @@
     </w:p>
     <w:p>
       <w:pPr>
-        <w:pStyle w:val="TM3"/>
+        <w:pStyle w:val="TM2"/>
         <w:tabs>
           <w:tab w:val="right" w:leader="dot" w:pos="9628"/>
         </w:tabs>
@@ -1434,14 +1362,14 @@
           <w14:ligatures w14:val="standardContextual"/>
         </w:rPr>
       </w:pPr>
-      <w:hyperlink w:anchor="_Toc228105228" w:history="1">
+      <w:hyperlink w:anchor="_Toc228114965" w:history="1">
         <w:r>
           <w:rPr>
             <w:rStyle w:val="Lienhypertexte"/>
             <w:rFonts w:eastAsia="Times New Roman"/>
             <w:noProof/>
           </w:rPr>
-          <w:t>S1 — Sans IA</w:t>
+          <w:t>Les 3 sphères de co-création de valeur perçue du conseil à l’ère de l’IA : S1, S2, S3</w:t>
         </w:r>
         <w:r>
           <w:rPr>
@@ -1462,7 +1390,7 @@
             <w:noProof/>
             <w:webHidden/>
           </w:rPr>
-          <w:instrText xml:space="preserve"> PAGEREF _Toc228105228 \h </w:instrText>
+          <w:instrText xml:space="preserve"> PAGEREF _Toc228114965 \h </w:instrText>
         </w:r>
         <w:r>
           <w:rPr>
@@ -1495,6 +1423,78 @@
     </w:p>
     <w:p>
       <w:pPr>
+        <w:pStyle w:val="TM2"/>
+        <w:tabs>
+          <w:tab w:val="right" w:leader="dot" w:pos="9628"/>
+        </w:tabs>
+        <w:rPr>
+          <w:rFonts w:asciiTheme="minorHAnsi" w:hAnsiTheme="minorHAnsi" w:cstheme="minorBidi"/>
+          <w:noProof/>
+          <w:kern w:val="2"/>
+          <w14:ligatures w14:val="standardContextual"/>
+        </w:rPr>
+      </w:pPr>
+      <w:hyperlink w:anchor="_Toc228114966" w:history="1">
+        <w:r>
+          <w:rPr>
+            <w:rStyle w:val="Lienhypertexte"/>
+            <w:rFonts w:eastAsia="Times New Roman"/>
+            <w:noProof/>
+          </w:rPr>
+          <w:t>Situations et observables</w:t>
+        </w:r>
+        <w:r>
+          <w:rPr>
+            <w:noProof/>
+            <w:webHidden/>
+          </w:rPr>
+          <w:tab/>
+        </w:r>
+        <w:r>
+          <w:rPr>
+            <w:noProof/>
+            <w:webHidden/>
+          </w:rPr>
+          <w:fldChar w:fldCharType="begin"/>
+        </w:r>
+        <w:r>
+          <w:rPr>
+            <w:noProof/>
+            <w:webHidden/>
+          </w:rPr>
+          <w:instrText xml:space="preserve"> PAGEREF _Toc228114966 \h </w:instrText>
+        </w:r>
+        <w:r>
+          <w:rPr>
+            <w:noProof/>
+            <w:webHidden/>
+          </w:rPr>
+        </w:r>
+        <w:r>
+          <w:rPr>
+            <w:noProof/>
+            <w:webHidden/>
+          </w:rPr>
+          <w:fldChar w:fldCharType="separate"/>
+        </w:r>
+        <w:r>
+          <w:rPr>
+            <w:noProof/>
+            <w:webHidden/>
+          </w:rPr>
+          <w:t>16</w:t>
+        </w:r>
+        <w:r>
+          <w:rPr>
+            <w:noProof/>
+            <w:webHidden/>
+          </w:rPr>
+          <w:fldChar w:fldCharType="end"/>
+        </w:r>
+      </w:hyperlink>
+    </w:p>
+    <w:p>
+      <w:pPr>
         <w:pStyle w:val="TM3"/>
         <w:tabs>
           <w:tab w:val="right" w:leader="dot" w:pos="9628"/>
@@ -1506,7 +1506,79 @@
           <w14:ligatures w14:val="standardContextual"/>
         </w:rPr>
       </w:pPr>
-      <w:hyperlink w:anchor="_Toc228105229" w:history="1">
+      <w:hyperlink w:anchor="_Toc228114967" w:history="1">
+        <w:r>
+          <w:rPr>
+            <w:rStyle w:val="Lienhypertexte"/>
+            <w:rFonts w:eastAsia="Times New Roman"/>
+            <w:noProof/>
+          </w:rPr>
+          <w:t>S1 — Sans IA</w:t>
+        </w:r>
+        <w:r>
+          <w:rPr>
+            <w:noProof/>
+            <w:webHidden/>
+          </w:rPr>
+          <w:tab/>
+        </w:r>
+        <w:r>
+          <w:rPr>
+            <w:noProof/>
+            <w:webHidden/>
+          </w:rPr>
+          <w:fldChar w:fldCharType="begin"/>
+        </w:r>
+        <w:r>
+          <w:rPr>
+            <w:noProof/>
+            <w:webHidden/>
+          </w:rPr>
+          <w:instrText xml:space="preserve"> PAGEREF _Toc228114967 \h </w:instrText>
+        </w:r>
+        <w:r>
+          <w:rPr>
+            <w:noProof/>
+            <w:webHidden/>
+          </w:rPr>
+        </w:r>
+        <w:r>
+          <w:rPr>
+            <w:noProof/>
+            <w:webHidden/>
+          </w:rPr>
+          <w:fldChar w:fldCharType="separate"/>
+        </w:r>
+        <w:r>
+          <w:rPr>
+            <w:noProof/>
+            <w:webHidden/>
+          </w:rPr>
+          <w:t>16</w:t>
+        </w:r>
+        <w:r>
+          <w:rPr>
+            <w:noProof/>
+            <w:webHidden/>
+          </w:rPr>
+          <w:fldChar w:fldCharType="end"/>
+        </w:r>
+      </w:hyperlink>
+    </w:p>
+    <w:p>
+      <w:pPr>
+        <w:pStyle w:val="TM3"/>
+        <w:tabs>
+          <w:tab w:val="right" w:leader="dot" w:pos="9628"/>
+        </w:tabs>
+        <w:rPr>
+          <w:rFonts w:asciiTheme="minorHAnsi" w:hAnsiTheme="minorHAnsi" w:cstheme="minorBidi"/>
+          <w:noProof/>
+          <w:kern w:val="2"/>
+          <w14:ligatures w14:val="standardContextual"/>
+        </w:rPr>
+      </w:pPr>
+      <w:hyperlink w:anchor="_Toc228114968" w:history="1">
         <w:r>
           <w:rPr>
             <w:rStyle w:val="Lienhypertexte"/>
@@ -1534,7 +1606,7 @@
             <w:noProof/>
             <w:webHidden/>
           </w:rPr>
-          <w:instrText xml:space="preserve"> PAGEREF _Toc228105229 \h </w:instrText>
+          <w:instrText xml:space="preserve"> PAGEREF _Toc228114968 \h </w:instrText>
         </w:r>
         <w:r>
           <w:rPr>
@@ -1554,7 +1626,7 @@
             <w:noProof/>
             <w:webHidden/>
           </w:rPr>
-          <w:t>15</w:t>
+          <w:t>16</w:t>
         </w:r>
         <w:r>
           <w:rPr>
@@ -1578,7 +1650,7 @@
           <w14:ligatures w14:val="standardContextual"/>
         </w:rPr>
       </w:pPr>
-      <w:hyperlink w:anchor="_Toc228105230" w:history="1">
+      <w:hyperlink w:anchor="_Toc228114969" w:history="1">
         <w:r>
           <w:rPr>
             <w:rStyle w:val="Lienhypertexte"/>
@@ -1606,7 +1678,7 @@
             <w:noProof/>
             <w:webHidden/>
           </w:rPr>
-          <w:instrText xml:space="preserve"> PAGEREF _Toc228105230 \h </w:instrText>
+          <w:instrText xml:space="preserve"> PAGEREF _Toc228114969 \h </w:instrText>
         </w:r>
         <w:r>
           <w:rPr>
@@ -1626,7 +1698,7 @@
             <w:noProof/>
             <w:webHidden/>
           </w:rPr>
-          <w:t>15</w:t>
+          <w:t>16</w:t>
         </w:r>
         <w:r>
           <w:rPr>
@@ -1650,7 +1722,7 @@
           <w14:ligatures w14:val="standardContextual"/>
         </w:rPr>
       </w:pPr>
-      <w:hyperlink w:anchor="_Toc228105231" w:history="1">
+      <w:hyperlink w:anchor="_Toc228114970" w:history="1">
         <w:r>
           <w:rPr>
             <w:rStyle w:val="Lienhypertexte"/>
@@ -1677,222 +1749,7 @@
             <w:noProof/>
             <w:webHidden/>
           </w:rPr>
-          <w:instrText xml:space="preserve"> PAGEREF _Toc228105231 \h </w:instrText>
-        </w:r>
-        <w:r>
-          <w:rPr>
-            <w:noProof/>
-            <w:webHidden/>
-          </w:rPr>
-        </w:r>
-        <w:r>
-          <w:rPr>
-            <w:noProof/>
-            <w:webHidden/>
-          </w:rPr>
-          <w:fldChar w:fldCharType="separate"/>
-        </w:r>
-        <w:r>
-          <w:rPr>
-            <w:noProof/>
-            <w:webHidden/>
-          </w:rPr>
-          <w:t>17</w:t>
-        </w:r>
-        <w:r>
-          <w:rPr>
-            <w:noProof/>
-            <w:webHidden/>
-          </w:rPr>
-          <w:fldChar w:fldCharType="end"/>
-        </w:r>
-      </w:hyperlink>
-    </w:p>
-    <w:p>
-      <w:pPr>
-        <w:pStyle w:val="TM2"/>
-        <w:tabs>
-          <w:tab w:val="right" w:leader="dot" w:pos="9628"/>
-        </w:tabs>
-        <w:rPr>
-          <w:rFonts w:asciiTheme="minorHAnsi" w:hAnsiTheme="minorHAnsi" w:cstheme="minorBidi"/>
-          <w:noProof/>
-          <w:kern w:val="2"/>
-          <w14:ligatures w14:val="standardContextual"/>
-        </w:rPr>
-      </w:pPr>
-      <w:hyperlink w:anchor="_Toc228105232" w:history="1">
-        <w:r>
-          <w:rPr>
-            <w:rStyle w:val="Lienhypertexte"/>
-            <w:rFonts w:eastAsia="Times New Roman"/>
-            <w:noProof/>
-          </w:rPr>
-          <w:t>Scénario fictif d'une mission de conseil : audit de plateforme digitale sur 10 semaines</w:t>
-        </w:r>
-        <w:r>
-          <w:rPr>
-            <w:noProof/>
-            <w:webHidden/>
-          </w:rPr>
-          <w:tab/>
-        </w:r>
-        <w:r>
-          <w:rPr>
-            <w:noProof/>
-            <w:webHidden/>
-          </w:rPr>
-          <w:fldChar w:fldCharType="begin"/>
-        </w:r>
-        <w:r>
-          <w:rPr>
-            <w:noProof/>
-            <w:webHidden/>
-          </w:rPr>
-          <w:instrText xml:space="preserve"> PAGEREF _Toc228105232 \h </w:instrText>
-        </w:r>
-        <w:r>
-          <w:rPr>
-            <w:noProof/>
-            <w:webHidden/>
-          </w:rPr>
-        </w:r>
-        <w:r>
-          <w:rPr>
-            <w:noProof/>
-            <w:webHidden/>
-          </w:rPr>
-          <w:fldChar w:fldCharType="separate"/>
-        </w:r>
-        <w:r>
-          <w:rPr>
-            <w:noProof/>
-            <w:webHidden/>
-          </w:rPr>
-          <w:t>17</w:t>
-        </w:r>
-        <w:r>
-          <w:rPr>
-            <w:noProof/>
-            <w:webHidden/>
-          </w:rPr>
-          <w:fldChar w:fldCharType="end"/>
-        </w:r>
-      </w:hyperlink>
-    </w:p>
-    <w:p>
-      <w:pPr>
-        <w:pStyle w:val="TM2"/>
-        <w:tabs>
-          <w:tab w:val="right" w:leader="dot" w:pos="9628"/>
-        </w:tabs>
-        <w:rPr>
-          <w:rFonts w:asciiTheme="minorHAnsi" w:hAnsiTheme="minorHAnsi" w:cstheme="minorBidi"/>
-          <w:noProof/>
-          <w:kern w:val="2"/>
-          <w14:ligatures w14:val="standardContextual"/>
-        </w:rPr>
-      </w:pPr>
-      <w:hyperlink w:anchor="_Toc228105233" w:history="1">
-        <w:r>
-          <w:rPr>
-            <w:rStyle w:val="Lienhypertexte"/>
-            <w:rFonts w:eastAsia="Times New Roman"/>
-            <w:noProof/>
-          </w:rPr>
-          <w:t>Phases du scenario de la mission fictive de conseil</w:t>
-        </w:r>
-        <w:r>
-          <w:rPr>
-            <w:noProof/>
-            <w:webHidden/>
-          </w:rPr>
-          <w:tab/>
-        </w:r>
-        <w:r>
-          <w:rPr>
-            <w:noProof/>
-            <w:webHidden/>
-          </w:rPr>
-          <w:fldChar w:fldCharType="begin"/>
-        </w:r>
-        <w:r>
-          <w:rPr>
-            <w:noProof/>
-            <w:webHidden/>
-          </w:rPr>
-          <w:instrText xml:space="preserve"> PAGEREF _Toc228105233 \h </w:instrText>
-        </w:r>
-        <w:r>
-          <w:rPr>
-            <w:noProof/>
-            <w:webHidden/>
-          </w:rPr>
-        </w:r>
-        <w:r>
-          <w:rPr>
-            <w:noProof/>
-            <w:webHidden/>
-          </w:rPr>
-          <w:fldChar w:fldCharType="separate"/>
-        </w:r>
-        <w:r>
-          <w:rPr>
-            <w:noProof/>
-            <w:webHidden/>
-          </w:rPr>
-          <w:t>17</w:t>
-        </w:r>
-        <w:r>
-          <w:rPr>
-            <w:noProof/>
-            <w:webHidden/>
-          </w:rPr>
-          <w:fldChar w:fldCharType="end"/>
-        </w:r>
-      </w:hyperlink>
-    </w:p>
-    <w:p>
-      <w:pPr>
-        <w:pStyle w:val="TM3"/>
-        <w:tabs>
-          <w:tab w:val="right" w:leader="dot" w:pos="9628"/>
-        </w:tabs>
-        <w:rPr>
-          <w:rFonts w:asciiTheme="minorHAnsi" w:hAnsiTheme="minorHAnsi" w:cstheme="minorBidi"/>
-          <w:noProof/>
-          <w:kern w:val="2"/>
-          <w14:ligatures w14:val="standardContextual"/>
-        </w:rPr>
-      </w:pPr>
-      <w:hyperlink w:anchor="_Toc228105234" w:history="1">
-        <w:r>
-          <w:rPr>
-            <w:rStyle w:val="Lienhypertexte"/>
-            <w:noProof/>
-          </w:rPr>
-          <w:t>1. Cadrage – Sem. 1-3</w:t>
-        </w:r>
-        <w:r>
-          <w:rPr>
-            <w:noProof/>
-            <w:webHidden/>
-          </w:rPr>
-          <w:tab/>
-        </w:r>
-        <w:r>
-          <w:rPr>
-            <w:noProof/>
-            <w:webHidden/>
-          </w:rPr>
-          <w:fldChar w:fldCharType="begin"/>
-        </w:r>
-        <w:r>
-          <w:rPr>
-            <w:noProof/>
-            <w:webHidden/>
-          </w:rPr>
-          <w:instrText xml:space="preserve"> PAGEREF _Toc228105234 \h </w:instrText>
+          <w:instrText xml:space="preserve"> PAGEREF _Toc228114970 \h </w:instrText>
         </w:r>
         <w:r>
           <w:rPr>
@@ -1925,7 +1782,7 @@
     </w:p>
     <w:p>
       <w:pPr>
-        <w:pStyle w:val="TM3"/>
+        <w:pStyle w:val="TM2"/>
         <w:tabs>
           <w:tab w:val="right" w:leader="dot" w:pos="9628"/>
         </w:tabs>
@@ -1936,13 +1793,14 @@
           <w14:ligatures w14:val="standardContextual"/>
         </w:rPr>
       </w:pPr>
-      <w:hyperlink w:anchor="_Toc228105235" w:history="1">
+      <w:hyperlink w:anchor="_Toc228114971" w:history="1">
         <w:r>
           <w:rPr>
             <w:rStyle w:val="Lienhypertexte"/>
+            <w:rFonts w:eastAsia="Times New Roman"/>
             <w:noProof/>
           </w:rPr>
-          <w:t>2. Analyse – Sem. 4-9</w:t>
+          <w:t>Scénario fictif d'une mission de conseil : audit de plateforme digitale sur 10 semaines</w:t>
         </w:r>
         <w:r>
           <w:rPr>
@@ -1963,7 +1821,150 @@
             <w:noProof/>
             <w:webHidden/>
           </w:rPr>
-          <w:instrText xml:space="preserve"> PAGEREF _Toc228105235 \h </w:instrText>
+          <w:instrText xml:space="preserve"> PAGEREF _Toc228114971 \h </w:instrText>
+        </w:r>
+        <w:r>
+          <w:rPr>
+            <w:noProof/>
+            <w:webHidden/>
+          </w:rPr>
+        </w:r>
+        <w:r>
+          <w:rPr>
+            <w:noProof/>
+            <w:webHidden/>
+          </w:rPr>
+          <w:fldChar w:fldCharType="separate"/>
+        </w:r>
+        <w:r>
+          <w:rPr>
+            <w:noProof/>
+            <w:webHidden/>
+          </w:rPr>
+          <w:t>18</w:t>
+        </w:r>
+        <w:r>
+          <w:rPr>
+            <w:noProof/>
+            <w:webHidden/>
+          </w:rPr>
+          <w:fldChar w:fldCharType="end"/>
+        </w:r>
+      </w:hyperlink>
+    </w:p>
+    <w:p>
+      <w:pPr>
+        <w:pStyle w:val="TM2"/>
+        <w:tabs>
+          <w:tab w:val="right" w:leader="dot" w:pos="9628"/>
+        </w:tabs>
+        <w:rPr>
+          <w:rFonts w:asciiTheme="minorHAnsi" w:hAnsiTheme="minorHAnsi" w:cstheme="minorBidi"/>
+          <w:noProof/>
+          <w:kern w:val="2"/>
+          <w14:ligatures w14:val="standardContextual"/>
+        </w:rPr>
+      </w:pPr>
+      <w:hyperlink w:anchor="_Toc228114972" w:history="1">
+        <w:r>
+          <w:rPr>
+            <w:rStyle w:val="Lienhypertexte"/>
+            <w:rFonts w:eastAsia="Times New Roman"/>
+            <w:noProof/>
+          </w:rPr>
+          <w:t>Phases du scenario de la mission fictive de conseil</w:t>
+        </w:r>
+        <w:r>
+          <w:rPr>
+            <w:noProof/>
+            <w:webHidden/>
+          </w:rPr>
+          <w:tab/>
+        </w:r>
+        <w:r>
+          <w:rPr>
+            <w:noProof/>
+            <w:webHidden/>
+          </w:rPr>
+          <w:fldChar w:fldCharType="begin"/>
+        </w:r>
+        <w:r>
+          <w:rPr>
+            <w:noProof/>
+            <w:webHidden/>
+          </w:rPr>
+          <w:instrText xml:space="preserve"> PAGEREF _Toc228114972 \h </w:instrText>
+        </w:r>
+        <w:r>
+          <w:rPr>
+            <w:noProof/>
+            <w:webHidden/>
+          </w:rPr>
+        </w:r>
+        <w:r>
+          <w:rPr>
+            <w:noProof/>
+            <w:webHidden/>
+          </w:rPr>
+          <w:fldChar w:fldCharType="separate"/>
+        </w:r>
+        <w:r>
+          <w:rPr>
+            <w:noProof/>
+            <w:webHidden/>
+          </w:rPr>
+          <w:t>18</w:t>
+        </w:r>
+        <w:r>
+          <w:rPr>
+            <w:noProof/>
+            <w:webHidden/>
+          </w:rPr>
+          <w:fldChar w:fldCharType="end"/>
+        </w:r>
+      </w:hyperlink>
+    </w:p>
+    <w:p>
+      <w:pPr>
+        <w:pStyle w:val="TM3"/>
+        <w:tabs>
+          <w:tab w:val="right" w:leader="dot" w:pos="9628"/>
+        </w:tabs>
+        <w:rPr>
+          <w:rFonts w:asciiTheme="minorHAnsi" w:hAnsiTheme="minorHAnsi" w:cstheme="minorBidi"/>
+          <w:noProof/>
+          <w:kern w:val="2"/>
+          <w14:ligatures w14:val="standardContextual"/>
+        </w:rPr>
+      </w:pPr>
+      <w:hyperlink w:anchor="_Toc228114973" w:history="1">
+        <w:r>
+          <w:rPr>
+            <w:rStyle w:val="Lienhypertexte"/>
+            <w:noProof/>
+          </w:rPr>
+          <w:t>1. Cadrage – Sem. 1-3</w:t>
+        </w:r>
+        <w:r>
+          <w:rPr>
+            <w:noProof/>
+            <w:webHidden/>
+          </w:rPr>
+          <w:tab/>
+        </w:r>
+        <w:r>
+          <w:rPr>
+            <w:noProof/>
+            <w:webHidden/>
+          </w:rPr>
+          <w:fldChar w:fldCharType="begin"/>
+        </w:r>
+        <w:r>
+          <w:rPr>
+            <w:noProof/>
+            <w:webHidden/>
+          </w:rPr>
+          <w:instrText xml:space="preserve"> PAGEREF _Toc228114973 \h </w:instrText>
         </w:r>
         <w:r>
           <w:rPr>
@@ -2007,13 +2008,13 @@
           <w14:ligatures w14:val="standardContextual"/>
         </w:rPr>
       </w:pPr>
-      <w:hyperlink w:anchor="_Toc228105236" w:history="1">
+      <w:hyperlink w:anchor="_Toc228114974" w:history="1">
         <w:r>
           <w:rPr>
             <w:rStyle w:val="Lienhypertexte"/>
             <w:noProof/>
           </w:rPr>
-          <w:t>3. Recommandations — Sem. 10</w:t>
+          <w:t>2. Analyse – Sem. 4-9</w:t>
         </w:r>
         <w:r>
           <w:rPr>
@@ -2034,7 +2035,7 @@
             <w:noProof/>
             <w:webHidden/>
           </w:rPr>
-          <w:instrText xml:space="preserve"> PAGEREF _Toc228105236 \h </w:instrText>
+          <w:instrText xml:space="preserve"> PAGEREF _Toc228114974 \h </w:instrText>
         </w:r>
         <w:r>
           <w:rPr>
@@ -2078,13 +2079,13 @@
           <w14:ligatures w14:val="standardContextual"/>
         </w:rPr>
       </w:pPr>
-      <w:hyperlink w:anchor="_Toc228105237" w:history="1">
+      <w:hyperlink w:anchor="_Toc228114975" w:history="1">
         <w:r>
           <w:rPr>
             <w:rStyle w:val="Lienhypertexte"/>
             <w:noProof/>
           </w:rPr>
-          <w:t>4. Rétrospective — Post</w:t>
+          <w:t>3. Recommandations — Sem. 10</w:t>
         </w:r>
         <w:r>
           <w:rPr>
@@ -2105,78 +2106,7 @@
             <w:noProof/>
             <w:webHidden/>
           </w:rPr>
-          <w:instrText xml:space="preserve"> PAGEREF _Toc228105237 \h </w:instrText>
-        </w:r>
-        <w:r>
-          <w:rPr>
-            <w:noProof/>
-            <w:webHidden/>
-          </w:rPr>
-        </w:r>
-        <w:r>
-          <w:rPr>
-            <w:noProof/>
-            <w:webHidden/>
-          </w:rPr>
-          <w:fldChar w:fldCharType="separate"/>
-        </w:r>
-        <w:r>
-          <w:rPr>
-            <w:noProof/>
-            <w:webHidden/>
-          </w:rPr>
-          <w:t>20</w:t>
-        </w:r>
-        <w:r>
-          <w:rPr>
-            <w:noProof/>
-            <w:webHidden/>
-          </w:rPr>
-          <w:fldChar w:fldCharType="end"/>
-        </w:r>
-      </w:hyperlink>
-    </w:p>
-    <w:p>
-      <w:pPr>
-        <w:pStyle w:val="TM1"/>
-        <w:tabs>
-          <w:tab w:val="right" w:leader="dot" w:pos="9628"/>
-        </w:tabs>
-        <w:rPr>
-          <w:rFonts w:asciiTheme="minorHAnsi" w:hAnsiTheme="minorHAnsi" w:cstheme="minorBidi"/>
-          <w:noProof/>
-          <w:kern w:val="2"/>
-          <w14:ligatures w14:val="standardContextual"/>
-        </w:rPr>
-      </w:pPr>
-      <w:hyperlink w:anchor="_Toc228105238" w:history="1">
-        <w:r>
-          <w:rPr>
-            <w:rStyle w:val="Lienhypertexte"/>
-            <w:noProof/>
-          </w:rPr>
-          <w:t>BIBLIOGRAPHIE</w:t>
-        </w:r>
-        <w:r>
-          <w:rPr>
-            <w:noProof/>
-            <w:webHidden/>
-          </w:rPr>
-          <w:tab/>
-        </w:r>
-        <w:r>
-          <w:rPr>
-            <w:noProof/>
-            <w:webHidden/>
-          </w:rPr>
-          <w:fldChar w:fldCharType="begin"/>
-        </w:r>
-        <w:r>
-          <w:rPr>
-            <w:noProof/>
-            <w:webHidden/>
-          </w:rPr>
-          <w:instrText xml:space="preserve"> PAGEREF _Toc228105238 \h </w:instrText>
+          <w:instrText xml:space="preserve"> PAGEREF _Toc228114975 \h </w:instrText>
         </w:r>
         <w:r>
           <w:rPr>
@@ -2209,6 +2139,148 @@
     </w:p>
     <w:p>
       <w:pPr>
+        <w:pStyle w:val="TM3"/>
+        <w:tabs>
+          <w:tab w:val="right" w:leader="dot" w:pos="9628"/>
+        </w:tabs>
+        <w:rPr>
+          <w:rFonts w:asciiTheme="minorHAnsi" w:hAnsiTheme="minorHAnsi" w:cstheme="minorBidi"/>
+          <w:noProof/>
+          <w:kern w:val="2"/>
+          <w14:ligatures w14:val="standardContextual"/>
+        </w:rPr>
+      </w:pPr>
+      <w:hyperlink w:anchor="_Toc228114976" w:history="1">
+        <w:r>
+          <w:rPr>
+            <w:rStyle w:val="Lienhypertexte"/>
+            <w:noProof/>
+          </w:rPr>
+          <w:t>4. Rétrospective — Post</w:t>
+        </w:r>
+        <w:r>
+          <w:rPr>
+            <w:noProof/>
+            <w:webHidden/>
+          </w:rPr>
+          <w:tab/>
+        </w:r>
+        <w:r>
+          <w:rPr>
+            <w:noProof/>
+            <w:webHidden/>
+          </w:rPr>
+          <w:fldChar w:fldCharType="begin"/>
+        </w:r>
+        <w:r>
+          <w:rPr>
+            <w:noProof/>
+            <w:webHidden/>
+          </w:rPr>
+          <w:instrText xml:space="preserve"> PAGEREF _Toc228114976 \h </w:instrText>
+        </w:r>
+        <w:r>
+          <w:rPr>
+            <w:noProof/>
+            <w:webHidden/>
+          </w:rPr>
+        </w:r>
+        <w:r>
+          <w:rPr>
+            <w:noProof/>
+            <w:webHidden/>
+          </w:rPr>
+          <w:fldChar w:fldCharType="separate"/>
+        </w:r>
+        <w:r>
+          <w:rPr>
+            <w:noProof/>
+            <w:webHidden/>
+          </w:rPr>
+          <w:t>21</w:t>
+        </w:r>
+        <w:r>
+          <w:rPr>
+            <w:noProof/>
+            <w:webHidden/>
+          </w:rPr>
+          <w:fldChar w:fldCharType="end"/>
+        </w:r>
+      </w:hyperlink>
+    </w:p>
+    <w:p>
+      <w:pPr>
+        <w:pStyle w:val="TM1"/>
+        <w:tabs>
+          <w:tab w:val="right" w:leader="dot" w:pos="9628"/>
+        </w:tabs>
+        <w:rPr>
+          <w:rFonts w:asciiTheme="minorHAnsi" w:hAnsiTheme="minorHAnsi" w:cstheme="minorBidi"/>
+          <w:noProof/>
+          <w:kern w:val="2"/>
+          <w14:ligatures w14:val="standardContextual"/>
+        </w:rPr>
+      </w:pPr>
+      <w:hyperlink w:anchor="_Toc228114977" w:history="1">
+        <w:r>
+          <w:rPr>
+            <w:rStyle w:val="Lienhypertexte"/>
+            <w:noProof/>
+          </w:rPr>
+          <w:t>BIBLIOGRAPHIE</w:t>
+        </w:r>
+        <w:r>
+          <w:rPr>
+            <w:noProof/>
+            <w:webHidden/>
+          </w:rPr>
+          <w:tab/>
+        </w:r>
+        <w:r>
+          <w:rPr>
+            <w:noProof/>
+            <w:webHidden/>
+          </w:rPr>
+          <w:fldChar w:fldCharType="begin"/>
+        </w:r>
+        <w:r>
+          <w:rPr>
+            <w:noProof/>
+            <w:webHidden/>
+          </w:rPr>
+          <w:instrText xml:space="preserve"> PAGEREF _Toc228114977 \h </w:instrText>
+        </w:r>
+        <w:r>
+          <w:rPr>
+            <w:noProof/>
+            <w:webHidden/>
+          </w:rPr>
+        </w:r>
+        <w:r>
+          <w:rPr>
+            <w:noProof/>
+            <w:webHidden/>
+          </w:rPr>
+          <w:fldChar w:fldCharType="separate"/>
+        </w:r>
+        <w:r>
+          <w:rPr>
+            <w:noProof/>
+            <w:webHidden/>
+          </w:rPr>
+          <w:t>22</w:t>
+        </w:r>
+        <w:r>
+          <w:rPr>
+            <w:noProof/>
+            <w:webHidden/>
+          </w:rPr>
+          <w:fldChar w:fldCharType="end"/>
+        </w:r>
+      </w:hyperlink>
+    </w:p>
+    <w:p>
+      <w:pPr>
         <w:pStyle w:val="Titre2"/>
         <w:rPr>
           <w:b w:val="0"/>
@@ -2222,7 +2294,6 @@
         <w:rPr>
           <w:rFonts w:eastAsia="Times New Roman"/>
         </w:rPr>
-        <w:lastRenderedPageBreak/>
         <w:fldChar w:fldCharType="end"/>
       </w:r>
       <w:r>
@@ -2233,7 +2304,7 @@
       <w:pPr>
         <w:pStyle w:val="Titre1"/>
       </w:pPr>
-      <w:bookmarkStart w:id="0" w:name="_Toc228105212"/>
+      <w:bookmarkStart w:id="0" w:name="_Toc228114950"/>
       <w:r>
         <w:lastRenderedPageBreak/>
         <w:t>1. POSITIONNEMENT DE LA RECHERCHE</w:t>
@@ -2248,26 +2319,32 @@
           <w:color w:val="4472C4" w:themeColor="accent1"/>
         </w:rPr>
       </w:pPr>
-      <w:bookmarkStart w:id="1" w:name="_Toc228105213"/>
-      <w:r>
-        <w:rPr>
-          <w:rFonts w:eastAsia="Times New Roman"/>
-        </w:rPr>
-        <w:t>Comprendre les effets de l’IA sur la valeur perçue</w:t>
-      </w:r>
-      <w:r>
-        <w:rPr>
-          <w:rFonts w:eastAsia="Times New Roman"/>
-        </w:rPr>
-        <w:t xml:space="preserve"> du conseil</w:t>
+      <w:bookmarkStart w:id="1" w:name="_Toc228114951"/>
+      <w:r>
+        <w:rPr>
+          <w:rFonts w:eastAsia="Times New Roman"/>
+        </w:rPr>
+        <w:t xml:space="preserve">La </w:t>
+      </w:r>
+      <w:r>
+        <w:rPr>
+          <w:rFonts w:eastAsia="Times New Roman"/>
+        </w:rPr>
+        <w:t>valeur perçue du conseil</w:t>
+      </w:r>
+      <w:r>
+        <w:rPr>
+          <w:rFonts w:eastAsia="Times New Roman"/>
+        </w:rPr>
+        <w:t xml:space="preserve"> </w:t>
+      </w:r>
+      <w:r>
+        <w:rPr>
+          <w:rFonts w:eastAsia="Times New Roman"/>
+        </w:rPr>
+        <w:t>au prisme de l’IA</w:t>
       </w:r>
       <w:bookmarkEnd w:id="1"/>
-      <w:r>
-        <w:rPr>
-          <w:rFonts w:eastAsia="Times New Roman"/>
-        </w:rPr>
-        <w:t xml:space="preserve"> </w:t>
-      </w:r>
     </w:p>
     <w:p>
       <w:pPr>
@@ -2533,7 +2610,39 @@
           <w:sz w:val="28"/>
           <w:szCs w:val="28"/>
         </w:rPr>
-        <w:t>: l’IA pour sa puissance d’analyse</w:t>
+        <w:t>: l’IA pour sa puissance d’analyse, l</w:t>
+      </w:r>
+      <w:r>
+        <w:rPr>
+          <w:color w:val="1F1A16"/>
+          <w:sz w:val="28"/>
+          <w:szCs w:val="28"/>
+        </w:rPr>
+        <w:t xml:space="preserve">e consultant </w:t>
+      </w:r>
+      <w:r>
+        <w:rPr>
+          <w:color w:val="1F1A16"/>
+          <w:sz w:val="28"/>
+          <w:szCs w:val="28"/>
+        </w:rPr>
+        <w:t>humain pour son</w:t>
+      </w:r>
+      <w:r>
+        <w:rPr>
+          <w:color w:val="1F1A16"/>
+          <w:sz w:val="28"/>
+          <w:szCs w:val="28"/>
+        </w:rPr>
+        <w:t xml:space="preserve"> sens relationnel et son </w:t>
+      </w:r>
+      <w:r>
+        <w:rPr>
+          <w:color w:val="1F1A16"/>
+          <w:sz w:val="28"/>
+          <w:szCs w:val="28"/>
+        </w:rPr>
+        <w:t>discernement</w:t>
       </w:r>
       <w:r>
         <w:rPr>
@@ -2590,39 +2699,7 @@
           <w:sz w:val="28"/>
           <w:szCs w:val="28"/>
         </w:rPr>
-        <w:t>, l</w:t>
-      </w:r>
-      <w:r>
-        <w:rPr>
-          <w:color w:val="1F1A16"/>
-          <w:sz w:val="28"/>
-          <w:szCs w:val="28"/>
-        </w:rPr>
-        <w:t xml:space="preserve">e consultant </w:t>
-      </w:r>
-      <w:r>
-        <w:rPr>
-          <w:color w:val="1F1A16"/>
-          <w:sz w:val="28"/>
-          <w:szCs w:val="28"/>
-        </w:rPr>
-        <w:t>humain pour son</w:t>
-      </w:r>
-      <w:r>
-        <w:rPr>
-          <w:color w:val="1F1A16"/>
-          <w:sz w:val="28"/>
-          <w:szCs w:val="28"/>
-        </w:rPr>
-        <w:t xml:space="preserve"> sens relationnel et son </w:t>
-      </w:r>
-      <w:r>
-        <w:rPr>
-          <w:color w:val="1F1A16"/>
-          <w:sz w:val="28"/>
-          <w:szCs w:val="28"/>
-        </w:rPr>
-        <w:t xml:space="preserve">discernement. </w:t>
+        <w:t xml:space="preserve">. </w:t>
       </w:r>
       <w:r>
         <w:rPr>
@@ -3019,6 +3096,359 @@
     </w:p>
     <w:p>
       <w:pPr>
+        <w:pStyle w:val="Titre2"/>
+        <w:rPr>
+          <w:rFonts w:eastAsia="Times New Roman"/>
+        </w:rPr>
+      </w:pPr>
+      <w:bookmarkStart w:id="2" w:name="_Toc228114952"/>
+      <w:r>
+        <w:rPr>
+          <w:rFonts w:eastAsia="Times New Roman"/>
+        </w:rPr>
+        <w:t>Gap théorique</w:t>
+      </w:r>
+      <w:bookmarkEnd w:id="2"/>
+    </w:p>
+    <w:p>
+      <w:pPr>
+        <w:spacing w:after="160"/>
+        <w:jc w:val="both"/>
+        <w:rPr>
+          <w:rFonts w:eastAsia="Times New Roman"/>
+          <w:color w:val="1F1A16"/>
+          <w:sz w:val="28"/>
+          <w:szCs w:val="28"/>
+        </w:rPr>
+      </w:pPr>
+      <w:r>
+        <w:rPr>
+          <w:rFonts w:eastAsia="Times New Roman"/>
+          <w:color w:val="1F1A16"/>
+          <w:sz w:val="28"/>
+          <w:szCs w:val="28"/>
+        </w:rPr>
+        <w:t xml:space="preserve">Le lien entre IA, conseil et valeur perçue, est un champ de recherche émergent mais dynamique, en lien avec l’avènement de l’IA générative en 2022. </w:t>
+      </w:r>
+    </w:p>
+    <w:p>
+      <w:pPr>
+        <w:spacing w:after="160"/>
+        <w:jc w:val="both"/>
+        <w:rPr>
+          <w:rFonts w:eastAsia="Times New Roman"/>
+          <w:color w:val="1F1A16"/>
+          <w:sz w:val="28"/>
+          <w:szCs w:val="28"/>
+        </w:rPr>
+      </w:pPr>
+      <w:r>
+        <w:rPr>
+          <w:rFonts w:eastAsia="Times New Roman"/>
+          <w:color w:val="1F1A16"/>
+          <w:sz w:val="28"/>
+          <w:szCs w:val="28"/>
+        </w:rPr>
+        <w:t xml:space="preserve">A titre d’indication, l’association des mots-clés « AI consulting </w:t>
+      </w:r>
+      <w:proofErr w:type="spellStart"/>
+      <w:r>
+        <w:rPr>
+          <w:rFonts w:eastAsia="Times New Roman"/>
+          <w:color w:val="1F1A16"/>
+          <w:sz w:val="28"/>
+          <w:szCs w:val="28"/>
+        </w:rPr>
+        <w:t>perceived</w:t>
+      </w:r>
+      <w:proofErr w:type="spellEnd"/>
+      <w:r>
+        <w:rPr>
+          <w:rFonts w:eastAsia="Times New Roman"/>
+          <w:color w:val="1F1A16"/>
+          <w:sz w:val="28"/>
+          <w:szCs w:val="28"/>
+        </w:rPr>
+        <w:t xml:space="preserve"> value » génère environ 26 500 résultats entre 2022 et avril 2026 sur Google Scholar. Néanmoins, lorsqu’on y regarde de plus près, l</w:t>
+      </w:r>
+      <w:r>
+        <w:rPr>
+          <w:rFonts w:eastAsia="Times New Roman"/>
+          <w:color w:val="1F1A16"/>
+          <w:sz w:val="28"/>
+          <w:szCs w:val="28"/>
+        </w:rPr>
+        <w:t xml:space="preserve">es travaux </w:t>
+      </w:r>
+      <w:r>
+        <w:rPr>
+          <w:rFonts w:eastAsia="Times New Roman"/>
+          <w:color w:val="1F1A16"/>
+          <w:sz w:val="28"/>
+          <w:szCs w:val="28"/>
+        </w:rPr>
+        <w:t xml:space="preserve">se concentrent surtout sur la valeur perçue comme facteur d’adoption de l’IA dans les services à forte intensité de connaissance (« AI consulting </w:t>
+      </w:r>
+      <w:proofErr w:type="spellStart"/>
+      <w:r>
+        <w:rPr>
+          <w:rFonts w:eastAsia="Times New Roman"/>
+          <w:color w:val="1F1A16"/>
+          <w:sz w:val="28"/>
+          <w:szCs w:val="28"/>
+        </w:rPr>
+        <w:t>perceived</w:t>
+      </w:r>
+      <w:proofErr w:type="spellEnd"/>
+      <w:r>
+        <w:rPr>
+          <w:rFonts w:eastAsia="Times New Roman"/>
+          <w:color w:val="1F1A16"/>
+          <w:sz w:val="28"/>
+          <w:szCs w:val="28"/>
+        </w:rPr>
+        <w:t xml:space="preserve"> value adoption » donne 26900 résultats), non sur la </w:t>
+      </w:r>
+      <w:proofErr w:type="spellStart"/>
+      <w:r>
+        <w:rPr>
+          <w:rFonts w:eastAsia="Times New Roman"/>
+          <w:color w:val="1F1A16"/>
+          <w:sz w:val="28"/>
+          <w:szCs w:val="28"/>
+        </w:rPr>
+        <w:t>co-création</w:t>
+      </w:r>
+      <w:proofErr w:type="spellEnd"/>
+      <w:r>
+        <w:rPr>
+          <w:rFonts w:eastAsia="Times New Roman"/>
+          <w:color w:val="1F1A16"/>
+          <w:sz w:val="28"/>
+          <w:szCs w:val="28"/>
+        </w:rPr>
+        <w:t xml:space="preserve"> effective de valeur perçue du service (« AI consulting </w:t>
+      </w:r>
+      <w:proofErr w:type="spellStart"/>
+      <w:r>
+        <w:rPr>
+          <w:rFonts w:eastAsia="Times New Roman"/>
+          <w:color w:val="1F1A16"/>
+          <w:sz w:val="28"/>
+          <w:szCs w:val="28"/>
+        </w:rPr>
+        <w:t>perceived</w:t>
+      </w:r>
+      <w:proofErr w:type="spellEnd"/>
+      <w:r>
+        <w:rPr>
+          <w:rFonts w:eastAsia="Times New Roman"/>
+          <w:color w:val="1F1A16"/>
+          <w:sz w:val="28"/>
+          <w:szCs w:val="28"/>
+        </w:rPr>
+        <w:t xml:space="preserve"> value </w:t>
+      </w:r>
+      <w:proofErr w:type="spellStart"/>
+      <w:r>
+        <w:rPr>
+          <w:rFonts w:eastAsia="Times New Roman"/>
+          <w:color w:val="1F1A16"/>
+          <w:sz w:val="28"/>
+          <w:szCs w:val="28"/>
+        </w:rPr>
+        <w:t>co-creation</w:t>
+      </w:r>
+      <w:proofErr w:type="spellEnd"/>
+      <w:r>
+        <w:rPr>
+          <w:rFonts w:eastAsia="Times New Roman"/>
+          <w:color w:val="1F1A16"/>
+          <w:sz w:val="28"/>
+          <w:szCs w:val="28"/>
+        </w:rPr>
+        <w:t xml:space="preserve"> » donne 8330 résultats). </w:t>
+      </w:r>
+      <w:r>
+        <w:rPr>
+          <w:rFonts w:eastAsia="Times New Roman"/>
+          <w:color w:val="1F1A16"/>
+          <w:sz w:val="28"/>
+          <w:szCs w:val="28"/>
+        </w:rPr>
+        <w:t>Et s</w:t>
+      </w:r>
+      <w:r>
+        <w:rPr>
+          <w:rFonts w:eastAsia="Times New Roman"/>
+          <w:color w:val="1F1A16"/>
+          <w:sz w:val="28"/>
+          <w:szCs w:val="28"/>
+        </w:rPr>
+        <w:t xml:space="preserve">ur cette thématique, peu d’études se focalisent exclusivement sur le conseil. </w:t>
+      </w:r>
+      <w:r>
+        <w:rPr>
+          <w:rFonts w:eastAsia="Times New Roman"/>
+          <w:color w:val="1F1A16"/>
+          <w:sz w:val="28"/>
+          <w:szCs w:val="28"/>
+        </w:rPr>
+        <w:t>Pour celles-ci, la question de la création de</w:t>
+      </w:r>
+      <w:r>
+        <w:rPr>
+          <w:rFonts w:eastAsia="Times New Roman"/>
+          <w:color w:val="1F1A16"/>
+          <w:sz w:val="28"/>
+          <w:szCs w:val="28"/>
+        </w:rPr>
+        <w:t xml:space="preserve"> la </w:t>
+      </w:r>
+      <w:r>
+        <w:rPr>
+          <w:rFonts w:eastAsia="Times New Roman"/>
+          <w:color w:val="1F1A16"/>
+          <w:sz w:val="28"/>
+          <w:szCs w:val="28"/>
+        </w:rPr>
+        <w:t xml:space="preserve"> valeur y tient une place centrale</w:t>
+      </w:r>
+      <w:r>
+        <w:rPr>
+          <w:rFonts w:eastAsia="Times New Roman"/>
+          <w:color w:val="1F1A16"/>
+          <w:sz w:val="28"/>
+          <w:szCs w:val="28"/>
+        </w:rPr>
+        <w:t xml:space="preserve"> </w:t>
+      </w:r>
+      <w:r>
+        <w:rPr>
+          <w:rFonts w:eastAsia="Times New Roman"/>
+          <w:color w:val="1F1A16"/>
+          <w:sz w:val="28"/>
+          <w:szCs w:val="28"/>
+        </w:rPr>
+        <w:fldChar w:fldCharType="begin"/>
+      </w:r>
+      <w:r>
+        <w:rPr>
+          <w:rFonts w:eastAsia="Times New Roman"/>
+          <w:color w:val="1F1A16"/>
+          <w:sz w:val="28"/>
+          <w:szCs w:val="28"/>
+        </w:rPr>
+        <w:instrText xml:space="preserve"> ADDIN ZOTERO_ITEM CSL_CITATION {"citationID":"m5Lj7rpq","properties":{"unsorted":false,"formattedCitation":"(Becker et al., 2015; Bourgoin, 2014; Elmholdt et al., 2025; Nikolova &amp; Devinney, 2012; Sturdy, 2009; Turner, 1982)","plainCitation":"(Becker et al., 2015; Bourgoin, 2014; Elmholdt et al., 2025; Nikolova &amp; Devinney, 2012; Sturdy, 2009; Turner, 1982)","noteIndex":0},"citationItems":[{"id":5877,"uris":["http://zotero.org/users/12622049/items/X92RYCIG"],"itemData":{"id":5877,"type":"article-journal","abstract":"The paper explores how value is co-created and co-destructed in the social interaction between consultants and clients. Prior research on management consultancy as service production has elaborated on the question of how value is co-created in the same context as this paper. However, how value is co-destructed has remained little studied. In this paper, a workshop facilitated by a consultant for a client is studied to conduct a micro-analysis of the dynamics and tensions of co-creation and co-destruction of value. In management consultant services, it is suggested that value and, more specifically, consultant-client relationships can be both co-created and co-destructed through the approach-avoidance motivation of the consultant and the client.","container-title":"International Journal of Services Technology and Management","DOI":"10.1504/IJSTM.2015.071103","ISSN":"1460-6720","issue":"1-3","page":"40-54","publisher":"Inderscience Publishers","source":"inderscienceonline.com (Atypon)","title":"Client-consultant interaction: the dynamics of and conflicts in value co-creation and co-destruction","title-short":"Client-consultant interaction","volume":"21","author":[{"family":"Becker","given":"Suvi Von"},{"family":"Aromaa","given":"Eeva"},{"family":"Eriksson","given":"Päivi"}],"issued":{"date-parts":[["2015",1]]}}},{"id":11412,"uris":["http://zotero.org/users/12622049/items/JLYHMHD6"],"itemData":{"id":11412,"type":"thesis","archive":"HAL","citation-key":"bourgoinConseilManagementLepreuve2014","language":"fr","publisher":"Ecole National Supérieure des Mines de Paris","source":"Zotero","title":"Le conseil en management à l'épreuve de sa mise en valeur: une étude empirique","URL":"https://pastel.hal.science/pastel-00957543/document","author":[{"family":"Bourgoin","given":"Alaric"}],"issued":{"date-parts":[["2014",3]]}}},{"id":12206,"uris":["http://zotero.org/users/12622049/items/PQ92WB9V"],"itemData":{"id":12206,"type":"article-journal","abstract":"Clients hire management consultants as experts to tackle complex problems and legitimize decisions. However, the expertise of these consultants often sparks debate. While consultants may seek to prove the distinctiveness and relevance of their expertise, clients must continually evaluate the value of consultants’ expertise in treating their problems. This study examines the dynamic and contested nature of expertise in consultant–client relationships by exploring the practical tests through which clients assess and recognize consultants' expertise as distinct and valuable in addressing their concerns. Based on an ethnographic study of a four-month consultancy project involving a team of consultants at a large energy company, we identify three distinct forms of tests—skill tests, results tests, and loyalty tests. These tests are used by clients to evaluate consultants’ expertise, and in turn influence how consultants approach clients’ problems and conduct their work. Our study advances a relational perspective on expertise, emphasizing the client's role and the consultants' ability to handle distinct tests. We conclude by discussing the implications for studies of expertise and management consulting.","container-title":"Research in the Sociology of Organizations","language":"en","source":"Zotero","title":"EXPERTISE PUT TO THE TEST: HOW CLIENTS CONTINUALLY ASSESS THE WORTH OF MANAGEMENT CONSULTANTS","author":[{"family":"Elmholdt","given":"Kasper T"},{"family":"Bourgoin","given":"Alaric"},{"family":"Leynadier","given":"Jean-Charles"}],"issued":{"date-parts":[["2025"]]}}},{"id":44,"uris":["http://zotero.org/users/12622049/items/GAEFL669"],"itemData":{"id":44,"type":"paper-conference","abstract":"In this paper, we analyse the complex interaction between professional advisors and their clients. Our aim is to summarize and critically review the relevant literature and to outline major directions for future research. There are three competing models that discuss the interaction between professional service providers and their clients: the expert model, the ‘reflective practitioner’ model and the critical model. After reviewing assumptions underlying these approaches as well as their contributions and shortcomings, we suggest that the key problem with these models is that they offer only partial insights into the relationship between clients and professional business service providers. Additionally, they have different epistemological foundations and, as such, they are incompatible. Building upon the existing research and our discussion, we outline the major issues of client-consultant interaction that future research needs to address in order to provide a multifaceted understanding of the client-consultant relationship.","DOI":"10.1093/oxfordhb/9780199235049.013.0019","note":"DOI: 10.1093/oxfordhb/9780199235049.013.0019","publisher":"Oxford University Press","source":"Semantic Scholar","title":"The Nature Of Client–Consultant Interaction: A Critical Review","title-short":"The Nature Of Client–Consultant Interaction","URL":"https://academic.oup.com/edited-volume/38572/chapter/334566078","author":[{"family":"Nikolova","given":"Natalia"},{"family":"Devinney","given":"Timothy"}],"accessed":{"date-parts":[["2023",10,7]]},"issued":{"date-parts":[["2012",3,29]]}}},{"id":4610,"uris":["http://zotero.org/users/12622049/items/3ZK9SL9P"],"itemData":{"id":4610,"type":"article-journal","abstract":"Unpacking the client(s): Constructions, positions and client–consultant dynamics","container-title":"Scandinavian Journal of Management","language":"en","source":"www.academia.edu","title":"Unpacking the client(s): Constructions, positions and client–consultant dynamics","title-short":"Unpacking the client(s)","URL":"https://www.academia.edu/22841489/Unpacking_the_clients_Constructions_positions_and_client_consultant_dynamics","author":[{"family":"Sturdy","given":"Andrew"}],"accessed":{"date-parts":[["2024",5,24]]},"issued":{"date-parts":[["2009",1,1]]}}},{"id":4411,"uris":["http://zotero.org/users/12622049/items/8NTHIYEN"],"itemData":{"id":4411,"type":"article-magazine","abstract":"By building on a hierarchy of goals, consultants and managers can work toward mutual interests.","call-number":"2","container-title":"Harvard Business Review","ISSN":"0017-8012","note":"section: Management","source":"hbr.org","title":"Consulting Is More Than Giving Advice","URL":"https://hbr.org/1982/09/consulting-is-more-than-giving-advice","author":[{"family":"Turner","given":"Arthur N."}],"accessed":{"date-parts":[["2024",4,8]]},"issued":{"date-parts":[["1982",9,1]]}}}],"schema":"https://github.com/citation-style-language/schema/raw/master/csl-citation.json"} </w:instrText>
+      </w:r>
+      <w:r>
+        <w:rPr>
+          <w:rFonts w:eastAsia="Times New Roman"/>
+          <w:color w:val="1F1A16"/>
+          <w:sz w:val="28"/>
+          <w:szCs w:val="28"/>
+        </w:rPr>
+        <w:fldChar w:fldCharType="separate"/>
+      </w:r>
+      <w:r>
+        <w:rPr>
+          <w:rFonts w:eastAsia="Times New Roman"/>
+          <w:noProof/>
+          <w:color w:val="1F1A16"/>
+          <w:sz w:val="28"/>
+          <w:szCs w:val="28"/>
+        </w:rPr>
+        <w:t xml:space="preserve">(Becker et al., 2015; Bourgoin, 2014; Elmholdt et al., 2025; Nikolova &amp; Devinney, 2012; </w:t>
+      </w:r>
+      <w:r>
+        <w:rPr>
+          <w:rFonts w:eastAsia="Times New Roman"/>
+          <w:noProof/>
+          <w:color w:val="1F1A16"/>
+          <w:sz w:val="28"/>
+          <w:szCs w:val="28"/>
+        </w:rPr>
+        <w:t>Oesterle et al., 2020</w:t>
+      </w:r>
+      <w:r>
+        <w:rPr>
+          <w:rFonts w:eastAsia="Times New Roman"/>
+          <w:noProof/>
+          <w:color w:val="1F1A16"/>
+          <w:sz w:val="28"/>
+          <w:szCs w:val="28"/>
+        </w:rPr>
+        <w:t xml:space="preserve">; </w:t>
+      </w:r>
+      <w:r>
+        <w:rPr>
+          <w:rFonts w:eastAsia="Times New Roman"/>
+          <w:noProof/>
+          <w:color w:val="1F1A16"/>
+          <w:sz w:val="28"/>
+          <w:szCs w:val="28"/>
+        </w:rPr>
+        <w:t>Sturdy, 2009; Turner, 1982</w:t>
+      </w:r>
+      <w:r>
+        <w:rPr>
+          <w:rFonts w:eastAsia="Times New Roman"/>
+          <w:noProof/>
+          <w:color w:val="1F1A16"/>
+          <w:sz w:val="28"/>
+          <w:szCs w:val="28"/>
+        </w:rPr>
+        <w:t>;</w:t>
+      </w:r>
+      <w:r>
+        <w:rPr>
+          <w:rFonts w:eastAsia="Times New Roman"/>
+          <w:noProof/>
+          <w:color w:val="1F1A16"/>
+          <w:sz w:val="28"/>
+          <w:szCs w:val="28"/>
+        </w:rPr>
+        <w:t>)</w:t>
+      </w:r>
+      <w:r>
+        <w:rPr>
+          <w:rFonts w:eastAsia="Times New Roman"/>
+          <w:color w:val="1F1A16"/>
+          <w:sz w:val="28"/>
+          <w:szCs w:val="28"/>
+        </w:rPr>
+        <w:fldChar w:fldCharType="end"/>
+      </w:r>
+      <w:r>
+        <w:rPr>
+          <w:rFonts w:eastAsia="Times New Roman"/>
+          <w:color w:val="1F1A16"/>
+          <w:sz w:val="28"/>
+          <w:szCs w:val="28"/>
+        </w:rPr>
+        <w:t xml:space="preserve">. </w:t>
+      </w:r>
+      <w:r>
+        <w:rPr>
+          <w:rFonts w:eastAsia="Times New Roman"/>
+          <w:color w:val="1F1A16"/>
+          <w:sz w:val="28"/>
+          <w:szCs w:val="28"/>
+        </w:rPr>
+        <w:t>Parmi ces travaux, p</w:t>
+      </w:r>
+      <w:r>
+        <w:rPr>
+          <w:rFonts w:eastAsia="Times New Roman"/>
+          <w:color w:val="1F1A16"/>
+          <w:sz w:val="28"/>
+          <w:szCs w:val="28"/>
+        </w:rPr>
+        <w:t>eu à notre connaissance, intègrent l’IA dans l’équation.</w:t>
+      </w:r>
+    </w:p>
+    <w:p>
+      <w:pPr>
         <w:pStyle w:val="doc-paragraph"/>
         <w:rPr>
           <w:color w:val="1F1A16"/>
@@ -3032,6 +3462,188 @@
           <w:sz w:val="28"/>
           <w:szCs w:val="28"/>
         </w:rPr>
+        <w:t>Or n</w:t>
+      </w:r>
+      <w:r>
+        <w:rPr>
+          <w:color w:val="1F1A16"/>
+          <w:sz w:val="28"/>
+          <w:szCs w:val="28"/>
+        </w:rPr>
+        <w:t xml:space="preserve">ous pensons que l'introduction de l'IA dans les pratiques du conseil, reconfigure </w:t>
+      </w:r>
+      <w:r>
+        <w:rPr>
+          <w:color w:val="1F1A16"/>
+          <w:sz w:val="28"/>
+          <w:szCs w:val="28"/>
+        </w:rPr>
+        <w:t xml:space="preserve">justement, et de </w:t>
+      </w:r>
+      <w:r>
+        <w:rPr>
+          <w:color w:val="1F1A16"/>
+          <w:sz w:val="28"/>
+          <w:szCs w:val="28"/>
+        </w:rPr>
+        <w:t xml:space="preserve">façon ambivalente, </w:t>
+      </w:r>
+      <w:r>
+        <w:rPr>
+          <w:color w:val="1F1A16"/>
+          <w:sz w:val="28"/>
+          <w:szCs w:val="28"/>
+        </w:rPr>
+        <w:t xml:space="preserve">la </w:t>
+      </w:r>
+      <w:r>
+        <w:rPr>
+          <w:color w:val="1F1A16"/>
+          <w:sz w:val="28"/>
+          <w:szCs w:val="28"/>
+        </w:rPr>
+        <w:t xml:space="preserve">valeur </w:t>
+      </w:r>
+      <w:r>
+        <w:rPr>
+          <w:color w:val="1F1A16"/>
+          <w:sz w:val="28"/>
+          <w:szCs w:val="28"/>
+        </w:rPr>
+        <w:t xml:space="preserve">perçue </w:t>
+      </w:r>
+      <w:r>
+        <w:rPr>
+          <w:color w:val="1F1A16"/>
+          <w:sz w:val="28"/>
+          <w:szCs w:val="28"/>
+        </w:rPr>
+        <w:t>du conseil</w:t>
+      </w:r>
+      <w:r>
+        <w:rPr>
+          <w:color w:val="1F1A16"/>
+          <w:sz w:val="28"/>
+          <w:szCs w:val="28"/>
+        </w:rPr>
+        <w:t xml:space="preserve">. Elle peut </w:t>
+      </w:r>
+      <w:r>
+        <w:rPr>
+          <w:color w:val="1F1A16"/>
+          <w:sz w:val="28"/>
+          <w:szCs w:val="28"/>
+        </w:rPr>
+        <w:t xml:space="preserve">fragiliser ou renforcer cette valeur. </w:t>
+      </w:r>
+      <w:r>
+        <w:rPr>
+          <w:color w:val="1F1A16"/>
+          <w:sz w:val="28"/>
+          <w:szCs w:val="28"/>
+        </w:rPr>
+        <w:t xml:space="preserve"> </w:t>
+      </w:r>
+      <w:r>
+        <w:rPr>
+          <w:rFonts w:eastAsia="Times New Roman"/>
+          <w:color w:val="1F1A16"/>
+          <w:sz w:val="28"/>
+          <w:szCs w:val="28"/>
+        </w:rPr>
+        <w:t>N</w:t>
+      </w:r>
+      <w:r>
+        <w:rPr>
+          <w:rFonts w:eastAsia="Times New Roman"/>
+          <w:color w:val="1F1A16"/>
+          <w:sz w:val="28"/>
+          <w:szCs w:val="28"/>
+        </w:rPr>
+        <w:t xml:space="preserve">ous </w:t>
+      </w:r>
+      <w:r>
+        <w:rPr>
+          <w:rFonts w:eastAsia="Times New Roman"/>
+          <w:color w:val="1F1A16"/>
+          <w:sz w:val="28"/>
+          <w:szCs w:val="28"/>
+        </w:rPr>
+        <w:t xml:space="preserve">proposons </w:t>
+      </w:r>
+      <w:r>
+        <w:rPr>
+          <w:rFonts w:eastAsia="Times New Roman"/>
+          <w:color w:val="1F1A16"/>
+          <w:sz w:val="28"/>
+          <w:szCs w:val="28"/>
+        </w:rPr>
+        <w:t xml:space="preserve">donc </w:t>
+      </w:r>
+      <w:r>
+        <w:rPr>
+          <w:rFonts w:eastAsia="Times New Roman"/>
+          <w:color w:val="1F1A16"/>
+          <w:sz w:val="28"/>
+          <w:szCs w:val="28"/>
+        </w:rPr>
+        <w:t xml:space="preserve">un cadre pour </w:t>
+      </w:r>
+      <w:r>
+        <w:rPr>
+          <w:rFonts w:eastAsia="Times New Roman"/>
+          <w:color w:val="1F1A16"/>
+          <w:sz w:val="28"/>
+          <w:szCs w:val="28"/>
+        </w:rPr>
+        <w:t xml:space="preserve">explorer et tenter de mieux comprendre le phénomène. </w:t>
+      </w:r>
+    </w:p>
+    <w:p>
+      <w:pPr>
+        <w:pStyle w:val="doc-paragraph"/>
+        <w:rPr>
+          <w:color w:val="1F1A16"/>
+          <w:sz w:val="28"/>
+          <w:szCs w:val="28"/>
+        </w:rPr>
+      </w:pPr>
+    </w:p>
+    <w:p>
+      <w:pPr>
+        <w:pStyle w:val="doc-paragraph"/>
+        <w:rPr>
+          <w:color w:val="1F1A16"/>
+          <w:sz w:val="28"/>
+          <w:szCs w:val="28"/>
+        </w:rPr>
+      </w:pPr>
+    </w:p>
+    <w:p>
+      <w:pPr>
+        <w:pStyle w:val="doc-paragraph"/>
+        <w:rPr>
+          <w:color w:val="1F1A16"/>
+          <w:sz w:val="28"/>
+          <w:szCs w:val="28"/>
+        </w:rPr>
+      </w:pPr>
+    </w:p>
+    <w:p>
+      <w:pPr>
+        <w:pStyle w:val="doc-paragraph"/>
+        <w:rPr>
+          <w:color w:val="1F1A16"/>
+          <w:sz w:val="28"/>
+          <w:szCs w:val="28"/>
+        </w:rPr>
+      </w:pPr>
+      <w:r>
+        <w:rPr>
+          <w:color w:val="1F1A16"/>
+          <w:sz w:val="28"/>
+          <w:szCs w:val="28"/>
+        </w:rPr>
         <w:t>Dans une</w:t>
       </w:r>
       <w:r>
@@ -3571,80 +4183,6 @@
           <w:szCs w:val="28"/>
         </w:rPr>
         <w:t xml:space="preserve">. </w:t>
-      </w:r>
-    </w:p>
-    <w:p>
-      <w:pPr>
-        <w:pStyle w:val="doc-paragraph"/>
-        <w:rPr>
-          <w:color w:val="1F1A16"/>
-          <w:sz w:val="28"/>
-          <w:szCs w:val="28"/>
-        </w:rPr>
-      </w:pPr>
-      <w:r>
-        <w:rPr>
-          <w:color w:val="1F1A16"/>
-          <w:sz w:val="28"/>
-          <w:szCs w:val="28"/>
-        </w:rPr>
-        <w:t>N</w:t>
-      </w:r>
-      <w:r>
-        <w:rPr>
-          <w:color w:val="1F1A16"/>
-          <w:sz w:val="28"/>
-          <w:szCs w:val="28"/>
-        </w:rPr>
-        <w:t xml:space="preserve">ous pensons que l'introduction de l'IA dans les pratiques du conseil, reconfigure </w:t>
-      </w:r>
-      <w:r>
-        <w:rPr>
-          <w:color w:val="1F1A16"/>
-          <w:sz w:val="28"/>
-          <w:szCs w:val="28"/>
-        </w:rPr>
-        <w:t>la</w:t>
-      </w:r>
-      <w:r>
-        <w:rPr>
-          <w:color w:val="1F1A16"/>
-          <w:sz w:val="28"/>
-          <w:szCs w:val="28"/>
-        </w:rPr>
-        <w:t xml:space="preserve"> </w:t>
-      </w:r>
-      <w:r>
-        <w:rPr>
-          <w:color w:val="1F1A16"/>
-          <w:sz w:val="28"/>
-          <w:szCs w:val="28"/>
-        </w:rPr>
-        <w:t xml:space="preserve">valeur </w:t>
-      </w:r>
-      <w:r>
-        <w:rPr>
-          <w:color w:val="1F1A16"/>
-          <w:sz w:val="28"/>
-          <w:szCs w:val="28"/>
-        </w:rPr>
-        <w:t xml:space="preserve">perçue </w:t>
-      </w:r>
-      <w:r>
-        <w:rPr>
-          <w:color w:val="1F1A16"/>
-          <w:sz w:val="28"/>
-          <w:szCs w:val="28"/>
-        </w:rPr>
-        <w:t>du conseil.</w:t>
-      </w:r>
-      <w:r>
-        <w:rPr>
-          <w:color w:val="1F1A16"/>
-          <w:sz w:val="28"/>
-          <w:szCs w:val="28"/>
-        </w:rPr>
-        <w:t xml:space="preserve"> </w:t>
       </w:r>
     </w:p>
     <w:p>
@@ -3859,1044 +4397,1052 @@
           <w:sz w:val="28"/>
           <w:szCs w:val="28"/>
         </w:rPr>
+        <w:t xml:space="preserve">En </w:t>
+      </w:r>
+      <w:r>
+        <w:rPr>
+          <w:color w:val="1F1A16"/>
+          <w:sz w:val="28"/>
+          <w:szCs w:val="28"/>
+        </w:rPr>
+        <w:t xml:space="preserve">association </w:t>
+      </w:r>
+      <w:r>
+        <w:rPr>
+          <w:color w:val="1F1A16"/>
+          <w:sz w:val="28"/>
+          <w:szCs w:val="28"/>
+        </w:rPr>
+        <w:t xml:space="preserve">avec l’expert humain, l’IA augmente </w:t>
+      </w:r>
+      <w:r>
+        <w:rPr>
+          <w:color w:val="1F1A16"/>
+          <w:sz w:val="28"/>
+          <w:szCs w:val="28"/>
+        </w:rPr>
+        <w:t xml:space="preserve">bien </w:t>
+      </w:r>
+      <w:r>
+        <w:rPr>
+          <w:color w:val="1F1A16"/>
+          <w:sz w:val="28"/>
+          <w:szCs w:val="28"/>
+        </w:rPr>
+        <w:t xml:space="preserve">la </w:t>
+      </w:r>
+      <w:r>
+        <w:rPr>
+          <w:color w:val="1F1A16"/>
+          <w:sz w:val="28"/>
+          <w:szCs w:val="28"/>
+        </w:rPr>
+        <w:t xml:space="preserve">connaissance organisationnelle </w:t>
+      </w:r>
+      <w:r>
+        <w:rPr>
+          <w:color w:val="1F1A16"/>
+          <w:sz w:val="28"/>
+          <w:szCs w:val="28"/>
+        </w:rPr>
+        <w:fldChar w:fldCharType="begin"/>
+      </w:r>
+      <w:r>
+        <w:rPr>
+          <w:color w:val="1F1A16"/>
+          <w:sz w:val="28"/>
+          <w:szCs w:val="28"/>
+        </w:rPr>
+        <w:instrText xml:space="preserve"> ADDIN ZOTERO_ITEM CSL_CITATION {"citationID":"pPlbSO5b","properties":{"unsorted":false,"formattedCitation":"(Harfouche et al., 2023)","plainCitation":"(Harfouche et al., 2023)","noteIndex":0},"citationItems":[{"id":5202,"uris":["http://zotero.org/users/12622049/items/AAYYYZC7"],"itemData":{"id":5202,"type":"article-journal","abstract":"Artificial intelligence (AI) has increased the ability of organizations to accumulate tacit and explicit knowledge to inform management decision-making. Despite the hype and popularity of AI, there is a noticeable scarcity of research focusing on AI's potential role in enriching and augmenting organizational knowledge. This paper develops a recursive theory of knowledge augmentation in organizations (the KAM model) based on a synthesis of extant literature and a four-year revised canonical action research project. The project aimed to design and implement a human-centric AI (called Project) to solve the lack of integration of tacit and explicit knowledge in a scientific research center (SRC). To explore the patterns of knowledge augmentation in organizations, this study extends Nonaka's SECI (socialization, externalization, combination, and internalization) model by incorporating the human-in-the-loop Informed Artificial Intelligence (IAI) approach. The proposed design offers the possibility to integrate experts' intuition and domain knowledge in AI in an explainable way. The findings show that organizational knowledge can be augmented through a recursive process enabled by the design and implementation of human-in-the-loop IAI. The study has important implications for research and practice.","call-number":"3","container-title":"Information Systems Frontiers","DOI":"10.1007/s10796-022-10352-8","ISSN":"1387-3326, 1572-9419","issue":"1","journalAbbreviation":"Inf Syst Front","language":"en","note":"7 citations (Crossref) [2024-05-29]","page":"55-70","source":"DOI.org (Crossref)","title":"The Recursive Theory of Knowledge Augmentation: Integrating human intuition and knowledge in Artificial Intelligence to augment organizational knowledge","title-short":"The Recursive Theory of Knowledge Augmentation","volume":"25","author":[{"family":"Harfouche","given":"Antoine"},{"family":"Quinio","given":"Bernard"},{"family":"Saba","given":"Mario"},{"family":"Saba","given":"Peter Bou"}],"issued":{"date-parts":[["2023",2]]}}}],"schema":"https://github.com/citation-style-language/schema/raw/master/csl-citation.json"} </w:instrText>
+      </w:r>
+      <w:r>
+        <w:rPr>
+          <w:color w:val="1F1A16"/>
+          <w:sz w:val="28"/>
+          <w:szCs w:val="28"/>
+        </w:rPr>
+        <w:fldChar w:fldCharType="separate"/>
+      </w:r>
+      <w:r>
+        <w:rPr>
+          <w:noProof/>
+          <w:color w:val="1F1A16"/>
+          <w:sz w:val="28"/>
+          <w:szCs w:val="28"/>
+        </w:rPr>
+        <w:t>(Harfouche et al., 2023)</w:t>
+      </w:r>
+      <w:r>
+        <w:rPr>
+          <w:color w:val="1F1A16"/>
+          <w:sz w:val="28"/>
+          <w:szCs w:val="28"/>
+        </w:rPr>
+        <w:fldChar w:fldCharType="end"/>
+      </w:r>
+      <w:r>
+        <w:rPr>
+          <w:color w:val="1F1A16"/>
+          <w:sz w:val="28"/>
+          <w:szCs w:val="28"/>
+        </w:rPr>
+        <w:t xml:space="preserve">. </w:t>
+      </w:r>
+      <w:r>
+        <w:rPr>
+          <w:color w:val="1F1A16"/>
+          <w:sz w:val="28"/>
+          <w:szCs w:val="28"/>
+        </w:rPr>
+        <w:t>Cependant,</w:t>
+      </w:r>
+      <w:r>
+        <w:rPr>
+          <w:color w:val="1F1A16"/>
+          <w:sz w:val="28"/>
+          <w:szCs w:val="28"/>
+        </w:rPr>
+        <w:t xml:space="preserve"> </w:t>
+      </w:r>
+      <w:r>
+        <w:rPr>
+          <w:color w:val="1F1A16"/>
+          <w:sz w:val="28"/>
+          <w:szCs w:val="28"/>
+        </w:rPr>
+        <w:t>l</w:t>
+      </w:r>
+      <w:r>
+        <w:rPr>
+          <w:color w:val="1F1A16"/>
+          <w:sz w:val="28"/>
+          <w:szCs w:val="28"/>
+        </w:rPr>
+        <w:t xml:space="preserve">’association révèle des effets plus profonds. </w:t>
+      </w:r>
+    </w:p>
+    <w:p>
+      <w:pPr>
+        <w:pStyle w:val="doc-paragraph"/>
+        <w:rPr>
+          <w:color w:val="1F1A16"/>
+          <w:sz w:val="28"/>
+          <w:szCs w:val="28"/>
+        </w:rPr>
+      </w:pPr>
+      <w:r>
+        <w:rPr>
+          <w:color w:val="1F1A16"/>
+          <w:sz w:val="28"/>
+          <w:szCs w:val="28"/>
+        </w:rPr>
+        <w:t>D’abord, l</w:t>
+      </w:r>
+      <w:r>
+        <w:rPr>
+          <w:color w:val="1F1A16"/>
+          <w:sz w:val="28"/>
+          <w:szCs w:val="28"/>
+        </w:rPr>
+        <w:t xml:space="preserve">e </w:t>
+      </w:r>
+      <w:r>
+        <w:rPr>
+          <w:color w:val="1F1A16"/>
+          <w:sz w:val="28"/>
+          <w:szCs w:val="28"/>
+        </w:rPr>
+        <w:t xml:space="preserve">résultat </w:t>
+      </w:r>
+      <w:r>
+        <w:rPr>
+          <w:color w:val="1F1A16"/>
+          <w:sz w:val="28"/>
+          <w:szCs w:val="28"/>
+        </w:rPr>
+        <w:t xml:space="preserve">ne s’avère </w:t>
+      </w:r>
+      <w:r>
+        <w:rPr>
+          <w:color w:val="1F1A16"/>
+          <w:sz w:val="28"/>
+          <w:szCs w:val="28"/>
+        </w:rPr>
+        <w:t xml:space="preserve">pas </w:t>
+      </w:r>
+      <w:r>
+        <w:rPr>
+          <w:color w:val="1F1A16"/>
+          <w:sz w:val="28"/>
+          <w:szCs w:val="28"/>
+        </w:rPr>
+        <w:t xml:space="preserve">simplement </w:t>
+      </w:r>
+      <w:r>
+        <w:rPr>
+          <w:color w:val="1F1A16"/>
+          <w:sz w:val="28"/>
+          <w:szCs w:val="28"/>
+        </w:rPr>
+        <w:t xml:space="preserve">supérieur </w:t>
+      </w:r>
+      <w:r>
+        <w:rPr>
+          <w:color w:val="1F1A16"/>
+          <w:sz w:val="28"/>
+          <w:szCs w:val="28"/>
+        </w:rPr>
+        <w:t xml:space="preserve">en combinant </w:t>
+      </w:r>
+      <w:r>
+        <w:rPr>
+          <w:color w:val="1F1A16"/>
+          <w:sz w:val="28"/>
+          <w:szCs w:val="28"/>
+        </w:rPr>
+        <w:t xml:space="preserve">les </w:t>
+      </w:r>
+      <w:r>
+        <w:rPr>
+          <w:color w:val="1F1A16"/>
+          <w:sz w:val="28"/>
+          <w:szCs w:val="28"/>
+        </w:rPr>
+        <w:t>deux expertises</w:t>
+      </w:r>
+      <w:r>
+        <w:rPr>
+          <w:color w:val="1F1A16"/>
+          <w:sz w:val="28"/>
+          <w:szCs w:val="28"/>
+        </w:rPr>
+        <w:t xml:space="preserve"> : une troisième </w:t>
+      </w:r>
+      <w:r>
+        <w:rPr>
+          <w:color w:val="1F1A16"/>
+          <w:sz w:val="28"/>
+          <w:szCs w:val="28"/>
+        </w:rPr>
+        <w:t xml:space="preserve">compétence </w:t>
+      </w:r>
+      <w:r>
+        <w:rPr>
+          <w:color w:val="1F1A16"/>
+          <w:sz w:val="28"/>
+          <w:szCs w:val="28"/>
+        </w:rPr>
+        <w:t>prime</w:t>
+      </w:r>
+      <w:r>
+        <w:rPr>
+          <w:color w:val="1F1A16"/>
+          <w:sz w:val="28"/>
+          <w:szCs w:val="28"/>
+        </w:rPr>
+        <w:t xml:space="preserve">, </w:t>
+      </w:r>
+      <w:r>
+        <w:rPr>
+          <w:color w:val="1F1A16"/>
+          <w:sz w:val="28"/>
+          <w:szCs w:val="28"/>
+        </w:rPr>
+        <w:t>cell</w:t>
+      </w:r>
+      <w:r>
+        <w:rPr>
+          <w:color w:val="1F1A16"/>
+          <w:sz w:val="28"/>
+          <w:szCs w:val="28"/>
+        </w:rPr>
+        <w:t>e</w:t>
+      </w:r>
+      <w:r>
+        <w:rPr>
+          <w:color w:val="1F1A16"/>
+          <w:sz w:val="28"/>
+          <w:szCs w:val="28"/>
+        </w:rPr>
+        <w:t xml:space="preserve"> </w:t>
+      </w:r>
+      <w:r>
+        <w:rPr>
+          <w:color w:val="1F1A16"/>
+          <w:sz w:val="28"/>
+          <w:szCs w:val="28"/>
+        </w:rPr>
+        <w:t xml:space="preserve">qui </w:t>
+      </w:r>
+      <w:r>
+        <w:rPr>
+          <w:color w:val="1F1A16"/>
+          <w:sz w:val="28"/>
+          <w:szCs w:val="28"/>
+        </w:rPr>
+        <w:t xml:space="preserve">favorise </w:t>
+      </w:r>
+      <w:r>
+        <w:rPr>
+          <w:color w:val="1F1A16"/>
+          <w:sz w:val="28"/>
+          <w:szCs w:val="28"/>
+        </w:rPr>
+        <w:t>l’articulation des deux</w:t>
+      </w:r>
+      <w:r>
+        <w:rPr>
+          <w:color w:val="1F1A16"/>
+          <w:sz w:val="28"/>
+          <w:szCs w:val="28"/>
+        </w:rPr>
+        <w:t xml:space="preserve"> </w:t>
+      </w:r>
+      <w:r>
+        <w:rPr>
+          <w:color w:val="1F1A16"/>
+          <w:sz w:val="28"/>
+          <w:szCs w:val="28"/>
+        </w:rPr>
+        <w:fldChar w:fldCharType="begin"/>
+      </w:r>
+      <w:r>
+        <w:rPr>
+          <w:color w:val="1F1A16"/>
+          <w:sz w:val="28"/>
+          <w:szCs w:val="28"/>
+        </w:rPr>
+        <w:instrText xml:space="preserve"> ADDIN ZOTERO_ITEM CSL_CITATION {"citationID":"Pid7jdvM","properties":{"unsorted":false,"formattedCitation":"(Krakowski et al., 2023)","plainCitation":"(Krakowski et al., 2023)","noteIndex":0},"citationItems":[{"id":7718,"uris":["http://zotero.org/users/12622049/items/BERKU6A9"],"itemData":{"id":7718,"type":"article-journal","abstract":"Research Summary: We apply a resource-based view to investigate how the adoption of Artificial Intelligence (AI) affects competitive capabilities and performance. Following prior work on using chess as a controlled setting for studying competitive interactions, we compare the same players’ capabilities and performance across conventional, centaur, and engine chess tournaments. Our analysis shows that AI adoption triggers interrelated substitution and complementation dynamics, which make humans’ traditional competitive capabilities obsolete, while creating new sources of persistent heterogeneity when humans interact with chess engines. These novel human-machine capabilities are unrelated, or even negatively related, to traditional capabilities. We contribute an integrated view of substitution and complementation, which identifies AI as the driver of these dynamics and explains how they jointly shift the sources of competitive advantage.","call-number":"1*","container-title":"Strategic Management Journal","DOI":"10.1002/smj.3387","ISSN":"0143-2095, 1097-0266","issue":"6","journalAbbreviation":"Strategic Management Journal","language":"en","note":"106 citations (Crossref) [2024-12-03]","page":"1425-1452","source":"DOI.org (Crossref)","title":"Artificial intelligence and the changing sources of competitive advantage","volume":"44","author":[{"family":"Krakowski","given":"Sebastian"},{"family":"Luger","given":"Johannes"},{"family":"Raisch","given":"Sebastian"}],"issued":{"date-parts":[["2023",6]]}}}],"schema":"https://github.com/citation-style-language/schema/raw/master/csl-citation.json"} </w:instrText>
+      </w:r>
+      <w:r>
+        <w:rPr>
+          <w:color w:val="1F1A16"/>
+          <w:sz w:val="28"/>
+          <w:szCs w:val="28"/>
+        </w:rPr>
+        <w:fldChar w:fldCharType="separate"/>
+      </w:r>
+      <w:r>
+        <w:rPr>
+          <w:noProof/>
+          <w:color w:val="1F1A16"/>
+          <w:sz w:val="28"/>
+          <w:szCs w:val="28"/>
+        </w:rPr>
+        <w:t>(Krakowski et al., 2023)</w:t>
+      </w:r>
+      <w:r>
+        <w:rPr>
+          <w:color w:val="1F1A16"/>
+          <w:sz w:val="28"/>
+          <w:szCs w:val="28"/>
+        </w:rPr>
+        <w:fldChar w:fldCharType="end"/>
+      </w:r>
+      <w:r>
+        <w:rPr>
+          <w:color w:val="1F1A16"/>
+          <w:sz w:val="28"/>
+          <w:szCs w:val="28"/>
+        </w:rPr>
+        <w:t xml:space="preserve">. </w:t>
+      </w:r>
+    </w:p>
+    <w:p>
+      <w:pPr>
+        <w:pStyle w:val="doc-paragraph"/>
+        <w:rPr>
+          <w:color w:val="1F1A16"/>
+          <w:sz w:val="28"/>
+          <w:szCs w:val="28"/>
+        </w:rPr>
+      </w:pPr>
+      <w:r>
+        <w:rPr>
+          <w:color w:val="1F1A16"/>
+          <w:sz w:val="28"/>
+          <w:szCs w:val="28"/>
+        </w:rPr>
+        <w:t>Ensuite</w:t>
+      </w:r>
+      <w:r>
+        <w:rPr>
+          <w:color w:val="1F1A16"/>
+          <w:sz w:val="28"/>
+          <w:szCs w:val="28"/>
+        </w:rPr>
+        <w:t xml:space="preserve">, </w:t>
+      </w:r>
+      <w:r>
+        <w:rPr>
+          <w:color w:val="1F1A16"/>
+          <w:sz w:val="28"/>
+          <w:szCs w:val="28"/>
+        </w:rPr>
+        <w:t xml:space="preserve">l’IA </w:t>
+      </w:r>
+      <w:r>
+        <w:rPr>
+          <w:color w:val="1F1A16"/>
+          <w:sz w:val="28"/>
+          <w:szCs w:val="28"/>
+        </w:rPr>
+        <w:t>floute l’</w:t>
+      </w:r>
+      <w:r>
+        <w:rPr>
+          <w:color w:val="1F1A16"/>
+          <w:sz w:val="28"/>
+          <w:szCs w:val="28"/>
+        </w:rPr>
+        <w:t>attribu</w:t>
+      </w:r>
+      <w:r>
+        <w:rPr>
+          <w:color w:val="1F1A16"/>
+          <w:sz w:val="28"/>
+          <w:szCs w:val="28"/>
+        </w:rPr>
+        <w:t>tion aux acteurs</w:t>
+      </w:r>
+      <w:r>
+        <w:rPr>
+          <w:color w:val="1F1A16"/>
+          <w:sz w:val="28"/>
+          <w:szCs w:val="28"/>
+        </w:rPr>
+        <w:t xml:space="preserve">, </w:t>
+      </w:r>
+      <w:r>
+        <w:rPr>
+          <w:color w:val="1F1A16"/>
+          <w:sz w:val="28"/>
+          <w:szCs w:val="28"/>
+        </w:rPr>
+        <w:t xml:space="preserve">personne ne détient plus le contrôle total du résultat </w:t>
+      </w:r>
+      <w:r>
+        <w:rPr>
+          <w:color w:val="1F1A16"/>
+          <w:sz w:val="28"/>
+          <w:szCs w:val="28"/>
+        </w:rPr>
+        <w:fldChar w:fldCharType="begin"/>
+      </w:r>
+      <w:r>
+        <w:rPr>
+          <w:color w:val="1F1A16"/>
+          <w:sz w:val="28"/>
+          <w:szCs w:val="28"/>
+        </w:rPr>
+        <w:instrText xml:space="preserve"> ADDIN ZOTERO_ITEM CSL_CITATION {"citationID":"33HjIEXc","properties":{"unsorted":false,"formattedCitation":"(Raisch &amp; Krakowski, 2020)","plainCitation":"(Raisch &amp; Krakowski, 2020)","noteIndex":0},"citationItems":[{"id":3337,"uris":["http://zotero.org/users/12622049/items/U7JBF8TJ"],"itemData":{"id":3337,"type":"article-journal","abstract":"Taking three recent business books on artificial intelligence (AI) as a starting point, we explore the automation and augmentation concepts in the management domain. Whereas automation implies that...","call-number":"1*","container-title":"Academy of Management Review","language":"en","source":"www.semanticscholar.org","title":"[PDF] Artificial Intelligence and Management: The Automation–Augmentation Paradox | Semantic Scholar","title-short":"[PDF] Artificial Intelligence and Management","URL":"https://www.semanticscholar.org/paper/Artificial-Intelligence-and-Management%3A-The-Paradox-Raisch-Krakowski/9c145390e6073c96e89cf03d3df3b559f0bb0496","author":[{"family":"Raisch","given":"Sebastian"},{"family":"Krakowski","given":"Sebastian"}],"accessed":{"date-parts":[["2024",2,13]]},"issued":{"date-parts":[["2020"]]}}}],"schema":"https://github.com/citation-style-language/schema/raw/master/csl-citation.json"} </w:instrText>
+      </w:r>
+      <w:r>
+        <w:rPr>
+          <w:color w:val="1F1A16"/>
+          <w:sz w:val="28"/>
+          <w:szCs w:val="28"/>
+        </w:rPr>
+        <w:fldChar w:fldCharType="separate"/>
+      </w:r>
+      <w:r>
+        <w:rPr>
+          <w:noProof/>
+          <w:color w:val="1F1A16"/>
+          <w:sz w:val="28"/>
+          <w:szCs w:val="28"/>
+        </w:rPr>
+        <w:t>(Raisch &amp; Krakowski, 2020)</w:t>
+      </w:r>
+      <w:r>
+        <w:rPr>
+          <w:color w:val="1F1A16"/>
+          <w:sz w:val="28"/>
+          <w:szCs w:val="28"/>
+        </w:rPr>
+        <w:fldChar w:fldCharType="end"/>
+      </w:r>
+      <w:r>
+        <w:rPr>
+          <w:color w:val="1F1A16"/>
+          <w:sz w:val="28"/>
+          <w:szCs w:val="28"/>
+        </w:rPr>
+        <w:t>.</w:t>
+      </w:r>
+      <w:r>
+        <w:rPr>
+          <w:color w:val="1F1A16"/>
+          <w:sz w:val="28"/>
+          <w:szCs w:val="28"/>
+        </w:rPr>
+        <w:t xml:space="preserve"> </w:t>
+      </w:r>
+      <w:r>
+        <w:rPr>
+          <w:color w:val="1F1A16"/>
+          <w:sz w:val="28"/>
+          <w:szCs w:val="28"/>
+        </w:rPr>
+        <w:t xml:space="preserve">Il </w:t>
+      </w:r>
+      <w:r>
+        <w:rPr>
+          <w:color w:val="1F1A16"/>
+          <w:sz w:val="28"/>
+          <w:szCs w:val="28"/>
+        </w:rPr>
+        <w:t>est</w:t>
+      </w:r>
+      <w:r>
+        <w:rPr>
+          <w:color w:val="1F1A16"/>
+          <w:sz w:val="28"/>
+          <w:szCs w:val="28"/>
+        </w:rPr>
+        <w:t xml:space="preserve"> </w:t>
+      </w:r>
+      <w:r>
+        <w:rPr>
+          <w:color w:val="1F1A16"/>
+          <w:sz w:val="28"/>
+          <w:szCs w:val="28"/>
+        </w:rPr>
+        <w:t xml:space="preserve">de plus en plus difficile, de </w:t>
+      </w:r>
+      <w:r>
+        <w:rPr>
+          <w:color w:val="1F1A16"/>
+          <w:sz w:val="28"/>
+          <w:szCs w:val="28"/>
+        </w:rPr>
+        <w:t>f</w:t>
+      </w:r>
+      <w:r>
+        <w:rPr>
+          <w:color w:val="1F1A16"/>
+          <w:sz w:val="28"/>
+          <w:szCs w:val="28"/>
+        </w:rPr>
+        <w:t>aire</w:t>
+      </w:r>
+      <w:r>
+        <w:rPr>
+          <w:color w:val="1F1A16"/>
+          <w:sz w:val="28"/>
+          <w:szCs w:val="28"/>
+        </w:rPr>
+        <w:t xml:space="preserve"> la différence entre une interaction avec un humain ou avec une IA</w:t>
+      </w:r>
+      <w:r>
+        <w:rPr>
+          <w:color w:val="1F1A16"/>
+          <w:sz w:val="28"/>
+          <w:szCs w:val="28"/>
+        </w:rPr>
+        <w:t xml:space="preserve">, à tel point que prestataire humain et IA sont </w:t>
+      </w:r>
+      <w:r>
+        <w:rPr>
+          <w:color w:val="1F1A16"/>
+          <w:sz w:val="28"/>
+          <w:szCs w:val="28"/>
+        </w:rPr>
+        <w:t xml:space="preserve">inextricablement liés pour </w:t>
+      </w:r>
+      <w:proofErr w:type="spellStart"/>
+      <w:r>
+        <w:rPr>
+          <w:color w:val="1F1A16"/>
+          <w:sz w:val="28"/>
+          <w:szCs w:val="28"/>
+        </w:rPr>
+        <w:t>co-créer</w:t>
+      </w:r>
+      <w:proofErr w:type="spellEnd"/>
+      <w:r>
+        <w:rPr>
+          <w:color w:val="1F1A16"/>
+          <w:sz w:val="28"/>
+          <w:szCs w:val="28"/>
+        </w:rPr>
+        <w:t xml:space="preserve"> de la valeur </w:t>
+      </w:r>
+      <w:r>
+        <w:rPr>
+          <w:color w:val="1F1A16"/>
+          <w:sz w:val="28"/>
+          <w:szCs w:val="28"/>
+        </w:rPr>
+        <w:fldChar w:fldCharType="begin"/>
+      </w:r>
+      <w:r>
+        <w:rPr>
+          <w:color w:val="1F1A16"/>
+          <w:sz w:val="28"/>
+          <w:szCs w:val="28"/>
+        </w:rPr>
+        <w:instrText xml:space="preserve"> ADDIN ZOTERO_ITEM CSL_CITATION {"citationID":"bD2HwZov","properties":{"unsorted":false,"formattedCitation":"(Kaartemo &amp; Helkkula, 2025)","plainCitation":"(Kaartemo &amp; Helkkula, 2025)","noteIndex":0},"citationItems":[{"id":14704,"uris":["http://zotero.org/users/12622049/items/RDP8X99Z"],"itemData":{"id":14704,"type":"article-journal","abstract":"Purpose – Applications of artificial intelligence (AI), such as virtual and physical service robots, generative AI, large language models and decision support systems, alter the nature of services. Most service research centers on the division between human and AI resources. Less attention has been paid to analyzing the entangled resource relations and interactions between humans and AI entities. Thus, the purpose of this paper is to extend our metatheoretical understanding of resource integration and value cocreation by analyzing different human–AI resource relations in service ecosystems.","call-number":"3","citation-key":"kaartemoHumanAIResource2025","container-title":"Journal of Service Management","DOI":"10.1108/JOSM-03-2023-0104","ISSN":"1757-5818, 1757-5826","issue":"2","language":"en","page":"291-306","source":"DOI.org (Crossref)","title":"Human–AI resource relations in value cocreation in service ecosystems","volume":"36","author":[{"family":"Kaartemo","given":"Valtteri"},{"family":"Helkkula","given":"Anu"}],"issued":{"date-parts":[["2025",4,8]]}}}],"schema":"https://github.com/citation-style-language/schema/raw/master/csl-citation.json"} </w:instrText>
+      </w:r>
+      <w:r>
+        <w:rPr>
+          <w:color w:val="1F1A16"/>
+          <w:sz w:val="28"/>
+          <w:szCs w:val="28"/>
+        </w:rPr>
+        <w:fldChar w:fldCharType="separate"/>
+      </w:r>
+      <w:r>
+        <w:rPr>
+          <w:noProof/>
+          <w:color w:val="1F1A16"/>
+          <w:sz w:val="28"/>
+          <w:szCs w:val="28"/>
+        </w:rPr>
+        <w:t>(</w:t>
+      </w:r>
+      <w:bookmarkStart w:id="3" w:name="_Hlk228061288"/>
+      <w:r>
+        <w:rPr>
+          <w:noProof/>
+          <w:color w:val="1F1A16"/>
+          <w:sz w:val="28"/>
+          <w:szCs w:val="28"/>
+        </w:rPr>
+        <w:t>Kaartemo &amp; Helkkula, 2025</w:t>
+      </w:r>
+      <w:bookmarkEnd w:id="3"/>
+      <w:r>
+        <w:rPr>
+          <w:noProof/>
+          <w:color w:val="1F1A16"/>
+          <w:sz w:val="28"/>
+          <w:szCs w:val="28"/>
+        </w:rPr>
+        <w:t>)</w:t>
+      </w:r>
+      <w:r>
+        <w:rPr>
+          <w:color w:val="1F1A16"/>
+          <w:sz w:val="28"/>
+          <w:szCs w:val="28"/>
+        </w:rPr>
+        <w:fldChar w:fldCharType="end"/>
+      </w:r>
+      <w:r>
+        <w:rPr>
+          <w:color w:val="1F1A16"/>
+          <w:sz w:val="28"/>
+          <w:szCs w:val="28"/>
+        </w:rPr>
+        <w:t>.</w:t>
+      </w:r>
+      <w:r>
+        <w:rPr>
+          <w:color w:val="1F1A16"/>
+          <w:sz w:val="28"/>
+          <w:szCs w:val="28"/>
+        </w:rPr>
+        <w:t xml:space="preserve"> </w:t>
+      </w:r>
+      <w:r>
+        <w:rPr>
+          <w:color w:val="1F1A16"/>
+          <w:sz w:val="28"/>
+          <w:szCs w:val="28"/>
+        </w:rPr>
+        <w:t xml:space="preserve">Or, l’algorithme est une boite noire </w:t>
+      </w:r>
+      <w:r>
+        <w:rPr>
+          <w:color w:val="1F1A16"/>
+          <w:sz w:val="28"/>
+          <w:szCs w:val="28"/>
+        </w:rPr>
+        <w:fldChar w:fldCharType="begin"/>
+      </w:r>
+      <w:r>
+        <w:rPr>
+          <w:color w:val="1F1A16"/>
+          <w:sz w:val="28"/>
+          <w:szCs w:val="28"/>
+        </w:rPr>
+        <w:instrText xml:space="preserve"> ADDIN ZOTERO_ITEM CSL_CITATION {"citationID":"jFHg3cgl","properties":{"unsorted":false,"formattedCitation":"(Ananny &amp; Crawford, 2018)","plainCitation":"(Ananny &amp; Crawford, 2018)","noteIndex":0},"citationItems":[{"id":12686,"uris":["http://zotero.org/users/12622049/items/5GZWC3C2"],"itemData":{"id":12686,"type":"article-journal","abstract":"Models for understanding and holding systems accountable have long rested upon ideals and logics of transparency. Being able to see a system is sometimes equated with being able to know how it works and govern it—a pattern that recurs in recent work about transparency and computational systems. But can “black boxes’ ever be opened, and if so, would that ever be sufficient? In this article, we critically interrogate the ideal of transparency, trace some of its roots in scientific and sociotechnical epistemological cultures, and present 10 limitations to its application. We specifically focus on the inadequacy of transparency for understanding and governing algorithmic systems and sketch an alternative typology of algorithmic accountability grounded in constructive engagements with the limitations of transparency ideals.","container-title":"New Media &amp; Society","DOI":"10.1177/1461444816676645","ISSN":"1461-4448, 1461-7315","issue":"3","journalAbbreviation":"New Media &amp; Society","language":"en","page":"973-989","source":"DOI.org (Crossref)","title":"Seeing without knowing: Limitations of the transparency ideal and its application to algorithmic accountability","title-short":"Seeing without knowing","volume":"20","author":[{"family":"Ananny","given":"Mike"},{"family":"Crawford","given":"Kate"}],"issued":{"date-parts":[["2018",3]]}}}],"schema":"https://github.com/citation-style-language/schema/raw/master/csl-citation.json"} </w:instrText>
+      </w:r>
+      <w:r>
+        <w:rPr>
+          <w:color w:val="1F1A16"/>
+          <w:sz w:val="28"/>
+          <w:szCs w:val="28"/>
+        </w:rPr>
+        <w:fldChar w:fldCharType="separate"/>
+      </w:r>
+      <w:r>
+        <w:rPr>
+          <w:noProof/>
+          <w:color w:val="1F1A16"/>
+          <w:sz w:val="28"/>
+          <w:szCs w:val="28"/>
+        </w:rPr>
+        <w:t>(Ananny &amp; Crawford, 2018)</w:t>
+      </w:r>
+      <w:r>
+        <w:rPr>
+          <w:color w:val="1F1A16"/>
+          <w:sz w:val="28"/>
+          <w:szCs w:val="28"/>
+        </w:rPr>
+        <w:fldChar w:fldCharType="end"/>
+      </w:r>
+      <w:r>
+        <w:rPr>
+          <w:color w:val="1F1A16"/>
+          <w:sz w:val="28"/>
+          <w:szCs w:val="28"/>
+        </w:rPr>
+        <w:t xml:space="preserve"> et le client ne peut </w:t>
+      </w:r>
+      <w:r>
+        <w:rPr>
+          <w:color w:val="1F1A16"/>
+          <w:sz w:val="28"/>
+          <w:szCs w:val="28"/>
+        </w:rPr>
+        <w:t>valoriser que ce qu’il perçoit </w:t>
+      </w:r>
+      <w:r>
+        <w:rPr>
+          <w:color w:val="1F1A16"/>
+          <w:sz w:val="28"/>
+          <w:szCs w:val="28"/>
+        </w:rPr>
+        <w:fldChar w:fldCharType="begin"/>
+      </w:r>
+      <w:r>
+        <w:rPr>
+          <w:color w:val="1F1A16"/>
+          <w:sz w:val="28"/>
+          <w:szCs w:val="28"/>
+        </w:rPr>
+        <w:instrText xml:space="preserve"> ADDIN ZOTERO_ITEM CSL_CITATION {"citationID":"dexlr6Dr","properties":{"unsorted":false,"formattedCitation":"(Bowman &amp; Ambrosini, 2000)","plainCitation":"(Bowman &amp; Ambrosini, 2000)","noteIndex":0},"citationItems":[{"id":10863,"uris":["http://zotero.org/users/12622049/items/6YUV63WM"],"itemData":{"id":10863,"type":"article-journal","abstract":"Resource‐based theory has tended to focus on the development and protection of valuable resources. What determines a valuable resource has received less attention. This paper addresses three related issues concerning value and valuable resources: what is value? how is it created? and who captures it? We have tried here to integrate different strands of the literature to address these questions. First, we argue that a distinction needs to be made between use value, which is subjectively assessed by customers, and exchange value, which is only realized at the point of sale. Second, we argue that the source of new use values is the labour performed by organizational members, and that firm profits can be attributed to this labour. Profit differences between competing firms derive from labour performing heterogeneously across firms. Finally, we argue that value capture is determined by the perceived power relationships between buyers and sellers.","call-number":"1","container-title":"British Journal of Management","DOI":"10.1111/1467-8551.00147","ISSN":"1045-3172, 1467-8551","issue":"1","journalAbbreviation":"British J of Management","language":"en","license":"http://onlinelibrary.wiley.com/termsAndConditions#vor","page":"1-15","source":"DOI.org (Crossref)","title":"Value Creation Versus Value Capture: Towards a Coherent Definition of Value in Strategy","title-short":"Value Creation Versus Value Capture","volume":"11","author":[{"family":"Bowman","given":"Cliff"},{"family":"Ambrosini","given":"Véronique"}],"issued":{"date-parts":[["2000",3]]}}}],"schema":"https://github.com/citation-style-language/schema/raw/master/csl-citation.json"} </w:instrText>
+      </w:r>
+      <w:r>
+        <w:rPr>
+          <w:color w:val="1F1A16"/>
+          <w:sz w:val="28"/>
+          <w:szCs w:val="28"/>
+        </w:rPr>
+        <w:fldChar w:fldCharType="separate"/>
+      </w:r>
+      <w:r>
+        <w:rPr>
+          <w:noProof/>
+          <w:color w:val="1F1A16"/>
+          <w:sz w:val="28"/>
+          <w:szCs w:val="28"/>
+        </w:rPr>
+        <w:t>(Bowman &amp; Ambrosini, 2000)</w:t>
+      </w:r>
+      <w:r>
+        <w:rPr>
+          <w:color w:val="1F1A16"/>
+          <w:sz w:val="28"/>
+          <w:szCs w:val="28"/>
+        </w:rPr>
+        <w:fldChar w:fldCharType="end"/>
+      </w:r>
+      <w:r>
+        <w:rPr>
+          <w:color w:val="1F1A16"/>
+          <w:sz w:val="28"/>
+          <w:szCs w:val="28"/>
+        </w:rPr>
+        <w:t xml:space="preserve">. </w:t>
+      </w:r>
+    </w:p>
+    <w:p>
+      <w:pPr>
+        <w:pStyle w:val="doc-paragraph"/>
+        <w:rPr>
+          <w:rFonts w:eastAsia="Times New Roman"/>
+          <w:color w:val="1F1A16"/>
+          <w:sz w:val="28"/>
+          <w:szCs w:val="28"/>
+        </w:rPr>
+      </w:pPr>
+      <w:r>
+        <w:rPr>
+          <w:color w:val="1F1A16"/>
+          <w:sz w:val="28"/>
+          <w:szCs w:val="28"/>
+        </w:rPr>
+        <w:t xml:space="preserve">Enfin, </w:t>
+      </w:r>
+      <w:r>
+        <w:rPr>
+          <w:rFonts w:eastAsia="Times New Roman"/>
+          <w:color w:val="1F1A16"/>
+          <w:sz w:val="28"/>
+          <w:szCs w:val="28"/>
+        </w:rPr>
+        <w:t xml:space="preserve">la nature particulière de l’IA, capable d’autonomie de décision et d’action en contexte ambigu et incertain, typique de l’activité </w:t>
+      </w:r>
+      <w:r>
+        <w:rPr>
+          <w:rFonts w:eastAsia="Times New Roman"/>
+          <w:color w:val="1F1A16"/>
+          <w:sz w:val="28"/>
+          <w:szCs w:val="28"/>
+        </w:rPr>
+        <w:t xml:space="preserve">de </w:t>
+      </w:r>
+      <w:r>
+        <w:rPr>
+          <w:rFonts w:eastAsia="Times New Roman"/>
+          <w:color w:val="1F1A16"/>
+          <w:sz w:val="28"/>
+          <w:szCs w:val="28"/>
+        </w:rPr>
+        <w:t xml:space="preserve">conseil, </w:t>
+      </w:r>
+      <w:r>
+        <w:rPr>
+          <w:rFonts w:eastAsia="Times New Roman"/>
+          <w:color w:val="1F1A16"/>
+          <w:sz w:val="28"/>
+          <w:szCs w:val="28"/>
+        </w:rPr>
+        <w:t xml:space="preserve">impose de </w:t>
+      </w:r>
+      <w:r>
+        <w:rPr>
+          <w:rFonts w:eastAsia="Times New Roman"/>
+          <w:color w:val="1F1A16"/>
+          <w:sz w:val="28"/>
+          <w:szCs w:val="28"/>
+        </w:rPr>
+        <w:t xml:space="preserve">penser de nouveaux cadres de délégation des rôles et responsabilités </w:t>
+      </w:r>
+      <w:r>
+        <w:rPr>
+          <w:rFonts w:eastAsia="Times New Roman"/>
+          <w:color w:val="1F1A16"/>
+          <w:sz w:val="28"/>
+          <w:szCs w:val="28"/>
+        </w:rPr>
+        <w:t>entre les acteurs</w:t>
+      </w:r>
+      <w:r>
+        <w:rPr>
+          <w:rFonts w:eastAsia="Times New Roman"/>
+          <w:color w:val="1F1A16"/>
+          <w:sz w:val="28"/>
+          <w:szCs w:val="28"/>
+        </w:rPr>
+        <w:t>, humains et IA</w:t>
+      </w:r>
+      <w:r>
+        <w:rPr>
+          <w:rFonts w:eastAsia="Times New Roman"/>
+          <w:color w:val="1F1A16"/>
+          <w:sz w:val="28"/>
+          <w:szCs w:val="28"/>
+        </w:rPr>
+        <w:t xml:space="preserve"> </w:t>
+      </w:r>
+      <w:r>
+        <w:rPr>
+          <w:rFonts w:eastAsia="Times New Roman"/>
+          <w:color w:val="1F1A16"/>
+          <w:sz w:val="28"/>
+          <w:szCs w:val="28"/>
+        </w:rPr>
+        <w:fldChar w:fldCharType="begin"/>
+      </w:r>
+      <w:r>
+        <w:rPr>
+          <w:rFonts w:eastAsia="Times New Roman"/>
+          <w:color w:val="1F1A16"/>
+          <w:sz w:val="28"/>
+          <w:szCs w:val="28"/>
+        </w:rPr>
+        <w:instrText xml:space="preserve"> ADDIN ZOTERO_ITEM CSL_CITATION {"citationID":"Zq8CU7Vp","properties":{"unsorted":false,"formattedCitation":"(Baird &amp; Maruping, 2021; Raisch &amp; Fomina, 2024)","plainCitation":"(Baird &amp; Maruping, 2021; Raisch &amp; Fomina, 2024)","noteIndex":0},"citationItems":[{"id":7247,"uris":["http://zotero.org/users/12622049/items/YSZN3SYU"],"itemData":{"id":7247,"type":"article-journal","abstract":"The main claim in this section is that agentic IS artifacts are different, which fundamentally changes how we should theorize around such artifacts. Table 2 illustrates these differences.","call-number":"1*","container-title":"MIS Quarterly","DOI":"10.25300/MISQ/2021/15882","ISSN":"02767783, 21629730","issue":"1","journalAbbreviation":"MISQ","language":"en","note":"120 citations (Crossref) [2024-11-22]","page":"315-341","source":"DOI.org (Crossref)","title":"The Next Generation of Research on IS Use: A Theoretical Framework of Delegation to and from Agentic IS Artifacts","title-short":"The Next Generation of Research on IS Use","volume":"45","author":[{"family":"Baird","given":"Aaron"},{"family":"Maruping","given":"Likoebe M."}],"issued":{"date-parts":[["2021",3,1]]}}},{"id":7722,"uris":["http://zotero.org/users/12622049/items/N2TXY3PZ"],"itemData":{"id":7722,"type":"article-journal","call-number":"1*","container-title":"Academy of Management Review","DOI":"10.5465/amr.2021.0421","ISSN":"0363-7425, 1930-3807","journalAbbreviation":"AMR","language":"en","note":"10 citations (Crossref) [2024-12-03]","page":"amr.2021.0421","source":"DOI.org (Crossref)","title":"Combining Human and Artificial Intelligence: Hybrid Problem-Solving in Organizations","title-short":"Combining Human and Artificial Intelligence","author":[{"family":"Raisch","given":"Sebastian"},{"family":"Fomina","given":"Kateryna"}],"issued":{"date-parts":[["2024",1,5]]}}}],"schema":"https://github.com/citation-style-language/schema/raw/master/csl-citation.json"} </w:instrText>
+      </w:r>
+      <w:r>
+        <w:rPr>
+          <w:rFonts w:eastAsia="Times New Roman"/>
+          <w:color w:val="1F1A16"/>
+          <w:sz w:val="28"/>
+          <w:szCs w:val="28"/>
+        </w:rPr>
+        <w:fldChar w:fldCharType="separate"/>
+      </w:r>
+      <w:r>
+        <w:rPr>
+          <w:rFonts w:eastAsia="Times New Roman"/>
+          <w:noProof/>
+          <w:color w:val="1F1A16"/>
+          <w:sz w:val="28"/>
+          <w:szCs w:val="28"/>
+        </w:rPr>
+        <w:t>(Baird &amp; Maruping, 2021; Raisch &amp; Fomina, 2024)</w:t>
+      </w:r>
+      <w:r>
+        <w:rPr>
+          <w:rFonts w:eastAsia="Times New Roman"/>
+          <w:color w:val="1F1A16"/>
+          <w:sz w:val="28"/>
+          <w:szCs w:val="28"/>
+        </w:rPr>
+        <w:fldChar w:fldCharType="end"/>
+      </w:r>
+      <w:r>
+        <w:rPr>
+          <w:rFonts w:eastAsia="Times New Roman"/>
+          <w:color w:val="1F1A16"/>
+          <w:sz w:val="28"/>
+          <w:szCs w:val="28"/>
+        </w:rPr>
+        <w:t xml:space="preserve">. </w:t>
+      </w:r>
+    </w:p>
+    <w:p>
+      <w:pPr>
+        <w:pStyle w:val="doc-paragraph"/>
+        <w:rPr>
+          <w:color w:val="1F1A16"/>
+          <w:sz w:val="28"/>
+          <w:szCs w:val="28"/>
+        </w:rPr>
+      </w:pPr>
+      <w:r>
+        <w:rPr>
+          <w:color w:val="1F1A16"/>
+          <w:sz w:val="28"/>
+          <w:szCs w:val="28"/>
+        </w:rPr>
+        <w:t xml:space="preserve">Autrement dit, </w:t>
+      </w:r>
+      <w:r>
+        <w:rPr>
+          <w:color w:val="1F1A16"/>
+          <w:sz w:val="28"/>
+          <w:szCs w:val="28"/>
+        </w:rPr>
+        <w:t>l</w:t>
+      </w:r>
+      <w:r>
+        <w:rPr>
+          <w:color w:val="1F1A16"/>
+          <w:sz w:val="28"/>
+          <w:szCs w:val="28"/>
+        </w:rPr>
+        <w:t xml:space="preserve">’hypothèse d’une création </w:t>
+      </w:r>
+      <w:r>
+        <w:rPr>
+          <w:color w:val="1F1A16"/>
+          <w:sz w:val="28"/>
+          <w:szCs w:val="28"/>
+        </w:rPr>
+        <w:t xml:space="preserve">naturelle </w:t>
+      </w:r>
+      <w:r>
+        <w:rPr>
+          <w:color w:val="1F1A16"/>
+          <w:sz w:val="28"/>
+          <w:szCs w:val="28"/>
+        </w:rPr>
+        <w:t xml:space="preserve">de valeur </w:t>
+      </w:r>
+      <w:r>
+        <w:rPr>
+          <w:color w:val="1F1A16"/>
+          <w:sz w:val="28"/>
+          <w:szCs w:val="28"/>
+        </w:rPr>
+        <w:t xml:space="preserve">perçue </w:t>
+      </w:r>
+      <w:r>
+        <w:rPr>
+          <w:color w:val="1F1A16"/>
+          <w:sz w:val="28"/>
+          <w:szCs w:val="28"/>
+        </w:rPr>
+        <w:t xml:space="preserve">par le biais du </w:t>
+      </w:r>
+      <w:r>
+        <w:rPr>
+          <w:color w:val="1F1A16"/>
+          <w:sz w:val="28"/>
+          <w:szCs w:val="28"/>
+        </w:rPr>
+        <w:t>conseil augmenté</w:t>
+      </w:r>
+      <w:r>
+        <w:rPr>
+          <w:color w:val="1F1A16"/>
+          <w:sz w:val="28"/>
+          <w:szCs w:val="28"/>
+        </w:rPr>
+        <w:t xml:space="preserve">, </w:t>
+      </w:r>
+      <w:r>
+        <w:rPr>
+          <w:color w:val="1F1A16"/>
+          <w:sz w:val="28"/>
+          <w:szCs w:val="28"/>
+        </w:rPr>
+        <w:t xml:space="preserve">demande </w:t>
+      </w:r>
+      <w:r>
+        <w:rPr>
+          <w:color w:val="1F1A16"/>
+          <w:sz w:val="28"/>
+          <w:szCs w:val="28"/>
+        </w:rPr>
+        <w:t xml:space="preserve">encore </w:t>
+      </w:r>
+      <w:r>
+        <w:rPr>
+          <w:color w:val="1F1A16"/>
+          <w:sz w:val="28"/>
+          <w:szCs w:val="28"/>
+        </w:rPr>
+        <w:t xml:space="preserve">largement </w:t>
+      </w:r>
+      <w:r>
+        <w:rPr>
+          <w:color w:val="1F1A16"/>
+          <w:sz w:val="28"/>
+          <w:szCs w:val="28"/>
+        </w:rPr>
+        <w:t xml:space="preserve">à être </w:t>
+      </w:r>
+      <w:r>
+        <w:rPr>
+          <w:color w:val="1F1A16"/>
+          <w:sz w:val="28"/>
+          <w:szCs w:val="28"/>
+        </w:rPr>
+        <w:t>questionn</w:t>
+      </w:r>
+      <w:r>
+        <w:rPr>
+          <w:color w:val="1F1A16"/>
+          <w:sz w:val="28"/>
+          <w:szCs w:val="28"/>
+        </w:rPr>
+        <w:t>ée.</w:t>
+      </w:r>
+    </w:p>
+    <w:p>
+      <w:pPr>
+        <w:pStyle w:val="Titre2"/>
+      </w:pPr>
+      <w:bookmarkStart w:id="4" w:name="_Toc228114953"/>
+      <w:r>
         <w:lastRenderedPageBreak/>
-        <w:t xml:space="preserve">En </w:t>
-      </w:r>
-      <w:r>
-        <w:rPr>
-          <w:color w:val="1F1A16"/>
-          <w:sz w:val="28"/>
-          <w:szCs w:val="28"/>
-        </w:rPr>
-        <w:t xml:space="preserve">association </w:t>
-      </w:r>
-      <w:r>
-        <w:rPr>
-          <w:color w:val="1F1A16"/>
-          <w:sz w:val="28"/>
-          <w:szCs w:val="28"/>
-        </w:rPr>
-        <w:t xml:space="preserve">avec l’expert humain, l’IA augmente </w:t>
-      </w:r>
-      <w:r>
-        <w:rPr>
-          <w:color w:val="1F1A16"/>
-          <w:sz w:val="28"/>
-          <w:szCs w:val="28"/>
-        </w:rPr>
-        <w:t xml:space="preserve">bien </w:t>
-      </w:r>
-      <w:r>
-        <w:rPr>
-          <w:color w:val="1F1A16"/>
-          <w:sz w:val="28"/>
-          <w:szCs w:val="28"/>
-        </w:rPr>
-        <w:t xml:space="preserve">la </w:t>
-      </w:r>
-      <w:r>
-        <w:rPr>
-          <w:color w:val="1F1A16"/>
-          <w:sz w:val="28"/>
-          <w:szCs w:val="28"/>
-        </w:rPr>
-        <w:t xml:space="preserve">connaissance organisationnelle </w:t>
-      </w:r>
-      <w:r>
-        <w:rPr>
-          <w:color w:val="1F1A16"/>
-          <w:sz w:val="28"/>
-          <w:szCs w:val="28"/>
-        </w:rPr>
-        <w:fldChar w:fldCharType="begin"/>
-      </w:r>
-      <w:r>
-        <w:rPr>
-          <w:color w:val="1F1A16"/>
-          <w:sz w:val="28"/>
-          <w:szCs w:val="28"/>
-        </w:rPr>
-        <w:instrText xml:space="preserve"> ADDIN ZOTERO_ITEM CSL_CITATION {"citationID":"pPlbSO5b","properties":{"unsorted":false,"formattedCitation":"(Harfouche et al., 2023)","plainCitation":"(Harfouche et al., 2023)","noteIndex":0},"citationItems":[{"id":5202,"uris":["http://zotero.org/users/12622049/items/AAYYYZC7"],"itemData":{"id":5202,"type":"article-journal","abstract":"Artificial intelligence (AI) has increased the ability of organizations to accumulate tacit and explicit knowledge to inform management decision-making. Despite the hype and popularity of AI, there is a noticeable scarcity of research focusing on AI's potential role in enriching and augmenting organizational knowledge. This paper develops a recursive theory of knowledge augmentation in organizations (the KAM model) based on a synthesis of extant literature and a four-year revised canonical action research project. The project aimed to design and implement a human-centric AI (called Project) to solve the lack of integration of tacit and explicit knowledge in a scientific research center (SRC). To explore the patterns of knowledge augmentation in organizations, this study extends Nonaka's SECI (socialization, externalization, combination, and internalization) model by incorporating the human-in-the-loop Informed Artificial Intelligence (IAI) approach. The proposed design offers the possibility to integrate experts' intuition and domain knowledge in AI in an explainable way. The findings show that organizational knowledge can be augmented through a recursive process enabled by the design and implementation of human-in-the-loop IAI. The study has important implications for research and practice.","call-number":"3","container-title":"Information Systems Frontiers","DOI":"10.1007/s10796-022-10352-8","ISSN":"1387-3326, 1572-9419","issue":"1","journalAbbreviation":"Inf Syst Front","language":"en","note":"7 citations (Crossref) [2024-05-29]","page":"55-70","source":"DOI.org (Crossref)","title":"The Recursive Theory of Knowledge Augmentation: Integrating human intuition and knowledge in Artificial Intelligence to augment organizational knowledge","title-short":"The Recursive Theory of Knowledge Augmentation","volume":"25","author":[{"family":"Harfouche","given":"Antoine"},{"family":"Quinio","given":"Bernard"},{"family":"Saba","given":"Mario"},{"family":"Saba","given":"Peter Bou"}],"issued":{"date-parts":[["2023",2]]}}}],"schema":"https://github.com/citation-style-language/schema/raw/master/csl-citation.json"} </w:instrText>
-      </w:r>
-      <w:r>
-        <w:rPr>
-          <w:color w:val="1F1A16"/>
-          <w:sz w:val="28"/>
-          <w:szCs w:val="28"/>
-        </w:rPr>
-        <w:fldChar w:fldCharType="separate"/>
-      </w:r>
-      <w:r>
-        <w:rPr>
-          <w:noProof/>
-          <w:color w:val="1F1A16"/>
-          <w:sz w:val="28"/>
-          <w:szCs w:val="28"/>
-        </w:rPr>
-        <w:t>(Harfouche et al., 2023)</w:t>
-      </w:r>
-      <w:r>
-        <w:rPr>
-          <w:color w:val="1F1A16"/>
-          <w:sz w:val="28"/>
-          <w:szCs w:val="28"/>
-        </w:rPr>
-        <w:fldChar w:fldCharType="end"/>
-      </w:r>
-      <w:r>
-        <w:rPr>
-          <w:color w:val="1F1A16"/>
-          <w:sz w:val="28"/>
-          <w:szCs w:val="28"/>
-        </w:rPr>
-        <w:t xml:space="preserve">. </w:t>
-      </w:r>
-      <w:r>
-        <w:rPr>
-          <w:color w:val="1F1A16"/>
-          <w:sz w:val="28"/>
-          <w:szCs w:val="28"/>
-        </w:rPr>
-        <w:t>Cependant,</w:t>
-      </w:r>
-      <w:r>
-        <w:rPr>
-          <w:color w:val="1F1A16"/>
-          <w:sz w:val="28"/>
-          <w:szCs w:val="28"/>
-        </w:rPr>
-        <w:t xml:space="preserve"> </w:t>
-      </w:r>
-      <w:r>
-        <w:rPr>
-          <w:color w:val="1F1A16"/>
-          <w:sz w:val="28"/>
-          <w:szCs w:val="28"/>
-        </w:rPr>
-        <w:t>l</w:t>
-      </w:r>
-      <w:r>
-        <w:rPr>
-          <w:color w:val="1F1A16"/>
-          <w:sz w:val="28"/>
-          <w:szCs w:val="28"/>
-        </w:rPr>
-        <w:t xml:space="preserve">’association révèle des effets plus profonds. </w:t>
-      </w:r>
-    </w:p>
-    <w:p>
-      <w:pPr>
-        <w:pStyle w:val="doc-paragraph"/>
-        <w:rPr>
-          <w:color w:val="1F1A16"/>
-          <w:sz w:val="28"/>
-          <w:szCs w:val="28"/>
-        </w:rPr>
-      </w:pPr>
-      <w:r>
-        <w:rPr>
-          <w:color w:val="1F1A16"/>
-          <w:sz w:val="28"/>
-          <w:szCs w:val="28"/>
-        </w:rPr>
-        <w:t>D’abord, l</w:t>
-      </w:r>
-      <w:r>
-        <w:rPr>
-          <w:color w:val="1F1A16"/>
-          <w:sz w:val="28"/>
-          <w:szCs w:val="28"/>
-        </w:rPr>
-        <w:t xml:space="preserve">e </w:t>
-      </w:r>
-      <w:r>
-        <w:rPr>
-          <w:color w:val="1F1A16"/>
-          <w:sz w:val="28"/>
-          <w:szCs w:val="28"/>
-        </w:rPr>
-        <w:t xml:space="preserve">résultat </w:t>
-      </w:r>
-      <w:r>
-        <w:rPr>
-          <w:color w:val="1F1A16"/>
-          <w:sz w:val="28"/>
-          <w:szCs w:val="28"/>
-        </w:rPr>
-        <w:t xml:space="preserve">ne s’avère </w:t>
-      </w:r>
-      <w:r>
-        <w:rPr>
-          <w:color w:val="1F1A16"/>
-          <w:sz w:val="28"/>
-          <w:szCs w:val="28"/>
-        </w:rPr>
-        <w:t xml:space="preserve">pas </w:t>
-      </w:r>
-      <w:r>
-        <w:rPr>
-          <w:color w:val="1F1A16"/>
-          <w:sz w:val="28"/>
-          <w:szCs w:val="28"/>
-        </w:rPr>
-        <w:t xml:space="preserve">simplement </w:t>
-      </w:r>
-      <w:r>
-        <w:rPr>
-          <w:color w:val="1F1A16"/>
-          <w:sz w:val="28"/>
-          <w:szCs w:val="28"/>
-        </w:rPr>
-        <w:t xml:space="preserve">supérieur </w:t>
-      </w:r>
-      <w:r>
-        <w:rPr>
-          <w:color w:val="1F1A16"/>
-          <w:sz w:val="28"/>
-          <w:szCs w:val="28"/>
-        </w:rPr>
-        <w:t xml:space="preserve">en combinant </w:t>
-      </w:r>
-      <w:r>
-        <w:rPr>
-          <w:color w:val="1F1A16"/>
-          <w:sz w:val="28"/>
-          <w:szCs w:val="28"/>
-        </w:rPr>
-        <w:t xml:space="preserve">les </w:t>
-      </w:r>
-      <w:r>
-        <w:rPr>
-          <w:color w:val="1F1A16"/>
-          <w:sz w:val="28"/>
-          <w:szCs w:val="28"/>
-        </w:rPr>
-        <w:t>deux expertises</w:t>
-      </w:r>
-      <w:r>
-        <w:rPr>
-          <w:color w:val="1F1A16"/>
-          <w:sz w:val="28"/>
-          <w:szCs w:val="28"/>
-        </w:rPr>
-        <w:t xml:space="preserve"> : une troisième </w:t>
-      </w:r>
-      <w:r>
-        <w:rPr>
-          <w:color w:val="1F1A16"/>
-          <w:sz w:val="28"/>
-          <w:szCs w:val="28"/>
-        </w:rPr>
-        <w:t xml:space="preserve">compétence </w:t>
-      </w:r>
-      <w:r>
-        <w:rPr>
-          <w:color w:val="1F1A16"/>
-          <w:sz w:val="28"/>
-          <w:szCs w:val="28"/>
-        </w:rPr>
-        <w:t>prime</w:t>
-      </w:r>
-      <w:r>
-        <w:rPr>
-          <w:color w:val="1F1A16"/>
-          <w:sz w:val="28"/>
-          <w:szCs w:val="28"/>
-        </w:rPr>
-        <w:t xml:space="preserve">, </w:t>
-      </w:r>
-      <w:r>
-        <w:rPr>
-          <w:color w:val="1F1A16"/>
-          <w:sz w:val="28"/>
-          <w:szCs w:val="28"/>
-        </w:rPr>
-        <w:t>cell</w:t>
-      </w:r>
-      <w:r>
-        <w:rPr>
-          <w:color w:val="1F1A16"/>
-          <w:sz w:val="28"/>
-          <w:szCs w:val="28"/>
-        </w:rPr>
-        <w:t>e</w:t>
-      </w:r>
-      <w:r>
-        <w:rPr>
-          <w:color w:val="1F1A16"/>
-          <w:sz w:val="28"/>
-          <w:szCs w:val="28"/>
-        </w:rPr>
-        <w:t xml:space="preserve"> </w:t>
-      </w:r>
-      <w:r>
-        <w:rPr>
-          <w:color w:val="1F1A16"/>
-          <w:sz w:val="28"/>
-          <w:szCs w:val="28"/>
-        </w:rPr>
-        <w:t xml:space="preserve">qui </w:t>
-      </w:r>
-      <w:r>
-        <w:rPr>
-          <w:color w:val="1F1A16"/>
-          <w:sz w:val="28"/>
-          <w:szCs w:val="28"/>
-        </w:rPr>
-        <w:t xml:space="preserve">favorise </w:t>
-      </w:r>
-      <w:r>
-        <w:rPr>
-          <w:color w:val="1F1A16"/>
-          <w:sz w:val="28"/>
-          <w:szCs w:val="28"/>
-        </w:rPr>
-        <w:t>l’articulation des deux</w:t>
-      </w:r>
-      <w:r>
-        <w:rPr>
-          <w:color w:val="1F1A16"/>
-          <w:sz w:val="28"/>
-          <w:szCs w:val="28"/>
-        </w:rPr>
-        <w:t xml:space="preserve"> </w:t>
-      </w:r>
-      <w:r>
-        <w:rPr>
-          <w:color w:val="1F1A16"/>
-          <w:sz w:val="28"/>
-          <w:szCs w:val="28"/>
-        </w:rPr>
-        <w:fldChar w:fldCharType="begin"/>
-      </w:r>
-      <w:r>
-        <w:rPr>
-          <w:color w:val="1F1A16"/>
-          <w:sz w:val="28"/>
-          <w:szCs w:val="28"/>
-        </w:rPr>
-        <w:instrText xml:space="preserve"> ADDIN ZOTERO_ITEM CSL_CITATION {"citationID":"Pid7jdvM","properties":{"unsorted":false,"formattedCitation":"(Krakowski et al., 2023)","plainCitation":"(Krakowski et al., 2023)","noteIndex":0},"citationItems":[{"id":7718,"uris":["http://zotero.org/users/12622049/items/BERKU6A9"],"itemData":{"id":7718,"type":"article-journal","abstract":"Research Summary: We apply a resource-based view to investigate how the adoption of Artificial Intelligence (AI) affects competitive capabilities and performance. Following prior work on using chess as a controlled setting for studying competitive interactions, we compare the same players’ capabilities and performance across conventional, centaur, and engine chess tournaments. Our analysis shows that AI adoption triggers interrelated substitution and complementation dynamics, which make humans’ traditional competitive capabilities obsolete, while creating new sources of persistent heterogeneity when humans interact with chess engines. These novel human-machine capabilities are unrelated, or even negatively related, to traditional capabilities. We contribute an integrated view of substitution and complementation, which identifies AI as the driver of these dynamics and explains how they jointly shift the sources of competitive advantage.","call-number":"1*","container-title":"Strategic Management Journal","DOI":"10.1002/smj.3387","ISSN":"0143-2095, 1097-0266","issue":"6","journalAbbreviation":"Strategic Management Journal","language":"en","note":"106 citations (Crossref) [2024-12-03]","page":"1425-1452","source":"DOI.org (Crossref)","title":"Artificial intelligence and the changing sources of competitive advantage","volume":"44","author":[{"family":"Krakowski","given":"Sebastian"},{"family":"Luger","given":"Johannes"},{"family":"Raisch","given":"Sebastian"}],"issued":{"date-parts":[["2023",6]]}}}],"schema":"https://github.com/citation-style-language/schema/raw/master/csl-citation.json"} </w:instrText>
-      </w:r>
-      <w:r>
-        <w:rPr>
-          <w:color w:val="1F1A16"/>
-          <w:sz w:val="28"/>
-          <w:szCs w:val="28"/>
-        </w:rPr>
-        <w:fldChar w:fldCharType="separate"/>
-      </w:r>
-      <w:r>
-        <w:rPr>
-          <w:noProof/>
-          <w:color w:val="1F1A16"/>
-          <w:sz w:val="28"/>
-          <w:szCs w:val="28"/>
-        </w:rPr>
-        <w:t>(Krakowski et al., 2023)</w:t>
-      </w:r>
-      <w:r>
-        <w:rPr>
-          <w:color w:val="1F1A16"/>
-          <w:sz w:val="28"/>
-          <w:szCs w:val="28"/>
-        </w:rPr>
-        <w:fldChar w:fldCharType="end"/>
-      </w:r>
-      <w:r>
-        <w:rPr>
-          <w:color w:val="1F1A16"/>
-          <w:sz w:val="28"/>
-          <w:szCs w:val="28"/>
-        </w:rPr>
-        <w:t xml:space="preserve">. </w:t>
-      </w:r>
-    </w:p>
-    <w:p>
-      <w:pPr>
-        <w:pStyle w:val="doc-paragraph"/>
-        <w:rPr>
-          <w:color w:val="1F1A16"/>
-          <w:sz w:val="28"/>
-          <w:szCs w:val="28"/>
-        </w:rPr>
-      </w:pPr>
-      <w:r>
-        <w:rPr>
-          <w:color w:val="1F1A16"/>
-          <w:sz w:val="28"/>
-          <w:szCs w:val="28"/>
-        </w:rPr>
-        <w:t>Ensuite</w:t>
-      </w:r>
-      <w:r>
-        <w:rPr>
-          <w:color w:val="1F1A16"/>
-          <w:sz w:val="28"/>
-          <w:szCs w:val="28"/>
-        </w:rPr>
-        <w:t xml:space="preserve">, </w:t>
-      </w:r>
-      <w:r>
-        <w:rPr>
-          <w:color w:val="1F1A16"/>
-          <w:sz w:val="28"/>
-          <w:szCs w:val="28"/>
-        </w:rPr>
-        <w:t xml:space="preserve">l’IA </w:t>
-      </w:r>
-      <w:r>
-        <w:rPr>
-          <w:color w:val="1F1A16"/>
-          <w:sz w:val="28"/>
-          <w:szCs w:val="28"/>
-        </w:rPr>
-        <w:t>floute l’</w:t>
-      </w:r>
-      <w:r>
-        <w:rPr>
-          <w:color w:val="1F1A16"/>
-          <w:sz w:val="28"/>
-          <w:szCs w:val="28"/>
-        </w:rPr>
-        <w:t>attribu</w:t>
-      </w:r>
-      <w:r>
-        <w:rPr>
-          <w:color w:val="1F1A16"/>
-          <w:sz w:val="28"/>
-          <w:szCs w:val="28"/>
-        </w:rPr>
-        <w:t>tion aux acteurs</w:t>
-      </w:r>
-      <w:r>
-        <w:rPr>
-          <w:color w:val="1F1A16"/>
-          <w:sz w:val="28"/>
-          <w:szCs w:val="28"/>
-        </w:rPr>
-        <w:t xml:space="preserve">, </w:t>
-      </w:r>
-      <w:r>
-        <w:rPr>
-          <w:color w:val="1F1A16"/>
-          <w:sz w:val="28"/>
-          <w:szCs w:val="28"/>
-        </w:rPr>
-        <w:t xml:space="preserve">personne ne détient plus le contrôle total du résultat </w:t>
-      </w:r>
-      <w:r>
-        <w:rPr>
-          <w:color w:val="1F1A16"/>
-          <w:sz w:val="28"/>
-          <w:szCs w:val="28"/>
-        </w:rPr>
-        <w:fldChar w:fldCharType="begin"/>
-      </w:r>
-      <w:r>
-        <w:rPr>
-          <w:color w:val="1F1A16"/>
-          <w:sz w:val="28"/>
-          <w:szCs w:val="28"/>
-        </w:rPr>
-        <w:instrText xml:space="preserve"> ADDIN ZOTERO_ITEM CSL_CITATION {"citationID":"33HjIEXc","properties":{"unsorted":false,"formattedCitation":"(Raisch &amp; Krakowski, 2020)","plainCitation":"(Raisch &amp; Krakowski, 2020)","noteIndex":0},"citationItems":[{"id":3337,"uris":["http://zotero.org/users/12622049/items/U7JBF8TJ"],"itemData":{"id":3337,"type":"article-journal","abstract":"Taking three recent business books on artificial intelligence (AI) as a starting point, we explore the automation and augmentation concepts in the management domain. Whereas automation implies that...","call-number":"1*","container-title":"Academy of Management Review","language":"en","source":"www.semanticscholar.org","title":"[PDF] Artificial Intelligence and Management: The Automation–Augmentation Paradox | Semantic Scholar","title-short":"[PDF] Artificial Intelligence and Management","URL":"https://www.semanticscholar.org/paper/Artificial-Intelligence-and-Management%3A-The-Paradox-Raisch-Krakowski/9c145390e6073c96e89cf03d3df3b559f0bb0496","author":[{"family":"Raisch","given":"Sebastian"},{"family":"Krakowski","given":"Sebastian"}],"accessed":{"date-parts":[["2024",2,13]]},"issued":{"date-parts":[["2020"]]}}}],"schema":"https://github.com/citation-style-language/schema/raw/master/csl-citation.json"} </w:instrText>
-      </w:r>
-      <w:r>
-        <w:rPr>
-          <w:color w:val="1F1A16"/>
-          <w:sz w:val="28"/>
-          <w:szCs w:val="28"/>
-        </w:rPr>
-        <w:fldChar w:fldCharType="separate"/>
-      </w:r>
-      <w:r>
-        <w:rPr>
-          <w:noProof/>
-          <w:color w:val="1F1A16"/>
-          <w:sz w:val="28"/>
-          <w:szCs w:val="28"/>
-        </w:rPr>
-        <w:t>(Raisch &amp; Krakowski, 2020)</w:t>
-      </w:r>
-      <w:r>
-        <w:rPr>
-          <w:color w:val="1F1A16"/>
-          <w:sz w:val="28"/>
-          <w:szCs w:val="28"/>
-        </w:rPr>
-        <w:fldChar w:fldCharType="end"/>
-      </w:r>
-      <w:r>
-        <w:rPr>
-          <w:color w:val="1F1A16"/>
-          <w:sz w:val="28"/>
-          <w:szCs w:val="28"/>
-        </w:rPr>
-        <w:t>.</w:t>
-      </w:r>
-      <w:r>
-        <w:rPr>
-          <w:color w:val="1F1A16"/>
-          <w:sz w:val="28"/>
-          <w:szCs w:val="28"/>
-        </w:rPr>
-        <w:t xml:space="preserve"> </w:t>
-      </w:r>
-      <w:r>
-        <w:rPr>
-          <w:color w:val="1F1A16"/>
-          <w:sz w:val="28"/>
-          <w:szCs w:val="28"/>
-        </w:rPr>
-        <w:t xml:space="preserve">Il </w:t>
-      </w:r>
-      <w:r>
-        <w:rPr>
-          <w:color w:val="1F1A16"/>
-          <w:sz w:val="28"/>
-          <w:szCs w:val="28"/>
-        </w:rPr>
-        <w:t>est</w:t>
-      </w:r>
-      <w:r>
-        <w:rPr>
-          <w:color w:val="1F1A16"/>
-          <w:sz w:val="28"/>
-          <w:szCs w:val="28"/>
-        </w:rPr>
-        <w:t xml:space="preserve"> </w:t>
-      </w:r>
-      <w:r>
-        <w:rPr>
-          <w:color w:val="1F1A16"/>
-          <w:sz w:val="28"/>
-          <w:szCs w:val="28"/>
-        </w:rPr>
-        <w:t xml:space="preserve">de plus en plus difficile, de </w:t>
-      </w:r>
-      <w:r>
-        <w:rPr>
-          <w:color w:val="1F1A16"/>
-          <w:sz w:val="28"/>
-          <w:szCs w:val="28"/>
-        </w:rPr>
-        <w:t>f</w:t>
-      </w:r>
-      <w:r>
-        <w:rPr>
-          <w:color w:val="1F1A16"/>
-          <w:sz w:val="28"/>
-          <w:szCs w:val="28"/>
-        </w:rPr>
-        <w:t>aire</w:t>
-      </w:r>
-      <w:r>
-        <w:rPr>
-          <w:color w:val="1F1A16"/>
-          <w:sz w:val="28"/>
-          <w:szCs w:val="28"/>
-        </w:rPr>
-        <w:t xml:space="preserve"> la différence entre une interaction avec un humain ou avec une IA</w:t>
-      </w:r>
-      <w:r>
-        <w:rPr>
-          <w:color w:val="1F1A16"/>
-          <w:sz w:val="28"/>
-          <w:szCs w:val="28"/>
-        </w:rPr>
-        <w:t xml:space="preserve">, à tel point que prestataire humain et IA sont </w:t>
-      </w:r>
-      <w:r>
-        <w:rPr>
-          <w:color w:val="1F1A16"/>
-          <w:sz w:val="28"/>
-          <w:szCs w:val="28"/>
-        </w:rPr>
-        <w:t xml:space="preserve">inextricablement liés pour </w:t>
-      </w:r>
-      <w:proofErr w:type="spellStart"/>
-      <w:r>
-        <w:rPr>
-          <w:color w:val="1F1A16"/>
-          <w:sz w:val="28"/>
-          <w:szCs w:val="28"/>
-        </w:rPr>
-        <w:t>co-créer</w:t>
-      </w:r>
-      <w:proofErr w:type="spellEnd"/>
-      <w:r>
-        <w:rPr>
-          <w:color w:val="1F1A16"/>
-          <w:sz w:val="28"/>
-          <w:szCs w:val="28"/>
-        </w:rPr>
-        <w:t xml:space="preserve"> de la valeur </w:t>
-      </w:r>
-      <w:r>
-        <w:rPr>
-          <w:color w:val="1F1A16"/>
-          <w:sz w:val="28"/>
-          <w:szCs w:val="28"/>
-        </w:rPr>
-        <w:fldChar w:fldCharType="begin"/>
-      </w:r>
-      <w:r>
-        <w:rPr>
-          <w:color w:val="1F1A16"/>
-          <w:sz w:val="28"/>
-          <w:szCs w:val="28"/>
-        </w:rPr>
-        <w:instrText xml:space="preserve"> ADDIN ZOTERO_ITEM CSL_CITATION {"citationID":"bD2HwZov","properties":{"unsorted":false,"formattedCitation":"(Kaartemo &amp; Helkkula, 2025)","plainCitation":"(Kaartemo &amp; Helkkula, 2025)","noteIndex":0},"citationItems":[{"id":14704,"uris":["http://zotero.org/users/12622049/items/RDP8X99Z"],"itemData":{"id":14704,"type":"article-journal","abstract":"Purpose – Applications of artificial intelligence (AI), such as virtual and physical service robots, generative AI, large language models and decision support systems, alter the nature of services. Most service research centers on the division between human and AI resources. Less attention has been paid to analyzing the entangled resource relations and interactions between humans and AI entities. Thus, the purpose of this paper is to extend our metatheoretical understanding of resource integration and value cocreation by analyzing different human–AI resource relations in service ecosystems.","call-number":"3","citation-key":"kaartemoHumanAIResource2025","container-title":"Journal of Service Management","DOI":"10.1108/JOSM-03-2023-0104","ISSN":"1757-5818, 1757-5826","issue":"2","language":"en","page":"291-306","source":"DOI.org (Crossref)","title":"Human–AI resource relations in value cocreation in service ecosystems","volume":"36","author":[{"family":"Kaartemo","given":"Valtteri"},{"family":"Helkkula","given":"Anu"}],"issued":{"date-parts":[["2025",4,8]]}}}],"schema":"https://github.com/citation-style-language/schema/raw/master/csl-citation.json"} </w:instrText>
-      </w:r>
-      <w:r>
-        <w:rPr>
-          <w:color w:val="1F1A16"/>
-          <w:sz w:val="28"/>
-          <w:szCs w:val="28"/>
-        </w:rPr>
-        <w:fldChar w:fldCharType="separate"/>
-      </w:r>
-      <w:r>
-        <w:rPr>
-          <w:noProof/>
-          <w:color w:val="1F1A16"/>
-          <w:sz w:val="28"/>
-          <w:szCs w:val="28"/>
-        </w:rPr>
-        <w:t>(</w:t>
-      </w:r>
-      <w:bookmarkStart w:id="2" w:name="_Hlk228061288"/>
-      <w:r>
-        <w:rPr>
-          <w:noProof/>
-          <w:color w:val="1F1A16"/>
-          <w:sz w:val="28"/>
-          <w:szCs w:val="28"/>
-        </w:rPr>
-        <w:t>Kaartemo &amp; Helkkula, 2025</w:t>
-      </w:r>
-      <w:bookmarkEnd w:id="2"/>
-      <w:r>
-        <w:rPr>
-          <w:noProof/>
-          <w:color w:val="1F1A16"/>
-          <w:sz w:val="28"/>
-          <w:szCs w:val="28"/>
-        </w:rPr>
-        <w:t>)</w:t>
-      </w:r>
-      <w:r>
-        <w:rPr>
-          <w:color w:val="1F1A16"/>
-          <w:sz w:val="28"/>
-          <w:szCs w:val="28"/>
-        </w:rPr>
-        <w:fldChar w:fldCharType="end"/>
-      </w:r>
-      <w:r>
-        <w:rPr>
-          <w:color w:val="1F1A16"/>
-          <w:sz w:val="28"/>
-          <w:szCs w:val="28"/>
-        </w:rPr>
-        <w:t>.</w:t>
-      </w:r>
-      <w:r>
-        <w:rPr>
-          <w:color w:val="1F1A16"/>
-          <w:sz w:val="28"/>
-          <w:szCs w:val="28"/>
-        </w:rPr>
-        <w:t xml:space="preserve"> </w:t>
-      </w:r>
-      <w:r>
-        <w:rPr>
-          <w:color w:val="1F1A16"/>
-          <w:sz w:val="28"/>
-          <w:szCs w:val="28"/>
-        </w:rPr>
-        <w:t xml:space="preserve">Or, l’algorithme est une boite noire </w:t>
-      </w:r>
-      <w:r>
-        <w:rPr>
-          <w:color w:val="1F1A16"/>
-          <w:sz w:val="28"/>
-          <w:szCs w:val="28"/>
-        </w:rPr>
-        <w:fldChar w:fldCharType="begin"/>
-      </w:r>
-      <w:r>
-        <w:rPr>
-          <w:color w:val="1F1A16"/>
-          <w:sz w:val="28"/>
-          <w:szCs w:val="28"/>
-        </w:rPr>
-        <w:instrText xml:space="preserve"> ADDIN ZOTERO_ITEM CSL_CITATION {"citationID":"jFHg3cgl","properties":{"unsorted":false,"formattedCitation":"(Ananny &amp; Crawford, 2018)","plainCitation":"(Ananny &amp; Crawford, 2018)","noteIndex":0},"citationItems":[{"id":12686,"uris":["http://zotero.org/users/12622049/items/5GZWC3C2"],"itemData":{"id":12686,"type":"article-journal","abstract":"Models for understanding and holding systems accountable have long rested upon ideals and logics of transparency. Being able to see a system is sometimes equated with being able to know how it works and govern it—a pattern that recurs in recent work about transparency and computational systems. But can “black boxes’ ever be opened, and if so, would that ever be sufficient? In this article, we critically interrogate the ideal of transparency, trace some of its roots in scientific and sociotechnical epistemological cultures, and present 10 limitations to its application. We specifically focus on the inadequacy of transparency for understanding and governing algorithmic systems and sketch an alternative typology of algorithmic accountability grounded in constructive engagements with the limitations of transparency ideals.","container-title":"New Media &amp; Society","DOI":"10.1177/1461444816676645","ISSN":"1461-4448, 1461-7315","issue":"3","journalAbbreviation":"New Media &amp; Society","language":"en","page":"973-989","source":"DOI.org (Crossref)","title":"Seeing without knowing: Limitations of the transparency ideal and its application to algorithmic accountability","title-short":"Seeing without knowing","volume":"20","author":[{"family":"Ananny","given":"Mike"},{"family":"Crawford","given":"Kate"}],"issued":{"date-parts":[["2018",3]]}}}],"schema":"https://github.com/citation-style-language/schema/raw/master/csl-citation.json"} </w:instrText>
-      </w:r>
-      <w:r>
-        <w:rPr>
-          <w:color w:val="1F1A16"/>
-          <w:sz w:val="28"/>
-          <w:szCs w:val="28"/>
-        </w:rPr>
-        <w:fldChar w:fldCharType="separate"/>
-      </w:r>
-      <w:r>
-        <w:rPr>
-          <w:noProof/>
-          <w:color w:val="1F1A16"/>
-          <w:sz w:val="28"/>
-          <w:szCs w:val="28"/>
-        </w:rPr>
-        <w:t>(Ananny &amp; Crawford, 2018)</w:t>
-      </w:r>
-      <w:r>
-        <w:rPr>
-          <w:color w:val="1F1A16"/>
-          <w:sz w:val="28"/>
-          <w:szCs w:val="28"/>
-        </w:rPr>
-        <w:fldChar w:fldCharType="end"/>
-      </w:r>
-      <w:r>
-        <w:rPr>
-          <w:color w:val="1F1A16"/>
-          <w:sz w:val="28"/>
-          <w:szCs w:val="28"/>
-        </w:rPr>
-        <w:t xml:space="preserve"> et le client ne peut </w:t>
-      </w:r>
-      <w:r>
-        <w:rPr>
-          <w:color w:val="1F1A16"/>
-          <w:sz w:val="28"/>
-          <w:szCs w:val="28"/>
-        </w:rPr>
-        <w:t>valoriser que ce qu’il perçoit </w:t>
-      </w:r>
-      <w:r>
-        <w:rPr>
-          <w:color w:val="1F1A16"/>
-          <w:sz w:val="28"/>
-          <w:szCs w:val="28"/>
-        </w:rPr>
-        <w:fldChar w:fldCharType="begin"/>
-      </w:r>
-      <w:r>
-        <w:rPr>
-          <w:color w:val="1F1A16"/>
-          <w:sz w:val="28"/>
-          <w:szCs w:val="28"/>
-        </w:rPr>
-        <w:instrText xml:space="preserve"> ADDIN ZOTERO_ITEM CSL_CITATION {"citationID":"dexlr6Dr","properties":{"unsorted":false,"formattedCitation":"(Bowman &amp; Ambrosini, 2000)","plainCitation":"(Bowman &amp; Ambrosini, 2000)","noteIndex":0},"citationItems":[{"id":10863,"uris":["http://zotero.org/users/12622049/items/6YUV63WM"],"itemData":{"id":10863,"type":"article-journal","abstract":"Resource‐based theory has tended to focus on the development and protection of valuable resources. What determines a valuable resource has received less attention. This paper addresses three related issues concerning value and valuable resources: what is value? how is it created? and who captures it? We have tried here to integrate different strands of the literature to address these questions. First, we argue that a distinction needs to be made between use value, which is subjectively assessed by customers, and exchange value, which is only realized at the point of sale. Second, we argue that the source of new use values is the labour performed by organizational members, and that firm profits can be attributed to this labour. Profit differences between competing firms derive from labour performing heterogeneously across firms. Finally, we argue that value capture is determined by the perceived power relationships between buyers and sellers.","call-number":"1","container-title":"British Journal of Management","DOI":"10.1111/1467-8551.00147","ISSN":"1045-3172, 1467-8551","issue":"1","journalAbbreviation":"British J of Management","language":"en","license":"http://onlinelibrary.wiley.com/termsAndConditions#vor","page":"1-15","source":"DOI.org (Crossref)","title":"Value Creation Versus Value Capture: Towards a Coherent Definition of Value in Strategy","title-short":"Value Creation Versus Value Capture","volume":"11","author":[{"family":"Bowman","given":"Cliff"},{"family":"Ambrosini","given":"Véronique"}],"issued":{"date-parts":[["2000",3]]}}}],"schema":"https://github.com/citation-style-language/schema/raw/master/csl-citation.json"} </w:instrText>
-      </w:r>
-      <w:r>
-        <w:rPr>
-          <w:color w:val="1F1A16"/>
-          <w:sz w:val="28"/>
-          <w:szCs w:val="28"/>
-        </w:rPr>
-        <w:fldChar w:fldCharType="separate"/>
-      </w:r>
-      <w:r>
-        <w:rPr>
-          <w:noProof/>
-          <w:color w:val="1F1A16"/>
-          <w:sz w:val="28"/>
-          <w:szCs w:val="28"/>
-        </w:rPr>
-        <w:t>(Bowman &amp; Ambrosini, 2000)</w:t>
-      </w:r>
-      <w:r>
-        <w:rPr>
-          <w:color w:val="1F1A16"/>
-          <w:sz w:val="28"/>
-          <w:szCs w:val="28"/>
-        </w:rPr>
-        <w:fldChar w:fldCharType="end"/>
-      </w:r>
-      <w:r>
-        <w:rPr>
-          <w:color w:val="1F1A16"/>
-          <w:sz w:val="28"/>
-          <w:szCs w:val="28"/>
-        </w:rPr>
-        <w:t xml:space="preserve">. </w:t>
-      </w:r>
-    </w:p>
-    <w:p>
-      <w:pPr>
-        <w:pStyle w:val="doc-paragraph"/>
-        <w:rPr>
-          <w:rFonts w:eastAsia="Times New Roman"/>
-          <w:color w:val="1F1A16"/>
-          <w:sz w:val="28"/>
-          <w:szCs w:val="28"/>
-        </w:rPr>
-      </w:pPr>
-      <w:r>
-        <w:rPr>
-          <w:color w:val="1F1A16"/>
-          <w:sz w:val="28"/>
-          <w:szCs w:val="28"/>
-        </w:rPr>
-        <w:t xml:space="preserve">Enfin, </w:t>
-      </w:r>
-      <w:r>
-        <w:rPr>
-          <w:rFonts w:eastAsia="Times New Roman"/>
-          <w:color w:val="1F1A16"/>
-          <w:sz w:val="28"/>
-          <w:szCs w:val="28"/>
-        </w:rPr>
-        <w:t xml:space="preserve">la nature particulière de l’IA, capable d’autonomie de décision et d’action en contexte ambigu et incertain, typique de l’activité </w:t>
-      </w:r>
-      <w:r>
-        <w:rPr>
-          <w:rFonts w:eastAsia="Times New Roman"/>
-          <w:color w:val="1F1A16"/>
-          <w:sz w:val="28"/>
-          <w:szCs w:val="28"/>
-        </w:rPr>
-        <w:t xml:space="preserve">de </w:t>
-      </w:r>
-      <w:r>
-        <w:rPr>
-          <w:rFonts w:eastAsia="Times New Roman"/>
-          <w:color w:val="1F1A16"/>
-          <w:sz w:val="28"/>
-          <w:szCs w:val="28"/>
-        </w:rPr>
-        <w:t xml:space="preserve">conseil, </w:t>
-      </w:r>
-      <w:r>
-        <w:rPr>
-          <w:rFonts w:eastAsia="Times New Roman"/>
-          <w:color w:val="1F1A16"/>
-          <w:sz w:val="28"/>
-          <w:szCs w:val="28"/>
-        </w:rPr>
-        <w:t xml:space="preserve">impose de </w:t>
-      </w:r>
-      <w:r>
-        <w:rPr>
-          <w:rFonts w:eastAsia="Times New Roman"/>
-          <w:color w:val="1F1A16"/>
-          <w:sz w:val="28"/>
-          <w:szCs w:val="28"/>
-        </w:rPr>
-        <w:t xml:space="preserve">penser de nouveaux cadres de délégation des rôles et responsabilités </w:t>
-      </w:r>
-      <w:r>
-        <w:rPr>
-          <w:rFonts w:eastAsia="Times New Roman"/>
-          <w:color w:val="1F1A16"/>
-          <w:sz w:val="28"/>
-          <w:szCs w:val="28"/>
-        </w:rPr>
-        <w:t>entre les acteurs</w:t>
-      </w:r>
-      <w:r>
-        <w:rPr>
-          <w:rFonts w:eastAsia="Times New Roman"/>
-          <w:color w:val="1F1A16"/>
-          <w:sz w:val="28"/>
-          <w:szCs w:val="28"/>
-        </w:rPr>
-        <w:t>, humains et IA</w:t>
-      </w:r>
-      <w:r>
-        <w:rPr>
-          <w:rFonts w:eastAsia="Times New Roman"/>
-          <w:color w:val="1F1A16"/>
-          <w:sz w:val="28"/>
-          <w:szCs w:val="28"/>
-        </w:rPr>
-        <w:t xml:space="preserve"> </w:t>
-      </w:r>
-      <w:r>
-        <w:rPr>
-          <w:rFonts w:eastAsia="Times New Roman"/>
-          <w:color w:val="1F1A16"/>
-          <w:sz w:val="28"/>
-          <w:szCs w:val="28"/>
-        </w:rPr>
-        <w:fldChar w:fldCharType="begin"/>
-      </w:r>
-      <w:r>
-        <w:rPr>
-          <w:rFonts w:eastAsia="Times New Roman"/>
-          <w:color w:val="1F1A16"/>
-          <w:sz w:val="28"/>
-          <w:szCs w:val="28"/>
-        </w:rPr>
-        <w:instrText xml:space="preserve"> ADDIN ZOTERO_ITEM CSL_CITATION {"citationID":"Zq8CU7Vp","properties":{"unsorted":false,"formattedCitation":"(Baird &amp; Maruping, 2021; Raisch &amp; Fomina, 2024)","plainCitation":"(Baird &amp; Maruping, 2021; Raisch &amp; Fomina, 2024)","noteIndex":0},"citationItems":[{"id":7247,"uris":["http://zotero.org/users/12622049/items/YSZN3SYU"],"itemData":{"id":7247,"type":"article-journal","abstract":"The main claim in this section is that agentic IS artifacts are different, which fundamentally changes how we should theorize around such artifacts. Table 2 illustrates these differences.","call-number":"1*","container-title":"MIS Quarterly","DOI":"10.25300/MISQ/2021/15882","ISSN":"02767783, 21629730","issue":"1","journalAbbreviation":"MISQ","language":"en","note":"120 citations (Crossref) [2024-11-22]","page":"315-341","source":"DOI.org (Crossref)","title":"The Next Generation of Research on IS Use: A Theoretical Framework of Delegation to and from Agentic IS Artifacts","title-short":"The Next Generation of Research on IS Use","volume":"45","author":[{"family":"Baird","given":"Aaron"},{"family":"Maruping","given":"Likoebe M."}],"issued":{"date-parts":[["2021",3,1]]}}},{"id":7722,"uris":["http://zotero.org/users/12622049/items/N2TXY3PZ"],"itemData":{"id":7722,"type":"article-journal","call-number":"1*","container-title":"Academy of Management Review","DOI":"10.5465/amr.2021.0421","ISSN":"0363-7425, 1930-3807","journalAbbreviation":"AMR","language":"en","note":"10 citations (Crossref) [2024-12-03]","page":"amr.2021.0421","source":"DOI.org (Crossref)","title":"Combining Human and Artificial Intelligence: Hybrid Problem-Solving in Organizations","title-short":"Combining Human and Artificial Intelligence","author":[{"family":"Raisch","given":"Sebastian"},{"family":"Fomina","given":"Kateryna"}],"issued":{"date-parts":[["2024",1,5]]}}}],"schema":"https://github.com/citation-style-language/schema/raw/master/csl-citation.json"} </w:instrText>
-      </w:r>
-      <w:r>
-        <w:rPr>
-          <w:rFonts w:eastAsia="Times New Roman"/>
-          <w:color w:val="1F1A16"/>
-          <w:sz w:val="28"/>
-          <w:szCs w:val="28"/>
-        </w:rPr>
-        <w:fldChar w:fldCharType="separate"/>
-      </w:r>
-      <w:r>
-        <w:rPr>
-          <w:rFonts w:eastAsia="Times New Roman"/>
-          <w:noProof/>
-          <w:color w:val="1F1A16"/>
-          <w:sz w:val="28"/>
-          <w:szCs w:val="28"/>
-        </w:rPr>
-        <w:t>(Baird &amp; Maruping, 2021; Raisch &amp; Fomina, 2024)</w:t>
-      </w:r>
-      <w:r>
-        <w:rPr>
-          <w:rFonts w:eastAsia="Times New Roman"/>
-          <w:color w:val="1F1A16"/>
-          <w:sz w:val="28"/>
-          <w:szCs w:val="28"/>
-        </w:rPr>
-        <w:fldChar w:fldCharType="end"/>
-      </w:r>
-      <w:r>
-        <w:rPr>
-          <w:rFonts w:eastAsia="Times New Roman"/>
-          <w:color w:val="1F1A16"/>
-          <w:sz w:val="28"/>
-          <w:szCs w:val="28"/>
-        </w:rPr>
-        <w:t xml:space="preserve">. </w:t>
-      </w:r>
-    </w:p>
-    <w:p>
-      <w:pPr>
-        <w:pStyle w:val="doc-paragraph"/>
-        <w:rPr>
-          <w:color w:val="1F1A16"/>
-          <w:sz w:val="28"/>
-          <w:szCs w:val="28"/>
-        </w:rPr>
-      </w:pPr>
-      <w:r>
-        <w:rPr>
-          <w:color w:val="1F1A16"/>
-          <w:sz w:val="28"/>
-          <w:szCs w:val="28"/>
-        </w:rPr>
-        <w:t xml:space="preserve">Autrement dit, </w:t>
-      </w:r>
-      <w:r>
-        <w:rPr>
-          <w:color w:val="1F1A16"/>
-          <w:sz w:val="28"/>
-          <w:szCs w:val="28"/>
-        </w:rPr>
-        <w:t>l</w:t>
-      </w:r>
-      <w:r>
-        <w:rPr>
-          <w:color w:val="1F1A16"/>
-          <w:sz w:val="28"/>
-          <w:szCs w:val="28"/>
-        </w:rPr>
-        <w:t xml:space="preserve">’hypothèse d’une création </w:t>
-      </w:r>
-      <w:r>
-        <w:rPr>
-          <w:color w:val="1F1A16"/>
-          <w:sz w:val="28"/>
-          <w:szCs w:val="28"/>
-        </w:rPr>
-        <w:t xml:space="preserve">naturelle </w:t>
-      </w:r>
-      <w:r>
-        <w:rPr>
-          <w:color w:val="1F1A16"/>
-          <w:sz w:val="28"/>
-          <w:szCs w:val="28"/>
-        </w:rPr>
-        <w:t xml:space="preserve">de valeur </w:t>
-      </w:r>
-      <w:r>
-        <w:rPr>
-          <w:color w:val="1F1A16"/>
-          <w:sz w:val="28"/>
-          <w:szCs w:val="28"/>
-        </w:rPr>
-        <w:t xml:space="preserve">perçue </w:t>
-      </w:r>
-      <w:r>
-        <w:rPr>
-          <w:color w:val="1F1A16"/>
-          <w:sz w:val="28"/>
-          <w:szCs w:val="28"/>
-        </w:rPr>
-        <w:t xml:space="preserve">par le biais du </w:t>
-      </w:r>
-      <w:r>
-        <w:rPr>
-          <w:color w:val="1F1A16"/>
-          <w:sz w:val="28"/>
-          <w:szCs w:val="28"/>
-        </w:rPr>
-        <w:t>conseil augmenté</w:t>
-      </w:r>
-      <w:r>
-        <w:rPr>
-          <w:color w:val="1F1A16"/>
-          <w:sz w:val="28"/>
-          <w:szCs w:val="28"/>
-        </w:rPr>
-        <w:t xml:space="preserve">, </w:t>
-      </w:r>
-      <w:r>
-        <w:rPr>
-          <w:color w:val="1F1A16"/>
-          <w:sz w:val="28"/>
-          <w:szCs w:val="28"/>
-        </w:rPr>
-        <w:t xml:space="preserve">demande </w:t>
-      </w:r>
-      <w:r>
-        <w:rPr>
-          <w:color w:val="1F1A16"/>
-          <w:sz w:val="28"/>
-          <w:szCs w:val="28"/>
-        </w:rPr>
-        <w:t xml:space="preserve">largement </w:t>
-      </w:r>
-      <w:r>
-        <w:rPr>
-          <w:color w:val="1F1A16"/>
-          <w:sz w:val="28"/>
-          <w:szCs w:val="28"/>
-        </w:rPr>
-        <w:t xml:space="preserve">à être </w:t>
-      </w:r>
-      <w:r>
-        <w:rPr>
-          <w:color w:val="1F1A16"/>
-          <w:sz w:val="28"/>
-          <w:szCs w:val="28"/>
-        </w:rPr>
-        <w:t>questionn</w:t>
-      </w:r>
-      <w:r>
-        <w:rPr>
-          <w:color w:val="1F1A16"/>
-          <w:sz w:val="28"/>
-          <w:szCs w:val="28"/>
-        </w:rPr>
-        <w:t>ée.</w:t>
-      </w:r>
-    </w:p>
-    <w:p>
-      <w:pPr>
-        <w:pStyle w:val="Titre2"/>
-      </w:pPr>
-      <w:bookmarkStart w:id="3" w:name="_Toc228105214"/>
-      <w:r>
         <w:t>E</w:t>
       </w:r>
       <w:r>
@@ -4908,7 +5454,7 @@
       <w:r>
         <w:t>nécessaire ?</w:t>
       </w:r>
-      <w:bookmarkEnd w:id="3"/>
+      <w:bookmarkEnd w:id="4"/>
     </w:p>
     <w:p>
       <w:pPr>
@@ -5739,7 +6285,6 @@
           <w:sz w:val="28"/>
           <w:szCs w:val="28"/>
         </w:rPr>
-        <w:lastRenderedPageBreak/>
         <w:t>Aspects</w:t>
       </w:r>
       <w:r>
@@ -6415,34 +6960,22 @@
           <w:color w:val="3A332D"/>
         </w:rPr>
       </w:pPr>
-      <w:bookmarkStart w:id="4" w:name="_Hlk227872854"/>
-      <w:bookmarkStart w:id="5" w:name="_Toc228105215"/>
+      <w:bookmarkStart w:id="5" w:name="_Hlk227872854"/>
+      <w:bookmarkStart w:id="6" w:name="_Toc228114954"/>
       <w:r>
         <w:rPr>
           <w:rFonts w:eastAsia="Times New Roman"/>
         </w:rPr>
         <w:t>Implications</w:t>
       </w:r>
-      <w:r>
-        <w:rPr>
-          <w:rFonts w:eastAsia="Times New Roman"/>
-        </w:rPr>
-        <w:t xml:space="preserve"> </w:t>
-      </w:r>
-      <w:bookmarkEnd w:id="4"/>
-      <w:r>
-        <w:rPr>
-          <w:rFonts w:eastAsia="Times New Roman"/>
-        </w:rPr>
-        <w:t>théoriques</w:t>
-      </w:r>
-      <w:r>
-        <w:rPr>
-          <w:rFonts w:eastAsia="Times New Roman"/>
-        </w:rPr>
-        <w:t xml:space="preserve"> et praxéologiques</w:t>
-      </w:r>
       <w:bookmarkEnd w:id="5"/>
+      <w:r>
+        <w:rPr>
+          <w:rFonts w:eastAsia="Times New Roman"/>
+        </w:rPr>
+        <w:t xml:space="preserve"> de la recherche</w:t>
+      </w:r>
+      <w:bookmarkEnd w:id="6"/>
     </w:p>
     <w:p>
       <w:pPr>
@@ -6462,97 +6995,196 @@
           <w:sz w:val="28"/>
           <w:szCs w:val="28"/>
         </w:rPr>
-        <w:t>Le lien entre IA</w:t>
-      </w:r>
-      <w:r>
-        <w:rPr>
-          <w:rFonts w:eastAsia="Times New Roman"/>
-          <w:color w:val="1F1A16"/>
-          <w:sz w:val="28"/>
-          <w:szCs w:val="28"/>
-        </w:rPr>
-        <w:t xml:space="preserve">, </w:t>
-      </w:r>
-      <w:r>
-        <w:rPr>
-          <w:rFonts w:eastAsia="Times New Roman"/>
-          <w:color w:val="1F1A16"/>
-          <w:sz w:val="28"/>
-          <w:szCs w:val="28"/>
-        </w:rPr>
-        <w:t>conseil</w:t>
-      </w:r>
-      <w:r>
-        <w:rPr>
-          <w:rFonts w:eastAsia="Times New Roman"/>
-          <w:color w:val="1F1A16"/>
-          <w:sz w:val="28"/>
-          <w:szCs w:val="28"/>
-        </w:rPr>
-        <w:t xml:space="preserve"> et valeur</w:t>
-      </w:r>
-      <w:r>
-        <w:rPr>
-          <w:rFonts w:eastAsia="Times New Roman"/>
-          <w:color w:val="1F1A16"/>
-          <w:sz w:val="28"/>
-          <w:szCs w:val="28"/>
-        </w:rPr>
-        <w:t xml:space="preserve"> perçue</w:t>
-      </w:r>
-      <w:r>
-        <w:rPr>
-          <w:rFonts w:eastAsia="Times New Roman"/>
-          <w:color w:val="1F1A16"/>
-          <w:sz w:val="28"/>
-          <w:szCs w:val="28"/>
-        </w:rPr>
-        <w:t xml:space="preserve">, </w:t>
-      </w:r>
-      <w:r>
-        <w:rPr>
-          <w:rFonts w:eastAsia="Times New Roman"/>
-          <w:color w:val="1F1A16"/>
-          <w:sz w:val="28"/>
-          <w:szCs w:val="28"/>
-        </w:rPr>
-        <w:t>est un champ de recherche émergent mais dynamique</w:t>
-      </w:r>
-      <w:r>
-        <w:rPr>
-          <w:rFonts w:eastAsia="Times New Roman"/>
-          <w:color w:val="1F1A16"/>
-          <w:sz w:val="28"/>
-          <w:szCs w:val="28"/>
-        </w:rPr>
-        <w:t>, en lien avec l</w:t>
-      </w:r>
-      <w:r>
-        <w:rPr>
-          <w:rFonts w:eastAsia="Times New Roman"/>
-          <w:color w:val="1F1A16"/>
-          <w:sz w:val="28"/>
-          <w:szCs w:val="28"/>
-        </w:rPr>
-        <w:t>’avènement de l’IA générative en 2022</w:t>
-      </w:r>
-      <w:r>
-        <w:rPr>
-          <w:rFonts w:eastAsia="Times New Roman"/>
-          <w:color w:val="1F1A16"/>
-          <w:sz w:val="28"/>
-          <w:szCs w:val="28"/>
-        </w:rPr>
-        <w:t xml:space="preserve">. A titre d’indication, l’association des mots-clés </w:t>
-      </w:r>
-      <w:r>
-        <w:rPr>
-          <w:rFonts w:eastAsia="Times New Roman"/>
-          <w:color w:val="1F1A16"/>
-          <w:sz w:val="28"/>
-          <w:szCs w:val="28"/>
-        </w:rPr>
-        <w:t>« AI consulting</w:t>
+        <w:t>Au plan théorique, l</w:t>
+      </w:r>
+      <w:r>
+        <w:rPr>
+          <w:rFonts w:eastAsia="Times New Roman"/>
+          <w:color w:val="1F1A16"/>
+          <w:sz w:val="28"/>
+          <w:szCs w:val="28"/>
+        </w:rPr>
+        <w:t xml:space="preserve">e manque de travaux sur </w:t>
+      </w:r>
+      <w:r>
+        <w:rPr>
+          <w:rFonts w:eastAsia="Times New Roman"/>
+          <w:color w:val="1F1A16"/>
+          <w:sz w:val="28"/>
+          <w:szCs w:val="28"/>
+        </w:rPr>
+        <w:t>la</w:t>
+      </w:r>
+      <w:r>
+        <w:rPr>
+          <w:rFonts w:eastAsia="Times New Roman"/>
+          <w:color w:val="1F1A16"/>
+          <w:sz w:val="28"/>
+          <w:szCs w:val="28"/>
+        </w:rPr>
+        <w:t xml:space="preserve"> question </w:t>
+      </w:r>
+      <w:r>
+        <w:rPr>
+          <w:rFonts w:eastAsia="Times New Roman"/>
+          <w:color w:val="1F1A16"/>
+          <w:sz w:val="28"/>
+          <w:szCs w:val="28"/>
+        </w:rPr>
+        <w:t xml:space="preserve">de la reconfiguration de la valeur perçue du conseil à l’ère de l’IA, </w:t>
+      </w:r>
+      <w:r>
+        <w:rPr>
+          <w:rFonts w:eastAsia="Times New Roman"/>
+          <w:color w:val="1F1A16"/>
+          <w:sz w:val="28"/>
+          <w:szCs w:val="28"/>
+        </w:rPr>
+        <w:t xml:space="preserve">nous semble </w:t>
+      </w:r>
+      <w:r>
+        <w:rPr>
+          <w:rFonts w:eastAsia="Times New Roman"/>
+          <w:color w:val="1F1A16"/>
+          <w:sz w:val="28"/>
+          <w:szCs w:val="28"/>
+        </w:rPr>
+        <w:t xml:space="preserve">d’autant nécessaire à combler, </w:t>
+      </w:r>
+      <w:r>
+        <w:rPr>
+          <w:rFonts w:eastAsia="Times New Roman"/>
+          <w:color w:val="1F1A16"/>
+          <w:sz w:val="28"/>
+          <w:szCs w:val="28"/>
+        </w:rPr>
+        <w:t xml:space="preserve">que les acteurs du conseil se sont </w:t>
+      </w:r>
+      <w:r>
+        <w:rPr>
+          <w:rFonts w:eastAsia="Times New Roman"/>
+          <w:color w:val="1F1A16"/>
+          <w:sz w:val="28"/>
+          <w:szCs w:val="28"/>
+        </w:rPr>
+        <w:t xml:space="preserve">largement </w:t>
+      </w:r>
+      <w:r>
+        <w:rPr>
+          <w:rFonts w:eastAsia="Times New Roman"/>
+          <w:color w:val="1F1A16"/>
+          <w:sz w:val="28"/>
+          <w:szCs w:val="28"/>
+        </w:rPr>
+        <w:t>engagés sur la voie du conseil augmenté par l’IA.</w:t>
+      </w:r>
+      <w:r>
+        <w:rPr>
+          <w:rFonts w:eastAsia="Times New Roman"/>
+          <w:color w:val="1F1A16"/>
+          <w:sz w:val="28"/>
+          <w:szCs w:val="28"/>
+        </w:rPr>
+        <w:t xml:space="preserve"> La question des effets de l’IA sur la valeur perçue du conseil reste pleine et entière</w:t>
+      </w:r>
+      <w:r>
+        <w:rPr>
+          <w:rFonts w:eastAsia="Times New Roman"/>
+          <w:color w:val="1F1A16"/>
+          <w:sz w:val="28"/>
+          <w:szCs w:val="28"/>
+        </w:rPr>
+        <w:t xml:space="preserve"> et appelle un </w:t>
+      </w:r>
+      <w:r>
+        <w:rPr>
+          <w:rFonts w:eastAsia="Times New Roman"/>
+          <w:color w:val="1F1A16"/>
+          <w:sz w:val="28"/>
+          <w:szCs w:val="28"/>
+        </w:rPr>
+        <w:t>é</w:t>
+      </w:r>
+      <w:r>
+        <w:rPr>
+          <w:rFonts w:eastAsia="Times New Roman"/>
+          <w:color w:val="1F1A16"/>
+          <w:sz w:val="28"/>
+          <w:szCs w:val="28"/>
+        </w:rPr>
+        <w:t>claircissement</w:t>
+      </w:r>
+      <w:r>
+        <w:rPr>
+          <w:rFonts w:eastAsia="Times New Roman"/>
+          <w:color w:val="1F1A16"/>
+          <w:sz w:val="28"/>
+          <w:szCs w:val="28"/>
+        </w:rPr>
+        <w:t>.</w:t>
+      </w:r>
+      <w:r>
+        <w:rPr>
+          <w:rFonts w:eastAsia="Times New Roman"/>
+          <w:color w:val="1F1A16"/>
+          <w:sz w:val="28"/>
+          <w:szCs w:val="28"/>
+        </w:rPr>
+        <w:t xml:space="preserve"> Notre </w:t>
+      </w:r>
+      <w:r>
+        <w:rPr>
+          <w:rFonts w:eastAsia="Times New Roman"/>
+          <w:color w:val="1F1A16"/>
+          <w:sz w:val="28"/>
+          <w:szCs w:val="28"/>
+        </w:rPr>
+        <w:t xml:space="preserve">travail </w:t>
+      </w:r>
+      <w:r>
+        <w:rPr>
+          <w:rFonts w:eastAsia="Times New Roman"/>
+          <w:color w:val="1F1A16"/>
+          <w:sz w:val="28"/>
+          <w:szCs w:val="28"/>
+        </w:rPr>
+        <w:t>propos</w:t>
+      </w:r>
+      <w:r>
+        <w:rPr>
+          <w:rFonts w:eastAsia="Times New Roman"/>
+          <w:color w:val="1F1A16"/>
+          <w:sz w:val="28"/>
+          <w:szCs w:val="28"/>
+        </w:rPr>
+        <w:t>e</w:t>
+      </w:r>
+      <w:r>
+        <w:rPr>
+          <w:rFonts w:eastAsia="Times New Roman"/>
+          <w:color w:val="1F1A16"/>
+          <w:sz w:val="28"/>
+          <w:szCs w:val="28"/>
+        </w:rPr>
+        <w:t xml:space="preserve"> un cadre structuré original</w:t>
+      </w:r>
+      <w:r>
+        <w:rPr>
+          <w:rFonts w:eastAsia="Times New Roman"/>
+          <w:color w:val="1F1A16"/>
+          <w:sz w:val="28"/>
+          <w:szCs w:val="28"/>
+        </w:rPr>
+        <w:t xml:space="preserve">, appuyé sur la littérature, </w:t>
+      </w:r>
+      <w:r>
+        <w:rPr>
+          <w:rFonts w:eastAsia="Times New Roman"/>
+          <w:color w:val="1F1A16"/>
+          <w:sz w:val="28"/>
+          <w:szCs w:val="28"/>
+        </w:rPr>
+        <w:t>qui</w:t>
       </w:r>
       <w:r>
         <w:rPr>
@@ -6563,20 +7195,272 @@
         </w:rPr>
         <w:t xml:space="preserve"> </w:t>
       </w:r>
+      <w:r>
+        <w:rPr>
+          <w:rFonts w:eastAsia="Times New Roman"/>
+          <w:color w:val="1F1A16"/>
+          <w:sz w:val="28"/>
+          <w:szCs w:val="28"/>
+        </w:rPr>
+        <w:t>constitue un pas</w:t>
+      </w:r>
+      <w:r>
+        <w:rPr>
+          <w:rFonts w:eastAsia="Times New Roman"/>
+          <w:color w:val="1F1A16"/>
+          <w:sz w:val="28"/>
+          <w:szCs w:val="28"/>
+        </w:rPr>
+        <w:t xml:space="preserve"> dans cette direction</w:t>
+      </w:r>
+      <w:r>
+        <w:rPr>
+          <w:rFonts w:eastAsia="Times New Roman"/>
+          <w:color w:val="1F1A16"/>
+          <w:sz w:val="28"/>
+          <w:szCs w:val="28"/>
+        </w:rPr>
+        <w:t xml:space="preserve">.  </w:t>
+      </w:r>
+    </w:p>
+    <w:p>
+      <w:pPr>
+        <w:pStyle w:val="doc-paragraph"/>
+        <w:rPr>
+          <w:color w:val="1F1A16"/>
+          <w:sz w:val="28"/>
+          <w:szCs w:val="28"/>
+        </w:rPr>
+      </w:pPr>
+      <w:r>
+        <w:rPr>
+          <w:color w:val="1F1A16"/>
+          <w:sz w:val="28"/>
+          <w:szCs w:val="28"/>
+        </w:rPr>
+        <w:lastRenderedPageBreak/>
+        <w:t>A</w:t>
+      </w:r>
+      <w:r>
+        <w:rPr>
+          <w:color w:val="1F1A16"/>
+          <w:sz w:val="28"/>
+          <w:szCs w:val="28"/>
+        </w:rPr>
+        <w:t>u</w:t>
+      </w:r>
+      <w:r>
+        <w:rPr>
+          <w:color w:val="1F1A16"/>
+          <w:sz w:val="28"/>
+          <w:szCs w:val="28"/>
+        </w:rPr>
+        <w:t xml:space="preserve"> plan praxéologique, </w:t>
+      </w:r>
+      <w:r>
+        <w:rPr>
+          <w:color w:val="1F1A16"/>
+          <w:sz w:val="28"/>
+          <w:szCs w:val="28"/>
+        </w:rPr>
+        <w:t>nous observons que</w:t>
+      </w:r>
+      <w:r>
+        <w:rPr>
+          <w:color w:val="1F1A16"/>
+          <w:sz w:val="28"/>
+          <w:szCs w:val="28"/>
+        </w:rPr>
+        <w:t xml:space="preserve"> l</w:t>
+      </w:r>
+      <w:r>
+        <w:rPr>
+          <w:color w:val="1F1A16"/>
+          <w:sz w:val="28"/>
+          <w:szCs w:val="28"/>
+        </w:rPr>
+        <w:t xml:space="preserve">es acteurs du conseil portent </w:t>
+      </w:r>
+      <w:r>
+        <w:rPr>
+          <w:color w:val="1F1A16"/>
+          <w:sz w:val="28"/>
+          <w:szCs w:val="28"/>
+        </w:rPr>
+        <w:t xml:space="preserve">clairement </w:t>
+      </w:r>
+      <w:r>
+        <w:rPr>
+          <w:color w:val="1F1A16"/>
+          <w:sz w:val="28"/>
+          <w:szCs w:val="28"/>
+        </w:rPr>
+        <w:t xml:space="preserve">un </w:t>
+      </w:r>
+      <w:r>
+        <w:rPr>
+          <w:color w:val="1F1A16"/>
+          <w:sz w:val="28"/>
+          <w:szCs w:val="28"/>
+        </w:rPr>
+        <w:t xml:space="preserve">discours </w:t>
+      </w:r>
+      <w:r>
+        <w:rPr>
+          <w:color w:val="1F1A16"/>
+          <w:sz w:val="28"/>
+          <w:szCs w:val="28"/>
+        </w:rPr>
+        <w:t xml:space="preserve">qui focalise sur la </w:t>
+      </w:r>
+      <w:r>
+        <w:rPr>
+          <w:color w:val="1F1A16"/>
+          <w:sz w:val="28"/>
+          <w:szCs w:val="28"/>
+        </w:rPr>
+        <w:t xml:space="preserve">dimension politique du conseil comme </w:t>
+      </w:r>
+      <w:r>
+        <w:rPr>
+          <w:color w:val="1F1A16"/>
+          <w:sz w:val="28"/>
+          <w:szCs w:val="28"/>
+        </w:rPr>
+        <w:t xml:space="preserve">source </w:t>
+      </w:r>
+      <w:r>
+        <w:rPr>
+          <w:color w:val="1F1A16"/>
+          <w:sz w:val="28"/>
+          <w:szCs w:val="28"/>
+        </w:rPr>
+        <w:t xml:space="preserve">différenciatrice </w:t>
+      </w:r>
+      <w:r>
+        <w:rPr>
+          <w:color w:val="1F1A16"/>
+          <w:sz w:val="28"/>
+          <w:szCs w:val="28"/>
+        </w:rPr>
+        <w:t>de valeur</w:t>
+      </w:r>
+      <w:r>
+        <w:rPr>
+          <w:color w:val="1F1A16"/>
+          <w:sz w:val="28"/>
+          <w:szCs w:val="28"/>
+        </w:rPr>
+        <w:t xml:space="preserve"> à l’ère de l’IA</w:t>
+      </w:r>
+      <w:r>
+        <w:rPr>
+          <w:color w:val="1F1A16"/>
+          <w:sz w:val="28"/>
+          <w:szCs w:val="28"/>
+        </w:rPr>
+        <w:t>.</w:t>
+      </w:r>
+      <w:r>
+        <w:rPr>
+          <w:color w:val="1F1A16"/>
+          <w:sz w:val="28"/>
+          <w:szCs w:val="28"/>
+        </w:rPr>
+        <w:t xml:space="preserve"> </w:t>
+      </w:r>
+      <w:r>
+        <w:rPr>
+          <w:color w:val="1F1A16"/>
+          <w:sz w:val="28"/>
+          <w:szCs w:val="28"/>
+        </w:rPr>
+        <w:t>N</w:t>
+      </w:r>
+      <w:r>
+        <w:rPr>
+          <w:color w:val="1F1A16"/>
+          <w:sz w:val="28"/>
+          <w:szCs w:val="28"/>
+        </w:rPr>
+        <w:t xml:space="preserve">otre travail </w:t>
+      </w:r>
+      <w:r>
+        <w:rPr>
+          <w:color w:val="1F1A16"/>
+          <w:sz w:val="28"/>
+          <w:szCs w:val="28"/>
+        </w:rPr>
+        <w:t>d’observation d</w:t>
+      </w:r>
+      <w:r>
+        <w:rPr>
+          <w:color w:val="1F1A16"/>
+          <w:sz w:val="28"/>
+          <w:szCs w:val="28"/>
+        </w:rPr>
+        <w:t xml:space="preserve">es situations dans lesquelles </w:t>
+      </w:r>
+      <w:r>
+        <w:rPr>
+          <w:color w:val="1F1A16"/>
+          <w:sz w:val="28"/>
+          <w:szCs w:val="28"/>
+        </w:rPr>
+        <w:t>l’IA renforce</w:t>
+      </w:r>
+      <w:r>
+        <w:rPr>
+          <w:color w:val="1F1A16"/>
+          <w:sz w:val="28"/>
+          <w:szCs w:val="28"/>
+        </w:rPr>
+        <w:t xml:space="preserve"> ou déstabilise </w:t>
+      </w:r>
+      <w:r>
+        <w:rPr>
+          <w:color w:val="1F1A16"/>
+          <w:sz w:val="28"/>
+          <w:szCs w:val="28"/>
+        </w:rPr>
+        <w:t xml:space="preserve">la </w:t>
+      </w:r>
       <w:proofErr w:type="spellStart"/>
       <w:r>
         <w:rPr>
-          <w:rFonts w:eastAsia="Times New Roman"/>
-          <w:color w:val="1F1A16"/>
-          <w:sz w:val="28"/>
-          <w:szCs w:val="28"/>
-        </w:rPr>
-        <w:t>perceived</w:t>
+          <w:color w:val="1F1A16"/>
+          <w:sz w:val="28"/>
+          <w:szCs w:val="28"/>
+        </w:rPr>
+        <w:t>co-création</w:t>
       </w:r>
       <w:proofErr w:type="spellEnd"/>
       <w:r>
         <w:rPr>
-          <w:rFonts w:eastAsia="Times New Roman"/>
+          <w:color w:val="1F1A16"/>
+          <w:sz w:val="28"/>
+          <w:szCs w:val="28"/>
+        </w:rPr>
+        <w:t xml:space="preserve"> de </w:t>
+      </w:r>
+      <w:r>
+        <w:rPr>
+          <w:color w:val="1F1A16"/>
+          <w:sz w:val="28"/>
+          <w:szCs w:val="28"/>
+        </w:rPr>
+        <w:t>valeur perçue du conseil</w:t>
+      </w:r>
+      <w:r>
+        <w:rPr>
+          <w:color w:val="1F1A16"/>
+          <w:sz w:val="28"/>
+          <w:szCs w:val="28"/>
+        </w:rPr>
+        <w:t>,</w:t>
+      </w:r>
+      <w:r>
+        <w:rPr>
           <w:color w:val="1F1A16"/>
           <w:sz w:val="28"/>
           <w:szCs w:val="28"/>
@@ -6585,999 +7469,6 @@
       </w:r>
       <w:r>
         <w:rPr>
-          <w:rFonts w:eastAsia="Times New Roman"/>
-          <w:color w:val="1F1A16"/>
-          <w:sz w:val="28"/>
-          <w:szCs w:val="28"/>
-        </w:rPr>
-        <w:t>value</w:t>
-      </w:r>
-      <w:r>
-        <w:rPr>
-          <w:rFonts w:eastAsia="Times New Roman"/>
-          <w:color w:val="1F1A16"/>
-          <w:sz w:val="28"/>
-          <w:szCs w:val="28"/>
-        </w:rPr>
-        <w:t xml:space="preserve"> » génère </w:t>
-      </w:r>
-      <w:r>
-        <w:rPr>
-          <w:rFonts w:eastAsia="Times New Roman"/>
-          <w:color w:val="1F1A16"/>
-          <w:sz w:val="28"/>
-          <w:szCs w:val="28"/>
-        </w:rPr>
-        <w:t>environ</w:t>
-      </w:r>
-      <w:r>
-        <w:rPr>
-          <w:rFonts w:eastAsia="Times New Roman"/>
-          <w:color w:val="1F1A16"/>
-          <w:sz w:val="28"/>
-          <w:szCs w:val="28"/>
-        </w:rPr>
-        <w:t xml:space="preserve"> </w:t>
-      </w:r>
-      <w:r>
-        <w:rPr>
-          <w:rFonts w:eastAsia="Times New Roman"/>
-          <w:color w:val="1F1A16"/>
-          <w:sz w:val="28"/>
-          <w:szCs w:val="28"/>
-        </w:rPr>
-        <w:t>26</w:t>
-      </w:r>
-      <w:r>
-        <w:rPr>
-          <w:rFonts w:eastAsia="Times New Roman"/>
-          <w:color w:val="1F1A16"/>
-          <w:sz w:val="28"/>
-          <w:szCs w:val="28"/>
-        </w:rPr>
-        <w:t xml:space="preserve"> </w:t>
-      </w:r>
-      <w:r>
-        <w:rPr>
-          <w:rFonts w:eastAsia="Times New Roman"/>
-          <w:color w:val="1F1A16"/>
-          <w:sz w:val="28"/>
-          <w:szCs w:val="28"/>
-        </w:rPr>
-        <w:t>5</w:t>
-      </w:r>
-      <w:r>
-        <w:rPr>
-          <w:rFonts w:eastAsia="Times New Roman"/>
-          <w:color w:val="1F1A16"/>
-          <w:sz w:val="28"/>
-          <w:szCs w:val="28"/>
-        </w:rPr>
-        <w:t xml:space="preserve">00 résultats </w:t>
-      </w:r>
-      <w:r>
-        <w:rPr>
-          <w:rFonts w:eastAsia="Times New Roman"/>
-          <w:color w:val="1F1A16"/>
-          <w:sz w:val="28"/>
-          <w:szCs w:val="28"/>
-        </w:rPr>
-        <w:t>entre</w:t>
-      </w:r>
-      <w:r>
-        <w:rPr>
-          <w:rFonts w:eastAsia="Times New Roman"/>
-          <w:color w:val="1F1A16"/>
-          <w:sz w:val="28"/>
-          <w:szCs w:val="28"/>
-        </w:rPr>
-        <w:t xml:space="preserve"> 2022 </w:t>
-      </w:r>
-      <w:r>
-        <w:rPr>
-          <w:rFonts w:eastAsia="Times New Roman"/>
-          <w:color w:val="1F1A16"/>
-          <w:sz w:val="28"/>
-          <w:szCs w:val="28"/>
-        </w:rPr>
-        <w:t xml:space="preserve">et avril 2026 </w:t>
-      </w:r>
-      <w:r>
-        <w:rPr>
-          <w:rFonts w:eastAsia="Times New Roman"/>
-          <w:color w:val="1F1A16"/>
-          <w:sz w:val="28"/>
-          <w:szCs w:val="28"/>
-        </w:rPr>
-        <w:t>sur Google Scholar</w:t>
-      </w:r>
-      <w:r>
-        <w:rPr>
-          <w:rFonts w:eastAsia="Times New Roman"/>
-          <w:color w:val="1F1A16"/>
-          <w:sz w:val="28"/>
-          <w:szCs w:val="28"/>
-        </w:rPr>
-        <w:t>. Néanmoins, l</w:t>
-      </w:r>
-      <w:r>
-        <w:rPr>
-          <w:rFonts w:eastAsia="Times New Roman"/>
-          <w:color w:val="1F1A16"/>
-          <w:sz w:val="28"/>
-          <w:szCs w:val="28"/>
-        </w:rPr>
-        <w:t>orsqu’on y regarde de plus près, l</w:t>
-      </w:r>
-      <w:r>
-        <w:rPr>
-          <w:rFonts w:eastAsia="Times New Roman"/>
-          <w:color w:val="1F1A16"/>
-          <w:sz w:val="28"/>
-          <w:szCs w:val="28"/>
-        </w:rPr>
-        <w:t xml:space="preserve">es travaux </w:t>
-      </w:r>
-      <w:r>
-        <w:rPr>
-          <w:rFonts w:eastAsia="Times New Roman"/>
-          <w:color w:val="1F1A16"/>
-          <w:sz w:val="28"/>
-          <w:szCs w:val="28"/>
-        </w:rPr>
-        <w:t xml:space="preserve">se concentrent </w:t>
-      </w:r>
-      <w:r>
-        <w:rPr>
-          <w:rFonts w:eastAsia="Times New Roman"/>
-          <w:color w:val="1F1A16"/>
-          <w:sz w:val="28"/>
-          <w:szCs w:val="28"/>
-        </w:rPr>
-        <w:t xml:space="preserve">surtout </w:t>
-      </w:r>
-      <w:r>
-        <w:rPr>
-          <w:rFonts w:eastAsia="Times New Roman"/>
-          <w:color w:val="1F1A16"/>
-          <w:sz w:val="28"/>
-          <w:szCs w:val="28"/>
-        </w:rPr>
-        <w:t>sur l</w:t>
-      </w:r>
-      <w:r>
-        <w:rPr>
-          <w:rFonts w:eastAsia="Times New Roman"/>
-          <w:color w:val="1F1A16"/>
-          <w:sz w:val="28"/>
-          <w:szCs w:val="28"/>
-        </w:rPr>
-        <w:t xml:space="preserve">a valeur perçue </w:t>
-      </w:r>
-      <w:r>
-        <w:rPr>
-          <w:rFonts w:eastAsia="Times New Roman"/>
-          <w:color w:val="1F1A16"/>
-          <w:sz w:val="28"/>
-          <w:szCs w:val="28"/>
-        </w:rPr>
-        <w:t xml:space="preserve">comme </w:t>
-      </w:r>
-      <w:r>
-        <w:rPr>
-          <w:rFonts w:eastAsia="Times New Roman"/>
-          <w:color w:val="1F1A16"/>
-          <w:sz w:val="28"/>
-          <w:szCs w:val="28"/>
-        </w:rPr>
-        <w:t>facteur d’adoption</w:t>
-      </w:r>
-      <w:r>
-        <w:rPr>
-          <w:rFonts w:eastAsia="Times New Roman"/>
-          <w:color w:val="1F1A16"/>
-          <w:sz w:val="28"/>
-          <w:szCs w:val="28"/>
-        </w:rPr>
-        <w:t xml:space="preserve"> de l’IA</w:t>
-      </w:r>
-      <w:r>
-        <w:rPr>
-          <w:rFonts w:eastAsia="Times New Roman"/>
-          <w:color w:val="1F1A16"/>
-          <w:sz w:val="28"/>
-          <w:szCs w:val="28"/>
-        </w:rPr>
-        <w:t xml:space="preserve"> dans les </w:t>
-      </w:r>
-      <w:r>
-        <w:rPr>
-          <w:rFonts w:eastAsia="Times New Roman"/>
-          <w:color w:val="1F1A16"/>
-          <w:sz w:val="28"/>
-          <w:szCs w:val="28"/>
-        </w:rPr>
-        <w:t>services</w:t>
-      </w:r>
-      <w:r>
-        <w:rPr>
-          <w:rFonts w:eastAsia="Times New Roman"/>
-          <w:color w:val="1F1A16"/>
-          <w:sz w:val="28"/>
-          <w:szCs w:val="28"/>
-        </w:rPr>
-        <w:t xml:space="preserve"> à forte intensité de connaissance</w:t>
-      </w:r>
-      <w:r>
-        <w:rPr>
-          <w:rFonts w:eastAsia="Times New Roman"/>
-          <w:color w:val="1F1A16"/>
-          <w:sz w:val="28"/>
-          <w:szCs w:val="28"/>
-        </w:rPr>
-        <w:t xml:space="preserve"> (</w:t>
-      </w:r>
-      <w:r>
-        <w:rPr>
-          <w:rFonts w:eastAsia="Times New Roman"/>
-          <w:color w:val="1F1A16"/>
-          <w:sz w:val="28"/>
-          <w:szCs w:val="28"/>
-        </w:rPr>
-        <w:t xml:space="preserve">« AI consulting </w:t>
-      </w:r>
-      <w:proofErr w:type="spellStart"/>
-      <w:r>
-        <w:rPr>
-          <w:rFonts w:eastAsia="Times New Roman"/>
-          <w:color w:val="1F1A16"/>
-          <w:sz w:val="28"/>
-          <w:szCs w:val="28"/>
-        </w:rPr>
-        <w:t>perceived</w:t>
-      </w:r>
-      <w:proofErr w:type="spellEnd"/>
-      <w:r>
-        <w:rPr>
-          <w:rFonts w:eastAsia="Times New Roman"/>
-          <w:color w:val="1F1A16"/>
-          <w:sz w:val="28"/>
-          <w:szCs w:val="28"/>
-        </w:rPr>
-        <w:t xml:space="preserve"> value </w:t>
-      </w:r>
-      <w:r>
-        <w:rPr>
-          <w:rFonts w:eastAsia="Times New Roman"/>
-          <w:color w:val="1F1A16"/>
-          <w:sz w:val="28"/>
-          <w:szCs w:val="28"/>
-        </w:rPr>
-        <w:t xml:space="preserve">adoption </w:t>
-      </w:r>
-      <w:r>
-        <w:rPr>
-          <w:rFonts w:eastAsia="Times New Roman"/>
-          <w:color w:val="1F1A16"/>
-          <w:sz w:val="28"/>
-          <w:szCs w:val="28"/>
-        </w:rPr>
-        <w:t>»</w:t>
-      </w:r>
-      <w:r>
-        <w:rPr>
-          <w:rFonts w:eastAsia="Times New Roman"/>
-          <w:color w:val="1F1A16"/>
-          <w:sz w:val="28"/>
-          <w:szCs w:val="28"/>
-        </w:rPr>
-        <w:t xml:space="preserve"> donne 26900 résultats)</w:t>
-      </w:r>
-      <w:r>
-        <w:rPr>
-          <w:rFonts w:eastAsia="Times New Roman"/>
-          <w:color w:val="1F1A16"/>
-          <w:sz w:val="28"/>
-          <w:szCs w:val="28"/>
-        </w:rPr>
-        <w:t xml:space="preserve">, </w:t>
-      </w:r>
-      <w:r>
-        <w:rPr>
-          <w:rFonts w:eastAsia="Times New Roman"/>
-          <w:color w:val="1F1A16"/>
-          <w:sz w:val="28"/>
-          <w:szCs w:val="28"/>
-        </w:rPr>
-        <w:t xml:space="preserve">non </w:t>
-      </w:r>
-      <w:r>
-        <w:rPr>
-          <w:rFonts w:eastAsia="Times New Roman"/>
-          <w:color w:val="1F1A16"/>
-          <w:sz w:val="28"/>
-          <w:szCs w:val="28"/>
-        </w:rPr>
-        <w:t xml:space="preserve">sur </w:t>
-      </w:r>
-      <w:r>
-        <w:rPr>
-          <w:rFonts w:eastAsia="Times New Roman"/>
-          <w:color w:val="1F1A16"/>
-          <w:sz w:val="28"/>
-          <w:szCs w:val="28"/>
-        </w:rPr>
-        <w:t>la</w:t>
-      </w:r>
-      <w:r>
-        <w:rPr>
-          <w:rFonts w:eastAsia="Times New Roman"/>
-          <w:color w:val="1F1A16"/>
-          <w:sz w:val="28"/>
-          <w:szCs w:val="28"/>
-        </w:rPr>
-        <w:t xml:space="preserve"> </w:t>
-      </w:r>
-      <w:proofErr w:type="spellStart"/>
-      <w:r>
-        <w:rPr>
-          <w:rFonts w:eastAsia="Times New Roman"/>
-          <w:color w:val="1F1A16"/>
-          <w:sz w:val="28"/>
-          <w:szCs w:val="28"/>
-        </w:rPr>
-        <w:t>co-création</w:t>
-      </w:r>
-      <w:proofErr w:type="spellEnd"/>
-      <w:r>
-        <w:rPr>
-          <w:rFonts w:eastAsia="Times New Roman"/>
-          <w:color w:val="1F1A16"/>
-          <w:sz w:val="28"/>
-          <w:szCs w:val="28"/>
-        </w:rPr>
-        <w:t xml:space="preserve"> </w:t>
-      </w:r>
-      <w:r>
-        <w:rPr>
-          <w:rFonts w:eastAsia="Times New Roman"/>
-          <w:color w:val="1F1A16"/>
-          <w:sz w:val="28"/>
-          <w:szCs w:val="28"/>
-        </w:rPr>
-        <w:t xml:space="preserve">effective </w:t>
-      </w:r>
-      <w:r>
-        <w:rPr>
-          <w:rFonts w:eastAsia="Times New Roman"/>
-          <w:color w:val="1F1A16"/>
-          <w:sz w:val="28"/>
-          <w:szCs w:val="28"/>
-        </w:rPr>
-        <w:t xml:space="preserve">de </w:t>
-      </w:r>
-      <w:r>
-        <w:rPr>
-          <w:rFonts w:eastAsia="Times New Roman"/>
-          <w:color w:val="1F1A16"/>
-          <w:sz w:val="28"/>
-          <w:szCs w:val="28"/>
-        </w:rPr>
-        <w:t>valeur perçue du service</w:t>
-      </w:r>
-      <w:r>
-        <w:rPr>
-          <w:rFonts w:eastAsia="Times New Roman"/>
-          <w:color w:val="1F1A16"/>
-          <w:sz w:val="28"/>
-          <w:szCs w:val="28"/>
-        </w:rPr>
-        <w:t xml:space="preserve"> </w:t>
-      </w:r>
-      <w:r>
-        <w:rPr>
-          <w:rFonts w:eastAsia="Times New Roman"/>
-          <w:color w:val="1F1A16"/>
-          <w:sz w:val="28"/>
-          <w:szCs w:val="28"/>
-        </w:rPr>
-        <w:t>(</w:t>
-      </w:r>
-      <w:r>
-        <w:rPr>
-          <w:rFonts w:eastAsia="Times New Roman"/>
-          <w:color w:val="1F1A16"/>
-          <w:sz w:val="28"/>
-          <w:szCs w:val="28"/>
-        </w:rPr>
-        <w:t xml:space="preserve">« AI consulting </w:t>
-      </w:r>
-      <w:proofErr w:type="spellStart"/>
-      <w:r>
-        <w:rPr>
-          <w:rFonts w:eastAsia="Times New Roman"/>
-          <w:color w:val="1F1A16"/>
-          <w:sz w:val="28"/>
-          <w:szCs w:val="28"/>
-        </w:rPr>
-        <w:t>perceived</w:t>
-      </w:r>
-      <w:proofErr w:type="spellEnd"/>
-      <w:r>
-        <w:rPr>
-          <w:rFonts w:eastAsia="Times New Roman"/>
-          <w:color w:val="1F1A16"/>
-          <w:sz w:val="28"/>
-          <w:szCs w:val="28"/>
-        </w:rPr>
-        <w:t xml:space="preserve"> value</w:t>
-      </w:r>
-      <w:r>
-        <w:rPr>
-          <w:rFonts w:eastAsia="Times New Roman"/>
-          <w:color w:val="1F1A16"/>
-          <w:sz w:val="28"/>
-          <w:szCs w:val="28"/>
-        </w:rPr>
-        <w:t xml:space="preserve"> </w:t>
-      </w:r>
-      <w:proofErr w:type="spellStart"/>
-      <w:r>
-        <w:rPr>
-          <w:rFonts w:eastAsia="Times New Roman"/>
-          <w:color w:val="1F1A16"/>
-          <w:sz w:val="28"/>
-          <w:szCs w:val="28"/>
-        </w:rPr>
-        <w:t>co-creation</w:t>
-      </w:r>
-      <w:proofErr w:type="spellEnd"/>
-      <w:r>
-        <w:rPr>
-          <w:rFonts w:eastAsia="Times New Roman"/>
-          <w:color w:val="1F1A16"/>
-          <w:sz w:val="28"/>
-          <w:szCs w:val="28"/>
-        </w:rPr>
-        <w:t> »</w:t>
-      </w:r>
-      <w:r>
-        <w:rPr>
-          <w:rFonts w:eastAsia="Times New Roman"/>
-          <w:color w:val="1F1A16"/>
-          <w:sz w:val="28"/>
-          <w:szCs w:val="28"/>
-        </w:rPr>
-        <w:t> </w:t>
-      </w:r>
-      <w:r>
-        <w:rPr>
-          <w:rFonts w:eastAsia="Times New Roman"/>
-          <w:color w:val="1F1A16"/>
-          <w:sz w:val="28"/>
-          <w:szCs w:val="28"/>
-        </w:rPr>
-        <w:t>donne 8330 résultats)</w:t>
-      </w:r>
-      <w:r>
-        <w:rPr>
-          <w:rFonts w:eastAsia="Times New Roman"/>
-          <w:color w:val="1F1A16"/>
-          <w:sz w:val="28"/>
-          <w:szCs w:val="28"/>
-        </w:rPr>
-        <w:t xml:space="preserve">. </w:t>
-      </w:r>
-      <w:r>
-        <w:rPr>
-          <w:rFonts w:eastAsia="Times New Roman"/>
-          <w:color w:val="1F1A16"/>
-          <w:sz w:val="28"/>
-          <w:szCs w:val="28"/>
-        </w:rPr>
-        <w:t>Sur ce</w:t>
-      </w:r>
-      <w:r>
-        <w:rPr>
-          <w:rFonts w:eastAsia="Times New Roman"/>
-          <w:color w:val="1F1A16"/>
-          <w:sz w:val="28"/>
-          <w:szCs w:val="28"/>
-        </w:rPr>
-        <w:t>tte thématique</w:t>
-      </w:r>
-      <w:r>
-        <w:rPr>
-          <w:rFonts w:eastAsia="Times New Roman"/>
-          <w:color w:val="1F1A16"/>
-          <w:sz w:val="28"/>
-          <w:szCs w:val="28"/>
-        </w:rPr>
-        <w:t xml:space="preserve">, peu </w:t>
-      </w:r>
-      <w:r>
-        <w:rPr>
-          <w:rFonts w:eastAsia="Times New Roman"/>
-          <w:color w:val="1F1A16"/>
-          <w:sz w:val="28"/>
-          <w:szCs w:val="28"/>
-        </w:rPr>
-        <w:t xml:space="preserve">d’études </w:t>
-      </w:r>
-      <w:r>
-        <w:rPr>
-          <w:rFonts w:eastAsia="Times New Roman"/>
-          <w:color w:val="1F1A16"/>
-          <w:sz w:val="28"/>
-          <w:szCs w:val="28"/>
-        </w:rPr>
-        <w:t xml:space="preserve">se focalisent </w:t>
-      </w:r>
-      <w:r>
-        <w:rPr>
-          <w:rFonts w:eastAsia="Times New Roman"/>
-          <w:color w:val="1F1A16"/>
-          <w:sz w:val="28"/>
-          <w:szCs w:val="28"/>
-        </w:rPr>
-        <w:t>exclus</w:t>
-      </w:r>
-      <w:r>
-        <w:rPr>
-          <w:rFonts w:eastAsia="Times New Roman"/>
-          <w:color w:val="1F1A16"/>
-          <w:sz w:val="28"/>
-          <w:szCs w:val="28"/>
-        </w:rPr>
-        <w:t>i</w:t>
-      </w:r>
-      <w:r>
-        <w:rPr>
-          <w:rFonts w:eastAsia="Times New Roman"/>
-          <w:color w:val="1F1A16"/>
-          <w:sz w:val="28"/>
-          <w:szCs w:val="28"/>
-        </w:rPr>
-        <w:t>vement</w:t>
-      </w:r>
-      <w:r>
-        <w:rPr>
-          <w:rFonts w:eastAsia="Times New Roman"/>
-          <w:color w:val="1F1A16"/>
-          <w:sz w:val="28"/>
-          <w:szCs w:val="28"/>
-        </w:rPr>
-        <w:t xml:space="preserve"> sur le conseil. </w:t>
-      </w:r>
-    </w:p>
-    <w:p>
-      <w:pPr>
-        <w:spacing w:after="160"/>
-        <w:jc w:val="both"/>
-        <w:rPr>
-          <w:rFonts w:eastAsia="Times New Roman"/>
-          <w:color w:val="1F1A16"/>
-          <w:sz w:val="28"/>
-          <w:szCs w:val="28"/>
-        </w:rPr>
-      </w:pPr>
-      <w:r>
-        <w:rPr>
-          <w:rFonts w:eastAsia="Times New Roman"/>
-          <w:color w:val="1F1A16"/>
-          <w:sz w:val="28"/>
-          <w:szCs w:val="28"/>
-        </w:rPr>
-        <w:t>Au plan théorique, l</w:t>
-      </w:r>
-      <w:r>
-        <w:rPr>
-          <w:rFonts w:eastAsia="Times New Roman"/>
-          <w:color w:val="1F1A16"/>
-          <w:sz w:val="28"/>
-          <w:szCs w:val="28"/>
-        </w:rPr>
-        <w:t xml:space="preserve">e manque de travaux sur cette question </w:t>
-      </w:r>
-      <w:r>
-        <w:rPr>
-          <w:rFonts w:eastAsia="Times New Roman"/>
-          <w:color w:val="1F1A16"/>
-          <w:sz w:val="28"/>
-          <w:szCs w:val="28"/>
-        </w:rPr>
-        <w:t xml:space="preserve">de la reconfiguration de la valeur perçue du conseil à l’ère de l’IA, </w:t>
-      </w:r>
-      <w:r>
-        <w:rPr>
-          <w:rFonts w:eastAsia="Times New Roman"/>
-          <w:color w:val="1F1A16"/>
-          <w:sz w:val="28"/>
-          <w:szCs w:val="28"/>
-        </w:rPr>
-        <w:t xml:space="preserve">nous semble </w:t>
-      </w:r>
-      <w:r>
-        <w:rPr>
-          <w:rFonts w:eastAsia="Times New Roman"/>
-          <w:color w:val="1F1A16"/>
-          <w:sz w:val="28"/>
-          <w:szCs w:val="28"/>
-        </w:rPr>
-        <w:t xml:space="preserve">d’autant nécessaire à combler, </w:t>
-      </w:r>
-      <w:r>
-        <w:rPr>
-          <w:rFonts w:eastAsia="Times New Roman"/>
-          <w:color w:val="1F1A16"/>
-          <w:sz w:val="28"/>
-          <w:szCs w:val="28"/>
-        </w:rPr>
-        <w:t xml:space="preserve">que les acteurs du conseil se sont </w:t>
-      </w:r>
-      <w:r>
-        <w:rPr>
-          <w:rFonts w:eastAsia="Times New Roman"/>
-          <w:color w:val="1F1A16"/>
-          <w:sz w:val="28"/>
-          <w:szCs w:val="28"/>
-        </w:rPr>
-        <w:t xml:space="preserve">largement </w:t>
-      </w:r>
-      <w:r>
-        <w:rPr>
-          <w:rFonts w:eastAsia="Times New Roman"/>
-          <w:color w:val="1F1A16"/>
-          <w:sz w:val="28"/>
-          <w:szCs w:val="28"/>
-        </w:rPr>
-        <w:t>engagés sur la voie du conseil augmenté par l’IA.</w:t>
-      </w:r>
-      <w:r>
-        <w:rPr>
-          <w:rFonts w:eastAsia="Times New Roman"/>
-          <w:color w:val="1F1A16"/>
-          <w:sz w:val="28"/>
-          <w:szCs w:val="28"/>
-        </w:rPr>
-        <w:t xml:space="preserve"> La question des effets de l’IA sur la valeur perçue du conseil reste pleine et entière</w:t>
-      </w:r>
-      <w:r>
-        <w:rPr>
-          <w:rFonts w:eastAsia="Times New Roman"/>
-          <w:color w:val="1F1A16"/>
-          <w:sz w:val="28"/>
-          <w:szCs w:val="28"/>
-        </w:rPr>
-        <w:t xml:space="preserve"> et appelle un </w:t>
-      </w:r>
-      <w:r>
-        <w:rPr>
-          <w:rFonts w:eastAsia="Times New Roman"/>
-          <w:color w:val="1F1A16"/>
-          <w:sz w:val="28"/>
-          <w:szCs w:val="28"/>
-        </w:rPr>
-        <w:t>é</w:t>
-      </w:r>
-      <w:r>
-        <w:rPr>
-          <w:rFonts w:eastAsia="Times New Roman"/>
-          <w:color w:val="1F1A16"/>
-          <w:sz w:val="28"/>
-          <w:szCs w:val="28"/>
-        </w:rPr>
-        <w:t>claircissement</w:t>
-      </w:r>
-      <w:r>
-        <w:rPr>
-          <w:rFonts w:eastAsia="Times New Roman"/>
-          <w:color w:val="1F1A16"/>
-          <w:sz w:val="28"/>
-          <w:szCs w:val="28"/>
-        </w:rPr>
-        <w:t>.</w:t>
-      </w:r>
-      <w:r>
-        <w:rPr>
-          <w:rFonts w:eastAsia="Times New Roman"/>
-          <w:color w:val="1F1A16"/>
-          <w:sz w:val="28"/>
-          <w:szCs w:val="28"/>
-        </w:rPr>
-        <w:t xml:space="preserve"> Notre proposition d’un cadre structuré original </w:t>
-      </w:r>
-      <w:r>
-        <w:rPr>
-          <w:rFonts w:eastAsia="Times New Roman"/>
-          <w:color w:val="1F1A16"/>
-          <w:sz w:val="28"/>
-          <w:szCs w:val="28"/>
-        </w:rPr>
-        <w:t>pour l’explorer</w:t>
-      </w:r>
-      <w:r>
-        <w:rPr>
-          <w:rFonts w:eastAsia="Times New Roman"/>
-          <w:color w:val="1F1A16"/>
-          <w:sz w:val="28"/>
-          <w:szCs w:val="28"/>
-        </w:rPr>
-        <w:t xml:space="preserve"> </w:t>
-      </w:r>
-      <w:r>
-        <w:rPr>
-          <w:rFonts w:eastAsia="Times New Roman"/>
-          <w:color w:val="1F1A16"/>
-          <w:sz w:val="28"/>
-          <w:szCs w:val="28"/>
-        </w:rPr>
-        <w:t>constitue un pas</w:t>
-      </w:r>
-      <w:r>
-        <w:rPr>
-          <w:rFonts w:eastAsia="Times New Roman"/>
-          <w:color w:val="1F1A16"/>
-          <w:sz w:val="28"/>
-          <w:szCs w:val="28"/>
-        </w:rPr>
-        <w:t xml:space="preserve"> dans cette direction</w:t>
-      </w:r>
-      <w:r>
-        <w:rPr>
-          <w:rFonts w:eastAsia="Times New Roman"/>
-          <w:color w:val="1F1A16"/>
-          <w:sz w:val="28"/>
-          <w:szCs w:val="28"/>
-        </w:rPr>
-        <w:t xml:space="preserve">.  </w:t>
-      </w:r>
-    </w:p>
-    <w:p>
-      <w:pPr>
-        <w:pStyle w:val="doc-paragraph"/>
-        <w:rPr>
-          <w:color w:val="1F1A16"/>
-          <w:sz w:val="28"/>
-          <w:szCs w:val="28"/>
-        </w:rPr>
-      </w:pPr>
-      <w:r>
-        <w:rPr>
-          <w:color w:val="1F1A16"/>
-          <w:sz w:val="28"/>
-          <w:szCs w:val="28"/>
-        </w:rPr>
-        <w:t>A</w:t>
-      </w:r>
-      <w:r>
-        <w:rPr>
-          <w:color w:val="1F1A16"/>
-          <w:sz w:val="28"/>
-          <w:szCs w:val="28"/>
-        </w:rPr>
-        <w:t>u</w:t>
-      </w:r>
-      <w:r>
-        <w:rPr>
-          <w:color w:val="1F1A16"/>
-          <w:sz w:val="28"/>
-          <w:szCs w:val="28"/>
-        </w:rPr>
-        <w:t xml:space="preserve"> plan praxéologique, </w:t>
-      </w:r>
-      <w:r>
-        <w:rPr>
-          <w:color w:val="1F1A16"/>
-          <w:sz w:val="28"/>
-          <w:szCs w:val="28"/>
-        </w:rPr>
-        <w:t>nous observons que</w:t>
-      </w:r>
-      <w:r>
-        <w:rPr>
-          <w:color w:val="1F1A16"/>
-          <w:sz w:val="28"/>
-          <w:szCs w:val="28"/>
-        </w:rPr>
-        <w:t xml:space="preserve"> l</w:t>
-      </w:r>
-      <w:r>
-        <w:rPr>
-          <w:color w:val="1F1A16"/>
-          <w:sz w:val="28"/>
-          <w:szCs w:val="28"/>
-        </w:rPr>
-        <w:t xml:space="preserve">es acteurs du conseil portent </w:t>
-      </w:r>
-      <w:r>
-        <w:rPr>
-          <w:color w:val="1F1A16"/>
-          <w:sz w:val="28"/>
-          <w:szCs w:val="28"/>
-        </w:rPr>
-        <w:t xml:space="preserve">clairement </w:t>
-      </w:r>
-      <w:r>
-        <w:rPr>
-          <w:color w:val="1F1A16"/>
-          <w:sz w:val="28"/>
-          <w:szCs w:val="28"/>
-        </w:rPr>
-        <w:t xml:space="preserve">un </w:t>
-      </w:r>
-      <w:r>
-        <w:rPr>
-          <w:color w:val="1F1A16"/>
-          <w:sz w:val="28"/>
-          <w:szCs w:val="28"/>
-        </w:rPr>
-        <w:t xml:space="preserve">discours </w:t>
-      </w:r>
-      <w:r>
-        <w:rPr>
-          <w:color w:val="1F1A16"/>
-          <w:sz w:val="28"/>
-          <w:szCs w:val="28"/>
-        </w:rPr>
-        <w:t xml:space="preserve">qui focalise sur la </w:t>
-      </w:r>
-      <w:r>
-        <w:rPr>
-          <w:color w:val="1F1A16"/>
-          <w:sz w:val="28"/>
-          <w:szCs w:val="28"/>
-        </w:rPr>
-        <w:t xml:space="preserve">dimension politique du conseil comme </w:t>
-      </w:r>
-      <w:r>
-        <w:rPr>
-          <w:color w:val="1F1A16"/>
-          <w:sz w:val="28"/>
-          <w:szCs w:val="28"/>
-        </w:rPr>
-        <w:t xml:space="preserve">source </w:t>
-      </w:r>
-      <w:r>
-        <w:rPr>
-          <w:color w:val="1F1A16"/>
-          <w:sz w:val="28"/>
-          <w:szCs w:val="28"/>
-        </w:rPr>
-        <w:t xml:space="preserve">différenciatrice </w:t>
-      </w:r>
-      <w:r>
-        <w:rPr>
-          <w:color w:val="1F1A16"/>
-          <w:sz w:val="28"/>
-          <w:szCs w:val="28"/>
-        </w:rPr>
-        <w:t>de valeur</w:t>
-      </w:r>
-      <w:r>
-        <w:rPr>
-          <w:color w:val="1F1A16"/>
-          <w:sz w:val="28"/>
-          <w:szCs w:val="28"/>
-        </w:rPr>
-        <w:t xml:space="preserve"> à l’ère de l’IA</w:t>
-      </w:r>
-      <w:r>
-        <w:rPr>
-          <w:color w:val="1F1A16"/>
-          <w:sz w:val="28"/>
-          <w:szCs w:val="28"/>
-        </w:rPr>
-        <w:t>.</w:t>
-      </w:r>
-      <w:r>
-        <w:rPr>
-          <w:color w:val="1F1A16"/>
-          <w:sz w:val="28"/>
-          <w:szCs w:val="28"/>
-        </w:rPr>
-        <w:t xml:space="preserve"> </w:t>
-      </w:r>
-      <w:r>
-        <w:rPr>
-          <w:color w:val="1F1A16"/>
-          <w:sz w:val="28"/>
-          <w:szCs w:val="28"/>
-        </w:rPr>
-        <w:t>N</w:t>
-      </w:r>
-      <w:r>
-        <w:rPr>
-          <w:color w:val="1F1A16"/>
-          <w:sz w:val="28"/>
-          <w:szCs w:val="28"/>
-        </w:rPr>
-        <w:t xml:space="preserve">otre travail </w:t>
-      </w:r>
-      <w:r>
-        <w:rPr>
-          <w:color w:val="1F1A16"/>
-          <w:sz w:val="28"/>
-          <w:szCs w:val="28"/>
-        </w:rPr>
-        <w:t>d’observation d</w:t>
-      </w:r>
-      <w:r>
-        <w:rPr>
-          <w:color w:val="1F1A16"/>
-          <w:sz w:val="28"/>
-          <w:szCs w:val="28"/>
-        </w:rPr>
-        <w:t xml:space="preserve">es situations dans lesquelles </w:t>
-      </w:r>
-      <w:r>
-        <w:rPr>
-          <w:color w:val="1F1A16"/>
-          <w:sz w:val="28"/>
-          <w:szCs w:val="28"/>
-        </w:rPr>
-        <w:t>l’IA renforce</w:t>
-      </w:r>
-      <w:r>
-        <w:rPr>
-          <w:color w:val="1F1A16"/>
-          <w:sz w:val="28"/>
-          <w:szCs w:val="28"/>
-        </w:rPr>
-        <w:t xml:space="preserve"> ou déstabilise </w:t>
-      </w:r>
-      <w:r>
-        <w:rPr>
-          <w:color w:val="1F1A16"/>
-          <w:sz w:val="28"/>
-          <w:szCs w:val="28"/>
-        </w:rPr>
-        <w:t xml:space="preserve">la </w:t>
-      </w:r>
-      <w:proofErr w:type="spellStart"/>
-      <w:r>
-        <w:rPr>
-          <w:color w:val="1F1A16"/>
-          <w:sz w:val="28"/>
-          <w:szCs w:val="28"/>
-        </w:rPr>
-        <w:t>co-création</w:t>
-      </w:r>
-      <w:proofErr w:type="spellEnd"/>
-      <w:r>
-        <w:rPr>
-          <w:color w:val="1F1A16"/>
-          <w:sz w:val="28"/>
-          <w:szCs w:val="28"/>
-        </w:rPr>
-        <w:t xml:space="preserve"> de </w:t>
-      </w:r>
-      <w:r>
-        <w:rPr>
-          <w:color w:val="1F1A16"/>
-          <w:sz w:val="28"/>
-          <w:szCs w:val="28"/>
-        </w:rPr>
-        <w:t>valeur perçue du conseil</w:t>
-      </w:r>
-      <w:r>
-        <w:rPr>
-          <w:color w:val="1F1A16"/>
-          <w:sz w:val="28"/>
-          <w:szCs w:val="28"/>
-        </w:rPr>
-        <w:t>,</w:t>
-      </w:r>
-      <w:r>
-        <w:rPr>
-          <w:color w:val="1F1A16"/>
-          <w:sz w:val="28"/>
-          <w:szCs w:val="28"/>
-        </w:rPr>
-        <w:t xml:space="preserve"> </w:t>
-      </w:r>
-      <w:r>
-        <w:rPr>
           <w:color w:val="1F1A16"/>
           <w:sz w:val="28"/>
           <w:szCs w:val="28"/>
@@ -7638,7 +7529,7 @@
       <w:pPr>
         <w:pStyle w:val="Titre1"/>
       </w:pPr>
-      <w:bookmarkStart w:id="6" w:name="_Toc228105216"/>
+      <w:bookmarkStart w:id="7" w:name="_Toc228114955"/>
       <w:r>
         <w:lastRenderedPageBreak/>
         <w:t xml:space="preserve">2. CADRE </w:t>
@@ -7646,13 +7537,13 @@
       <w:r>
         <w:t>THEORIQUE</w:t>
       </w:r>
-      <w:bookmarkEnd w:id="6"/>
+      <w:bookmarkEnd w:id="7"/>
     </w:p>
     <w:p>
       <w:pPr>
         <w:pStyle w:val="Titre2"/>
       </w:pPr>
-      <w:bookmarkStart w:id="7" w:name="_Toc228105217"/>
+      <w:bookmarkStart w:id="8" w:name="_Toc228114956"/>
       <w:r>
         <w:t>L</w:t>
       </w:r>
@@ -7680,7 +7571,7 @@
       <w:r>
         <w:t>restent à explorer</w:t>
       </w:r>
-      <w:bookmarkEnd w:id="7"/>
+      <w:bookmarkEnd w:id="8"/>
     </w:p>
     <w:p>
       <w:pPr>
@@ -9310,7 +9201,7 @@
       <w:pPr>
         <w:pStyle w:val="Titre2"/>
       </w:pPr>
-      <w:bookmarkStart w:id="8" w:name="_Toc228105218"/>
+      <w:bookmarkStart w:id="9" w:name="_Toc228114957"/>
       <w:r>
         <w:t xml:space="preserve">La valeur perçue </w:t>
       </w:r>
@@ -9320,7 +9211,7 @@
       <w:r>
         <w:t>est avant tout un accomplissement social</w:t>
       </w:r>
-      <w:bookmarkEnd w:id="8"/>
+      <w:bookmarkEnd w:id="9"/>
     </w:p>
     <w:p>
       <w:pPr>
@@ -11322,7 +11213,7 @@
       <w:pPr>
         <w:pStyle w:val="Titre2"/>
       </w:pPr>
-      <w:bookmarkStart w:id="9" w:name="_Toc228105219"/>
+      <w:bookmarkStart w:id="10" w:name="_Toc228114958"/>
       <w:r>
         <w:t>L’IA</w:t>
       </w:r>
@@ -11344,7 +11235,7 @@
       <w:r>
         <w:t>ment social</w:t>
       </w:r>
-      <w:bookmarkEnd w:id="9"/>
+      <w:bookmarkEnd w:id="10"/>
       <w:r>
         <w:t xml:space="preserve"> </w:t>
       </w:r>
@@ -12453,7 +12344,7 @@
       <w:pPr>
         <w:pStyle w:val="Titre1"/>
       </w:pPr>
-      <w:bookmarkStart w:id="10" w:name="_Toc228105220"/>
+      <w:bookmarkStart w:id="11" w:name="_Toc228114959"/>
       <w:r>
         <w:t xml:space="preserve">3. </w:t>
       </w:r>
@@ -12463,7 +12354,7 @@
       <w:r>
         <w:t>ADRE PROPOSITIONNEL</w:t>
       </w:r>
-      <w:bookmarkEnd w:id="10"/>
+      <w:bookmarkEnd w:id="11"/>
     </w:p>
     <w:p>
       <w:pPr>
@@ -12716,11 +12607,11 @@
       <w:pPr>
         <w:pStyle w:val="Titre2"/>
       </w:pPr>
-      <w:bookmarkStart w:id="11" w:name="_Toc228105221"/>
+      <w:bookmarkStart w:id="12" w:name="_Toc228114960"/>
       <w:r>
         <w:t>P1 — Reconfiguration multidimensionnelle de la valeur perçue</w:t>
       </w:r>
-      <w:bookmarkEnd w:id="11"/>
+      <w:bookmarkEnd w:id="12"/>
     </w:p>
     <w:p>
       <w:pPr>
@@ -13002,7 +12893,7 @@
       <w:pPr>
         <w:pStyle w:val="Titre2"/>
       </w:pPr>
-      <w:bookmarkStart w:id="12" w:name="_Toc228105222"/>
+      <w:bookmarkStart w:id="13" w:name="_Toc228114961"/>
       <w:r>
         <w:t>Les dimensions de la valeur perçue du conseil à l’ère de l’IA : l</w:t>
       </w:r>
@@ -13012,7 +12903,7 @@
       <w:r>
         <w:t xml:space="preserve"> → P → C</w:t>
       </w:r>
-      <w:bookmarkEnd w:id="12"/>
+      <w:bookmarkEnd w:id="13"/>
       <w:r>
         <w:t xml:space="preserve"> </w:t>
       </w:r>
@@ -14333,12 +14224,12 @@
       <w:pPr>
         <w:pStyle w:val="Titre2"/>
       </w:pPr>
-      <w:bookmarkStart w:id="13" w:name="_Toc228105223"/>
+      <w:bookmarkStart w:id="14" w:name="_Toc228114962"/>
       <w:r>
         <w:lastRenderedPageBreak/>
         <w:t>P2 — La transparence comme mécanisme médiateur</w:t>
       </w:r>
-      <w:bookmarkEnd w:id="13"/>
+      <w:bookmarkEnd w:id="14"/>
     </w:p>
     <w:p>
       <w:pPr>
@@ -14589,7 +14480,7 @@
       <w:pPr>
         <w:pStyle w:val="Titre2"/>
       </w:pPr>
-      <w:bookmarkStart w:id="14" w:name="_Toc228105224"/>
+      <w:bookmarkStart w:id="15" w:name="_Toc228114963"/>
       <w:r>
         <w:t xml:space="preserve">P3 — </w:t>
       </w:r>
@@ -14605,7 +14496,7 @@
       <w:r>
         <w:t>onditions de modération</w:t>
       </w:r>
-      <w:bookmarkEnd w:id="14"/>
+      <w:bookmarkEnd w:id="15"/>
     </w:p>
     <w:p>
       <w:pPr>
@@ -15309,7 +15200,7 @@
       <w:pPr>
         <w:pStyle w:val="Titre1"/>
       </w:pPr>
-      <w:bookmarkStart w:id="15" w:name="_Toc228105225"/>
+      <w:bookmarkStart w:id="16" w:name="_Toc228114964"/>
       <w:r>
         <w:lastRenderedPageBreak/>
         <w:t>4</w:t>
@@ -15317,7 +15208,7 @@
       <w:r>
         <w:t>. CADRE D'OBSERVATION</w:t>
       </w:r>
-      <w:bookmarkEnd w:id="15"/>
+      <w:bookmarkEnd w:id="16"/>
     </w:p>
     <w:p>
       <w:pPr>
@@ -15326,7 +15217,7 @@
           <w:rFonts w:eastAsia="Times New Roman"/>
         </w:rPr>
       </w:pPr>
-      <w:bookmarkStart w:id="16" w:name="_Toc228105226"/>
+      <w:bookmarkStart w:id="17" w:name="_Toc228114965"/>
       <w:r>
         <w:rPr>
           <w:rFonts w:eastAsia="Times New Roman"/>
@@ -15353,7 +15244,7 @@
         </w:rPr>
         <w:t> : S1, S2, S3</w:t>
       </w:r>
-      <w:bookmarkEnd w:id="16"/>
+      <w:bookmarkEnd w:id="17"/>
     </w:p>
     <w:p>
       <w:pPr>
@@ -15836,25 +15727,7 @@
           <w:color w:val="000000"/>
           <w:sz w:val="28"/>
         </w:rPr>
-        <w:t>(</w:t>
-      </w:r>
-      <w:proofErr w:type="spellStart"/>
-      <w:r>
-        <w:rPr>
-          <w:rFonts w:eastAsia="Times New Roman"/>
-          <w:color w:val="000000"/>
-          <w:sz w:val="28"/>
-        </w:rPr>
-        <w:t>Grönroos</w:t>
-      </w:r>
-      <w:proofErr w:type="spellEnd"/>
-      <w:r>
-        <w:rPr>
-          <w:rFonts w:eastAsia="Times New Roman"/>
-          <w:color w:val="000000"/>
-          <w:sz w:val="28"/>
-        </w:rPr>
-        <w:t xml:space="preserve"> &amp; Voima, 2013)</w:t>
+        <w:t>(Grönroos &amp; Voima, 2013)</w:t>
       </w:r>
       <w:r>
         <w:rPr>
@@ -16078,14 +15951,14 @@
           <w:rFonts w:eastAsia="Times New Roman"/>
         </w:rPr>
       </w:pPr>
-      <w:bookmarkStart w:id="17" w:name="_Toc228105227"/>
+      <w:bookmarkStart w:id="18" w:name="_Toc228114966"/>
       <w:r>
         <w:rPr>
           <w:rFonts w:eastAsia="Times New Roman"/>
         </w:rPr>
         <w:t>Situations et observables</w:t>
       </w:r>
-      <w:bookmarkEnd w:id="17"/>
+      <w:bookmarkEnd w:id="18"/>
     </w:p>
     <w:p>
       <w:pPr>
@@ -16094,14 +15967,14 @@
           <w:rFonts w:eastAsia="Times New Roman"/>
         </w:rPr>
       </w:pPr>
-      <w:bookmarkStart w:id="18" w:name="_Toc228105228"/>
+      <w:bookmarkStart w:id="19" w:name="_Toc228114967"/>
       <w:r>
         <w:rPr>
           <w:rFonts w:eastAsia="Times New Roman"/>
         </w:rPr>
         <w:t>S1 — Sans IA</w:t>
       </w:r>
-      <w:bookmarkEnd w:id="18"/>
+      <w:bookmarkEnd w:id="19"/>
     </w:p>
     <w:p>
       <w:pPr>
@@ -16382,14 +16255,14 @@
           <w:color w:val="4A4038"/>
         </w:rPr>
       </w:pPr>
-      <w:bookmarkStart w:id="19" w:name="_Toc228105229"/>
+      <w:bookmarkStart w:id="20" w:name="_Toc228114968"/>
       <w:r>
         <w:rPr>
           <w:rFonts w:eastAsia="Times New Roman"/>
         </w:rPr>
         <w:t>S2 — IA en silo</w:t>
       </w:r>
-      <w:bookmarkEnd w:id="19"/>
+      <w:bookmarkEnd w:id="20"/>
     </w:p>
     <w:p>
       <w:pPr>
@@ -16618,7 +16491,7 @@
           <w:color w:val="4A4038"/>
         </w:rPr>
       </w:pPr>
-      <w:bookmarkStart w:id="20" w:name="_Toc228105230"/>
+      <w:bookmarkStart w:id="21" w:name="_Toc228114969"/>
       <w:r>
         <w:rPr>
           <w:rFonts w:eastAsia="Times New Roman"/>
@@ -16639,7 +16512,7 @@
         </w:rPr>
         <w:t xml:space="preserve"> tripartite</w:t>
       </w:r>
-      <w:bookmarkEnd w:id="20"/>
+      <w:bookmarkEnd w:id="21"/>
     </w:p>
     <w:p>
       <w:pPr>
@@ -16974,14 +16847,14 @@
       <w:pPr>
         <w:pStyle w:val="Titre1"/>
       </w:pPr>
-      <w:bookmarkStart w:id="21" w:name="_Toc228105231"/>
+      <w:bookmarkStart w:id="22" w:name="_Toc228114970"/>
       <w:r>
         <w:t>5</w:t>
       </w:r>
       <w:r>
         <w:t>. ILLUSTRATION</w:t>
       </w:r>
-      <w:bookmarkEnd w:id="21"/>
+      <w:bookmarkEnd w:id="22"/>
     </w:p>
     <w:p>
       <w:pPr>
@@ -16990,7 +16863,7 @@
           <w:rFonts w:eastAsia="Times New Roman"/>
         </w:rPr>
       </w:pPr>
-      <w:bookmarkStart w:id="22" w:name="_Toc228105232"/>
+      <w:bookmarkStart w:id="23" w:name="_Toc228114971"/>
       <w:r>
         <w:rPr>
           <w:rFonts w:eastAsia="Times New Roman"/>
@@ -17003,7 +16876,7 @@
         </w:rPr>
         <w:t xml:space="preserve"> sur 10 semaines</w:t>
       </w:r>
-      <w:bookmarkEnd w:id="22"/>
+      <w:bookmarkEnd w:id="23"/>
     </w:p>
     <w:p>
       <w:pPr>
@@ -17482,7 +17355,7 @@
           <w:rFonts w:eastAsia="Times New Roman"/>
         </w:rPr>
       </w:pPr>
-      <w:bookmarkStart w:id="23" w:name="_Toc228105233"/>
+      <w:bookmarkStart w:id="24" w:name="_Toc228114972"/>
       <w:r>
         <w:rPr>
           <w:rFonts w:eastAsia="Times New Roman"/>
@@ -17507,7 +17380,7 @@
         </w:rPr>
         <w:t xml:space="preserve"> fictive de conseil</w:t>
       </w:r>
-      <w:bookmarkEnd w:id="23"/>
+      <w:bookmarkEnd w:id="24"/>
     </w:p>
     <w:p>
       <w:pPr>
@@ -17602,7 +17475,7 @@
           <w:color w:val="4472C4" w:themeColor="accent1"/>
         </w:rPr>
       </w:pPr>
-      <w:bookmarkStart w:id="24" w:name="_Toc228105234"/>
+      <w:bookmarkStart w:id="25" w:name="_Toc228114973"/>
       <w:r>
         <w:rPr>
           <w:rStyle w:val="lev"/>
@@ -17621,7 +17494,7 @@
         </w:rPr>
         <w:t>– Sem. 1-3</w:t>
       </w:r>
-      <w:bookmarkEnd w:id="24"/>
+      <w:bookmarkEnd w:id="25"/>
     </w:p>
     <w:p>
       <w:pPr>
@@ -18169,7 +18042,7 @@
           <w:color w:val="4472C4" w:themeColor="accent1"/>
         </w:rPr>
       </w:pPr>
-      <w:bookmarkStart w:id="25" w:name="_Toc228105235"/>
+      <w:bookmarkStart w:id="26" w:name="_Toc228114974"/>
       <w:r>
         <w:rPr>
           <w:rStyle w:val="lev"/>
@@ -18197,7 +18070,7 @@
         </w:rPr>
         <w:t>Analyse – Sem. 4-9</w:t>
       </w:r>
-      <w:bookmarkEnd w:id="25"/>
+      <w:bookmarkEnd w:id="26"/>
     </w:p>
     <w:p>
       <w:pPr>
@@ -19019,7 +18892,7 @@
           <w:color w:val="4472C4" w:themeColor="accent1"/>
         </w:rPr>
       </w:pPr>
-      <w:bookmarkStart w:id="26" w:name="_Toc228105236"/>
+      <w:bookmarkStart w:id="27" w:name="_Toc228114975"/>
       <w:r>
         <w:rPr>
           <w:rStyle w:val="lev"/>
@@ -19029,7 +18902,7 @@
         </w:rPr>
         <w:t>3. Recommandations — Sem. 10</w:t>
       </w:r>
-      <w:bookmarkEnd w:id="26"/>
+      <w:bookmarkEnd w:id="27"/>
     </w:p>
     <w:p>
       <w:pPr>
@@ -19249,7 +19122,7 @@
           <w:color w:val="4472C4" w:themeColor="accent1"/>
         </w:rPr>
       </w:pPr>
-      <w:bookmarkStart w:id="27" w:name="_Toc228105237"/>
+      <w:bookmarkStart w:id="28" w:name="_Toc228114976"/>
       <w:r>
         <w:rPr>
           <w:rStyle w:val="lev"/>
@@ -19259,7 +19132,7 @@
         </w:rPr>
         <w:t>4. Rétrospective — Post</w:t>
       </w:r>
-      <w:bookmarkEnd w:id="27"/>
+      <w:bookmarkEnd w:id="28"/>
     </w:p>
     <w:p>
       <w:pPr>
@@ -19479,12 +19352,12 @@
         <w:pStyle w:val="Titre1"/>
         <w:divId w:val="491409308"/>
       </w:pPr>
-      <w:bookmarkStart w:id="28" w:name="_Toc228105238"/>
+      <w:bookmarkStart w:id="29" w:name="_Toc228114977"/>
       <w:r>
         <w:lastRenderedPageBreak/>
         <w:t>BIBLIOGRAPHIE</w:t>
       </w:r>
-      <w:bookmarkEnd w:id="28"/>
+      <w:bookmarkEnd w:id="29"/>
     </w:p>
     <w:p>
       <w:pPr>
@@ -23238,7 +23111,6 @@
     <w:p>
       <w:pPr>
         <w:pStyle w:val="Bibliographie"/>
-        <w:jc w:val="both"/>
         <w:divId w:val="491409308"/>
         <w:rPr>
           <w:sz w:val="28"/>

--- a/docs/DOCUMENT_COMPLEMENTAIRE_CONTENU_FR.docx
+++ b/docs/DOCUMENT_COMPLEMENTAIRE_CONTENU_FR.docx
@@ -428,7 +428,7 @@
           <w14:ligatures w14:val="standardContextual"/>
         </w:rPr>
       </w:pPr>
-      <w:hyperlink w:anchor="_Toc228405241" w:history="1">
+      <w:hyperlink w:anchor="_Toc228414660" w:history="1">
         <w:r>
           <w:rPr>
             <w:rStyle w:val="Lienhypertexte"/>
@@ -455,7 +455,7 @@
             <w:noProof/>
             <w:webHidden/>
           </w:rPr>
-          <w:instrText xml:space="preserve"> PAGEREF _Toc228405241 \h </w:instrText>
+          <w:instrText xml:space="preserve"> PAGEREF _Toc228414660 \h </w:instrText>
         </w:r>
         <w:r>
           <w:rPr>
@@ -501,7 +501,7 @@
           <w14:ligatures w14:val="standardContextual"/>
         </w:rPr>
       </w:pPr>
-      <w:hyperlink w:anchor="_Toc228405242" w:history="1">
+      <w:hyperlink w:anchor="_Toc228414661" w:history="1">
         <w:r>
           <w:rPr>
             <w:rStyle w:val="Lienhypertexte"/>
@@ -529,7 +529,7 @@
             <w:noProof/>
             <w:webHidden/>
           </w:rPr>
-          <w:instrText xml:space="preserve"> PAGEREF _Toc228405242 \h </w:instrText>
+          <w:instrText xml:space="preserve"> PAGEREF _Toc228414661 \h </w:instrText>
         </w:r>
         <w:r>
           <w:rPr>
@@ -575,7 +575,7 @@
           <w14:ligatures w14:val="standardContextual"/>
         </w:rPr>
       </w:pPr>
-      <w:hyperlink w:anchor="_Toc228405243" w:history="1">
+      <w:hyperlink w:anchor="_Toc228414662" w:history="1">
         <w:r>
           <w:rPr>
             <w:rStyle w:val="Lienhypertexte"/>
@@ -603,7 +603,7 @@
             <w:noProof/>
             <w:webHidden/>
           </w:rPr>
-          <w:instrText xml:space="preserve"> PAGEREF _Toc228405243 \h </w:instrText>
+          <w:instrText xml:space="preserve"> PAGEREF _Toc228414662 \h </w:instrText>
         </w:r>
         <w:r>
           <w:rPr>
@@ -649,7 +649,7 @@
           <w14:ligatures w14:val="standardContextual"/>
         </w:rPr>
       </w:pPr>
-      <w:hyperlink w:anchor="_Toc228405244" w:history="1">
+      <w:hyperlink w:anchor="_Toc228414663" w:history="1">
         <w:r>
           <w:rPr>
             <w:rStyle w:val="Lienhypertexte"/>
@@ -676,7 +676,7 @@
             <w:noProof/>
             <w:webHidden/>
           </w:rPr>
-          <w:instrText xml:space="preserve"> PAGEREF _Toc228405244 \h </w:instrText>
+          <w:instrText xml:space="preserve"> PAGEREF _Toc228414663 \h </w:instrText>
         </w:r>
         <w:r>
           <w:rPr>
@@ -722,7 +722,7 @@
           <w14:ligatures w14:val="standardContextual"/>
         </w:rPr>
       </w:pPr>
-      <w:hyperlink w:anchor="_Toc228405245" w:history="1">
+      <w:hyperlink w:anchor="_Toc228414664" w:history="1">
         <w:r>
           <w:rPr>
             <w:rStyle w:val="Lienhypertexte"/>
@@ -750,7 +750,7 @@
             <w:noProof/>
             <w:webHidden/>
           </w:rPr>
-          <w:instrText xml:space="preserve"> PAGEREF _Toc228405245 \h </w:instrText>
+          <w:instrText xml:space="preserve"> PAGEREF _Toc228414664 \h </w:instrText>
         </w:r>
         <w:r>
           <w:rPr>
@@ -796,7 +796,7 @@
           <w14:ligatures w14:val="standardContextual"/>
         </w:rPr>
       </w:pPr>
-      <w:hyperlink w:anchor="_Toc228405246" w:history="1">
+      <w:hyperlink w:anchor="_Toc228414665" w:history="1">
         <w:r>
           <w:rPr>
             <w:rStyle w:val="Lienhypertexte"/>
@@ -823,7 +823,7 @@
             <w:noProof/>
             <w:webHidden/>
           </w:rPr>
-          <w:instrText xml:space="preserve"> PAGEREF _Toc228405246 \h </w:instrText>
+          <w:instrText xml:space="preserve"> PAGEREF _Toc228414665 \h </w:instrText>
         </w:r>
         <w:r>
           <w:rPr>
@@ -869,7 +869,7 @@
           <w14:ligatures w14:val="standardContextual"/>
         </w:rPr>
       </w:pPr>
-      <w:hyperlink w:anchor="_Toc228405247" w:history="1">
+      <w:hyperlink w:anchor="_Toc228414666" w:history="1">
         <w:r>
           <w:rPr>
             <w:rStyle w:val="Lienhypertexte"/>
@@ -896,7 +896,7 @@
             <w:noProof/>
             <w:webHidden/>
           </w:rPr>
-          <w:instrText xml:space="preserve"> PAGEREF _Toc228405247 \h </w:instrText>
+          <w:instrText xml:space="preserve"> PAGEREF _Toc228414666 \h </w:instrText>
         </w:r>
         <w:r>
           <w:rPr>
@@ -942,7 +942,7 @@
           <w14:ligatures w14:val="standardContextual"/>
         </w:rPr>
       </w:pPr>
-      <w:hyperlink w:anchor="_Toc228405248" w:history="1">
+      <w:hyperlink w:anchor="_Toc228414667" w:history="1">
         <w:r>
           <w:rPr>
             <w:rStyle w:val="Lienhypertexte"/>
@@ -969,7 +969,7 @@
             <w:noProof/>
             <w:webHidden/>
           </w:rPr>
-          <w:instrText xml:space="preserve"> PAGEREF _Toc228405248 \h </w:instrText>
+          <w:instrText xml:space="preserve"> PAGEREF _Toc228414667 \h </w:instrText>
         </w:r>
         <w:r>
           <w:rPr>
@@ -1015,7 +1015,7 @@
           <w14:ligatures w14:val="standardContextual"/>
         </w:rPr>
       </w:pPr>
-      <w:hyperlink w:anchor="_Toc228405249" w:history="1">
+      <w:hyperlink w:anchor="_Toc228414668" w:history="1">
         <w:r>
           <w:rPr>
             <w:rStyle w:val="Lienhypertexte"/>
@@ -1042,7 +1042,7 @@
             <w:noProof/>
             <w:webHidden/>
           </w:rPr>
-          <w:instrText xml:space="preserve"> PAGEREF _Toc228405249 \h </w:instrText>
+          <w:instrText xml:space="preserve"> PAGEREF _Toc228414668 \h </w:instrText>
         </w:r>
         <w:r>
           <w:rPr>
@@ -1062,7 +1062,7 @@
             <w:noProof/>
             <w:webHidden/>
           </w:rPr>
-          <w:t>8</w:t>
+          <w:t>9</w:t>
         </w:r>
         <w:r>
           <w:rPr>
@@ -1088,7 +1088,7 @@
           <w14:ligatures w14:val="standardContextual"/>
         </w:rPr>
       </w:pPr>
-      <w:hyperlink w:anchor="_Toc228405250" w:history="1">
+      <w:hyperlink w:anchor="_Toc228414669" w:history="1">
         <w:r>
           <w:rPr>
             <w:rStyle w:val="Lienhypertexte"/>
@@ -1115,7 +1115,7 @@
             <w:noProof/>
             <w:webHidden/>
           </w:rPr>
-          <w:instrText xml:space="preserve"> PAGEREF _Toc228405250 \h </w:instrText>
+          <w:instrText xml:space="preserve"> PAGEREF _Toc228414669 \h </w:instrText>
         </w:r>
         <w:r>
           <w:rPr>
@@ -1161,7 +1161,7 @@
           <w14:ligatures w14:val="standardContextual"/>
         </w:rPr>
       </w:pPr>
-      <w:hyperlink w:anchor="_Toc228405251" w:history="1">
+      <w:hyperlink w:anchor="_Toc228414670" w:history="1">
         <w:r>
           <w:rPr>
             <w:rStyle w:val="Lienhypertexte"/>
@@ -1188,7 +1188,7 @@
             <w:noProof/>
             <w:webHidden/>
           </w:rPr>
-          <w:instrText xml:space="preserve"> PAGEREF _Toc228405251 \h </w:instrText>
+          <w:instrText xml:space="preserve"> PAGEREF _Toc228414670 \h </w:instrText>
         </w:r>
         <w:r>
           <w:rPr>
@@ -1234,7 +1234,7 @@
           <w14:ligatures w14:val="standardContextual"/>
         </w:rPr>
       </w:pPr>
-      <w:hyperlink w:anchor="_Toc228405252" w:history="1">
+      <w:hyperlink w:anchor="_Toc228414671" w:history="1">
         <w:r>
           <w:rPr>
             <w:rStyle w:val="Lienhypertexte"/>
@@ -1261,7 +1261,7 @@
             <w:noProof/>
             <w:webHidden/>
           </w:rPr>
-          <w:instrText xml:space="preserve"> PAGEREF _Toc228405252 \h </w:instrText>
+          <w:instrText xml:space="preserve"> PAGEREF _Toc228414671 \h </w:instrText>
         </w:r>
         <w:r>
           <w:rPr>
@@ -1307,7 +1307,7 @@
           <w14:ligatures w14:val="standardContextual"/>
         </w:rPr>
       </w:pPr>
-      <w:hyperlink w:anchor="_Toc228405253" w:history="1">
+      <w:hyperlink w:anchor="_Toc228414672" w:history="1">
         <w:r>
           <w:rPr>
             <w:rStyle w:val="Lienhypertexte"/>
@@ -1334,7 +1334,7 @@
             <w:noProof/>
             <w:webHidden/>
           </w:rPr>
-          <w:instrText xml:space="preserve"> PAGEREF _Toc228405253 \h </w:instrText>
+          <w:instrText xml:space="preserve"> PAGEREF _Toc228414672 \h </w:instrText>
         </w:r>
         <w:r>
           <w:rPr>
@@ -1380,7 +1380,7 @@
           <w14:ligatures w14:val="standardContextual"/>
         </w:rPr>
       </w:pPr>
-      <w:hyperlink w:anchor="_Toc228405254" w:history="1">
+      <w:hyperlink w:anchor="_Toc228414673" w:history="1">
         <w:r>
           <w:rPr>
             <w:rStyle w:val="Lienhypertexte"/>
@@ -1407,7 +1407,7 @@
             <w:noProof/>
             <w:webHidden/>
           </w:rPr>
-          <w:instrText xml:space="preserve"> PAGEREF _Toc228405254 \h </w:instrText>
+          <w:instrText xml:space="preserve"> PAGEREF _Toc228414673 \h </w:instrText>
         </w:r>
         <w:r>
           <w:rPr>
@@ -1427,7 +1427,7 @@
             <w:noProof/>
             <w:webHidden/>
           </w:rPr>
-          <w:t>10</w:t>
+          <w:t>11</w:t>
         </w:r>
         <w:r>
           <w:rPr>
@@ -1453,7 +1453,7 @@
           <w14:ligatures w14:val="standardContextual"/>
         </w:rPr>
       </w:pPr>
-      <w:hyperlink w:anchor="_Toc228405255" w:history="1">
+      <w:hyperlink w:anchor="_Toc228414674" w:history="1">
         <w:r>
           <w:rPr>
             <w:rStyle w:val="Lienhypertexte"/>
@@ -1480,7 +1480,7 @@
             <w:noProof/>
             <w:webHidden/>
           </w:rPr>
-          <w:instrText xml:space="preserve"> PAGEREF _Toc228405255 \h </w:instrText>
+          <w:instrText xml:space="preserve"> PAGEREF _Toc228414674 \h </w:instrText>
         </w:r>
         <w:r>
           <w:rPr>
@@ -1500,7 +1500,7 @@
             <w:noProof/>
             <w:webHidden/>
           </w:rPr>
-          <w:t>10</w:t>
+          <w:t>11</w:t>
         </w:r>
         <w:r>
           <w:rPr>
@@ -1526,13 +1526,13 @@
           <w14:ligatures w14:val="standardContextual"/>
         </w:rPr>
       </w:pPr>
-      <w:hyperlink w:anchor="_Toc228405256" w:history="1">
+      <w:hyperlink w:anchor="_Toc228414675" w:history="1">
         <w:r>
           <w:rPr>
             <w:rStyle w:val="Lienhypertexte"/>
             <w:noProof/>
           </w:rPr>
-          <w:t>Comment l'IA reconfigure les trois interdépendances du triangle R - P – C (à vérifier)</w:t>
+          <w:t>Comment l'IA reconfigure les trois interdépendances du triangle R - P – C (à tester empiriquement)</w:t>
         </w:r>
         <w:r>
           <w:rPr>
@@ -1553,7 +1553,7 @@
             <w:noProof/>
             <w:webHidden/>
           </w:rPr>
-          <w:instrText xml:space="preserve"> PAGEREF _Toc228405256 \h </w:instrText>
+          <w:instrText xml:space="preserve"> PAGEREF _Toc228414675 \h </w:instrText>
         </w:r>
         <w:r>
           <w:rPr>
@@ -1599,7 +1599,7 @@
           <w14:ligatures w14:val="standardContextual"/>
         </w:rPr>
       </w:pPr>
-      <w:hyperlink w:anchor="_Toc228405257" w:history="1">
+      <w:hyperlink w:anchor="_Toc228414676" w:history="1">
         <w:r>
           <w:rPr>
             <w:rStyle w:val="Lienhypertexte"/>
@@ -1626,7 +1626,7 @@
             <w:noProof/>
             <w:webHidden/>
           </w:rPr>
-          <w:instrText xml:space="preserve"> PAGEREF _Toc228405257 \h </w:instrText>
+          <w:instrText xml:space="preserve"> PAGEREF _Toc228414676 \h </w:instrText>
         </w:r>
         <w:r>
           <w:rPr>
@@ -1672,7 +1672,7 @@
           <w14:ligatures w14:val="standardContextual"/>
         </w:rPr>
       </w:pPr>
-      <w:hyperlink w:anchor="_Toc228405258" w:history="1">
+      <w:hyperlink w:anchor="_Toc228414677" w:history="1">
         <w:r>
           <w:rPr>
             <w:rStyle w:val="Lienhypertexte"/>
@@ -1699,7 +1699,7 @@
             <w:noProof/>
             <w:webHidden/>
           </w:rPr>
-          <w:instrText xml:space="preserve"> PAGEREF _Toc228405258 \h </w:instrText>
+          <w:instrText xml:space="preserve"> PAGEREF _Toc228414677 \h </w:instrText>
         </w:r>
         <w:r>
           <w:rPr>
@@ -1745,7 +1745,7 @@
           <w14:ligatures w14:val="standardContextual"/>
         </w:rPr>
       </w:pPr>
-      <w:hyperlink w:anchor="_Toc228405259" w:history="1">
+      <w:hyperlink w:anchor="_Toc228414678" w:history="1">
         <w:r>
           <w:rPr>
             <w:rStyle w:val="Lienhypertexte"/>
@@ -1772,7 +1772,7 @@
             <w:noProof/>
             <w:webHidden/>
           </w:rPr>
-          <w:instrText xml:space="preserve"> PAGEREF _Toc228405259 \h </w:instrText>
+          <w:instrText xml:space="preserve"> PAGEREF _Toc228414678 \h </w:instrText>
         </w:r>
         <w:r>
           <w:rPr>
@@ -1818,7 +1818,7 @@
           <w14:ligatures w14:val="standardContextual"/>
         </w:rPr>
       </w:pPr>
-      <w:hyperlink w:anchor="_Toc228405260" w:history="1">
+      <w:hyperlink w:anchor="_Toc228414679" w:history="1">
         <w:r>
           <w:rPr>
             <w:rStyle w:val="Lienhypertexte"/>
@@ -1846,7 +1846,7 @@
             <w:noProof/>
             <w:webHidden/>
           </w:rPr>
-          <w:instrText xml:space="preserve"> PAGEREF _Toc228405260 \h </w:instrText>
+          <w:instrText xml:space="preserve"> PAGEREF _Toc228414679 \h </w:instrText>
         </w:r>
         <w:r>
           <w:rPr>
@@ -1892,7 +1892,7 @@
           <w14:ligatures w14:val="standardContextual"/>
         </w:rPr>
       </w:pPr>
-      <w:hyperlink w:anchor="_Toc228405261" w:history="1">
+      <w:hyperlink w:anchor="_Toc228414680" w:history="1">
         <w:r>
           <w:rPr>
             <w:rStyle w:val="Lienhypertexte"/>
@@ -1920,7 +1920,7 @@
             <w:noProof/>
             <w:webHidden/>
           </w:rPr>
-          <w:instrText xml:space="preserve"> PAGEREF _Toc228405261 \h </w:instrText>
+          <w:instrText xml:space="preserve"> PAGEREF _Toc228414680 \h </w:instrText>
         </w:r>
         <w:r>
           <w:rPr>
@@ -1966,7 +1966,7 @@
           <w14:ligatures w14:val="standardContextual"/>
         </w:rPr>
       </w:pPr>
-      <w:hyperlink w:anchor="_Toc228405262" w:history="1">
+      <w:hyperlink w:anchor="_Toc228414681" w:history="1">
         <w:r>
           <w:rPr>
             <w:rStyle w:val="Lienhypertexte"/>
@@ -1994,7 +1994,7 @@
             <w:noProof/>
             <w:webHidden/>
           </w:rPr>
-          <w:instrText xml:space="preserve"> PAGEREF _Toc228405262 \h </w:instrText>
+          <w:instrText xml:space="preserve"> PAGEREF _Toc228414681 \h </w:instrText>
         </w:r>
         <w:r>
           <w:rPr>
@@ -2040,7 +2040,7 @@
           <w14:ligatures w14:val="standardContextual"/>
         </w:rPr>
       </w:pPr>
-      <w:hyperlink w:anchor="_Toc228405263" w:history="1">
+      <w:hyperlink w:anchor="_Toc228414682" w:history="1">
         <w:r>
           <w:rPr>
             <w:rStyle w:val="Lienhypertexte"/>
@@ -2068,7 +2068,7 @@
             <w:noProof/>
             <w:webHidden/>
           </w:rPr>
-          <w:instrText xml:space="preserve"> PAGEREF _Toc228405263 \h </w:instrText>
+          <w:instrText xml:space="preserve"> PAGEREF _Toc228414682 \h </w:instrText>
         </w:r>
         <w:r>
           <w:rPr>
@@ -2114,7 +2114,7 @@
           <w14:ligatures w14:val="standardContextual"/>
         </w:rPr>
       </w:pPr>
-      <w:hyperlink w:anchor="_Toc228405264" w:history="1">
+      <w:hyperlink w:anchor="_Toc228414683" w:history="1">
         <w:r>
           <w:rPr>
             <w:rStyle w:val="Lienhypertexte"/>
@@ -2142,7 +2142,7 @@
             <w:noProof/>
             <w:webHidden/>
           </w:rPr>
-          <w:instrText xml:space="preserve"> PAGEREF _Toc228405264 \h </w:instrText>
+          <w:instrText xml:space="preserve"> PAGEREF _Toc228414683 \h </w:instrText>
         </w:r>
         <w:r>
           <w:rPr>
@@ -2188,7 +2188,7 @@
           <w14:ligatures w14:val="standardContextual"/>
         </w:rPr>
       </w:pPr>
-      <w:hyperlink w:anchor="_Toc228405265" w:history="1">
+      <w:hyperlink w:anchor="_Toc228414684" w:history="1">
         <w:r>
           <w:rPr>
             <w:rStyle w:val="Lienhypertexte"/>
@@ -2215,7 +2215,7 @@
             <w:noProof/>
             <w:webHidden/>
           </w:rPr>
-          <w:instrText xml:space="preserve"> PAGEREF _Toc228405265 \h </w:instrText>
+          <w:instrText xml:space="preserve"> PAGEREF _Toc228414684 \h </w:instrText>
         </w:r>
         <w:r>
           <w:rPr>
@@ -2235,7 +2235,7 @@
             <w:noProof/>
             <w:webHidden/>
           </w:rPr>
-          <w:t>16</w:t>
+          <w:t>17</w:t>
         </w:r>
         <w:r>
           <w:rPr>
@@ -2261,7 +2261,7 @@
           <w14:ligatures w14:val="standardContextual"/>
         </w:rPr>
       </w:pPr>
-      <w:hyperlink w:anchor="_Toc228405266" w:history="1">
+      <w:hyperlink w:anchor="_Toc228414685" w:history="1">
         <w:r>
           <w:rPr>
             <w:rStyle w:val="Lienhypertexte"/>
@@ -2288,7 +2288,7 @@
             <w:noProof/>
             <w:webHidden/>
           </w:rPr>
-          <w:instrText xml:space="preserve"> PAGEREF _Toc228405266 \h </w:instrText>
+          <w:instrText xml:space="preserve"> PAGEREF _Toc228414685 \h </w:instrText>
         </w:r>
         <w:r>
           <w:rPr>
@@ -2308,7 +2308,7 @@
             <w:noProof/>
             <w:webHidden/>
           </w:rPr>
-          <w:t>16</w:t>
+          <w:t>17</w:t>
         </w:r>
         <w:r>
           <w:rPr>
@@ -2334,7 +2334,7 @@
           <w14:ligatures w14:val="standardContextual"/>
         </w:rPr>
       </w:pPr>
-      <w:hyperlink w:anchor="_Toc228405267" w:history="1">
+      <w:hyperlink w:anchor="_Toc228414686" w:history="1">
         <w:r>
           <w:rPr>
             <w:rStyle w:val="Lienhypertexte"/>
@@ -2361,7 +2361,7 @@
             <w:noProof/>
             <w:webHidden/>
           </w:rPr>
-          <w:instrText xml:space="preserve"> PAGEREF _Toc228405267 \h </w:instrText>
+          <w:instrText xml:space="preserve"> PAGEREF _Toc228414686 \h </w:instrText>
         </w:r>
         <w:r>
           <w:rPr>
@@ -2381,7 +2381,7 @@
             <w:noProof/>
             <w:webHidden/>
           </w:rPr>
-          <w:t>16</w:t>
+          <w:t>17</w:t>
         </w:r>
         <w:r>
           <w:rPr>
@@ -2407,7 +2407,7 @@
           <w14:ligatures w14:val="standardContextual"/>
         </w:rPr>
       </w:pPr>
-      <w:hyperlink w:anchor="_Toc228405268" w:history="1">
+      <w:hyperlink w:anchor="_Toc228414687" w:history="1">
         <w:r>
           <w:rPr>
             <w:rStyle w:val="Lienhypertexte"/>
@@ -2434,7 +2434,7 @@
             <w:noProof/>
             <w:webHidden/>
           </w:rPr>
-          <w:instrText xml:space="preserve"> PAGEREF _Toc228405268 \h </w:instrText>
+          <w:instrText xml:space="preserve"> PAGEREF _Toc228414687 \h </w:instrText>
         </w:r>
         <w:r>
           <w:rPr>
@@ -2454,7 +2454,7 @@
             <w:noProof/>
             <w:webHidden/>
           </w:rPr>
-          <w:t>16</w:t>
+          <w:t>17</w:t>
         </w:r>
         <w:r>
           <w:rPr>
@@ -2480,7 +2480,7 @@
           <w14:ligatures w14:val="standardContextual"/>
         </w:rPr>
       </w:pPr>
-      <w:hyperlink w:anchor="_Toc228405269" w:history="1">
+      <w:hyperlink w:anchor="_Toc228414688" w:history="1">
         <w:r>
           <w:rPr>
             <w:rStyle w:val="Lienhypertexte"/>
@@ -2507,7 +2507,7 @@
             <w:noProof/>
             <w:webHidden/>
           </w:rPr>
-          <w:instrText xml:space="preserve"> PAGEREF _Toc228405269 \h </w:instrText>
+          <w:instrText xml:space="preserve"> PAGEREF _Toc228414688 \h </w:instrText>
         </w:r>
         <w:r>
           <w:rPr>
@@ -2527,7 +2527,7 @@
             <w:noProof/>
             <w:webHidden/>
           </w:rPr>
-          <w:t>17</w:t>
+          <w:t>18</w:t>
         </w:r>
         <w:r>
           <w:rPr>
@@ -2553,7 +2553,7 @@
           <w14:ligatures w14:val="standardContextual"/>
         </w:rPr>
       </w:pPr>
-      <w:hyperlink w:anchor="_Toc228405270" w:history="1">
+      <w:hyperlink w:anchor="_Toc228414689" w:history="1">
         <w:r>
           <w:rPr>
             <w:rStyle w:val="Lienhypertexte"/>
@@ -2581,7 +2581,7 @@
             <w:noProof/>
             <w:webHidden/>
           </w:rPr>
-          <w:instrText xml:space="preserve"> PAGEREF _Toc228405270 \h </w:instrText>
+          <w:instrText xml:space="preserve"> PAGEREF _Toc228414689 \h </w:instrText>
         </w:r>
         <w:r>
           <w:rPr>
@@ -2601,7 +2601,7 @@
             <w:noProof/>
             <w:webHidden/>
           </w:rPr>
-          <w:t>17</w:t>
+          <w:t>18</w:t>
         </w:r>
         <w:r>
           <w:rPr>
@@ -2627,7 +2627,7 @@
           <w14:ligatures w14:val="standardContextual"/>
         </w:rPr>
       </w:pPr>
-      <w:hyperlink w:anchor="_Toc228405271" w:history="1">
+      <w:hyperlink w:anchor="_Toc228414690" w:history="1">
         <w:r>
           <w:rPr>
             <w:rStyle w:val="Lienhypertexte"/>
@@ -2655,7 +2655,7 @@
             <w:noProof/>
             <w:webHidden/>
           </w:rPr>
-          <w:instrText xml:space="preserve"> PAGEREF _Toc228405271 \h </w:instrText>
+          <w:instrText xml:space="preserve"> PAGEREF _Toc228414690 \h </w:instrText>
         </w:r>
         <w:r>
           <w:rPr>
@@ -2675,7 +2675,7 @@
             <w:noProof/>
             <w:webHidden/>
           </w:rPr>
-          <w:t>17</w:t>
+          <w:t>18</w:t>
         </w:r>
         <w:r>
           <w:rPr>
@@ -2701,7 +2701,7 @@
           <w14:ligatures w14:val="standardContextual"/>
         </w:rPr>
       </w:pPr>
-      <w:hyperlink w:anchor="_Toc228405272" w:history="1">
+      <w:hyperlink w:anchor="_Toc228414691" w:history="1">
         <w:r>
           <w:rPr>
             <w:rStyle w:val="Lienhypertexte"/>
@@ -2728,7 +2728,7 @@
             <w:noProof/>
             <w:webHidden/>
           </w:rPr>
-          <w:instrText xml:space="preserve"> PAGEREF _Toc228405272 \h </w:instrText>
+          <w:instrText xml:space="preserve"> PAGEREF _Toc228414691 \h </w:instrText>
         </w:r>
         <w:r>
           <w:rPr>
@@ -2748,7 +2748,7 @@
             <w:noProof/>
             <w:webHidden/>
           </w:rPr>
-          <w:t>17</w:t>
+          <w:t>18</w:t>
         </w:r>
         <w:r>
           <w:rPr>
@@ -2774,7 +2774,7 @@
           <w14:ligatures w14:val="standardContextual"/>
         </w:rPr>
       </w:pPr>
-      <w:hyperlink w:anchor="_Toc228405273" w:history="1">
+      <w:hyperlink w:anchor="_Toc228414692" w:history="1">
         <w:r>
           <w:rPr>
             <w:rStyle w:val="Lienhypertexte"/>
@@ -2801,7 +2801,7 @@
             <w:noProof/>
             <w:webHidden/>
           </w:rPr>
-          <w:instrText xml:space="preserve"> PAGEREF _Toc228405273 \h </w:instrText>
+          <w:instrText xml:space="preserve"> PAGEREF _Toc228414692 \h </w:instrText>
         </w:r>
         <w:r>
           <w:rPr>
@@ -2821,7 +2821,7 @@
             <w:noProof/>
             <w:webHidden/>
           </w:rPr>
-          <w:t>18</w:t>
+          <w:t>19</w:t>
         </w:r>
         <w:r>
           <w:rPr>
@@ -2847,7 +2847,7 @@
           <w14:ligatures w14:val="standardContextual"/>
         </w:rPr>
       </w:pPr>
-      <w:hyperlink w:anchor="_Toc228405274" w:history="1">
+      <w:hyperlink w:anchor="_Toc228414693" w:history="1">
         <w:r>
           <w:rPr>
             <w:rStyle w:val="Lienhypertexte"/>
@@ -2874,7 +2874,7 @@
             <w:noProof/>
             <w:webHidden/>
           </w:rPr>
-          <w:instrText xml:space="preserve"> PAGEREF _Toc228405274 \h </w:instrText>
+          <w:instrText xml:space="preserve"> PAGEREF _Toc228414693 \h </w:instrText>
         </w:r>
         <w:r>
           <w:rPr>
@@ -2894,7 +2894,7 @@
             <w:noProof/>
             <w:webHidden/>
           </w:rPr>
-          <w:t>19</w:t>
+          <w:t>20</w:t>
         </w:r>
         <w:r>
           <w:rPr>
@@ -2920,7 +2920,7 @@
           <w14:ligatures w14:val="standardContextual"/>
         </w:rPr>
       </w:pPr>
-      <w:hyperlink w:anchor="_Toc228405275" w:history="1">
+      <w:hyperlink w:anchor="_Toc228414694" w:history="1">
         <w:r>
           <w:rPr>
             <w:rStyle w:val="Lienhypertexte"/>
@@ -2947,7 +2947,7 @@
             <w:noProof/>
             <w:webHidden/>
           </w:rPr>
-          <w:instrText xml:space="preserve"> PAGEREF _Toc228405275 \h </w:instrText>
+          <w:instrText xml:space="preserve"> PAGEREF _Toc228414694 \h </w:instrText>
         </w:r>
         <w:r>
           <w:rPr>
@@ -2967,7 +2967,7 @@
             <w:noProof/>
             <w:webHidden/>
           </w:rPr>
-          <w:t>19</w:t>
+          <w:t>20</w:t>
         </w:r>
         <w:r>
           <w:rPr>
@@ -2993,7 +2993,7 @@
           <w14:ligatures w14:val="standardContextual"/>
         </w:rPr>
       </w:pPr>
-      <w:hyperlink w:anchor="_Toc228405276" w:history="1">
+      <w:hyperlink w:anchor="_Toc228414695" w:history="1">
         <w:r>
           <w:rPr>
             <w:rStyle w:val="Lienhypertexte"/>
@@ -3020,7 +3020,7 @@
             <w:noProof/>
             <w:webHidden/>
           </w:rPr>
-          <w:instrText xml:space="preserve"> PAGEREF _Toc228405276 \h </w:instrText>
+          <w:instrText xml:space="preserve"> PAGEREF _Toc228414695 \h </w:instrText>
         </w:r>
         <w:r>
           <w:rPr>
@@ -3040,7 +3040,7 @@
             <w:noProof/>
             <w:webHidden/>
           </w:rPr>
-          <w:t>21</w:t>
+          <w:t>22</w:t>
         </w:r>
         <w:r>
           <w:rPr>
@@ -3074,7 +3074,7 @@
       <w:pPr>
         <w:pStyle w:val="Titre1"/>
       </w:pPr>
-      <w:bookmarkStart w:id="0" w:name="_Toc228405241"/>
+      <w:bookmarkStart w:id="0" w:name="_Toc228414660"/>
       <w:r>
         <w:lastRenderedPageBreak/>
         <w:t>1. POSITIONNEMENT DE LA RECHERCHE</w:t>
@@ -3089,7 +3089,7 @@
           <w:color w:val="4472C4" w:themeColor="accent1"/>
         </w:rPr>
       </w:pPr>
-      <w:bookmarkStart w:id="1" w:name="_Toc228405242"/>
+      <w:bookmarkStart w:id="1" w:name="_Toc228414661"/>
       <w:r>
         <w:rPr>
           <w:rFonts w:eastAsia="Times New Roman"/>
@@ -5737,7 +5737,7 @@
           <w:rFonts w:eastAsia="Times New Roman"/>
         </w:rPr>
       </w:pPr>
-      <w:bookmarkStart w:id="3" w:name="_Toc228405243"/>
+      <w:bookmarkStart w:id="3" w:name="_Toc228414662"/>
       <w:r>
         <w:rPr>
           <w:rFonts w:eastAsia="Times New Roman"/>
@@ -6189,7 +6189,7 @@
       <w:pPr>
         <w:pStyle w:val="Titre2"/>
       </w:pPr>
-      <w:bookmarkStart w:id="4" w:name="_Toc228405244"/>
+      <w:bookmarkStart w:id="4" w:name="_Toc228414663"/>
       <w:r>
         <w:t>E</w:t>
       </w:r>
@@ -6684,10 +6684,16 @@
         <w:t>cahier des charges</w:t>
       </w:r>
       <w:r>
+        <w:t>, par l’expertise, les livrables, la gestion de projet</w:t>
+      </w:r>
+      <w:r>
         <w:t>)</w:t>
       </w:r>
       <w:r>
-        <w:t xml:space="preserve"> et un axe politique, moins tangible, lié au fait de </w:t>
+        <w:t xml:space="preserve"> et un axe politique, moins tangible</w:t>
+      </w:r>
+      <w:r>
+        <w:t xml:space="preserve"> (le fait de </w:t>
       </w:r>
       <w:r>
         <w:t xml:space="preserve">construire le consensus et l’engagement autour des actions correctives, </w:t>
@@ -6696,6 +6702,9 @@
         <w:t>pour assoir les résultats de la mission</w:t>
       </w:r>
       <w:r>
+        <w:t>)</w:t>
+      </w:r>
+      <w:r>
         <w:t xml:space="preserve"> </w:t>
       </w:r>
       <w:r>
@@ -6796,7 +6805,12 @@
       </w:r>
       <w:bookmarkEnd w:id="5"/>
       <w:r>
-        <w:t xml:space="preserve"> Or, axe</w:t>
+        <w:t xml:space="preserve"> </w:t>
+      </w:r>
+    </w:p>
+    <w:p>
+      <w:r>
+        <w:t>Or, axe</w:t>
       </w:r>
       <w:r>
         <w:t xml:space="preserve"> technique et politique</w:t>
@@ -6940,19 +6954,19 @@
         <w:rPr>
           <w:rFonts w:eastAsia="Times New Roman"/>
         </w:rPr>
-        <w:t>et l</w:t>
-      </w:r>
-      <w:r>
-        <w:rPr>
-          <w:rFonts w:eastAsia="Times New Roman"/>
-        </w:rPr>
-        <w:t xml:space="preserve">eur </w:t>
-      </w:r>
-      <w:r>
-        <w:rPr>
-          <w:rFonts w:eastAsia="Times New Roman"/>
-        </w:rPr>
-        <w:t>appropriation</w:t>
+        <w:t>le fondement de l’aspect politique du conseil se fragilise</w:t>
+      </w:r>
+      <w:r>
+        <w:rPr>
+          <w:rFonts w:eastAsia="Times New Roman"/>
+        </w:rPr>
+        <w:t xml:space="preserve"> également</w:t>
+      </w:r>
+      <w:r>
+        <w:rPr>
+          <w:rFonts w:eastAsia="Times New Roman"/>
+        </w:rPr>
+        <w:t>.</w:t>
       </w:r>
       <w:r>
         <w:rPr>
@@ -6964,31 +6978,43 @@
         <w:rPr>
           <w:rFonts w:eastAsia="Times New Roman"/>
         </w:rPr>
-        <w:t xml:space="preserve">par le client </w:t>
-      </w:r>
-      <w:r>
-        <w:rPr>
-          <w:rFonts w:eastAsia="Times New Roman"/>
-        </w:rPr>
-        <w:t>interroge</w:t>
-      </w:r>
-      <w:r>
-        <w:rPr>
-          <w:rFonts w:eastAsia="Times New Roman"/>
-        </w:rPr>
-        <w:t xml:space="preserve">, </w:t>
-      </w:r>
-      <w:r>
-        <w:rPr>
-          <w:rFonts w:eastAsia="Times New Roman"/>
-        </w:rPr>
-        <w:t>le fondement de l’aspect politique du conseil se fragilise</w:t>
-      </w:r>
-      <w:r>
-        <w:rPr>
-          <w:rFonts w:eastAsia="Times New Roman"/>
-        </w:rPr>
-        <w:t xml:space="preserve"> également</w:t>
+        <w:t xml:space="preserve">Dit autrement, </w:t>
+      </w:r>
+      <w:r>
+        <w:rPr>
+          <w:rFonts w:eastAsia="Times New Roman"/>
+        </w:rPr>
+        <w:t xml:space="preserve">le conseil « marche moins bien », et </w:t>
+      </w:r>
+      <w:r>
+        <w:rPr>
+          <w:rFonts w:eastAsia="Times New Roman"/>
+        </w:rPr>
+        <w:t xml:space="preserve">la valeur </w:t>
+      </w:r>
+      <w:r>
+        <w:rPr>
+          <w:rFonts w:eastAsia="Times New Roman"/>
+        </w:rPr>
+        <w:t>perçue</w:t>
+      </w:r>
+      <w:r>
+        <w:rPr>
+          <w:rFonts w:eastAsia="Times New Roman"/>
+        </w:rPr>
+        <w:t xml:space="preserve"> </w:t>
+      </w:r>
+      <w:r>
+        <w:rPr>
+          <w:rFonts w:eastAsia="Times New Roman"/>
+        </w:rPr>
+        <w:t xml:space="preserve">du conseil </w:t>
+      </w:r>
+      <w:r>
+        <w:rPr>
+          <w:rFonts w:eastAsia="Times New Roman"/>
+        </w:rPr>
+        <w:t>se fragilise</w:t>
       </w:r>
       <w:r>
         <w:rPr>
@@ -7013,14 +7039,9 @@
         <w:rPr>
           <w:rFonts w:eastAsia="Times New Roman"/>
         </w:rPr>
-        <w:t xml:space="preserve">Dit autrement, la valeur </w:t>
-      </w:r>
-      <w:r>
-        <w:rPr>
-          <w:rFonts w:eastAsia="Times New Roman"/>
-        </w:rPr>
-        <w:t>perçue</w:t>
-      </w:r>
+        <w:t>La dimension émotionnelle de la valeur perçue relève de l’expérience</w:t>
+      </w:r>
+      <w:bookmarkStart w:id="6" w:name="_Hlk228412627"/>
       <w:r>
         <w:rPr>
           <w:rFonts w:eastAsia="Times New Roman"/>
@@ -7031,13 +7052,32 @@
         <w:rPr>
           <w:rFonts w:eastAsia="Times New Roman"/>
         </w:rPr>
-        <w:t xml:space="preserve">du conseil </w:t>
-      </w:r>
-      <w:r>
-        <w:rPr>
-          <w:rFonts w:eastAsia="Times New Roman"/>
-        </w:rPr>
-        <w:t>devient contestable</w:t>
+        <w:fldChar w:fldCharType="begin"/>
+      </w:r>
+      <w:r>
+        <w:rPr>
+          <w:rFonts w:eastAsia="Times New Roman"/>
+        </w:rPr>
+        <w:instrText xml:space="preserve"> ADDIN ZOTERO_ITEM CSL_CITATION {"citationID":"m7uKiTaZ","properties":{"unsorted":false,"formattedCitation":"(Arslanagic-Kalajdzic &amp; Zabkar, 2017)","plainCitation":"(Arslanagic-Kalajdzic &amp; Zabkar, 2017)","noteIndex":0},"citationItems":[{"id":14592,"uris":["http://zotero.org/users/12622049/items/HTJLFKWT"],"itemData":{"id":14592,"type":"article-journal","abstract":"It is well documented in the literature that customer perceived value plays an important role in understanding behavioral outcomes of business customers. However, most business-to-business research has focused on the functional dimension of perceived value, while consumer research has already advanced to a multidimensional value conceptualization. This study expands the concept of perceived value in the professional business services context to functional, emotional, and social perceived value. Based on signaling theory, we conceptualize and empirically support links between the three dimensions of perceived value and its antecedents (perceived corporate reputation, perceived corporate credibility, and perceived relationship quality) and outcomes (satisfaction and loyalty). The results of a survey involving 228 business clients reveal differences in links between value antecedents and the three perceived value dimensions: while perceived corporate credibility and relationship quality impact all dimensions, perceived corporate reputation impacts only perceived emotional value. Results of our study help in understanding how satisfaction and loyalty are viewed as perceived value outcomes; apart from functional value, emotional and social values play a significant role in the satisfaction and loyalty of professional business services clients.","call-number":"2","citation-key":"arslanagic-kalajdzicPerceivedValueMore2017","container-title":"Industrial Marketing Management","DOI":"10.1016/j.indmarman.2017.05.005","ISSN":"0019-8501","journalAbbreviation":"Industrial Marketing Management","page":"47-58","source":"ScienceDirect","title":"Is perceived value more than value for money in professional business services?","volume":"65","author":[{"family":"Arslanagic-Kalajdzic","given":"Maja"},{"family":"Zabkar","given":"Vesna"}],"issued":{"date-parts":[["2017",8,1]]}}}],"schema":"https://github.com/citation-style-language/schema/raw/master/csl-citation.json"} </w:instrText>
+      </w:r>
+      <w:r>
+        <w:rPr>
+          <w:rFonts w:eastAsia="Times New Roman"/>
+        </w:rPr>
+        <w:fldChar w:fldCharType="separate"/>
+      </w:r>
+      <w:r>
+        <w:rPr>
+          <w:rFonts w:eastAsia="Times New Roman"/>
+          <w:noProof/>
+        </w:rPr>
+        <w:t>(Arslanagic-Kalajdzic &amp; Zabkar, 2017)</w:t>
+      </w:r>
+      <w:r>
+        <w:rPr>
+          <w:rFonts w:eastAsia="Times New Roman"/>
+        </w:rPr>
+        <w:fldChar w:fldCharType="end"/>
       </w:r>
       <w:r>
         <w:rPr>
@@ -7051,40 +7091,284 @@
         </w:rPr>
         <w:t xml:space="preserve"> </w:t>
       </w:r>
-      <w:r>
-        <w:t>Dans ces conditions, q</w:t>
-      </w:r>
-      <w:r>
-        <w:t xml:space="preserve">uels </w:t>
-      </w:r>
-      <w:r>
-        <w:t xml:space="preserve">peuvent être les mécanismes </w:t>
-      </w:r>
-      <w:r>
-        <w:t>protecteur</w:t>
-      </w:r>
-      <w:r>
-        <w:t>s</w:t>
-      </w:r>
-      <w:r>
-        <w:t xml:space="preserve"> de </w:t>
-      </w:r>
-      <w:r>
-        <w:t xml:space="preserve">la </w:t>
-      </w:r>
-      <w:proofErr w:type="spellStart"/>
-      <w:r>
-        <w:t>co-création</w:t>
-      </w:r>
-      <w:proofErr w:type="spellEnd"/>
-      <w:r>
-        <w:t xml:space="preserve"> de valeur perçue du conseil à l’ère de l’IA</w:t>
-      </w:r>
-      <w:r>
+    </w:p>
+    <w:p>
+      <w:pPr>
+        <w:rPr>
+          <w:rFonts w:eastAsia="Times New Roman"/>
+        </w:rPr>
+      </w:pPr>
+      <w:r>
+        <w:rPr>
+          <w:rFonts w:eastAsia="Times New Roman"/>
+        </w:rPr>
+        <w:t>C</w:t>
+      </w:r>
+      <w:r>
+        <w:rPr>
+          <w:rFonts w:eastAsia="Times New Roman"/>
+        </w:rPr>
+        <w:t xml:space="preserve">ouplée à </w:t>
+      </w:r>
+      <w:r>
+        <w:rPr>
+          <w:rFonts w:eastAsia="Times New Roman"/>
+        </w:rPr>
+        <w:t>la qualité de la relation</w:t>
+      </w:r>
+      <w:r>
+        <w:rPr>
+          <w:rFonts w:eastAsia="Times New Roman"/>
+        </w:rPr>
+        <w:t>, l’expérience impacte</w:t>
+      </w:r>
+      <w:r>
+        <w:rPr>
+          <w:rFonts w:eastAsia="Times New Roman"/>
+        </w:rPr>
+        <w:t xml:space="preserve"> directement la valeur émotionnelle perçue par le client</w:t>
+      </w:r>
+      <w:r>
+        <w:rPr>
+          <w:rFonts w:eastAsia="Times New Roman"/>
+        </w:rPr>
+        <w:t>.</w:t>
+      </w:r>
+      <w:r>
+        <w:rPr>
+          <w:rFonts w:eastAsia="Times New Roman"/>
+        </w:rPr>
         <w:t xml:space="preserve"> </w:t>
       </w:r>
       <w:r>
-        <w:t xml:space="preserve">? </w:t>
+        <w:rPr>
+          <w:rFonts w:eastAsia="Times New Roman"/>
+        </w:rPr>
+        <w:t>L</w:t>
+      </w:r>
+      <w:r>
+        <w:rPr>
+          <w:rFonts w:eastAsia="Times New Roman"/>
+        </w:rPr>
+        <w:t>es besoins socio-émotionnels permettent de construire l'engagement et la confiance nécessaires à la réussite politique et humaine de la mission</w:t>
+      </w:r>
+      <w:r>
+        <w:rPr>
+          <w:rFonts w:eastAsia="Times New Roman"/>
+        </w:rPr>
+        <w:t>.</w:t>
+      </w:r>
+      <w:r>
+        <w:rPr>
+          <w:rFonts w:eastAsia="Times New Roman"/>
+        </w:rPr>
+        <w:t xml:space="preserve"> </w:t>
+      </w:r>
+      <w:r>
+        <w:rPr>
+          <w:rFonts w:eastAsia="Times New Roman"/>
+        </w:rPr>
+        <w:t xml:space="preserve">En premier lieu, </w:t>
+      </w:r>
+      <w:r>
+        <w:rPr>
+          <w:rFonts w:eastAsia="Times New Roman"/>
+        </w:rPr>
+        <w:t xml:space="preserve">le client évalue </w:t>
+      </w:r>
+      <w:r>
+        <w:rPr>
+          <w:rFonts w:eastAsia="Times New Roman"/>
+        </w:rPr>
+        <w:t>les</w:t>
+      </w:r>
+      <w:r>
+        <w:rPr>
+          <w:rFonts w:eastAsia="Times New Roman"/>
+        </w:rPr>
+        <w:t xml:space="preserve"> ressources liées à la tâche</w:t>
+      </w:r>
+      <w:r>
+        <w:rPr>
+          <w:rFonts w:eastAsia="Times New Roman"/>
+        </w:rPr>
+        <w:t xml:space="preserve"> </w:t>
+      </w:r>
+      <w:r>
+        <w:rPr>
+          <w:rFonts w:eastAsia="Times New Roman"/>
+        </w:rPr>
+        <w:t>(dimension fonctionnelle</w:t>
+      </w:r>
+      <w:r>
+        <w:rPr>
+          <w:rFonts w:eastAsia="Times New Roman"/>
+        </w:rPr>
+        <w:t>, le socle</w:t>
+      </w:r>
+      <w:r>
+        <w:rPr>
+          <w:rFonts w:eastAsia="Times New Roman"/>
+        </w:rPr>
+        <w:t xml:space="preserve">), </w:t>
+      </w:r>
+      <w:r>
+        <w:rPr>
+          <w:rFonts w:eastAsia="Times New Roman"/>
+        </w:rPr>
+        <w:t xml:space="preserve">puis </w:t>
+      </w:r>
+      <w:r>
+        <w:rPr>
+          <w:rFonts w:eastAsia="Times New Roman"/>
+        </w:rPr>
+        <w:t>l</w:t>
+      </w:r>
+      <w:r>
+        <w:rPr>
+          <w:rFonts w:eastAsia="Times New Roman"/>
+        </w:rPr>
+        <w:t>es ressources socio-émotionnelles</w:t>
+      </w:r>
+      <w:r>
+        <w:rPr>
+          <w:rFonts w:eastAsia="Times New Roman"/>
+        </w:rPr>
+        <w:t xml:space="preserve"> (</w:t>
+      </w:r>
+      <w:r>
+        <w:rPr>
+          <w:rFonts w:eastAsia="Times New Roman"/>
+        </w:rPr>
+        <w:t>la dimension humaine de l'interaction</w:t>
+      </w:r>
+      <w:r>
+        <w:rPr>
+          <w:rFonts w:eastAsia="Times New Roman"/>
+        </w:rPr>
+        <w:t xml:space="preserve">, i.e. </w:t>
+      </w:r>
+      <w:r>
+        <w:rPr>
+          <w:rFonts w:eastAsia="Times New Roman"/>
+        </w:rPr>
+        <w:t>l'empathie, l'écoute, le soutien, le développement d'une relation de confiance, la gestion du stress du client).</w:t>
+      </w:r>
+      <w:r>
+        <w:rPr>
+          <w:rFonts w:eastAsia="Times New Roman"/>
+        </w:rPr>
+        <w:t xml:space="preserve"> Or, l</w:t>
+      </w:r>
+      <w:r>
+        <w:rPr>
+          <w:rFonts w:eastAsia="Times New Roman"/>
+        </w:rPr>
+        <w:t>a valeur perçue par le client n'est pas statique : elle fluctue fortement en fonction du contexte et des contraintes de la situation</w:t>
+      </w:r>
+      <w:r>
+        <w:rPr>
+          <w:rFonts w:eastAsia="Times New Roman"/>
+        </w:rPr>
+        <w:t xml:space="preserve">. </w:t>
+      </w:r>
+      <w:r>
+        <w:rPr>
+          <w:rFonts w:eastAsia="Times New Roman"/>
+        </w:rPr>
+        <w:t xml:space="preserve">Lorsque le client fait face à de fortes contraintes de temps (urgence) ou de budget, la valeur accordée aux ressources socio-émotionnelles chute brutalement. Dans le cadre d'une relation à long terme, la valeur perçue des ressources socio-émotionnelles augmente considérablement par rapport à une relation à court terme. Pour qu'une mission longue réussisse, le client a besoin que le consultant s'investisse émotionnellement et relationnellement </w:t>
+      </w:r>
+      <w:r>
+        <w:rPr>
+          <w:rFonts w:eastAsia="Times New Roman"/>
+        </w:rPr>
+        <w:fldChar w:fldCharType="begin"/>
+      </w:r>
+      <w:r>
+        <w:rPr>
+          <w:rFonts w:eastAsia="Times New Roman"/>
+        </w:rPr>
+        <w:instrText xml:space="preserve"> ADDIN ZOTERO_ITEM CSL_CITATION {"citationID":"Wkh6pR73","properties":{"unsorted":false,"formattedCitation":"(Plenge et al., 2008)","plainCitation":"(Plenge et al., 2008)","noteIndex":0},"citationItems":[{"id":3191,"uris":["http://zotero.org/users/12622049/items/EYUM857J"],"itemData":{"id":3191,"type":"article-journal","abstract":"Purpose\nThis article aims to examine how situational constraints impact clients' valuations of the task and socio‐emotional resources exchanged when interacting with consultants. In consultant‐client relationships, the emphasis on economic resources has commodified these interactions into explicit exchanges of time, money, and deliverables.\n\nDesign/methodology/approach\nA total of five hypotheses were tested using a within‐subjects experimental design. Subjects consisted of 110 adult professionals who were presented with five different scenarios in a random sequence and asked to rank order and evaluate a list of professional‐service resources.\n\nFindings\nThe valuation of resources was found to change when situational constraints were present. Regardless of the context, task resources were generally valued more than socio‐emotional resources. When relational constraints were salient, socio‐emotional resources were valued more in long‐term than short‐term relationships. When faced with time pressure or budgetary constraints, task needs were valued more than socio‐emotional needs.\n\nResearch limitations/implications\nThere is potential bias due to snowball sampling, and the hypothetical nature of the experimental scenarios limits the generalizability of this study.\n\nPractical implications\nFor clients, this research indicates that the context surrounding consultant‐client interactions plays an important role in shaping clients' valuation of resources, both individually and collectively. For consultants, these findings suggest that a “one‐size‐fits‐all” strategy is not the most effective way to approach consultant‐client interactions.\n\nOriginality/value\nThis study contributes to our knowledge about how situational constraints impact clients' valuation of the task and socio‐emotional resources offered by consultants.","call-number":"N/A","citation-key":"plengeInfluenceSituationalConstraints2008","container-title":"International Journal of Organizational Analysis","DOI":"10.1108/19348830710868284","journalAbbreviation":"International Journal of Organizational Analysis","note":"1 citations (Crossref) [2024-02-01]","page":"136-151","source":"ResearchGate","title":"The influence of situational constraints on the perceived value of consulting services","volume":"15","author":[{"family":"Plenge","given":"Nicole"},{"family":"Erickson","given":"Robin"},{"family":"Roloff","given":"Michael"}],"issued":{"date-parts":[["2008",3,18]]}}}],"schema":"https://github.com/citation-style-language/schema/raw/master/csl-citation.json"} </w:instrText>
+      </w:r>
+      <w:r>
+        <w:rPr>
+          <w:rFonts w:eastAsia="Times New Roman"/>
+        </w:rPr>
+        <w:fldChar w:fldCharType="separate"/>
+      </w:r>
+      <w:r>
+        <w:rPr>
+          <w:rFonts w:eastAsia="Times New Roman"/>
+          <w:noProof/>
+        </w:rPr>
+        <w:t>(Plenge et al., 2008)</w:t>
+      </w:r>
+      <w:r>
+        <w:rPr>
+          <w:rFonts w:eastAsia="Times New Roman"/>
+        </w:rPr>
+        <w:fldChar w:fldCharType="end"/>
+      </w:r>
+      <w:r>
+        <w:rPr>
+          <w:rFonts w:eastAsia="Times New Roman"/>
+        </w:rPr>
+        <w:t>.</w:t>
+      </w:r>
+      <w:r>
+        <w:rPr>
+          <w:rFonts w:eastAsia="Times New Roman"/>
+        </w:rPr>
+        <w:t xml:space="preserve"> </w:t>
+      </w:r>
+    </w:p>
+    <w:p>
+      <w:pPr>
+        <w:rPr>
+          <w:rFonts w:eastAsia="Times New Roman"/>
+        </w:rPr>
+      </w:pPr>
+      <w:r>
+        <w:rPr>
+          <w:rFonts w:eastAsia="Times New Roman"/>
+        </w:rPr>
+        <w:t>Si le résultat de la tâche est perçu comme illisible ou suspect</w:t>
+      </w:r>
+      <w:r>
+        <w:rPr>
+          <w:rFonts w:eastAsia="Times New Roman"/>
+        </w:rPr>
+        <w:t xml:space="preserve"> du fait de l’IA</w:t>
+      </w:r>
+      <w:r>
+        <w:rPr>
+          <w:rFonts w:eastAsia="Times New Roman"/>
+        </w:rPr>
+        <w:t xml:space="preserve">, tout l'édifice socio-émotionnel </w:t>
+      </w:r>
+      <w:r>
+        <w:rPr>
+          <w:rFonts w:eastAsia="Times New Roman"/>
+        </w:rPr>
+        <w:t>risque l</w:t>
+      </w:r>
+      <w:r>
+        <w:rPr>
+          <w:rFonts w:eastAsia="Times New Roman"/>
+        </w:rPr>
+        <w:t>'écroule</w:t>
+      </w:r>
+      <w:r>
+        <w:rPr>
+          <w:rFonts w:eastAsia="Times New Roman"/>
+        </w:rPr>
+        <w:t>ment</w:t>
+      </w:r>
+      <w:r>
+        <w:rPr>
+          <w:rFonts w:eastAsia="Times New Roman"/>
+        </w:rPr>
+        <w:t>.</w:t>
       </w:r>
     </w:p>
     <w:p>
@@ -7095,22 +7379,23 @@
           <w:color w:val="3A332D"/>
         </w:rPr>
       </w:pPr>
-      <w:bookmarkStart w:id="6" w:name="_Hlk227872854"/>
-      <w:bookmarkStart w:id="7" w:name="_Toc228405245"/>
+      <w:bookmarkStart w:id="7" w:name="_Hlk227872854"/>
+      <w:bookmarkStart w:id="8" w:name="_Toc228414664"/>
+      <w:bookmarkEnd w:id="6"/>
       <w:r>
         <w:rPr>
           <w:rFonts w:eastAsia="Times New Roman"/>
         </w:rPr>
         <w:t>Implications</w:t>
       </w:r>
-      <w:bookmarkEnd w:id="6"/>
+      <w:bookmarkEnd w:id="7"/>
       <w:r>
         <w:rPr>
           <w:rFonts w:eastAsia="Times New Roman"/>
         </w:rPr>
         <w:t xml:space="preserve"> de la recherche</w:t>
       </w:r>
-      <w:bookmarkEnd w:id="7"/>
+      <w:bookmarkEnd w:id="8"/>
     </w:p>
     <w:p>
       <w:pPr>
@@ -7359,54 +7644,27 @@
         <w:t xml:space="preserve"> </w:t>
       </w:r>
       <w:r>
-        <w:t xml:space="preserve">En </w:t>
-      </w:r>
-      <w:r>
-        <w:t>interroge</w:t>
-      </w:r>
-      <w:r>
-        <w:t xml:space="preserve">ant les effets de l’IA sur la valeur perçue du conseil, nous visons à éclairer la manière de faire </w:t>
-      </w:r>
-      <w:r>
-        <w:t xml:space="preserve">du </w:t>
-      </w:r>
-      <w:r>
-        <w:t xml:space="preserve">conseil </w:t>
-      </w:r>
-      <w:r>
-        <w:t>dont la valeur est perçue</w:t>
-      </w:r>
-      <w:r>
-        <w:t xml:space="preserve"> à sa juste valeur</w:t>
-      </w:r>
-      <w:r>
-        <w:t xml:space="preserve">, </w:t>
-      </w:r>
-      <w:r>
-        <w:t>à l’ère de l’IA</w:t>
-      </w:r>
-      <w:r>
-        <w:t>.</w:t>
+        <w:t>Notre recherche interroge la validité du principe de ‘vase communiquant’ : déléguer la technique à l’IA sans se préoccuper des effets profonds de l’IA (floutage des contributions, appropriation) peut influencer la dimension sociale et émotionnelle, et au final, la valeur perçue.</w:t>
       </w:r>
     </w:p>
     <w:p>
       <w:pPr>
         <w:pStyle w:val="Titre1"/>
       </w:pPr>
-      <w:bookmarkStart w:id="8" w:name="_Toc228405246"/>
+      <w:bookmarkStart w:id="9" w:name="_Toc228414665"/>
       <w:r>
         <w:t xml:space="preserve">2. CADRE </w:t>
       </w:r>
       <w:r>
         <w:t>THEORIQUE</w:t>
       </w:r>
-      <w:bookmarkEnd w:id="8"/>
+      <w:bookmarkEnd w:id="9"/>
     </w:p>
     <w:p>
       <w:pPr>
         <w:pStyle w:val="Titre2"/>
       </w:pPr>
-      <w:bookmarkStart w:id="9" w:name="_Toc228405247"/>
+      <w:bookmarkStart w:id="10" w:name="_Toc228414666"/>
       <w:r>
         <w:t>L</w:t>
       </w:r>
@@ -7437,10 +7695,11 @@
       <w:r>
         <w:t>restent à explorer</w:t>
       </w:r>
-      <w:bookmarkEnd w:id="9"/>
-    </w:p>
-    <w:p>
-      <w:r>
+      <w:bookmarkEnd w:id="10"/>
+    </w:p>
+    <w:p>
+      <w:r>
+        <w:lastRenderedPageBreak/>
         <w:t xml:space="preserve">Notre recherche </w:t>
       </w:r>
       <w:r>
@@ -7773,11 +8032,7 @@
         <w:t xml:space="preserve"> pour devenir acteur dynamique</w:t>
       </w:r>
       <w:r>
-        <w:t xml:space="preserve"> à part </w:t>
-      </w:r>
-      <w:r>
-        <w:lastRenderedPageBreak/>
-        <w:t xml:space="preserve">entière, </w:t>
+        <w:t xml:space="preserve"> à part entière, </w:t>
       </w:r>
       <w:r>
         <w:t xml:space="preserve">capable de </w:t>
@@ -8419,7 +8674,11 @@
         <w:t>,</w:t>
       </w:r>
       <w:r>
-        <w:t xml:space="preserve"> où un système voit sa valeur détruite tandis que l'autre en crée. Dans le conseil IA-augmenté, le consultant peut gagner en efficacité (plus de clients traités, recommandations plus rapides) tandis que le client perd en qualité perçue (moins d'empathie, recommandations inadaptées à son contexte spécifique). L'enchevêtrement masque ce déséquilibre en présentant une façade </w:t>
+        <w:t xml:space="preserve"> où un système voit sa valeur détruite tandis que l'autre en crée. Dans le conseil IA-augmenté, le consultant peut gagner en efficacité (plus de clients traités, recommandations plus rapides) tandis que le client perd en qualité perçue (moins d'empathie, </w:t>
+      </w:r>
+      <w:r>
+        <w:lastRenderedPageBreak/>
+        <w:t xml:space="preserve">recommandations inadaptées à son contexte spécifique). L'enchevêtrement masque ce déséquilibre en présentant une façade </w:t>
       </w:r>
       <w:proofErr w:type="gramStart"/>
       <w:r>
@@ -8647,504 +8906,504 @@
     </w:p>
     <w:p>
       <w:r>
+        <w:t>Dans le conseil, l</w:t>
+      </w:r>
+      <w:r>
+        <w:t xml:space="preserve">a valeur perçue est </w:t>
+      </w:r>
+      <w:r>
+        <w:t xml:space="preserve">aussi </w:t>
+      </w:r>
+      <w:r>
+        <w:t xml:space="preserve">dépendante du contexte : par exemple, </w:t>
+      </w:r>
+      <w:r>
+        <w:fldChar w:fldCharType="begin"/>
+      </w:r>
+      <w:r>
+        <w:instrText xml:space="preserve"> ADDIN ZOTERO_ITEM CSL_CITATION {"citationID":"aGBISpIA","properties":{"unsorted":false,"formattedCitation":"(Plenge et al., 2008)","plainCitation":"(Plenge et al., 2008)","dontUpdate":true,"noteIndex":0},"citationItems":[{"id":3191,"uris":["http://zotero.org/users/12622049/items/EYUM857J"],"itemData":{"id":3191,"type":"article-journal","abstract":"Purpose\nThis article aims to examine how situational constraints impact clients' valuations of the task and socio‐emotional resources exchanged when interacting with consultants. In consultant‐client relationships, the emphasis on economic resources has commodified these interactions into explicit exchanges of time, money, and deliverables.\n\nDesign/methodology/approach\nA total of five hypotheses were tested using a within‐subjects experimental design. Subjects consisted of 110 adult professionals who were presented with five different scenarios in a random sequence and asked to rank order and evaluate a list of professional‐service resources.\n\nFindings\nThe valuation of resources was found to change when situational constraints were present. Regardless of the context, task resources were generally valued more than socio‐emotional resources. When relational constraints were salient, socio‐emotional resources were valued more in long‐term than short‐term relationships. When faced with time pressure or budgetary constraints, task needs were valued more than socio‐emotional needs.\n\nResearch limitations/implications\nThere is potential bias due to snowball sampling, and the hypothetical nature of the experimental scenarios limits the generalizability of this study.\n\nPractical implications\nFor clients, this research indicates that the context surrounding consultant‐client interactions plays an important role in shaping clients' valuation of resources, both individually and collectively. For consultants, these findings suggest that a “one‐size‐fits‐all” strategy is not the most effective way to approach consultant‐client interactions.\n\nOriginality/value\nThis study contributes to our knowledge about how situational constraints impact clients' valuation of the task and socio‐emotional resources offered by consultants.","call-number":"N/A","citation-key":"plengeInfluenceSituationalConstraints2008","container-title":"International Journal of Organizational Analysis","DOI":"10.1108/19348830710868284","journalAbbreviation":"International Journal of Organizational Analysis","note":"1 citations (Crossref) [2024-02-01]","page":"136-151","source":"ResearchGate","title":"The influence of situational constraints on the perceived value of consulting services","volume":"15","author":[{"family":"Plenge","given":"Nicole"},{"family":"Erickson","given":"Robin"},{"family":"Roloff","given":"Michael"}],"issued":{"date-parts":[["2008",3,18]]}}}],"schema":"https://github.com/citation-style-language/schema/raw/master/csl-citation.json"} </w:instrText>
+      </w:r>
+      <w:r>
+        <w:fldChar w:fldCharType="separate"/>
+      </w:r>
+      <w:r>
+        <w:rPr>
+          <w:noProof/>
+        </w:rPr>
+        <w:t>Plenge et al. (2008)</w:t>
+      </w:r>
+      <w:r>
+        <w:fldChar w:fldCharType="end"/>
+      </w:r>
+      <w:r>
+        <w:t xml:space="preserve">, montrent que </w:t>
+      </w:r>
+      <w:r>
+        <w:t xml:space="preserve">sous la contrainte de budget ou de temps, les ressources liées à la tâche pure </w:t>
+      </w:r>
+      <w:r>
+        <w:t xml:space="preserve">(la dimension technique) </w:t>
+      </w:r>
+      <w:r>
+        <w:t>ont bien plus de valeur perçue que les ressources socio-émotionnelles</w:t>
+      </w:r>
+      <w:r>
+        <w:t xml:space="preserve"> (la dimension relationnelle).</w:t>
+      </w:r>
+    </w:p>
+    <w:p>
+      <w:r>
+        <w:t xml:space="preserve">Notre fondement théorique central est celui de la </w:t>
+      </w:r>
+      <w:proofErr w:type="spellStart"/>
+      <w:r>
+        <w:t>co-création</w:t>
+      </w:r>
+      <w:proofErr w:type="spellEnd"/>
+      <w:r>
+        <w:t xml:space="preserve"> de valeur perçue, pas celui-de la </w:t>
+      </w:r>
+      <w:proofErr w:type="spellStart"/>
+      <w:r>
+        <w:t>co</w:t>
+      </w:r>
+      <w:proofErr w:type="spellEnd"/>
+      <w:r>
+        <w:t>-destruction. On comprend néanmoins que la frontière est ténue</w:t>
+      </w:r>
+      <w:r>
+        <w:t xml:space="preserve"> et ne peut donc être ignorée</w:t>
+      </w:r>
+      <w:r>
+        <w:t>.</w:t>
+      </w:r>
+    </w:p>
+    <w:p>
+      <w:pPr>
+        <w:pStyle w:val="Titre2"/>
+      </w:pPr>
+      <w:bookmarkStart w:id="11" w:name="_Toc228414667"/>
+      <w:r>
+        <w:t xml:space="preserve">La valeur perçue </w:t>
+      </w:r>
+      <w:r>
+        <w:t xml:space="preserve">du conseil </w:t>
+      </w:r>
+      <w:r>
+        <w:t>est avant tout un accomplissement social</w:t>
+      </w:r>
+      <w:bookmarkEnd w:id="11"/>
+    </w:p>
+    <w:p>
+      <w:r>
+        <w:t xml:space="preserve">Ainsi, dans le conseil, la valeur perçue relève de trois dimensions : fonctionnelle, émotionnelle et sociale </w:t>
+      </w:r>
+      <w:r>
+        <w:fldChar w:fldCharType="begin"/>
+      </w:r>
+      <w:r>
+        <w:instrText xml:space="preserve"> ADDIN ZOTERO_ITEM CSL_CITATION {"citationID":"EG1igQe4","properties":{"unsorted":false,"formattedCitation":"(Arslanagic-Kalajdzic &amp; Zabkar, 2017)","plainCitation":"(Arslanagic-Kalajdzic &amp; Zabkar, 2017)","noteIndex":0},"citationItems":[{"id":14592,"uris":["http://zotero.org/users/12622049/items/HTJLFKWT"],"itemData":{"id":14592,"type":"article-journal","abstract":"It is well documented in the literature that customer perceived value plays an important role in understanding behavioral outcomes of business customers. However, most business-to-business research has focused on the functional dimension of perceived value, while consumer research has already advanced to a multidimensional value conceptualization. This study expands the concept of perceived value in the professional business services context to functional, emotional, and social perceived value. Based on signaling theory, we conceptualize and empirically support links between the three dimensions of perceived value and its antecedents (perceived corporate reputation, perceived corporate credibility, and perceived relationship quality) and outcomes (satisfaction and loyalty). The results of a survey involving 228 business clients reveal differences in links between value antecedents and the three perceived value dimensions: while perceived corporate credibility and relationship quality impact all dimensions, perceived corporate reputation impacts only perceived emotional value. Results of our study help in understanding how satisfaction and loyalty are viewed as perceived value outcomes; apart from functional value, emotional and social values play a significant role in the satisfaction and loyalty of professional business services clients.","call-number":"2","citation-key":"arslanagic-kalajdzicPerceivedValueMore2017","container-title":"Industrial Marketing Management","DOI":"10.1016/j.indmarman.2017.05.005","ISSN":"0019-8501","journalAbbreviation":"Industrial Marketing Management","page":"47-58","source":"ScienceDirect","title":"Is perceived value more than value for money in professional business services?","volume":"65","author":[{"family":"Arslanagic-Kalajdzic","given":"Maja"},{"family":"Zabkar","given":"Vesna"}],"issued":{"date-parts":[["2017",8,1]]}}}],"schema":"https://github.com/citation-style-language/schema/raw/master/csl-citation.json"} </w:instrText>
+      </w:r>
+      <w:r>
+        <w:fldChar w:fldCharType="separate"/>
+      </w:r>
+      <w:r>
+        <w:rPr>
+          <w:noProof/>
+        </w:rPr>
+        <w:t>(Arslanagic-Kalajdzic &amp; Zabkar, 2017)</w:t>
+      </w:r>
+      <w:r>
+        <w:fldChar w:fldCharType="end"/>
+      </w:r>
+      <w:r>
+        <w:t xml:space="preserve">. </w:t>
+      </w:r>
+    </w:p>
+    <w:p>
+      <w:r>
+        <w:t xml:space="preserve">La littérature suggère empiriquement deux liens constitutifs entre les dimensions de la valeur perçue du conseil : la confiance relationnelle comme précondition de l'engagement processuel </w:t>
+      </w:r>
+      <w:r>
+        <w:fldChar w:fldCharType="begin"/>
+      </w:r>
+      <w:r>
+        <w:instrText xml:space="preserve"> ADDIN ZOTERO_ITEM CSL_CITATION {"citationID":"J9A4ia1I","properties":{"unsorted":false,"formattedCitation":"(Bourgoin, 2014; Gl\\uc0\\u252{}ckler &amp; Armbr\\uc0\\u252{}ster, 2003; Nikolova &amp; Devinney, 2012; Sturdy, 2009)","plainCitation":"(Bourgoin, 2014; Glückler &amp; Armbrüster, 2003; Nikolova &amp; Devinney, 2012; Sturdy, 2009)","dontUpdate":true,"noteIndex":0},"citationItems":[{"id":11412,"uris":["http://zotero.org/users/12622049/items/JLYHMHD6"],"itemData":{"id":11412,"type":"thesis","archive":"HAL","citation-key":"bourgoinConseilManagementLepreuve2014","language":"fr","publisher":"Ecole National Supérieure des Mines de Paris","source":"Zotero","title":"Le conseil en management à l'épreuve de sa mise en valeur: une étude empirique","URL":"https://pastel.hal.science/pastel-00957543/document","author":[{"family":"Bourgoin","given":"Alaric"}],"issued":{"date-parts":[["2014",3]]}}},{"id":14676,"uris":["http://zotero.org/users/12622049/items/8V645GZR"],"itemData":{"id":14676,"type":"article-journal","abstract":"This article analyzes the market of management consulting and identiﬁes institutional and transactional uncertainty as its principal features. Based on these uncertainties, we argue that competition in this market takes place on entirely different grounds than in other business sectors. We suggest that the main drivers of competitiveness are neither price nor measurable quality, but rather experience-based trust and a mechanism we label ‘networked reputation.’ An embeddedness perspective is employed to develop the concept of networked reputation as an intermediate mechanism that complements the duality of system versus personal trust and accounts for firm growth. We reinterpret secondary data on the German consulting market, illustrate the signiﬁcance of these mechanisms, and demonstrate how management consulting is situated in structures of social relations.","call-number":"1","citation-key":"glucklerBridgingUncertaintyManagement","container-title":"Organization studies","language":"en","source":"Zotero","title":"Bridging Uncertainty in Management Consulting: The Mechanisms of Trust and Networked Reputation","author":[{"family":"Glückler","given":"Johannes"},{"family":"Armbrüster","given":"Thomas"}],"issued":{"date-parts":[["2003"]]}}},{"id":44,"uris":["http://zotero.org/users/12622049/items/GAEFL669"],"itemData":{"id":44,"type":"paper-conference","abstract":"In this paper, we analyse the complex interaction between professional advisors and their clients. Our aim is to summarize and critically review the relevant literature and to outline major directions for future research. There are three competing models that discuss the interaction between professional service providers and their clients: the expert model, the ‘reflective practitioner’ model and the critical model. After reviewing assumptions underlying these approaches as well as their contributions and shortcomings, we suggest that the key problem with these models is that they offer only partial insights into the relationship between clients and professional business service providers. Additionally, they have different epistemological foundations and, as such, they are incompatible. Building upon the existing research and our discussion, we outline the major issues of client-consultant interaction that future research needs to address in order to provide a multifaceted understanding of the client-consultant relationship.","citation-key":"nikolovaNatureClientConsultant2012","DOI":"10.1093/oxfordhb/9780199235049.013.0019","note":"DOI: 10.1093/oxfordhb/9780199235049.013.0019","publisher":"Oxford University Press","source":"Semantic Scholar","title":"The Nature Of Client–Consultant Interaction: A Critical Review","title-short":"The Nature Of Client–Consultant Interaction","URL":"https://academic.oup.com/edited-volume/38572/chapter/334566078","author":[{"family":"Nikolova","given":"Natalia"},{"family":"Devinney","given":"Timothy"}],"accessed":{"date-parts":[["2023",10,7]]},"issued":{"date-parts":[["2012",3,29]]}}},{"id":4610,"uris":["http://zotero.org/users/12622049/items/3ZK9SL9P"],"itemData":{"id":4610,"type":"article-journal","abstract":"Unpacking the client(s): Constructions, positions and client–consultant dynamics","citation-key":"sturdyUnpackingClientsConstructions2009","container-title":"Scandinavian Journal of Management","language":"en","source":"www.academia.edu","title":"Unpacking the client(s): Constructions, positions and client–consultant dynamics","title-short":"Unpacking the client(s)","URL":"https://www.academia.edu/22841489/Unpacking_the_clients_Constructions_positions_and_client_consultant_dynamics","author":[{"family":"Sturdy","given":"Andrew"}],"accessed":{"date-parts":[["2024",5,24]]},"issued":{"date-parts":[["2009",1,1]]}}}],"schema":"https://github.com/citation-style-language/schema/raw/master/csl-citation.json"} </w:instrText>
+      </w:r>
+      <w:r>
+        <w:fldChar w:fldCharType="separate"/>
+      </w:r>
+      <w:r>
+        <w:rPr>
+          <w:rFonts w:eastAsia="Times New Roman"/>
+          <w:color w:val="000000"/>
+        </w:rPr>
+        <w:t>(Glückler &amp; Armbrüster, 2003; Nikolova &amp; Devinney, 2012; Sturdy, 2009)</w:t>
+      </w:r>
+      <w:r>
+        <w:fldChar w:fldCharType="end"/>
+      </w:r>
+      <w:r>
+        <w:t xml:space="preserve">, et l'expérience de </w:t>
+      </w:r>
+      <w:proofErr w:type="spellStart"/>
+      <w:r>
+        <w:t>co-création</w:t>
+      </w:r>
+      <w:proofErr w:type="spellEnd"/>
+      <w:r>
+        <w:t xml:space="preserve"> comme condition de l'appropriation cognitive par le client </w:t>
+      </w:r>
+      <w:r>
+        <w:fldChar w:fldCharType="begin"/>
+      </w:r>
+      <w:r>
+        <w:instrText xml:space="preserve"> ADDIN ZOTERO_ITEM CSL_CITATION {"citationID":"2AQFMXei","properties":{"unsorted":false,"formattedCitation":"(Aarikka-Stenroos &amp; Jaakkola, 2012; Ciampi, 2017; Harfouche et al., 2023; Oesterle et al., 2019)","plainCitation":"(Aarikka-Stenroos &amp; Jaakkola, 2012; Ciampi, 2017; Harfouche et al., 2023; Oesterle et al., 2019)","dontUpdate":true,"noteIndex":0},"citationItems":[{"id":14589,"uris":["http://zotero.org/users/12622049/items/RE29AQ34"],"itemData":{"id":14589,"type":"article-journal","call-number":"2","citation-key":"aarikka-stenroosValueCocreationKnowledge2012","container-title":"Industrial Marketing Management","DOI":"10.1016/j.indmarman.2011.11.008","ISSN":"00198501","issue":"1","journalAbbreviation":"Industrial Marketing Management","language":"en","license":"https://www.elsevier.com/tdm/userlicense/1.0/","page":"15-26","source":"DOI.org (Crossref)","title":"Value co-creation in knowledge intensive business services: A dyadic perspective on the joint problem solving process","title-short":"Value co-creation in knowledge intensive business services","volume":"41","author":[{"family":"Aarikka-Stenroos","given":"Leena"},{"family":"Jaakkola","given":"Elina"}],"issued":{"date-parts":[["2012",1]]}}},{"id":5417,"uris":["http://zotero.org/users/12622049/items/NIUR7YQW"],"itemData":{"id":5417,"type":"webpage","abstract":"Management consulting firms are often discussed as being the firms whose core product is knowledge itself. However, despite the fact that consulting firms are generally aware of the value of knowledge for their own organizations and for their clients, the empirical evidence shows that even today the (economic and, above all, cognitive) value-creation potential related to the transition from consulting approaches geared to the transfer of “best practices” (consultant as expert) to consulting approaches geared to the cooperative creation of new knowledge and managerial capabilities (consultant as a facilitator of new managerial knowledge and capabilities creation processes) is rarely consciously perceived and, consequently, is not adequately planned for and exploited. This book interprets management consulting from a knowledge perspective, and proposes a general conceptual framework for investigating and interpreting that potential.","citation-key":"ciampiKnowingConsultingAction2017","genre":"text","language":"en","license":"Author(s)","note":"archive_location: Florence\nISBN: 9788864536439","title":"Knowing Through Consulting in Action","URL":"https://books.fupress.com/catalogue/knowing-through-consulting-in-action/3575","author":[{"family":"Ciampi","given":"Francesco"}],"accessed":{"date-parts":[["2024",6,1]]},"issued":{"date-parts":[["2017"]]}}},{"id":5202,"uris":["http://zotero.org/users/12622049/items/AAYYYZC7"],"itemData":{"id":5202,"type":"article-journal","abstract":"Artificial intelligence (AI) has increased the ability of organizations to accumulate tacit and explicit knowledge to inform management decision-making. Despite the hype and popularity of AI, there is a noticeable scarcity of research focusing on AI's potential role in enriching and augmenting organizational knowledge. This paper develops a recursive theory of knowledge augmentation in organizations (the KAM model) based on a synthesis of extant literature and a four-year revised canonical action research project. The project aimed to design and implement a human-centric AI (called Project) to solve the lack of integration of tacit and explicit knowledge in a scientific research center (SRC). To explore the patterns of knowledge augmentation in organizations, this study extends Nonaka's SECI (socialization, externalization, combination, and internalization) model by incorporating the human-in-the-loop Informed Artificial Intelligence (IAI) approach. The proposed design offers the possibility to integrate experts' intuition and domain knowledge in AI in an explainable way. The findings show that organizational knowledge can be augmented through a recursive process enabled by the design and implementation of human-in-the-loop IAI. The study has important implications for research and practice.","call-number":"3","citation-key":"harfoucheRecursiveTheoryKnowledge2023","container-title":"Information Systems Frontiers","DOI":"10.1007/s10796-022-10352-8","ISSN":"1387-3326, 1572-9419","issue":"1","journalAbbreviation":"Inf Syst Front","language":"en","note":"7 citations (Crossref) [2024-05-29]","page":"55-70","source":"DOI.org (Crossref)","title":"The Recursive Theory of Knowledge Augmentation: Integrating human intuition and knowledge in Artificial Intelligence to augment organizational knowledge","title-short":"The Recursive Theory of Knowledge Augmentation","volume":"25","author":[{"family":"Harfouche","given":"Antoine"},{"family":"Quinio","given":"Bernard"},{"family":"Saba","given":"Mario"},{"family":"Saba","given":"Peter Bou"}],"issued":{"date-parts":[["2023",2]]}}},{"id":4312,"uris":["http://zotero.org/users/12622049/items/9KFAA5SH"],"itemData":{"id":4312,"type":"chapter","abstract":"While their fundamental business model has not changed for many decades, consulting firms are currently faced with serious challenges putting the complete market at the risk of disruption. Given that situation, it is essential for consultancies to understand how value emerges in consulting projects in the eyes of their clients. Turning to the customer perspective, it is also important to understand how value emerges from the relationship with consultancies. While previous literature provides valuable but fragmented starting points to explain the joint value creation in IT consulting projects, we suggested a synthesized conceptual model drawing on the service-dominant logic in a previous article that integrates both the service provider and client perspectives. In this article, we now put forth a measurement instrument that we subjected to a preliminary empirical validation with which the important determinants in both spheres can be assessed to ultimately explain the value of the IT consulting service in a follow-up, large-scale quantitative-empirical validation.","citation-key":"oesterleMeasureKnowDevelopment2019","container-title":"Contributions to Management Science","DOI":"10.1007/978-3-319-95999-3_4","ISBN":"978-3-319-95998-6","note":"journalAbbreviation: Contributions to Management Science","page":"79-101","source":"ResearchGate","title":"To Measure Is to Know: Development of an Instrument for Measuring Consulting Service Value: Recent Findings and Practical Cases","title-short":"To Measure Is to Know","author":[{"family":"Oesterle","given":"Severin"},{"family":"Buchwald","given":"Arne"},{"family":"Urbach","given":"Nils"}],"issued":{"date-parts":[["2019",1,1]]}}}],"schema":"https://github.com/citation-style-language/schema/raw/master/csl-citation.json"} </w:instrText>
+      </w:r>
+      <w:r>
+        <w:fldChar w:fldCharType="separate"/>
+      </w:r>
+      <w:r>
+        <w:rPr>
+          <w:noProof/>
+        </w:rPr>
+        <w:t>(Ciampi, 2017; Oesterle et al., 2019)</w:t>
+      </w:r>
+      <w:r>
+        <w:fldChar w:fldCharType="end"/>
+      </w:r>
+      <w:r>
+        <w:t>.</w:t>
+      </w:r>
+      <w:r>
+        <w:t xml:space="preserve"> </w:t>
+      </w:r>
+    </w:p>
+    <w:p>
+      <w:r>
+        <w:t xml:space="preserve">Sur ce point, </w:t>
+      </w:r>
+      <w:r>
+        <w:t xml:space="preserve">certains auteurs ont suggéré que </w:t>
+      </w:r>
+      <w:r>
+        <w:t>la posture même du consultant, coincé par son identité professionnelle</w:t>
+      </w:r>
+      <w:r>
+        <w:t xml:space="preserve"> (le consultant est l’analyste rationnel et logique, plutôt qu’exploratoire</w:t>
+      </w:r>
+      <w:r>
+        <w:t xml:space="preserve"> et audacieux</w:t>
+      </w:r>
+      <w:r>
+        <w:t xml:space="preserve">), participait de son inhibition à challenger le client, alors même que celui-ci est en demande. Ce faisant, l’apprentissage du client </w:t>
+      </w:r>
+      <w:r>
+        <w:t>n’est pas favorisé</w:t>
+      </w:r>
+      <w:r>
+        <w:t xml:space="preserve"> </w:t>
+      </w:r>
+      <w:r>
+        <w:fldChar w:fldCharType="begin"/>
+      </w:r>
+      <w:r>
+        <w:instrText xml:space="preserve"> ADDIN ZOTERO_ITEM CSL_CITATION {"citationID":"JJFa7s8U","properties":{"unsorted":false,"formattedCitation":"(Handley et al., 2005)","plainCitation":"(Handley et al., 2005)","noteIndex":0},"citationItems":[{"id":8512,"uris":["http://zotero.org/users/12622049/items/G2YY3HBH"],"itemData":{"id":8512,"type":"article-journal","citation-key":"handleyClientconsultantRelationsRole2005","language":"en","source":"Zotero","title":"Client-consultant relations and the role of challenge","author":[{"family":"Handley","given":"Karen"},{"family":"Sturdy","given":"Andrew"},{"family":"Clark","given":"Timothy"},{"family":"Fincham","given":"Robin"}],"issued":{"date-parts":[["2005"]]}}}],"schema":"https://github.com/citation-style-language/schema/raw/master/csl-citation.json"} </w:instrText>
+      </w:r>
+      <w:r>
+        <w:fldChar w:fldCharType="separate"/>
+      </w:r>
+      <w:r>
+        <w:rPr>
+          <w:noProof/>
+        </w:rPr>
+        <w:t>(Handley et al., 2005)</w:t>
+      </w:r>
+      <w:r>
+        <w:fldChar w:fldCharType="end"/>
+      </w:r>
+      <w:r>
+        <w:t>.</w:t>
+      </w:r>
+      <w:r>
+        <w:t xml:space="preserve"> De ce point de vue, l’IA </w:t>
+      </w:r>
+      <w:r>
+        <w:t>présente</w:t>
+      </w:r>
+      <w:r>
+        <w:t xml:space="preserve"> </w:t>
+      </w:r>
+      <w:r>
+        <w:t xml:space="preserve">en effet </w:t>
+      </w:r>
+      <w:r>
+        <w:t>une opportunité</w:t>
+      </w:r>
+      <w:r>
+        <w:t xml:space="preserve">, </w:t>
+      </w:r>
+      <w:r>
+        <w:t>stimulant la recherche de solutions plus innovantes. Cependant, l’adaptation au contexte</w:t>
+      </w:r>
+      <w:r>
+        <w:t xml:space="preserve"> </w:t>
+      </w:r>
+      <w:r>
+        <w:t xml:space="preserve">du client </w:t>
+      </w:r>
+      <w:r>
+        <w:t>reste</w:t>
+      </w:r>
+      <w:r>
+        <w:t xml:space="preserve"> dépendante du cadre d’interaction avec l’IA </w:t>
+      </w:r>
+      <w:r>
+        <w:fldChar w:fldCharType="begin"/>
+      </w:r>
+      <w:r>
+        <w:instrText xml:space="preserve"> ADDIN ZOTERO_ITEM CSL_CITATION {"citationID":"LAKIHtJV","properties":{"unsorted":false,"formattedCitation":"(Raisch &amp; Fomina, 2024)","plainCitation":"(Raisch &amp; Fomina, 2024)","noteIndex":0},"citationItems":[{"id":7722,"uris":["http://zotero.org/users/12622049/items/N2TXY3PZ"],"itemData":{"id":7722,"type":"article-journal","call-number":"1*","citation-key":"raischCombiningHumanArtificial2024","container-title":"Academy of Management Review","DOI":"10.5465/amr.2021.0421","ISSN":"0363-7425, 1930-3807","journalAbbreviation":"AMR","language":"en","note":"10 citations (Crossref) [2024-12-03]","page":"amr.2021.0421","source":"DOI.org (Crossref)","title":"Combining Human and Artificial Intelligence: Hybrid Problem-Solving in Organizations","title-short":"Combining Human and Artificial Intelligence","author":[{"family":"Raisch","given":"Sebastian"},{"family":"Fomina","given":"Kateryna"}],"issued":{"date-parts":[["2024",1,5]]}}}],"schema":"https://github.com/citation-style-language/schema/raw/master/csl-citation.json"} </w:instrText>
+      </w:r>
+      <w:r>
+        <w:fldChar w:fldCharType="separate"/>
+      </w:r>
+      <w:r>
+        <w:rPr>
+          <w:noProof/>
+        </w:rPr>
+        <w:t>(Raisch &amp; Fomina, 2024)</w:t>
+      </w:r>
+      <w:r>
+        <w:fldChar w:fldCharType="end"/>
+      </w:r>
+      <w:r>
+        <w:t xml:space="preserve">. </w:t>
+      </w:r>
+    </w:p>
+    <w:p>
+      <w:r>
+        <w:t xml:space="preserve">Dans le conseil, la relation est </w:t>
+      </w:r>
+      <w:r>
+        <w:t xml:space="preserve">donc </w:t>
+      </w:r>
+      <w:r>
+        <w:t xml:space="preserve">première, et l’expertise, seconde, condition pas toujours nécessaire et jamais suffisante pour initier l’interaction </w:t>
+      </w:r>
+      <w:r>
+        <w:fldChar w:fldCharType="begin"/>
+      </w:r>
+      <w:r>
+        <w:instrText xml:space="preserve"> ADDIN ZOTERO_ITEM CSL_CITATION {"citationID":"LZaAsp6x","properties":{"unsorted":false,"formattedCitation":"(Bourgoin, 2014)","plainCitation":"(Bourgoin, 2014)","dontUpdate":true,"noteIndex":0},"citationItems":[{"id":11412,"uris":["http://zotero.org/users/12622049/items/JLYHMHD6"],"itemData":{"id":11412,"type":"thesis","archive":"HAL","citation-key":"bourgoinConseilManagementLepreuve2014","language":"fr","publisher":"Ecole National Supérieure des Mines de Paris","source":"Zotero","title":"Le conseil en management à l'épreuve de sa mise en valeur: une étude empirique","URL":"https://pastel.hal.science/pastel-00957543/document","author":[{"family":"Bourgoin","given":"Alaric"}],"issued":{"date-parts":[["2014",3]]}}}],"schema":"https://github.com/citation-style-language/schema/raw/master/csl-citation.json"} </w:instrText>
+      </w:r>
+      <w:r>
+        <w:fldChar w:fldCharType="separate"/>
+      </w:r>
+      <w:r>
+        <w:rPr>
+          <w:noProof/>
+        </w:rPr>
+        <w:t>(in Bourgoin, 2014)</w:t>
+      </w:r>
+      <w:r>
+        <w:fldChar w:fldCharType="end"/>
+      </w:r>
+      <w:r>
+        <w:t>.</w:t>
+      </w:r>
+      <w:r>
+        <w:t xml:space="preserve"> La valeur perçue est donc un accomplissement social qui se produit et est réalisé au cours des interactions récurrentes entre consultant et client. </w:t>
+      </w:r>
+    </w:p>
+    <w:p>
+      <w:r>
+        <w:t>L</w:t>
+      </w:r>
+      <w:r>
+        <w:t xml:space="preserve">e prestataire, pour initier </w:t>
+      </w:r>
+      <w:r>
+        <w:t xml:space="preserve">puis </w:t>
+      </w:r>
+      <w:r>
+        <w:t>concrétiser</w:t>
+      </w:r>
+      <w:r>
+        <w:t xml:space="preserve"> </w:t>
+      </w:r>
+      <w:r>
+        <w:t xml:space="preserve">la </w:t>
+      </w:r>
+      <w:r>
+        <w:t xml:space="preserve">fonction de </w:t>
+      </w:r>
+      <w:proofErr w:type="spellStart"/>
+      <w:r>
+        <w:t>co-création</w:t>
+      </w:r>
+      <w:proofErr w:type="spellEnd"/>
+      <w:r>
+        <w:t xml:space="preserve"> de valeur perçue</w:t>
+      </w:r>
+      <w:r>
+        <w:t xml:space="preserve">, </w:t>
+      </w:r>
+      <w:r>
+        <w:t xml:space="preserve">doit avant tout chercher à pénétrer la sphère conjointe, </w:t>
+      </w:r>
+      <w:r>
+        <w:t xml:space="preserve">vue comme la </w:t>
+      </w:r>
+      <w:r>
+        <w:t xml:space="preserve">plateforme de </w:t>
+      </w:r>
+      <w:proofErr w:type="spellStart"/>
+      <w:r>
+        <w:t>co-création</w:t>
+      </w:r>
+      <w:proofErr w:type="spellEnd"/>
+      <w:r>
+        <w:t xml:space="preserve"> de valeur</w:t>
+      </w:r>
+      <w:r>
+        <w:t xml:space="preserve"> par l’interaction</w:t>
+      </w:r>
+      <w:r>
+        <w:t xml:space="preserve"> </w:t>
+      </w:r>
+      <w:r>
+        <w:fldChar w:fldCharType="begin"/>
+      </w:r>
+      <w:r>
+        <w:instrText xml:space="preserve"> ADDIN ZOTERO_ITEM CSL_CITATION {"citationID":"dqqLWTaN","properties":{"unsorted":false,"formattedCitation":"(Gr\\uc0\\u246{}nroos &amp; Voima, 2013)","plainCitation":"(Grönroos &amp; Voima, 2013)","noteIndex":0},"citationItems":[{"id":5964,"uris":["http://zotero.org/users/12622049/items/8LRGQBWX"],"itemData":{"id":5964,"type":"article-journal","abstract":"Because extant literature on the service logic of marketing is dominated by a metaphorical view of value co-creation, the roles of both service providers and customers remain analytically unspecified, without a theoretically sound foundation for value creation or co-creation. This article analyzes value creation and co-creation in services by analytically defining the roles of the customer and the firm, as well as the scope, locus, and nature of value and value creation. Value creation refers to customers’ creation of value-in-use; co-creation is a function of interaction. Both the firm’s and the customer’s actions can be categorized by spheres (provider, joint, customer), and their interactions are either direct or indirect, leading to different forms of value creation and co-creation. This conceptualization of value creation spheres extends knowledge about how value-in-use emerges and how value creation can be managed; it also emphasizes the pivotal role of direct interactions for value co-creation opportunities.","call-number":"1","citation-key":"gronroosCriticalServiceLogic2013","container-title":"Journal of the Academy of Marketing Science","DOI":"10.1007/s11747-012-0308-3","journalAbbreviation":"Journal of the Academy of Marketing Science","note":"1661 citations (Crossref) [2024-08-29]","page":"133-150","source":"ResearchGate","title":"Critical Service Logic: Making Sense of Value Creation and Co-Creation","title-short":"Critical Service Logic","volume":"41","author":[{"family":"Grönroos","given":"Christian"},{"family":"Voima","given":"Päivi"}],"issued":{"date-parts":[["2013",3,1]]}}}],"schema":"https://github.com/citation-style-language/schema/raw/master/csl-citation.json"} </w:instrText>
+      </w:r>
+      <w:r>
+        <w:fldChar w:fldCharType="separate"/>
+      </w:r>
+      <w:r>
+        <w:rPr>
+          <w:rFonts w:eastAsia="Times New Roman"/>
+          <w:color w:val="000000"/>
+        </w:rPr>
+        <w:t>(Grönroos &amp; Voima, 2013)</w:t>
+      </w:r>
+      <w:r>
+        <w:fldChar w:fldCharType="end"/>
+      </w:r>
+      <w:r>
+        <w:t>. C’est au sein de cette sphère que nous install</w:t>
+      </w:r>
+      <w:r>
+        <w:t>ons</w:t>
+      </w:r>
+      <w:r>
+        <w:t xml:space="preserve"> </w:t>
+      </w:r>
+      <w:r>
+        <w:t>la</w:t>
+      </w:r>
+      <w:r>
+        <w:t xml:space="preserve"> focale d’observation</w:t>
+      </w:r>
+      <w:r>
+        <w:t xml:space="preserve"> d</w:t>
+      </w:r>
+      <w:r>
+        <w:t xml:space="preserve">u </w:t>
+      </w:r>
+      <w:r>
+        <w:t>cadre exploratoire</w:t>
+      </w:r>
+      <w:r>
+        <w:t xml:space="preserve"> de notre recherche</w:t>
+      </w:r>
+      <w:r>
+        <w:t xml:space="preserve">. </w:t>
+      </w:r>
+    </w:p>
+    <w:p>
+      <w:r>
+        <w:t>Premièrement</w:t>
+      </w:r>
+      <w:r>
+        <w:t>, l</w:t>
+      </w:r>
+      <w:r>
+        <w:t>’</w:t>
+      </w:r>
+      <w:r>
+        <w:t xml:space="preserve">interaction </w:t>
+      </w:r>
+      <w:r>
+        <w:t>permet</w:t>
+      </w:r>
+      <w:r>
+        <w:t xml:space="preserve"> </w:t>
+      </w:r>
+      <w:r>
+        <w:t xml:space="preserve">avant tout </w:t>
+      </w:r>
+      <w:r>
+        <w:t>la réalisation d</w:t>
+      </w:r>
+      <w:r>
+        <w:t xml:space="preserve">es </w:t>
+      </w:r>
+      <w:r>
+        <w:t xml:space="preserve">activités </w:t>
+      </w:r>
+      <w:r>
+        <w:t xml:space="preserve">cognitives </w:t>
+      </w:r>
+      <w:r>
+        <w:t xml:space="preserve">conjointes de résolution du problème, </w:t>
+      </w:r>
+      <w:r>
+        <w:t xml:space="preserve">sous pilotage du </w:t>
+      </w:r>
+      <w:r>
+        <w:t xml:space="preserve">consultant, </w:t>
+      </w:r>
+      <w:r>
+        <w:t>comme la clarification du besoin</w:t>
+      </w:r>
+      <w:r>
+        <w:t xml:space="preserve">, </w:t>
+      </w:r>
+      <w:r>
+        <w:t>la définition de la solution</w:t>
+      </w:r>
+      <w:r>
+        <w:t xml:space="preserve">, l’organisation de la mission </w:t>
+      </w:r>
+      <w:r>
+        <w:t xml:space="preserve"> </w:t>
+      </w:r>
+      <w:r>
+        <w:fldChar w:fldCharType="begin"/>
+      </w:r>
+      <w:r>
+        <w:instrText xml:space="preserve"> ADDIN ZOTERO_ITEM CSL_CITATION {"citationID":"Zq0uzcSf","properties":{"unsorted":false,"formattedCitation":"(Aarikka-Stenroos &amp; Jaakkola, 2012; Svensson, 2010)","plainCitation":"(Aarikka-Stenroos &amp; Jaakkola, 2012; Svensson, 2010)","noteIndex":0},"citationItems":[{"id":14589,"uris":["http://zotero.org/users/12622049/items/RE29AQ34"],"itemData":{"id":14589,"type":"article-journal","call-number":"2","citation-key":"aarikka-stenroosValueCocreationKnowledge2012","container-title":"Industrial Marketing Management","DOI":"10.1016/j.indmarman.2011.11.008","ISSN":"00198501","issue":"1","journalAbbreviation":"Industrial Marketing Management","language":"en","license":"https://www.elsevier.com/tdm/userlicense/1.0/","page":"15-26","source":"DOI.org (Crossref)","title":"Value co-creation in knowledge intensive business services: A dyadic perspective on the joint problem solving process","title-short":"Value co-creation in knowledge intensive business services","volume":"41","author":[{"family":"Aarikka-Stenroos","given":"Leena"},{"family":"Jaakkola","given":"Elina"}],"issued":{"date-parts":[["2012",1]]}}},{"id":4988,"uris":["http://zotero.org/users/12622049/items/SWQCNPRP"],"itemData":{"id":4988,"type":"article-journal","abstract":"This paper examines the ways in which the value of management consultancy services is socially and discursively accomplished in the social interaction between consultants and their clients. A meeting between a consultant and his potential client is studied in detail, with a particular focus on discursive interaction. It is suggested that value is accomplished as an ongoing interplay between exclusion and inclusion of consultancy knowledge. The tension between what is included and excluded is related to Georg Simmel’s ideas on the geometry of value and the ideal type of ‘the stranger’, the figure who is both near and far.","citation-key":"svenssonDoingValueExclusion2010","container-title":"Lund University - Working papers series","language":"en","source":"Zotero","title":"Doing value : Exclusion and Inclusion in Management Consultant-Client Interactions","author":[{"family":"Svensson","given":"Peter"}],"issued":{"date-parts":[["2010"]]}}}],"schema":"https://github.com/citation-style-language/schema/raw/master/csl-citation.json"} </w:instrText>
+      </w:r>
+      <w:r>
+        <w:fldChar w:fldCharType="separate"/>
+      </w:r>
+      <w:r>
+        <w:rPr>
+          <w:noProof/>
+        </w:rPr>
+        <w:t>(Aarikka-Stenroos &amp; Jaakkola, 2012; Svensson, 2010)</w:t>
+      </w:r>
+      <w:r>
+        <w:fldChar w:fldCharType="end"/>
+      </w:r>
+      <w:r>
+        <w:t xml:space="preserve">. </w:t>
+      </w:r>
+    </w:p>
+    <w:p>
+      <w:r>
         <w:lastRenderedPageBreak/>
-        <w:t>Dans le conseil, l</w:t>
-      </w:r>
-      <w:r>
-        <w:t xml:space="preserve">a valeur perçue est </w:t>
-      </w:r>
-      <w:r>
-        <w:t xml:space="preserve">aussi </w:t>
-      </w:r>
-      <w:r>
-        <w:t xml:space="preserve">dépendante du contexte : par exemple, </w:t>
-      </w:r>
-      <w:r>
-        <w:fldChar w:fldCharType="begin"/>
-      </w:r>
-      <w:r>
-        <w:instrText xml:space="preserve"> ADDIN ZOTERO_ITEM CSL_CITATION {"citationID":"aGBISpIA","properties":{"unsorted":false,"formattedCitation":"(Plenge et al., 2008)","plainCitation":"(Plenge et al., 2008)","dontUpdate":true,"noteIndex":0},"citationItems":[{"id":3191,"uris":["http://zotero.org/users/12622049/items/EYUM857J"],"itemData":{"id":3191,"type":"article-journal","abstract":"Purpose\nThis article aims to examine how situational constraints impact clients' valuations of the task and socio‐emotional resources exchanged when interacting with consultants. In consultant‐client relationships, the emphasis on economic resources has commodified these interactions into explicit exchanges of time, money, and deliverables.\n\nDesign/methodology/approach\nA total of five hypotheses were tested using a within‐subjects experimental design. Subjects consisted of 110 adult professionals who were presented with five different scenarios in a random sequence and asked to rank order and evaluate a list of professional‐service resources.\n\nFindings\nThe valuation of resources was found to change when situational constraints were present. Regardless of the context, task resources were generally valued more than socio‐emotional resources. When relational constraints were salient, socio‐emotional resources were valued more in long‐term than short‐term relationships. When faced with time pressure or budgetary constraints, task needs were valued more than socio‐emotional needs.\n\nResearch limitations/implications\nThere is potential bias due to snowball sampling, and the hypothetical nature of the experimental scenarios limits the generalizability of this study.\n\nPractical implications\nFor clients, this research indicates that the context surrounding consultant‐client interactions plays an important role in shaping clients' valuation of resources, both individually and collectively. For consultants, these findings suggest that a “one‐size‐fits‐all” strategy is not the most effective way to approach consultant‐client interactions.\n\nOriginality/value\nThis study contributes to our knowledge about how situational constraints impact clients' valuation of the task and socio‐emotional resources offered by consultants.","call-number":"N/A","citation-key":"plengeInfluenceSituationalConstraints2008","container-title":"International Journal of Organizational Analysis","DOI":"10.1108/19348830710868284","journalAbbreviation":"International Journal of Organizational Analysis","note":"1 citations (Crossref) [2024-02-01]","page":"136-151","source":"ResearchGate","title":"The influence of situational constraints on the perceived value of consulting services","volume":"15","author":[{"family":"Plenge","given":"Nicole"},{"family":"Erickson","given":"Robin"},{"family":"Roloff","given":"Michael"}],"issued":{"date-parts":[["2008",3,18]]}}}],"schema":"https://github.com/citation-style-language/schema/raw/master/csl-citation.json"} </w:instrText>
-      </w:r>
-      <w:r>
-        <w:fldChar w:fldCharType="separate"/>
-      </w:r>
-      <w:r>
-        <w:rPr>
-          <w:noProof/>
-        </w:rPr>
-        <w:t>Plenge et al. (2008)</w:t>
-      </w:r>
-      <w:r>
-        <w:fldChar w:fldCharType="end"/>
-      </w:r>
-      <w:r>
-        <w:t xml:space="preserve">, montrent que </w:t>
-      </w:r>
-      <w:r>
-        <w:t xml:space="preserve">sous la contrainte de budget ou de temps, les ressources liées à la tâche pure </w:t>
-      </w:r>
-      <w:r>
-        <w:t xml:space="preserve">(la dimension technique) </w:t>
-      </w:r>
-      <w:r>
-        <w:t>ont bien plus de valeur perçue que les ressources socio-émotionnelles</w:t>
-      </w:r>
-      <w:r>
-        <w:t xml:space="preserve"> (la dimension relationnelle).</w:t>
-      </w:r>
-    </w:p>
-    <w:p>
-      <w:r>
-        <w:t xml:space="preserve">Notre fondement théorique central est celui de la </w:t>
-      </w:r>
-      <w:proofErr w:type="spellStart"/>
-      <w:r>
-        <w:t>co-création</w:t>
-      </w:r>
-      <w:proofErr w:type="spellEnd"/>
-      <w:r>
-        <w:t xml:space="preserve"> de valeur perçue, pas celui-de la </w:t>
-      </w:r>
-      <w:proofErr w:type="spellStart"/>
-      <w:r>
-        <w:t>co</w:t>
-      </w:r>
-      <w:proofErr w:type="spellEnd"/>
-      <w:r>
-        <w:t>-destruction. On comprend néanmoins que la frontière est ténue</w:t>
-      </w:r>
-      <w:r>
-        <w:t xml:space="preserve"> et ne peut donc être ignorée</w:t>
-      </w:r>
-      <w:r>
-        <w:t>.</w:t>
-      </w:r>
-    </w:p>
-    <w:p>
-      <w:pPr>
-        <w:pStyle w:val="Titre2"/>
-      </w:pPr>
-      <w:bookmarkStart w:id="10" w:name="_Toc228405248"/>
-      <w:r>
-        <w:t xml:space="preserve">La valeur perçue </w:t>
-      </w:r>
-      <w:r>
-        <w:t xml:space="preserve">du conseil </w:t>
-      </w:r>
-      <w:r>
-        <w:t>est avant tout un accomplissement social</w:t>
-      </w:r>
-      <w:bookmarkEnd w:id="10"/>
-    </w:p>
-    <w:p>
-      <w:r>
-        <w:t xml:space="preserve">Ainsi, dans le conseil, la valeur perçue relève de trois dimensions : fonctionnelle, émotionnelle et sociale </w:t>
-      </w:r>
-      <w:r>
-        <w:fldChar w:fldCharType="begin"/>
-      </w:r>
-      <w:r>
-        <w:instrText xml:space="preserve"> ADDIN ZOTERO_ITEM CSL_CITATION {"citationID":"EG1igQe4","properties":{"unsorted":false,"formattedCitation":"(Arslanagic-Kalajdzic &amp; Zabkar, 2017)","plainCitation":"(Arslanagic-Kalajdzic &amp; Zabkar, 2017)","noteIndex":0},"citationItems":[{"id":14592,"uris":["http://zotero.org/users/12622049/items/HTJLFKWT"],"itemData":{"id":14592,"type":"article-journal","abstract":"It is well documented in the literature that customer perceived value plays an important role in understanding behavioral outcomes of business customers. However, most business-to-business research has focused on the functional dimension of perceived value, while consumer research has already advanced to a multidimensional value conceptualization. This study expands the concept of perceived value in the professional business services context to functional, emotional, and social perceived value. Based on signaling theory, we conceptualize and empirically support links between the three dimensions of perceived value and its antecedents (perceived corporate reputation, perceived corporate credibility, and perceived relationship quality) and outcomes (satisfaction and loyalty). The results of a survey involving 228 business clients reveal differences in links between value antecedents and the three perceived value dimensions: while perceived corporate credibility and relationship quality impact all dimensions, perceived corporate reputation impacts only perceived emotional value. Results of our study help in understanding how satisfaction and loyalty are viewed as perceived value outcomes; apart from functional value, emotional and social values play a significant role in the satisfaction and loyalty of professional business services clients.","call-number":"2","citation-key":"arslanagic-kalajdzicPerceivedValueMore2017","container-title":"Industrial Marketing Management","DOI":"10.1016/j.indmarman.2017.05.005","ISSN":"0019-8501","journalAbbreviation":"Industrial Marketing Management","page":"47-58","source":"ScienceDirect","title":"Is perceived value more than value for money in professional business services?","volume":"65","author":[{"family":"Arslanagic-Kalajdzic","given":"Maja"},{"family":"Zabkar","given":"Vesna"}],"issued":{"date-parts":[["2017",8,1]]}}}],"schema":"https://github.com/citation-style-language/schema/raw/master/csl-citation.json"} </w:instrText>
-      </w:r>
-      <w:r>
-        <w:fldChar w:fldCharType="separate"/>
-      </w:r>
-      <w:r>
-        <w:rPr>
-          <w:noProof/>
-        </w:rPr>
-        <w:t>(Arslanagic-Kalajdzic &amp; Zabkar, 2017)</w:t>
-      </w:r>
-      <w:r>
-        <w:fldChar w:fldCharType="end"/>
-      </w:r>
-      <w:r>
-        <w:t xml:space="preserve">. </w:t>
-      </w:r>
-    </w:p>
-    <w:p>
-      <w:r>
-        <w:t xml:space="preserve">La littérature suggère empiriquement deux liens constitutifs entre les dimensions de la valeur perçue du conseil : la confiance relationnelle comme précondition de l'engagement processuel </w:t>
-      </w:r>
-      <w:r>
-        <w:fldChar w:fldCharType="begin"/>
-      </w:r>
-      <w:r>
-        <w:instrText xml:space="preserve"> ADDIN ZOTERO_ITEM CSL_CITATION {"citationID":"J9A4ia1I","properties":{"unsorted":false,"formattedCitation":"(Bourgoin, 2014; Gl\\uc0\\u252{}ckler &amp; Armbr\\uc0\\u252{}ster, 2003; Nikolova &amp; Devinney, 2012; Sturdy, 2009)","plainCitation":"(Bourgoin, 2014; Glückler &amp; Armbrüster, 2003; Nikolova &amp; Devinney, 2012; Sturdy, 2009)","dontUpdate":true,"noteIndex":0},"citationItems":[{"id":11412,"uris":["http://zotero.org/users/12622049/items/JLYHMHD6"],"itemData":{"id":11412,"type":"thesis","archive":"HAL","citation-key":"bourgoinConseilManagementLepreuve2014","language":"fr","publisher":"Ecole National Supérieure des Mines de Paris","source":"Zotero","title":"Le conseil en management à l'épreuve de sa mise en valeur: une étude empirique","URL":"https://pastel.hal.science/pastel-00957543/document","author":[{"family":"Bourgoin","given":"Alaric"}],"issued":{"date-parts":[["2014",3]]}}},{"id":14676,"uris":["http://zotero.org/users/12622049/items/8V645GZR"],"itemData":{"id":14676,"type":"article-journal","abstract":"This article analyzes the market of management consulting and identiﬁes institutional and transactional uncertainty as its principal features. Based on these uncertainties, we argue that competition in this market takes place on entirely different grounds than in other business sectors. We suggest that the main drivers of competitiveness are neither price nor measurable quality, but rather experience-based trust and a mechanism we label ‘networked reputation.’ An embeddedness perspective is employed to develop the concept of networked reputation as an intermediate mechanism that complements the duality of system versus personal trust and accounts for firm growth. We reinterpret secondary data on the German consulting market, illustrate the signiﬁcance of these mechanisms, and demonstrate how management consulting is situated in structures of social relations.","call-number":"1","citation-key":"glucklerBridgingUncertaintyManagement","container-title":"Organization studies","language":"en","source":"Zotero","title":"Bridging Uncertainty in Management Consulting: The Mechanisms of Trust and Networked Reputation","author":[{"family":"Glückler","given":"Johannes"},{"family":"Armbrüster","given":"Thomas"}],"issued":{"date-parts":[["2003"]]}}},{"id":44,"uris":["http://zotero.org/users/12622049/items/GAEFL669"],"itemData":{"id":44,"type":"paper-conference","abstract":"In this paper, we analyse the complex interaction between professional advisors and their clients. Our aim is to summarize and critically review the relevant literature and to outline major directions for future research. There are three competing models that discuss the interaction between professional service providers and their clients: the expert model, the ‘reflective practitioner’ model and the critical model. After reviewing assumptions underlying these approaches as well as their contributions and shortcomings, we suggest that the key problem with these models is that they offer only partial insights into the relationship between clients and professional business service providers. Additionally, they have different epistemological foundations and, as such, they are incompatible. Building upon the existing research and our discussion, we outline the major issues of client-consultant interaction that future research needs to address in order to provide a multifaceted understanding of the client-consultant relationship.","citation-key":"nikolovaNatureClientConsultant2012","DOI":"10.1093/oxfordhb/9780199235049.013.0019","note":"DOI: 10.1093/oxfordhb/9780199235049.013.0019","publisher":"Oxford University Press","source":"Semantic Scholar","title":"The Nature Of Client–Consultant Interaction: A Critical Review","title-short":"The Nature Of Client–Consultant Interaction","URL":"https://academic.oup.com/edited-volume/38572/chapter/334566078","author":[{"family":"Nikolova","given":"Natalia"},{"family":"Devinney","given":"Timothy"}],"accessed":{"date-parts":[["2023",10,7]]},"issued":{"date-parts":[["2012",3,29]]}}},{"id":4610,"uris":["http://zotero.org/users/12622049/items/3ZK9SL9P"],"itemData":{"id":4610,"type":"article-journal","abstract":"Unpacking the client(s): Constructions, positions and client–consultant dynamics","citation-key":"sturdyUnpackingClientsConstructions2009","container-title":"Scandinavian Journal of Management","language":"en","source":"www.academia.edu","title":"Unpacking the client(s): Constructions, positions and client–consultant dynamics","title-short":"Unpacking the client(s)","URL":"https://www.academia.edu/22841489/Unpacking_the_clients_Constructions_positions_and_client_consultant_dynamics","author":[{"family":"Sturdy","given":"Andrew"}],"accessed":{"date-parts":[["2024",5,24]]},"issued":{"date-parts":[["2009",1,1]]}}}],"schema":"https://github.com/citation-style-language/schema/raw/master/csl-citation.json"} </w:instrText>
-      </w:r>
-      <w:r>
-        <w:fldChar w:fldCharType="separate"/>
-      </w:r>
-      <w:r>
-        <w:rPr>
-          <w:rFonts w:eastAsia="Times New Roman"/>
-          <w:color w:val="000000"/>
-        </w:rPr>
-        <w:t>(Glückler &amp; Armbrüster, 2003; Nikolova &amp; Devinney, 2012; Sturdy, 2009)</w:t>
-      </w:r>
-      <w:r>
-        <w:fldChar w:fldCharType="end"/>
-      </w:r>
-      <w:r>
-        <w:t xml:space="preserve">, et l'expérience de </w:t>
-      </w:r>
-      <w:proofErr w:type="spellStart"/>
-      <w:r>
-        <w:t>co-création</w:t>
-      </w:r>
-      <w:proofErr w:type="spellEnd"/>
-      <w:r>
-        <w:t xml:space="preserve"> comme condition de l'appropriation cognitive par le client </w:t>
-      </w:r>
-      <w:r>
-        <w:fldChar w:fldCharType="begin"/>
-      </w:r>
-      <w:r>
-        <w:instrText xml:space="preserve"> ADDIN ZOTERO_ITEM CSL_CITATION {"citationID":"2AQFMXei","properties":{"unsorted":false,"formattedCitation":"(Aarikka-Stenroos &amp; Jaakkola, 2012; Ciampi, 2017; Harfouche et al., 2023; Oesterle et al., 2019)","plainCitation":"(Aarikka-Stenroos &amp; Jaakkola, 2012; Ciampi, 2017; Harfouche et al., 2023; Oesterle et al., 2019)","dontUpdate":true,"noteIndex":0},"citationItems":[{"id":14589,"uris":["http://zotero.org/users/12622049/items/RE29AQ34"],"itemData":{"id":14589,"type":"article-journal","call-number":"2","citation-key":"aarikka-stenroosValueCocreationKnowledge2012","container-title":"Industrial Marketing Management","DOI":"10.1016/j.indmarman.2011.11.008","ISSN":"00198501","issue":"1","journalAbbreviation":"Industrial Marketing Management","language":"en","license":"https://www.elsevier.com/tdm/userlicense/1.0/","page":"15-26","source":"DOI.org (Crossref)","title":"Value co-creation in knowledge intensive business services: A dyadic perspective on the joint problem solving process","title-short":"Value co-creation in knowledge intensive business services","volume":"41","author":[{"family":"Aarikka-Stenroos","given":"Leena"},{"family":"Jaakkola","given":"Elina"}],"issued":{"date-parts":[["2012",1]]}}},{"id":5417,"uris":["http://zotero.org/users/12622049/items/NIUR7YQW"],"itemData":{"id":5417,"type":"webpage","abstract":"Management consulting firms are often discussed as being the firms whose core product is knowledge itself. However, despite the fact that consulting firms are generally aware of the value of knowledge for their own organizations and for their clients, the empirical evidence shows that even today the (economic and, above all, cognitive) value-creation potential related to the transition from consulting approaches geared to the transfer of “best practices” (consultant as expert) to consulting approaches geared to the cooperative creation of new knowledge and managerial capabilities (consultant as a facilitator of new managerial knowledge and capabilities creation processes) is rarely consciously perceived and, consequently, is not adequately planned for and exploited. This book interprets management consulting from a knowledge perspective, and proposes a general conceptual framework for investigating and interpreting that potential.","citation-key":"ciampiKnowingConsultingAction2017","genre":"text","language":"en","license":"Author(s)","note":"archive_location: Florence\nISBN: 9788864536439","title":"Knowing Through Consulting in Action","URL":"https://books.fupress.com/catalogue/knowing-through-consulting-in-action/3575","author":[{"family":"Ciampi","given":"Francesco"}],"accessed":{"date-parts":[["2024",6,1]]},"issued":{"date-parts":[["2017"]]}}},{"id":5202,"uris":["http://zotero.org/users/12622049/items/AAYYYZC7"],"itemData":{"id":5202,"type":"article-journal","abstract":"Artificial intelligence (AI) has increased the ability of organizations to accumulate tacit and explicit knowledge to inform management decision-making. Despite the hype and popularity of AI, there is a noticeable scarcity of research focusing on AI's potential role in enriching and augmenting organizational knowledge. This paper develops a recursive theory of knowledge augmentation in organizations (the KAM model) based on a synthesis of extant literature and a four-year revised canonical action research project. The project aimed to design and implement a human-centric AI (called Project) to solve the lack of integration of tacit and explicit knowledge in a scientific research center (SRC). To explore the patterns of knowledge augmentation in organizations, this study extends Nonaka's SECI (socialization, externalization, combination, and internalization) model by incorporating the human-in-the-loop Informed Artificial Intelligence (IAI) approach. The proposed design offers the possibility to integrate experts' intuition and domain knowledge in AI in an explainable way. The findings show that organizational knowledge can be augmented through a recursive process enabled by the design and implementation of human-in-the-loop IAI. The study has important implications for research and practice.","call-number":"3","citation-key":"harfoucheRecursiveTheoryKnowledge2023","container-title":"Information Systems Frontiers","DOI":"10.1007/s10796-022-10352-8","ISSN":"1387-3326, 1572-9419","issue":"1","journalAbbreviation":"Inf Syst Front","language":"en","note":"7 citations (Crossref) [2024-05-29]","page":"55-70","source":"DOI.org (Crossref)","title":"The Recursive Theory of Knowledge Augmentation: Integrating human intuition and knowledge in Artificial Intelligence to augment organizational knowledge","title-short":"The Recursive Theory of Knowledge Augmentation","volume":"25","author":[{"family":"Harfouche","given":"Antoine"},{"family":"Quinio","given":"Bernard"},{"family":"Saba","given":"Mario"},{"family":"Saba","given":"Peter Bou"}],"issued":{"date-parts":[["2023",2]]}}},{"id":4312,"uris":["http://zotero.org/users/12622049/items/9KFAA5SH"],"itemData":{"id":4312,"type":"chapter","abstract":"While their fundamental business model has not changed for many decades, consulting firms are currently faced with serious challenges putting the complete market at the risk of disruption. Given that situation, it is essential for consultancies to understand how value emerges in consulting projects in the eyes of their clients. Turning to the customer perspective, it is also important to understand how value emerges from the relationship with consultancies. While previous literature provides valuable but fragmented starting points to explain the joint value creation in IT consulting projects, we suggested a synthesized conceptual model drawing on the service-dominant logic in a previous article that integrates both the service provider and client perspectives. In this article, we now put forth a measurement instrument that we subjected to a preliminary empirical validation with which the important determinants in both spheres can be assessed to ultimately explain the value of the IT consulting service in a follow-up, large-scale quantitative-empirical validation.","citation-key":"oesterleMeasureKnowDevelopment2019","container-title":"Contributions to Management Science","DOI":"10.1007/978-3-319-95999-3_4","ISBN":"978-3-319-95998-6","note":"journalAbbreviation: Contributions to Management Science","page":"79-101","source":"ResearchGate","title":"To Measure Is to Know: Development of an Instrument for Measuring Consulting Service Value: Recent Findings and Practical Cases","title-short":"To Measure Is to Know","author":[{"family":"Oesterle","given":"Severin"},{"family":"Buchwald","given":"Arne"},{"family":"Urbach","given":"Nils"}],"issued":{"date-parts":[["2019",1,1]]}}}],"schema":"https://github.com/citation-style-language/schema/raw/master/csl-citation.json"} </w:instrText>
-      </w:r>
-      <w:r>
-        <w:fldChar w:fldCharType="separate"/>
-      </w:r>
-      <w:r>
-        <w:rPr>
-          <w:noProof/>
-        </w:rPr>
-        <w:t>(Ciampi, 2017; Oesterle et al., 2019)</w:t>
-      </w:r>
-      <w:r>
-        <w:fldChar w:fldCharType="end"/>
-      </w:r>
-      <w:r>
-        <w:t>.</w:t>
-      </w:r>
-      <w:r>
-        <w:t xml:space="preserve"> </w:t>
-      </w:r>
-    </w:p>
-    <w:p>
-      <w:r>
-        <w:t xml:space="preserve">Sur ce point, </w:t>
-      </w:r>
-      <w:r>
-        <w:t xml:space="preserve">certains auteurs ont suggéré que </w:t>
-      </w:r>
-      <w:r>
-        <w:t>la posture même du consultant, coincé par son identité professionnelle</w:t>
-      </w:r>
-      <w:r>
-        <w:t xml:space="preserve"> (le consultant est l’analyste rationnel et logique, plutôt qu’exploratoire</w:t>
-      </w:r>
-      <w:r>
-        <w:t xml:space="preserve"> et audacieux</w:t>
-      </w:r>
-      <w:r>
-        <w:t xml:space="preserve">), participait de son inhibition à challenger le client, alors même que celui-ci est en demande. Ce faisant, l’apprentissage du client </w:t>
-      </w:r>
-      <w:r>
-        <w:t>n’est pas favorisé</w:t>
-      </w:r>
-      <w:r>
-        <w:t xml:space="preserve"> </w:t>
-      </w:r>
-      <w:r>
-        <w:fldChar w:fldCharType="begin"/>
-      </w:r>
-      <w:r>
-        <w:instrText xml:space="preserve"> ADDIN ZOTERO_ITEM CSL_CITATION {"citationID":"JJFa7s8U","properties":{"unsorted":false,"formattedCitation":"(Handley et al., 2005)","plainCitation":"(Handley et al., 2005)","noteIndex":0},"citationItems":[{"id":8512,"uris":["http://zotero.org/users/12622049/items/G2YY3HBH"],"itemData":{"id":8512,"type":"article-journal","citation-key":"handleyClientconsultantRelationsRole2005","language":"en","source":"Zotero","title":"Client-consultant relations and the role of challenge","author":[{"family":"Handley","given":"Karen"},{"family":"Sturdy","given":"Andrew"},{"family":"Clark","given":"Timothy"},{"family":"Fincham","given":"Robin"}],"issued":{"date-parts":[["2005"]]}}}],"schema":"https://github.com/citation-style-language/schema/raw/master/csl-citation.json"} </w:instrText>
-      </w:r>
-      <w:r>
-        <w:fldChar w:fldCharType="separate"/>
-      </w:r>
-      <w:r>
-        <w:rPr>
-          <w:noProof/>
-        </w:rPr>
-        <w:t>(Handley et al., 2005)</w:t>
-      </w:r>
-      <w:r>
-        <w:fldChar w:fldCharType="end"/>
-      </w:r>
-      <w:r>
-        <w:t>.</w:t>
-      </w:r>
-      <w:r>
-        <w:t xml:space="preserve"> De ce point de vue, l’IA </w:t>
-      </w:r>
-      <w:r>
-        <w:t>présente</w:t>
-      </w:r>
-      <w:r>
-        <w:t xml:space="preserve"> </w:t>
-      </w:r>
-      <w:r>
-        <w:t xml:space="preserve">en effet </w:t>
-      </w:r>
-      <w:r>
-        <w:t>une opportunité</w:t>
-      </w:r>
-      <w:r>
-        <w:t xml:space="preserve">, </w:t>
-      </w:r>
-      <w:r>
-        <w:t>stimulant la recherche de solutions plus innovantes. Cependant, l’adaptation au contexte</w:t>
-      </w:r>
-      <w:r>
-        <w:t xml:space="preserve"> </w:t>
-      </w:r>
-      <w:r>
-        <w:t xml:space="preserve">du client </w:t>
-      </w:r>
-      <w:r>
-        <w:t>reste</w:t>
-      </w:r>
-      <w:r>
-        <w:t xml:space="preserve"> dépendante du cadre d’interaction avec l’IA </w:t>
-      </w:r>
-      <w:r>
-        <w:fldChar w:fldCharType="begin"/>
-      </w:r>
-      <w:r>
-        <w:instrText xml:space="preserve"> ADDIN ZOTERO_ITEM CSL_CITATION {"citationID":"LAKIHtJV","properties":{"unsorted":false,"formattedCitation":"(Raisch &amp; Fomina, 2024)","plainCitation":"(Raisch &amp; Fomina, 2024)","noteIndex":0},"citationItems":[{"id":7722,"uris":["http://zotero.org/users/12622049/items/N2TXY3PZ"],"itemData":{"id":7722,"type":"article-journal","call-number":"1*","citation-key":"raischCombiningHumanArtificial2024","container-title":"Academy of Management Review","DOI":"10.5465/amr.2021.0421","ISSN":"0363-7425, 1930-3807","journalAbbreviation":"AMR","language":"en","note":"10 citations (Crossref) [2024-12-03]","page":"amr.2021.0421","source":"DOI.org (Crossref)","title":"Combining Human and Artificial Intelligence: Hybrid Problem-Solving in Organizations","title-short":"Combining Human and Artificial Intelligence","author":[{"family":"Raisch","given":"Sebastian"},{"family":"Fomina","given":"Kateryna"}],"issued":{"date-parts":[["2024",1,5]]}}}],"schema":"https://github.com/citation-style-language/schema/raw/master/csl-citation.json"} </w:instrText>
-      </w:r>
-      <w:r>
-        <w:fldChar w:fldCharType="separate"/>
-      </w:r>
-      <w:r>
-        <w:rPr>
-          <w:noProof/>
-        </w:rPr>
-        <w:t>(Raisch &amp; Fomina, 2024)</w:t>
-      </w:r>
-      <w:r>
-        <w:fldChar w:fldCharType="end"/>
-      </w:r>
-      <w:r>
-        <w:t xml:space="preserve">. </w:t>
-      </w:r>
-    </w:p>
-    <w:p>
-      <w:r>
-        <w:t xml:space="preserve">Dans le conseil, la relation est </w:t>
-      </w:r>
-      <w:r>
-        <w:t xml:space="preserve">donc </w:t>
-      </w:r>
-      <w:r>
-        <w:t xml:space="preserve">première, et l’expertise, seconde, condition pas toujours nécessaire et jamais suffisante pour initier l’interaction </w:t>
-      </w:r>
-      <w:r>
-        <w:fldChar w:fldCharType="begin"/>
-      </w:r>
-      <w:r>
-        <w:instrText xml:space="preserve"> ADDIN ZOTERO_ITEM CSL_CITATION {"citationID":"LZaAsp6x","properties":{"unsorted":false,"formattedCitation":"(Bourgoin, 2014)","plainCitation":"(Bourgoin, 2014)","dontUpdate":true,"noteIndex":0},"citationItems":[{"id":11412,"uris":["http://zotero.org/users/12622049/items/JLYHMHD6"],"itemData":{"id":11412,"type":"thesis","archive":"HAL","citation-key":"bourgoinConseilManagementLepreuve2014","language":"fr","publisher":"Ecole National Supérieure des Mines de Paris","source":"Zotero","title":"Le conseil en management à l'épreuve de sa mise en valeur: une étude empirique","URL":"https://pastel.hal.science/pastel-00957543/document","author":[{"family":"Bourgoin","given":"Alaric"}],"issued":{"date-parts":[["2014",3]]}}}],"schema":"https://github.com/citation-style-language/schema/raw/master/csl-citation.json"} </w:instrText>
-      </w:r>
-      <w:r>
-        <w:fldChar w:fldCharType="separate"/>
-      </w:r>
-      <w:r>
-        <w:rPr>
-          <w:noProof/>
-        </w:rPr>
-        <w:t>(in Bourgoin, 2014)</w:t>
-      </w:r>
-      <w:r>
-        <w:fldChar w:fldCharType="end"/>
-      </w:r>
-      <w:r>
-        <w:t>.</w:t>
-      </w:r>
-      <w:r>
-        <w:t xml:space="preserve"> La valeur perçue est donc un accomplissement social qui se produit et est réalisé au cours des interactions récurrentes entre consultant et client. </w:t>
-      </w:r>
-    </w:p>
-    <w:p>
-      <w:r>
-        <w:t>L</w:t>
-      </w:r>
-      <w:r>
-        <w:t xml:space="preserve">e prestataire, pour initier </w:t>
-      </w:r>
-      <w:r>
-        <w:t xml:space="preserve">puis </w:t>
-      </w:r>
-      <w:r>
-        <w:t>concrétiser</w:t>
-      </w:r>
-      <w:r>
-        <w:t xml:space="preserve"> </w:t>
-      </w:r>
-      <w:r>
-        <w:t xml:space="preserve">la </w:t>
-      </w:r>
-      <w:r>
-        <w:t xml:space="preserve">fonction de </w:t>
-      </w:r>
-      <w:proofErr w:type="spellStart"/>
-      <w:r>
-        <w:t>co-création</w:t>
-      </w:r>
-      <w:proofErr w:type="spellEnd"/>
-      <w:r>
-        <w:t xml:space="preserve"> de valeur perçue</w:t>
-      </w:r>
-      <w:r>
-        <w:t xml:space="preserve">, </w:t>
-      </w:r>
-      <w:r>
-        <w:t xml:space="preserve">doit avant tout chercher à pénétrer la sphère conjointe, </w:t>
-      </w:r>
-      <w:r>
-        <w:t xml:space="preserve">vue comme la </w:t>
-      </w:r>
-      <w:r>
-        <w:t xml:space="preserve">plateforme de </w:t>
-      </w:r>
-      <w:proofErr w:type="spellStart"/>
-      <w:r>
-        <w:t>co-création</w:t>
-      </w:r>
-      <w:proofErr w:type="spellEnd"/>
-      <w:r>
-        <w:t xml:space="preserve"> de valeur</w:t>
-      </w:r>
-      <w:r>
-        <w:t xml:space="preserve"> par l’interaction</w:t>
-      </w:r>
-      <w:r>
-        <w:t xml:space="preserve"> </w:t>
-      </w:r>
-      <w:r>
-        <w:fldChar w:fldCharType="begin"/>
-      </w:r>
-      <w:r>
-        <w:instrText xml:space="preserve"> ADDIN ZOTERO_ITEM CSL_CITATION {"citationID":"dqqLWTaN","properties":{"unsorted":false,"formattedCitation":"(Gr\\uc0\\u246{}nroos &amp; Voima, 2013)","plainCitation":"(Grönroos &amp; Voima, 2013)","noteIndex":0},"citationItems":[{"id":5964,"uris":["http://zotero.org/users/12622049/items/8LRGQBWX"],"itemData":{"id":5964,"type":"article-journal","abstract":"Because extant literature on the service logic of marketing is dominated by a metaphorical view of value co-creation, the roles of both service providers and customers remain analytically unspecified, without a theoretically sound foundation for value creation or co-creation. This article analyzes value creation and co-creation in services by analytically defining the roles of the customer and the firm, as well as the scope, locus, and nature of value and value creation. Value creation refers to customers’ creation of value-in-use; co-creation is a function of interaction. Both the firm’s and the customer’s actions can be categorized by spheres (provider, joint, customer), and their interactions are either direct or indirect, leading to different forms of value creation and co-creation. This conceptualization of value creation spheres extends knowledge about how value-in-use emerges and how value creation can be managed; it also emphasizes the pivotal role of direct interactions for value co-creation opportunities.","call-number":"1","citation-key":"gronroosCriticalServiceLogic2013","container-title":"Journal of the Academy of Marketing Science","DOI":"10.1007/s11747-012-0308-3","journalAbbreviation":"Journal of the Academy of Marketing Science","note":"1661 citations (Crossref) [2024-08-29]","page":"133-150","source":"ResearchGate","title":"Critical Service Logic: Making Sense of Value Creation and Co-Creation","title-short":"Critical Service Logic","volume":"41","author":[{"family":"Grönroos","given":"Christian"},{"family":"Voima","given":"Päivi"}],"issued":{"date-parts":[["2013",3,1]]}}}],"schema":"https://github.com/citation-style-language/schema/raw/master/csl-citation.json"} </w:instrText>
-      </w:r>
-      <w:r>
-        <w:fldChar w:fldCharType="separate"/>
-      </w:r>
-      <w:r>
-        <w:rPr>
-          <w:rFonts w:eastAsia="Times New Roman"/>
-          <w:color w:val="000000"/>
-        </w:rPr>
-        <w:t>(Grönroos &amp; Voima, 2013)</w:t>
-      </w:r>
-      <w:r>
-        <w:fldChar w:fldCharType="end"/>
-      </w:r>
-      <w:r>
-        <w:t>. C’est au sein de cette sphère que nous install</w:t>
-      </w:r>
-      <w:r>
-        <w:t>ons</w:t>
-      </w:r>
-      <w:r>
-        <w:t xml:space="preserve"> </w:t>
-      </w:r>
-      <w:r>
-        <w:t>la</w:t>
-      </w:r>
-      <w:r>
-        <w:t xml:space="preserve"> focale d’observation</w:t>
-      </w:r>
-      <w:r>
-        <w:t xml:space="preserve"> d</w:t>
-      </w:r>
-      <w:r>
-        <w:t xml:space="preserve">u </w:t>
-      </w:r>
-      <w:r>
-        <w:t>cadre exploratoire</w:t>
-      </w:r>
-      <w:r>
-        <w:t xml:space="preserve"> de notre recherche</w:t>
-      </w:r>
-      <w:r>
-        <w:t xml:space="preserve">. </w:t>
-      </w:r>
-    </w:p>
-    <w:p>
-      <w:r>
-        <w:t>Premièrement</w:t>
-      </w:r>
-      <w:r>
-        <w:t>, l</w:t>
-      </w:r>
-      <w:r>
-        <w:t>’</w:t>
-      </w:r>
-      <w:r>
-        <w:t xml:space="preserve">interaction </w:t>
-      </w:r>
-      <w:r>
-        <w:t>permet</w:t>
-      </w:r>
-      <w:r>
-        <w:t xml:space="preserve"> </w:t>
-      </w:r>
-      <w:r>
-        <w:t xml:space="preserve">avant tout </w:t>
-      </w:r>
-      <w:r>
-        <w:t>la réalisation d</w:t>
-      </w:r>
-      <w:r>
-        <w:t xml:space="preserve">es </w:t>
-      </w:r>
-      <w:r>
-        <w:t xml:space="preserve">activités </w:t>
-      </w:r>
-      <w:r>
-        <w:t xml:space="preserve">cognitives </w:t>
-      </w:r>
-      <w:r>
-        <w:t xml:space="preserve">conjointes de résolution du problème, </w:t>
-      </w:r>
-      <w:r>
-        <w:t xml:space="preserve">sous pilotage du </w:t>
-      </w:r>
-      <w:r>
-        <w:t xml:space="preserve">consultant, </w:t>
-      </w:r>
-      <w:r>
-        <w:t>comme la clarification du besoin</w:t>
-      </w:r>
-      <w:r>
-        <w:t xml:space="preserve">, </w:t>
-      </w:r>
-      <w:r>
-        <w:t>la définition de la solution</w:t>
-      </w:r>
-      <w:r>
-        <w:t xml:space="preserve">, l’organisation de la mission </w:t>
-      </w:r>
-      <w:r>
-        <w:t xml:space="preserve"> </w:t>
-      </w:r>
-      <w:r>
-        <w:fldChar w:fldCharType="begin"/>
-      </w:r>
-      <w:r>
-        <w:instrText xml:space="preserve"> ADDIN ZOTERO_ITEM CSL_CITATION {"citationID":"Zq0uzcSf","properties":{"unsorted":false,"formattedCitation":"(Aarikka-Stenroos &amp; Jaakkola, 2012; Svensson, 2010)","plainCitation":"(Aarikka-Stenroos &amp; Jaakkola, 2012; Svensson, 2010)","noteIndex":0},"citationItems":[{"id":14589,"uris":["http://zotero.org/users/12622049/items/RE29AQ34"],"itemData":{"id":14589,"type":"article-journal","call-number":"2","citation-key":"aarikka-stenroosValueCocreationKnowledge2012","container-title":"Industrial Marketing Management","DOI":"10.1016/j.indmarman.2011.11.008","ISSN":"00198501","issue":"1","journalAbbreviation":"Industrial Marketing Management","language":"en","license":"https://www.elsevier.com/tdm/userlicense/1.0/","page":"15-26","source":"DOI.org (Crossref)","title":"Value co-creation in knowledge intensive business services: A dyadic perspective on the joint problem solving process","title-short":"Value co-creation in knowledge intensive business services","volume":"41","author":[{"family":"Aarikka-Stenroos","given":"Leena"},{"family":"Jaakkola","given":"Elina"}],"issued":{"date-parts":[["2012",1]]}}},{"id":4988,"uris":["http://zotero.org/users/12622049/items/SWQCNPRP"],"itemData":{"id":4988,"type":"article-journal","abstract":"This paper examines the ways in which the value of management consultancy services is socially and discursively accomplished in the social interaction between consultants and their clients. A meeting between a consultant and his potential client is studied in detail, with a particular focus on discursive interaction. It is suggested that value is accomplished as an ongoing interplay between exclusion and inclusion of consultancy knowledge. The tension between what is included and excluded is related to Georg Simmel’s ideas on the geometry of value and the ideal type of ‘the stranger’, the figure who is both near and far.","citation-key":"svenssonDoingValueExclusion2010","container-title":"Lund University - Working papers series","language":"en","source":"Zotero","title":"Doing value : Exclusion and Inclusion in Management Consultant-Client Interactions","author":[{"family":"Svensson","given":"Peter"}],"issued":{"date-parts":[["2010"]]}}}],"schema":"https://github.com/citation-style-language/schema/raw/master/csl-citation.json"} </w:instrText>
-      </w:r>
-      <w:r>
-        <w:fldChar w:fldCharType="separate"/>
-      </w:r>
-      <w:r>
-        <w:rPr>
-          <w:noProof/>
-        </w:rPr>
-        <w:t>(Aarikka-Stenroos &amp; Jaakkola, 2012; Svensson, 2010)</w:t>
-      </w:r>
-      <w:r>
-        <w:fldChar w:fldCharType="end"/>
-      </w:r>
-      <w:r>
-        <w:t xml:space="preserve">. </w:t>
-      </w:r>
-    </w:p>
-    <w:p>
-      <w:r>
         <w:t xml:space="preserve">La </w:t>
       </w:r>
       <w:proofErr w:type="spellStart"/>
@@ -9314,7 +9573,7 @@
       <w:pPr>
         <w:pStyle w:val="Titre2"/>
       </w:pPr>
-      <w:bookmarkStart w:id="11" w:name="_Toc228405249"/>
+      <w:bookmarkStart w:id="12" w:name="_Toc228414668"/>
       <w:r>
         <w:t>L’IA</w:t>
       </w:r>
@@ -9336,7 +9595,7 @@
       <w:r>
         <w:t>ment social</w:t>
       </w:r>
-      <w:bookmarkEnd w:id="11"/>
+      <w:bookmarkEnd w:id="12"/>
       <w:r>
         <w:t xml:space="preserve"> </w:t>
       </w:r>
@@ -9346,7 +9605,6 @@
         <w:pStyle w:val="doc-paragraph"/>
       </w:pPr>
       <w:r>
-        <w:lastRenderedPageBreak/>
         <w:t>Or, l</w:t>
       </w:r>
       <w:r>
@@ -9695,7 +9953,7 @@
       <w:pPr>
         <w:pStyle w:val="Titre1"/>
       </w:pPr>
-      <w:bookmarkStart w:id="12" w:name="_Toc228405250"/>
+      <w:bookmarkStart w:id="13" w:name="_Toc228414669"/>
       <w:r>
         <w:t xml:space="preserve">3. </w:t>
       </w:r>
@@ -9705,7 +9963,7 @@
       <w:r>
         <w:t>ADRE PROPOSITIONNEL</w:t>
       </w:r>
-      <w:bookmarkEnd w:id="12"/>
+      <w:bookmarkEnd w:id="13"/>
     </w:p>
     <w:p>
       <w:pPr>
@@ -9813,14 +10071,15 @@
       <w:pPr>
         <w:pStyle w:val="Titre2"/>
       </w:pPr>
-      <w:bookmarkStart w:id="13" w:name="_Toc228405251"/>
+      <w:bookmarkStart w:id="14" w:name="_Toc228414670"/>
       <w:r>
         <w:t>P1 — Reconfiguration multidimensionnelle de la valeur perçue</w:t>
       </w:r>
-      <w:bookmarkEnd w:id="13"/>
-    </w:p>
-    <w:p>
-      <w:r>
+      <w:bookmarkEnd w:id="14"/>
+    </w:p>
+    <w:p>
+      <w:r>
+        <w:lastRenderedPageBreak/>
         <w:t xml:space="preserve">L'intégration de l'IA dans les missions de conseil reconfigure la valeur perçue par le client selon trois dimensions interdépendantes — </w:t>
       </w:r>
       <w:r>
@@ -9884,9 +10143,8 @@
       <w:pPr>
         <w:pStyle w:val="Titre2"/>
       </w:pPr>
-      <w:bookmarkStart w:id="14" w:name="_Toc228405252"/>
-      <w:r>
-        <w:lastRenderedPageBreak/>
+      <w:bookmarkStart w:id="15" w:name="_Toc228414671"/>
+      <w:r>
         <w:t>D</w:t>
       </w:r>
       <w:r>
@@ -9928,7 +10186,7 @@
       <w:r>
         <w:t>(à vérifier)</w:t>
       </w:r>
-      <w:bookmarkEnd w:id="14"/>
+      <w:bookmarkEnd w:id="15"/>
     </w:p>
     <w:p>
       <w:r>
@@ -10088,7 +10346,7 @@
       <w:pPr>
         <w:pStyle w:val="Titre3"/>
       </w:pPr>
-      <w:bookmarkStart w:id="15" w:name="_Toc228405253"/>
+      <w:bookmarkStart w:id="16" w:name="_Toc228414672"/>
       <w:r>
         <w:rPr>
           <w:rStyle w:val="lev"/>
@@ -10098,10 +10356,11 @@
         </w:rPr>
         <w:t>R — Relationnelle</w:t>
       </w:r>
-      <w:bookmarkEnd w:id="15"/>
-    </w:p>
-    <w:p>
-      <w:r>
+      <w:bookmarkEnd w:id="16"/>
+    </w:p>
+    <w:p>
+      <w:r>
+        <w:lastRenderedPageBreak/>
         <w:t>Confiance</w:t>
       </w:r>
       <w:r>
@@ -10127,7 +10386,7 @@
           <w:color w:val="4472C4" w:themeColor="accent1"/>
         </w:rPr>
       </w:pPr>
-      <w:bookmarkStart w:id="16" w:name="_Toc228405254"/>
+      <w:bookmarkStart w:id="17" w:name="_Toc228414673"/>
       <w:r>
         <w:rPr>
           <w:rStyle w:val="lev"/>
@@ -10137,7 +10396,7 @@
         </w:rPr>
         <w:t>P — Processuelle</w:t>
       </w:r>
-      <w:bookmarkEnd w:id="16"/>
+      <w:bookmarkEnd w:id="17"/>
     </w:p>
     <w:p>
       <w:r>
@@ -10169,7 +10428,7 @@
           <w:color w:val="4472C4" w:themeColor="accent1"/>
         </w:rPr>
       </w:pPr>
-      <w:bookmarkStart w:id="17" w:name="_Toc228405255"/>
+      <w:bookmarkStart w:id="18" w:name="_Toc228414674"/>
       <w:r>
         <w:rPr>
           <w:rStyle w:val="lev"/>
@@ -10179,7 +10438,7 @@
         </w:rPr>
         <w:t>C — Cognitive</w:t>
       </w:r>
-      <w:bookmarkEnd w:id="17"/>
+      <w:bookmarkEnd w:id="18"/>
     </w:p>
     <w:p>
       <w:r>
@@ -10200,7 +10459,6 @@
         </w:rPr>
       </w:pPr>
       <w:r>
-        <w:lastRenderedPageBreak/>
         <w:t>C₂ — création de connaissances managériales : explicites (know-</w:t>
       </w:r>
       <w:proofErr w:type="spellStart"/>
@@ -10460,7 +10718,7 @@
       <w:pPr>
         <w:pStyle w:val="Titre3"/>
       </w:pPr>
-      <w:bookmarkStart w:id="18" w:name="_Toc228405256"/>
+      <w:bookmarkStart w:id="19" w:name="_Toc228414675"/>
       <w:r>
         <w:t xml:space="preserve">Comment l'IA reconfigure </w:t>
       </w:r>
@@ -10485,7 +10743,7 @@
       <w:r>
         <w:t>)</w:t>
       </w:r>
-      <w:bookmarkEnd w:id="18"/>
+      <w:bookmarkEnd w:id="19"/>
     </w:p>
     <w:tbl>
       <w:tblPr>
@@ -10794,7 +11052,16 @@
                 <w:sz w:val="18"/>
                 <w:szCs w:val="18"/>
               </w:rPr>
-              <w:t xml:space="preserve"> visible avec l'IA enrichit la diversité et la nouveauté des insights (C₁ appropriation, C₂ création) lorsque le client est cognitivement engagé. Réciproquement, l'appropriation et la création de connaissances nourrissent l'engagement dans la suite de la mission.</w:t>
+              <w:t xml:space="preserve"> visible avec l'IA enrichit la diversité et la </w:t>
+            </w:r>
+            <w:r>
+              <w:rPr>
+                <w:color w:val="000000"/>
+                <w:sz w:val="18"/>
+                <w:szCs w:val="18"/>
+              </w:rPr>
+              <w:lastRenderedPageBreak/>
+              <w:t>nouveauté des insights (C₁ appropriation, C₂ création) lorsque le client est cognitivement engagé. Réciproquement, l'appropriation et la création de connaissances nourrissent l'engagement dans la suite de la mission.</w:t>
             </w:r>
           </w:p>
         </w:tc>
@@ -10818,7 +11085,17 @@
                 <w:sz w:val="18"/>
                 <w:szCs w:val="18"/>
               </w:rPr>
-              <w:t>L'IA peut découpler la connaissance de la co-production : le client reçoit des outputs sans participer à leur génération, ce qui inhibe l'appropriation (C₁) et empêche la création de connaissances tacites (C₂).</w:t>
+              <w:lastRenderedPageBreak/>
+              <w:t xml:space="preserve">L'IA peut découpler la connaissance de la co-production : </w:t>
+            </w:r>
+            <w:r>
+              <w:rPr>
+                <w:color w:val="000000"/>
+                <w:sz w:val="18"/>
+                <w:szCs w:val="18"/>
+              </w:rPr>
+              <w:lastRenderedPageBreak/>
+              <w:t>le client reçoit des outputs sans participer à leur génération, ce qui inhibe l'appropriation (C₁) et empêche la création de connaissances tacites (C₂).</w:t>
             </w:r>
           </w:p>
         </w:tc>
@@ -10842,7 +11119,17 @@
                 <w:sz w:val="18"/>
                 <w:szCs w:val="18"/>
               </w:rPr>
-              <w:t>Dépend de l'explicitation substantive du consultant (P2) et, via P3, de l'intelligibilité, de l'acceptation et des conditions situationnelles.</w:t>
+              <w:lastRenderedPageBreak/>
+              <w:t xml:space="preserve">Dépend de l'explicitation substantive du consultant (P2) </w:t>
+            </w:r>
+            <w:r>
+              <w:rPr>
+                <w:color w:val="000000"/>
+                <w:sz w:val="18"/>
+                <w:szCs w:val="18"/>
+              </w:rPr>
+              <w:lastRenderedPageBreak/>
+              <w:t>et, via P3, de l'intelligibilité, de l'acceptation et des conditions situationnelles.</w:t>
             </w:r>
           </w:p>
         </w:tc>
@@ -10877,6 +11164,7 @@
                 <w:sz w:val="18"/>
                 <w:szCs w:val="18"/>
               </w:rPr>
+              <w:lastRenderedPageBreak/>
               <w:t>R</w:t>
             </w:r>
             <w:r>
@@ -11019,12 +11307,11 @@
       <w:pPr>
         <w:pStyle w:val="Titre2"/>
       </w:pPr>
-      <w:bookmarkStart w:id="19" w:name="_Toc228405257"/>
-      <w:r>
-        <w:lastRenderedPageBreak/>
+      <w:bookmarkStart w:id="20" w:name="_Toc228414676"/>
+      <w:r>
         <w:t>P2 — La transparence comme mécanisme médiateur</w:t>
       </w:r>
-      <w:bookmarkEnd w:id="19"/>
+      <w:bookmarkEnd w:id="20"/>
     </w:p>
     <w:p>
       <w:r>
@@ -11121,7 +11408,7 @@
       <w:pPr>
         <w:pStyle w:val="Titre2"/>
       </w:pPr>
-      <w:bookmarkStart w:id="20" w:name="_Toc228405258"/>
+      <w:bookmarkStart w:id="21" w:name="_Toc228414677"/>
       <w:r>
         <w:t xml:space="preserve">P3 — </w:t>
       </w:r>
@@ -11137,7 +11424,7 @@
       <w:r>
         <w:t>onditions de modération</w:t>
       </w:r>
-      <w:bookmarkEnd w:id="20"/>
+      <w:bookmarkEnd w:id="21"/>
     </w:p>
     <w:p>
       <w:r>
@@ -11343,6 +11630,7 @@
           <w:b/>
           <w:bCs/>
         </w:rPr>
+        <w:lastRenderedPageBreak/>
         <w:t>au niveau de l’acteur</w:t>
       </w:r>
       <w:r>
@@ -11414,7 +11702,6 @@
     </w:p>
     <w:p>
       <w:r>
-        <w:lastRenderedPageBreak/>
         <w:t>Dans ce cadre, l'attribution correcte est traitée comme une condition observable importante de l'appropriation par le client et, par cette appropriation, comme une voie par laquelle la transparence agit sur la valeur perçue.</w:t>
       </w:r>
     </w:p>
@@ -11432,7 +11719,7 @@
       <w:pPr>
         <w:pStyle w:val="Titre1"/>
       </w:pPr>
-      <w:bookmarkStart w:id="21" w:name="_Toc228405259"/>
+      <w:bookmarkStart w:id="22" w:name="_Toc228414678"/>
       <w:r>
         <w:lastRenderedPageBreak/>
         <w:t>4</w:t>
@@ -11440,7 +11727,7 @@
       <w:r>
         <w:t>. CADRE D'OBSERVATION</w:t>
       </w:r>
-      <w:bookmarkEnd w:id="21"/>
+      <w:bookmarkEnd w:id="22"/>
     </w:p>
     <w:p>
       <w:pPr>
@@ -11449,7 +11736,7 @@
           <w:rFonts w:eastAsia="Times New Roman"/>
         </w:rPr>
       </w:pPr>
-      <w:bookmarkStart w:id="22" w:name="_Toc228405260"/>
+      <w:bookmarkStart w:id="23" w:name="_Toc228414679"/>
       <w:r>
         <w:rPr>
           <w:rFonts w:eastAsia="Times New Roman"/>
@@ -11476,7 +11763,7 @@
         </w:rPr>
         <w:t> : S1, S2, S3</w:t>
       </w:r>
-      <w:bookmarkEnd w:id="22"/>
+      <w:bookmarkEnd w:id="23"/>
     </w:p>
     <w:p>
       <w:r>
@@ -11763,8 +12050,8 @@
         <w:pStyle w:val="figure-title"/>
         <w:divId w:val="118577035"/>
       </w:pPr>
-      <w:commentRangeStart w:id="23"/>
       <w:commentRangeStart w:id="24"/>
+      <w:commentRangeStart w:id="25"/>
       <w:r>
         <w:rPr>
           <w:noProof/>
@@ -11805,7 +12092,7 @@
           </wp:inline>
         </w:drawing>
       </w:r>
-      <w:commentRangeEnd w:id="23"/>
+      <w:commentRangeEnd w:id="24"/>
       <w:r>
         <w:rPr>
           <w:rStyle w:val="Marquedecommentaire"/>
@@ -11815,9 +12102,9 @@
           <w:color w:val="auto"/>
           <w:spacing w:val="0"/>
         </w:rPr>
-        <w:commentReference w:id="23"/>
-      </w:r>
-      <w:commentRangeEnd w:id="24"/>
+        <w:commentReference w:id="24"/>
+      </w:r>
+      <w:commentRangeEnd w:id="25"/>
       <w:r>
         <w:rPr>
           <w:rStyle w:val="Marquedecommentaire"/>
@@ -11827,7 +12114,7 @@
           <w:color w:val="auto"/>
           <w:spacing w:val="0"/>
         </w:rPr>
-        <w:commentReference w:id="24"/>
+        <w:commentReference w:id="25"/>
       </w:r>
     </w:p>
     <w:p>
@@ -11998,14 +12285,14 @@
           <w:rFonts w:eastAsia="Times New Roman"/>
         </w:rPr>
       </w:pPr>
-      <w:bookmarkStart w:id="25" w:name="_Toc228405261"/>
+      <w:bookmarkStart w:id="26" w:name="_Toc228414680"/>
       <w:r>
         <w:rPr>
           <w:rFonts w:eastAsia="Times New Roman"/>
         </w:rPr>
         <w:t>Situations et observables</w:t>
       </w:r>
-      <w:bookmarkEnd w:id="25"/>
+      <w:bookmarkEnd w:id="26"/>
     </w:p>
     <w:p>
       <w:pPr>
@@ -12014,14 +12301,14 @@
           <w:rFonts w:eastAsia="Times New Roman"/>
         </w:rPr>
       </w:pPr>
-      <w:bookmarkStart w:id="26" w:name="_Toc228405262"/>
+      <w:bookmarkStart w:id="27" w:name="_Toc228414681"/>
       <w:r>
         <w:rPr>
           <w:rFonts w:eastAsia="Times New Roman"/>
         </w:rPr>
         <w:t>S1 — Sans IA</w:t>
       </w:r>
-      <w:bookmarkEnd w:id="26"/>
+      <w:bookmarkEnd w:id="27"/>
     </w:p>
     <w:p>
       <w:r>
@@ -12126,14 +12413,14 @@
           <w:color w:val="4A4038"/>
         </w:rPr>
       </w:pPr>
-      <w:bookmarkStart w:id="27" w:name="_Toc228405263"/>
+      <w:bookmarkStart w:id="28" w:name="_Toc228414682"/>
       <w:r>
         <w:rPr>
           <w:rFonts w:eastAsia="Times New Roman"/>
         </w:rPr>
         <w:t>S2 — IA en silo</w:t>
       </w:r>
-      <w:bookmarkEnd w:id="27"/>
+      <w:bookmarkEnd w:id="28"/>
     </w:p>
     <w:p>
       <w:r>
@@ -12217,7 +12504,7 @@
           <w:color w:val="4A4038"/>
         </w:rPr>
       </w:pPr>
-      <w:bookmarkStart w:id="28" w:name="_Toc228405264"/>
+      <w:bookmarkStart w:id="29" w:name="_Toc228414683"/>
       <w:r>
         <w:rPr>
           <w:rFonts w:eastAsia="Times New Roman"/>
@@ -12238,7 +12525,7 @@
         </w:rPr>
         <w:t xml:space="preserve"> tripartite</w:t>
       </w:r>
-      <w:bookmarkEnd w:id="28"/>
+      <w:bookmarkEnd w:id="29"/>
     </w:p>
     <w:p>
       <w:pPr>
@@ -12366,7 +12653,7 @@
       <w:pPr>
         <w:pStyle w:val="Titre1"/>
       </w:pPr>
-      <w:bookmarkStart w:id="29" w:name="_Toc228405265"/>
+      <w:bookmarkStart w:id="30" w:name="_Toc228414684"/>
       <w:r>
         <w:lastRenderedPageBreak/>
         <w:t xml:space="preserve">5. </w:t>
@@ -12377,17 +12664,17 @@
       <w:r>
         <w:t>OSTURE DU CHERCHEUR ET DESIGN DE LA RECHERCHE</w:t>
       </w:r>
-      <w:bookmarkEnd w:id="29"/>
+      <w:bookmarkEnd w:id="30"/>
     </w:p>
     <w:p>
       <w:pPr>
         <w:pStyle w:val="Titre2"/>
       </w:pPr>
-      <w:bookmarkStart w:id="30" w:name="_Toc228405266"/>
+      <w:bookmarkStart w:id="31" w:name="_Toc228414685"/>
       <w:r>
         <w:t>Un design d'étude de cas exemplaire en grandeur réelle</w:t>
       </w:r>
-      <w:bookmarkEnd w:id="30"/>
+      <w:bookmarkEnd w:id="31"/>
     </w:p>
     <w:p>
       <w:pPr>
@@ -12506,11 +12793,11 @@
       <w:pPr>
         <w:pStyle w:val="Titre2"/>
       </w:pPr>
-      <w:bookmarkStart w:id="31" w:name="_Toc228405267"/>
+      <w:bookmarkStart w:id="32" w:name="_Toc228414686"/>
       <w:r>
         <w:t>Une posture de praticien-chercheur explicitement assumée</w:t>
       </w:r>
-      <w:bookmarkEnd w:id="31"/>
+      <w:bookmarkEnd w:id="32"/>
       <w:r>
         <w:t xml:space="preserve"> </w:t>
       </w:r>
@@ -12756,11 +13043,11 @@
       <w:pPr>
         <w:pStyle w:val="Titre2"/>
       </w:pPr>
-      <w:bookmarkStart w:id="32" w:name="_Toc228405268"/>
+      <w:bookmarkStart w:id="33" w:name="_Toc228414687"/>
       <w:r>
         <w:t>Un dispositif de réflexivité renforcé pour répondre au risque de biais</w:t>
       </w:r>
-      <w:bookmarkEnd w:id="32"/>
+      <w:bookmarkEnd w:id="33"/>
       <w:r>
         <w:t xml:space="preserve"> </w:t>
       </w:r>
@@ -12835,7 +13122,7 @@
       <w:pPr>
         <w:pStyle w:val="Titre1"/>
       </w:pPr>
-      <w:bookmarkStart w:id="33" w:name="_Toc228405269"/>
+      <w:bookmarkStart w:id="34" w:name="_Toc228414688"/>
       <w:r>
         <w:lastRenderedPageBreak/>
         <w:t>6</w:t>
@@ -12843,7 +13130,7 @@
       <w:r>
         <w:t>. ILLUSTRATION</w:t>
       </w:r>
-      <w:bookmarkEnd w:id="33"/>
+      <w:bookmarkEnd w:id="34"/>
     </w:p>
     <w:p>
       <w:pPr>
@@ -12852,7 +13139,7 @@
           <w:rFonts w:eastAsia="Times New Roman"/>
         </w:rPr>
       </w:pPr>
-      <w:bookmarkStart w:id="34" w:name="_Toc228405270"/>
+      <w:bookmarkStart w:id="35" w:name="_Toc228414689"/>
       <w:r>
         <w:rPr>
           <w:rFonts w:eastAsia="Times New Roman"/>
@@ -12865,7 +13152,7 @@
         </w:rPr>
         <w:t xml:space="preserve"> sur 10 semaines</w:t>
       </w:r>
-      <w:bookmarkEnd w:id="34"/>
+      <w:bookmarkEnd w:id="35"/>
     </w:p>
     <w:p>
       <w:r>
@@ -13076,7 +13363,7 @@
           <w:rFonts w:eastAsia="Times New Roman"/>
         </w:rPr>
       </w:pPr>
-      <w:bookmarkStart w:id="35" w:name="_Toc228405271"/>
+      <w:bookmarkStart w:id="36" w:name="_Toc228414690"/>
       <w:r>
         <w:rPr>
           <w:rFonts w:eastAsia="Times New Roman"/>
@@ -13101,7 +13388,7 @@
         </w:rPr>
         <w:t xml:space="preserve"> fictive de conseil</w:t>
       </w:r>
-      <w:bookmarkEnd w:id="35"/>
+      <w:bookmarkEnd w:id="36"/>
     </w:p>
     <w:p>
       <w:r>
@@ -13195,7 +13482,7 @@
           <w:color w:val="4472C4" w:themeColor="accent1"/>
         </w:rPr>
       </w:pPr>
-      <w:bookmarkStart w:id="36" w:name="_Toc228405272"/>
+      <w:bookmarkStart w:id="37" w:name="_Toc228414691"/>
       <w:r>
         <w:rPr>
           <w:rStyle w:val="lev"/>
@@ -13214,7 +13501,7 @@
         </w:rPr>
         <w:t>– Sem. 1-3</w:t>
       </w:r>
-      <w:bookmarkEnd w:id="36"/>
+      <w:bookmarkEnd w:id="37"/>
     </w:p>
     <w:p>
       <w:r>
@@ -13564,7 +13851,7 @@
           <w:color w:val="4472C4" w:themeColor="accent1"/>
         </w:rPr>
       </w:pPr>
-      <w:bookmarkStart w:id="37" w:name="_Toc228405273"/>
+      <w:bookmarkStart w:id="38" w:name="_Toc228414692"/>
       <w:r>
         <w:rPr>
           <w:rStyle w:val="lev"/>
@@ -13592,7 +13879,7 @@
         </w:rPr>
         <w:t>Analyse – Sem. 4-9</w:t>
       </w:r>
-      <w:bookmarkEnd w:id="37"/>
+      <w:bookmarkEnd w:id="38"/>
     </w:p>
     <w:p>
       <w:pPr>
@@ -14083,7 +14370,7 @@
           <w:color w:val="4472C4" w:themeColor="accent1"/>
         </w:rPr>
       </w:pPr>
-      <w:bookmarkStart w:id="38" w:name="_Toc228405274"/>
+      <w:bookmarkStart w:id="39" w:name="_Toc228414693"/>
       <w:r>
         <w:rPr>
           <w:rStyle w:val="lev"/>
@@ -14093,7 +14380,7 @@
         </w:rPr>
         <w:t>3. Recommandations — Sem. 10</w:t>
       </w:r>
-      <w:bookmarkEnd w:id="38"/>
+      <w:bookmarkEnd w:id="39"/>
     </w:p>
     <w:p>
       <w:pPr>
@@ -14255,7 +14542,7 @@
           <w:color w:val="4472C4" w:themeColor="accent1"/>
         </w:rPr>
       </w:pPr>
-      <w:bookmarkStart w:id="39" w:name="_Toc228405275"/>
+      <w:bookmarkStart w:id="40" w:name="_Toc228414694"/>
       <w:r>
         <w:rPr>
           <w:rStyle w:val="lev"/>
@@ -14265,7 +14552,7 @@
         </w:rPr>
         <w:t>4. Rétrospective — Post</w:t>
       </w:r>
-      <w:bookmarkEnd w:id="39"/>
+      <w:bookmarkEnd w:id="40"/>
     </w:p>
     <w:p>
       <w:pPr>
@@ -14410,7 +14697,7 @@
           <w:rFonts w:eastAsia="Times New Roman"/>
           <w:noProof/>
         </w:rPr>
-        <w:pict w14:anchorId="4E6E73E8">
+        <w:pict w14:anchorId="12C2C0DC">
           <v:rect id="_x0000_i1025" alt="" style="width:453.6pt;height:.05pt;mso-width-percent:0;mso-height-percent:0;mso-width-percent:0;mso-height-percent:0" o:hralign="center" o:hrstd="t" o:hr="t" fillcolor="#a0a0a0" stroked="f"/>
         </w:pict>
       </w:r>
@@ -14430,12 +14717,12 @@
         <w:pStyle w:val="Titre1"/>
         <w:divId w:val="491409308"/>
       </w:pPr>
-      <w:bookmarkStart w:id="40" w:name="_Toc228405276"/>
+      <w:bookmarkStart w:id="41" w:name="_Toc228414695"/>
       <w:r>
         <w:lastRenderedPageBreak/>
         <w:t>BIBLIOGRAPHIE</w:t>
       </w:r>
-      <w:bookmarkEnd w:id="40"/>
+      <w:bookmarkEnd w:id="41"/>
     </w:p>
     <w:p>
       <w:pPr>
@@ -18388,7 +18675,7 @@
 
 <file path=word/comments.xml><?xml version="1.0" encoding="utf-8"?>
 <w:comments xmlns:wpc="http://schemas.microsoft.com/office/word/2010/wordprocessingCanvas" xmlns:cx="http://schemas.microsoft.com/office/drawing/2014/chartex" xmlns:cx1="http://schemas.microsoft.com/office/drawing/2015/9/8/chartex" xmlns:cx2="http://schemas.microsoft.com/office/drawing/2015/10/21/chartex" xmlns:cx3="http://schemas.microsoft.com/office/drawing/2016/5/9/chartex" xmlns:cx4="http://schemas.microsoft.com/office/drawing/2016/5/10/chartex" xmlns:cx5="http://schemas.microsoft.com/office/drawing/2016/5/11/chartex" xmlns:cx6="http://schemas.microsoft.com/office/drawing/2016/5/12/chartex" xmlns:cx7="http://schemas.microsoft.com/office/drawing/2016/5/13/chartex" xmlns:cx8="http://schemas.microsoft.com/office/drawing/2016/5/14/chartex" xmlns:mc="http://schemas.openxmlformats.org/markup-compatibility/2006" xmlns:aink="http://schemas.microsoft.com/office/drawing/2016/ink" xmlns:am3d="http://schemas.microsoft.com/office/drawing/2017/model3d" xmlns:o="urn:schemas-microsoft-com:office:office" xmlns:oel="http://schemas.microsoft.com/office/2019/extlst" xmlns:r="http://schemas.openxmlformats.org/officeDocument/2006/relationships" xmlns:m="http://schemas.openxmlformats.org/officeDocument/2006/math" xmlns:v="urn:schemas-microsoft-com:vml" xmlns:wp14="http://schemas.microsoft.com/office/word/2010/wordprocessingDrawing" xmlns:wp="http://schemas.openxmlformats.org/drawingml/2006/wordprocessingDrawing" xmlns:w10="urn:schemas-microsoft-com:office:word" xmlns:w="http://schemas.openxmlformats.org/wordprocessingml/2006/main" xmlns:w14="http://schemas.microsoft.com/office/word/2010/wordml" xmlns:w15="http://schemas.microsoft.com/office/word/2012/wordml" xmlns:w16cex="http://schemas.microsoft.com/office/word/2018/wordml/cex" xmlns:w16cid="http://schemas.microsoft.com/office/word/2016/wordml/cid" xmlns:w16="http://schemas.microsoft.com/office/word/2018/wordml" xmlns:w16sdtdh="http://schemas.microsoft.com/office/word/2020/wordml/sdtdatahash" xmlns:w16se="http://schemas.microsoft.com/office/word/2015/wordml/symex" xmlns:wpg="http://schemas.microsoft.com/office/word/2010/wordprocessingGroup" xmlns:wpi="http://schemas.microsoft.com/office/word/2010/wordprocessingInk" xmlns:wne="http://schemas.microsoft.com/office/word/2006/wordml" xmlns:wps="http://schemas.microsoft.com/office/word/2010/wordprocessingShape" mc:Ignorable="w14 w15 w16se w16cid w16 w16cex w16sdtdh wp14">
-  <w:comment w:id="23" w:author="Clement Yunes" w:date="2026-04-30T02:51:00Z" w:initials="CY">
+  <w:comment w:id="24" w:author="Clement Yunes" w:date="2026-04-30T02:51:00Z" w:initials="CY">
     <w:p>
       <w:pPr>
         <w:pStyle w:val="Commentaire"/>
@@ -18401,7 +18688,7 @@
       </w:r>
     </w:p>
   </w:comment>
-  <w:comment w:id="24" w:author="Clement Yunes" w:date="2026-04-30T02:51:00Z" w:initials="CY">
+  <w:comment w:id="25" w:author="Clement Yunes" w:date="2026-04-30T02:51:00Z" w:initials="CY">
     <w:p>
       <w:pPr>
         <w:pStyle w:val="Commentaire"/>
@@ -20234,7 +20521,7 @@
   <w:style w:type="paragraph" w:default="1" w:styleId="Normal">
     <w:name w:val="Normal"/>
     <w:qFormat/>
-    <w:rsid w:val="00437527"/>
+    <w:rsid w:val="00B9429B"/>
     <w:pPr>
       <w:spacing w:before="200"/>
       <w:jc w:val="both"/>

--- a/docs/DOCUMENT_COMPLEMENTAIRE_CONTENU_FR.docx
+++ b/docs/DOCUMENT_COMPLEMENTAIRE_CONTENU_FR.docx
@@ -428,7 +428,7 @@
           <w14:ligatures w14:val="standardContextual"/>
         </w:rPr>
       </w:pPr>
-      <w:hyperlink w:anchor="_Toc228414660" w:history="1">
+      <w:hyperlink w:anchor="_Toc228416857" w:history="1">
         <w:r>
           <w:rPr>
             <w:rStyle w:val="Lienhypertexte"/>
@@ -455,7 +455,7 @@
             <w:noProof/>
             <w:webHidden/>
           </w:rPr>
-          <w:instrText xml:space="preserve"> PAGEREF _Toc228414660 \h </w:instrText>
+          <w:instrText xml:space="preserve"> PAGEREF _Toc228416857 \h </w:instrText>
         </w:r>
         <w:r>
           <w:rPr>
@@ -501,7 +501,7 @@
           <w14:ligatures w14:val="standardContextual"/>
         </w:rPr>
       </w:pPr>
-      <w:hyperlink w:anchor="_Toc228414661" w:history="1">
+      <w:hyperlink w:anchor="_Toc228416858" w:history="1">
         <w:r>
           <w:rPr>
             <w:rStyle w:val="Lienhypertexte"/>
@@ -529,7 +529,7 @@
             <w:noProof/>
             <w:webHidden/>
           </w:rPr>
-          <w:instrText xml:space="preserve"> PAGEREF _Toc228414661 \h </w:instrText>
+          <w:instrText xml:space="preserve"> PAGEREF _Toc228416858 \h </w:instrText>
         </w:r>
         <w:r>
           <w:rPr>
@@ -575,7 +575,7 @@
           <w14:ligatures w14:val="standardContextual"/>
         </w:rPr>
       </w:pPr>
-      <w:hyperlink w:anchor="_Toc228414662" w:history="1">
+      <w:hyperlink w:anchor="_Toc228416859" w:history="1">
         <w:r>
           <w:rPr>
             <w:rStyle w:val="Lienhypertexte"/>
@@ -603,7 +603,7 @@
             <w:noProof/>
             <w:webHidden/>
           </w:rPr>
-          <w:instrText xml:space="preserve"> PAGEREF _Toc228414662 \h </w:instrText>
+          <w:instrText xml:space="preserve"> PAGEREF _Toc228416859 \h </w:instrText>
         </w:r>
         <w:r>
           <w:rPr>
@@ -649,7 +649,7 @@
           <w14:ligatures w14:val="standardContextual"/>
         </w:rPr>
       </w:pPr>
-      <w:hyperlink w:anchor="_Toc228414663" w:history="1">
+      <w:hyperlink w:anchor="_Toc228416860" w:history="1">
         <w:r>
           <w:rPr>
             <w:rStyle w:val="Lienhypertexte"/>
@@ -676,7 +676,7 @@
             <w:noProof/>
             <w:webHidden/>
           </w:rPr>
-          <w:instrText xml:space="preserve"> PAGEREF _Toc228414663 \h </w:instrText>
+          <w:instrText xml:space="preserve"> PAGEREF _Toc228416860 \h </w:instrText>
         </w:r>
         <w:r>
           <w:rPr>
@@ -722,7 +722,7 @@
           <w14:ligatures w14:val="standardContextual"/>
         </w:rPr>
       </w:pPr>
-      <w:hyperlink w:anchor="_Toc228414664" w:history="1">
+      <w:hyperlink w:anchor="_Toc228416861" w:history="1">
         <w:r>
           <w:rPr>
             <w:rStyle w:val="Lienhypertexte"/>
@@ -750,7 +750,7 @@
             <w:noProof/>
             <w:webHidden/>
           </w:rPr>
-          <w:instrText xml:space="preserve"> PAGEREF _Toc228414664 \h </w:instrText>
+          <w:instrText xml:space="preserve"> PAGEREF _Toc228416861 \h </w:instrText>
         </w:r>
         <w:r>
           <w:rPr>
@@ -796,7 +796,7 @@
           <w14:ligatures w14:val="standardContextual"/>
         </w:rPr>
       </w:pPr>
-      <w:hyperlink w:anchor="_Toc228414665" w:history="1">
+      <w:hyperlink w:anchor="_Toc228416862" w:history="1">
         <w:r>
           <w:rPr>
             <w:rStyle w:val="Lienhypertexte"/>
@@ -823,7 +823,7 @@
             <w:noProof/>
             <w:webHidden/>
           </w:rPr>
-          <w:instrText xml:space="preserve"> PAGEREF _Toc228414665 \h </w:instrText>
+          <w:instrText xml:space="preserve"> PAGEREF _Toc228416862 \h </w:instrText>
         </w:r>
         <w:r>
           <w:rPr>
@@ -869,7 +869,7 @@
           <w14:ligatures w14:val="standardContextual"/>
         </w:rPr>
       </w:pPr>
-      <w:hyperlink w:anchor="_Toc228414666" w:history="1">
+      <w:hyperlink w:anchor="_Toc228416863" w:history="1">
         <w:r>
           <w:rPr>
             <w:rStyle w:val="Lienhypertexte"/>
@@ -896,7 +896,7 @@
             <w:noProof/>
             <w:webHidden/>
           </w:rPr>
-          <w:instrText xml:space="preserve"> PAGEREF _Toc228414666 \h </w:instrText>
+          <w:instrText xml:space="preserve"> PAGEREF _Toc228416863 \h </w:instrText>
         </w:r>
         <w:r>
           <w:rPr>
@@ -942,7 +942,7 @@
           <w14:ligatures w14:val="standardContextual"/>
         </w:rPr>
       </w:pPr>
-      <w:hyperlink w:anchor="_Toc228414667" w:history="1">
+      <w:hyperlink w:anchor="_Toc228416864" w:history="1">
         <w:r>
           <w:rPr>
             <w:rStyle w:val="Lienhypertexte"/>
@@ -969,7 +969,7 @@
             <w:noProof/>
             <w:webHidden/>
           </w:rPr>
-          <w:instrText xml:space="preserve"> PAGEREF _Toc228414667 \h </w:instrText>
+          <w:instrText xml:space="preserve"> PAGEREF _Toc228416864 \h </w:instrText>
         </w:r>
         <w:r>
           <w:rPr>
@@ -1015,7 +1015,7 @@
           <w14:ligatures w14:val="standardContextual"/>
         </w:rPr>
       </w:pPr>
-      <w:hyperlink w:anchor="_Toc228414668" w:history="1">
+      <w:hyperlink w:anchor="_Toc228416865" w:history="1">
         <w:r>
           <w:rPr>
             <w:rStyle w:val="Lienhypertexte"/>
@@ -1042,7 +1042,7 @@
             <w:noProof/>
             <w:webHidden/>
           </w:rPr>
-          <w:instrText xml:space="preserve"> PAGEREF _Toc228414668 \h </w:instrText>
+          <w:instrText xml:space="preserve"> PAGEREF _Toc228416865 \h </w:instrText>
         </w:r>
         <w:r>
           <w:rPr>
@@ -1062,7 +1062,7 @@
             <w:noProof/>
             <w:webHidden/>
           </w:rPr>
-          <w:t>9</w:t>
+          <w:t>8</w:t>
         </w:r>
         <w:r>
           <w:rPr>
@@ -1088,7 +1088,7 @@
           <w14:ligatures w14:val="standardContextual"/>
         </w:rPr>
       </w:pPr>
-      <w:hyperlink w:anchor="_Toc228414669" w:history="1">
+      <w:hyperlink w:anchor="_Toc228416866" w:history="1">
         <w:r>
           <w:rPr>
             <w:rStyle w:val="Lienhypertexte"/>
@@ -1115,7 +1115,7 @@
             <w:noProof/>
             <w:webHidden/>
           </w:rPr>
-          <w:instrText xml:space="preserve"> PAGEREF _Toc228414669 \h </w:instrText>
+          <w:instrText xml:space="preserve"> PAGEREF _Toc228416866 \h </w:instrText>
         </w:r>
         <w:r>
           <w:rPr>
@@ -1161,7 +1161,7 @@
           <w14:ligatures w14:val="standardContextual"/>
         </w:rPr>
       </w:pPr>
-      <w:hyperlink w:anchor="_Toc228414670" w:history="1">
+      <w:hyperlink w:anchor="_Toc228416867" w:history="1">
         <w:r>
           <w:rPr>
             <w:rStyle w:val="Lienhypertexte"/>
@@ -1188,7 +1188,7 @@
             <w:noProof/>
             <w:webHidden/>
           </w:rPr>
-          <w:instrText xml:space="preserve"> PAGEREF _Toc228414670 \h </w:instrText>
+          <w:instrText xml:space="preserve"> PAGEREF _Toc228416867 \h </w:instrText>
         </w:r>
         <w:r>
           <w:rPr>
@@ -1234,7 +1234,7 @@
           <w14:ligatures w14:val="standardContextual"/>
         </w:rPr>
       </w:pPr>
-      <w:hyperlink w:anchor="_Toc228414671" w:history="1">
+      <w:hyperlink w:anchor="_Toc228416868" w:history="1">
         <w:r>
           <w:rPr>
             <w:rStyle w:val="Lienhypertexte"/>
@@ -1261,7 +1261,7 @@
             <w:noProof/>
             <w:webHidden/>
           </w:rPr>
-          <w:instrText xml:space="preserve"> PAGEREF _Toc228414671 \h </w:instrText>
+          <w:instrText xml:space="preserve"> PAGEREF _Toc228416868 \h </w:instrText>
         </w:r>
         <w:r>
           <w:rPr>
@@ -1307,7 +1307,7 @@
           <w14:ligatures w14:val="standardContextual"/>
         </w:rPr>
       </w:pPr>
-      <w:hyperlink w:anchor="_Toc228414672" w:history="1">
+      <w:hyperlink w:anchor="_Toc228416869" w:history="1">
         <w:r>
           <w:rPr>
             <w:rStyle w:val="Lienhypertexte"/>
@@ -1334,7 +1334,7 @@
             <w:noProof/>
             <w:webHidden/>
           </w:rPr>
-          <w:instrText xml:space="preserve"> PAGEREF _Toc228414672 \h </w:instrText>
+          <w:instrText xml:space="preserve"> PAGEREF _Toc228416869 \h </w:instrText>
         </w:r>
         <w:r>
           <w:rPr>
@@ -1380,7 +1380,7 @@
           <w14:ligatures w14:val="standardContextual"/>
         </w:rPr>
       </w:pPr>
-      <w:hyperlink w:anchor="_Toc228414673" w:history="1">
+      <w:hyperlink w:anchor="_Toc228416870" w:history="1">
         <w:r>
           <w:rPr>
             <w:rStyle w:val="Lienhypertexte"/>
@@ -1407,7 +1407,7 @@
             <w:noProof/>
             <w:webHidden/>
           </w:rPr>
-          <w:instrText xml:space="preserve"> PAGEREF _Toc228414673 \h </w:instrText>
+          <w:instrText xml:space="preserve"> PAGEREF _Toc228416870 \h </w:instrText>
         </w:r>
         <w:r>
           <w:rPr>
@@ -1427,7 +1427,7 @@
             <w:noProof/>
             <w:webHidden/>
           </w:rPr>
-          <w:t>11</w:t>
+          <w:t>10</w:t>
         </w:r>
         <w:r>
           <w:rPr>
@@ -1453,7 +1453,7 @@
           <w14:ligatures w14:val="standardContextual"/>
         </w:rPr>
       </w:pPr>
-      <w:hyperlink w:anchor="_Toc228414674" w:history="1">
+      <w:hyperlink w:anchor="_Toc228416871" w:history="1">
         <w:r>
           <w:rPr>
             <w:rStyle w:val="Lienhypertexte"/>
@@ -1480,7 +1480,7 @@
             <w:noProof/>
             <w:webHidden/>
           </w:rPr>
-          <w:instrText xml:space="preserve"> PAGEREF _Toc228414674 \h </w:instrText>
+          <w:instrText xml:space="preserve"> PAGEREF _Toc228416871 \h </w:instrText>
         </w:r>
         <w:r>
           <w:rPr>
@@ -1526,7 +1526,7 @@
           <w14:ligatures w14:val="standardContextual"/>
         </w:rPr>
       </w:pPr>
-      <w:hyperlink w:anchor="_Toc228414675" w:history="1">
+      <w:hyperlink w:anchor="_Toc228416872" w:history="1">
         <w:r>
           <w:rPr>
             <w:rStyle w:val="Lienhypertexte"/>
@@ -1553,7 +1553,7 @@
             <w:noProof/>
             <w:webHidden/>
           </w:rPr>
-          <w:instrText xml:space="preserve"> PAGEREF _Toc228414675 \h </w:instrText>
+          <w:instrText xml:space="preserve"> PAGEREF _Toc228416872 \h </w:instrText>
         </w:r>
         <w:r>
           <w:rPr>
@@ -1599,7 +1599,7 @@
           <w14:ligatures w14:val="standardContextual"/>
         </w:rPr>
       </w:pPr>
-      <w:hyperlink w:anchor="_Toc228414676" w:history="1">
+      <w:hyperlink w:anchor="_Toc228416873" w:history="1">
         <w:r>
           <w:rPr>
             <w:rStyle w:val="Lienhypertexte"/>
@@ -1626,7 +1626,7 @@
             <w:noProof/>
             <w:webHidden/>
           </w:rPr>
-          <w:instrText xml:space="preserve"> PAGEREF _Toc228414676 \h </w:instrText>
+          <w:instrText xml:space="preserve"> PAGEREF _Toc228416873 \h </w:instrText>
         </w:r>
         <w:r>
           <w:rPr>
@@ -1672,7 +1672,7 @@
           <w14:ligatures w14:val="standardContextual"/>
         </w:rPr>
       </w:pPr>
-      <w:hyperlink w:anchor="_Toc228414677" w:history="1">
+      <w:hyperlink w:anchor="_Toc228416874" w:history="1">
         <w:r>
           <w:rPr>
             <w:rStyle w:val="Lienhypertexte"/>
@@ -1699,7 +1699,7 @@
             <w:noProof/>
             <w:webHidden/>
           </w:rPr>
-          <w:instrText xml:space="preserve"> PAGEREF _Toc228414677 \h </w:instrText>
+          <w:instrText xml:space="preserve"> PAGEREF _Toc228416874 \h </w:instrText>
         </w:r>
         <w:r>
           <w:rPr>
@@ -1745,7 +1745,7 @@
           <w14:ligatures w14:val="standardContextual"/>
         </w:rPr>
       </w:pPr>
-      <w:hyperlink w:anchor="_Toc228414678" w:history="1">
+      <w:hyperlink w:anchor="_Toc228416875" w:history="1">
         <w:r>
           <w:rPr>
             <w:rStyle w:val="Lienhypertexte"/>
@@ -1772,7 +1772,7 @@
             <w:noProof/>
             <w:webHidden/>
           </w:rPr>
-          <w:instrText xml:space="preserve"> PAGEREF _Toc228414678 \h </w:instrText>
+          <w:instrText xml:space="preserve"> PAGEREF _Toc228416875 \h </w:instrText>
         </w:r>
         <w:r>
           <w:rPr>
@@ -1818,7 +1818,7 @@
           <w14:ligatures w14:val="standardContextual"/>
         </w:rPr>
       </w:pPr>
-      <w:hyperlink w:anchor="_Toc228414679" w:history="1">
+      <w:hyperlink w:anchor="_Toc228416876" w:history="1">
         <w:r>
           <w:rPr>
             <w:rStyle w:val="Lienhypertexte"/>
@@ -1846,7 +1846,7 @@
             <w:noProof/>
             <w:webHidden/>
           </w:rPr>
-          <w:instrText xml:space="preserve"> PAGEREF _Toc228414679 \h </w:instrText>
+          <w:instrText xml:space="preserve"> PAGEREF _Toc228416876 \h </w:instrText>
         </w:r>
         <w:r>
           <w:rPr>
@@ -1892,7 +1892,7 @@
           <w14:ligatures w14:val="standardContextual"/>
         </w:rPr>
       </w:pPr>
-      <w:hyperlink w:anchor="_Toc228414680" w:history="1">
+      <w:hyperlink w:anchor="_Toc228416877" w:history="1">
         <w:r>
           <w:rPr>
             <w:rStyle w:val="Lienhypertexte"/>
@@ -1920,7 +1920,7 @@
             <w:noProof/>
             <w:webHidden/>
           </w:rPr>
-          <w:instrText xml:space="preserve"> PAGEREF _Toc228414680 \h </w:instrText>
+          <w:instrText xml:space="preserve"> PAGEREF _Toc228416877 \h </w:instrText>
         </w:r>
         <w:r>
           <w:rPr>
@@ -1966,7 +1966,7 @@
           <w14:ligatures w14:val="standardContextual"/>
         </w:rPr>
       </w:pPr>
-      <w:hyperlink w:anchor="_Toc228414681" w:history="1">
+      <w:hyperlink w:anchor="_Toc228416878" w:history="1">
         <w:r>
           <w:rPr>
             <w:rStyle w:val="Lienhypertexte"/>
@@ -1994,7 +1994,7 @@
             <w:noProof/>
             <w:webHidden/>
           </w:rPr>
-          <w:instrText xml:space="preserve"> PAGEREF _Toc228414681 \h </w:instrText>
+          <w:instrText xml:space="preserve"> PAGEREF _Toc228416878 \h </w:instrText>
         </w:r>
         <w:r>
           <w:rPr>
@@ -2040,7 +2040,7 @@
           <w14:ligatures w14:val="standardContextual"/>
         </w:rPr>
       </w:pPr>
-      <w:hyperlink w:anchor="_Toc228414682" w:history="1">
+      <w:hyperlink w:anchor="_Toc228416879" w:history="1">
         <w:r>
           <w:rPr>
             <w:rStyle w:val="Lienhypertexte"/>
@@ -2068,7 +2068,7 @@
             <w:noProof/>
             <w:webHidden/>
           </w:rPr>
-          <w:instrText xml:space="preserve"> PAGEREF _Toc228414682 \h </w:instrText>
+          <w:instrText xml:space="preserve"> PAGEREF _Toc228416879 \h </w:instrText>
         </w:r>
         <w:r>
           <w:rPr>
@@ -2114,7 +2114,7 @@
           <w14:ligatures w14:val="standardContextual"/>
         </w:rPr>
       </w:pPr>
-      <w:hyperlink w:anchor="_Toc228414683" w:history="1">
+      <w:hyperlink w:anchor="_Toc228416880" w:history="1">
         <w:r>
           <w:rPr>
             <w:rStyle w:val="Lienhypertexte"/>
@@ -2142,7 +2142,7 @@
             <w:noProof/>
             <w:webHidden/>
           </w:rPr>
-          <w:instrText xml:space="preserve"> PAGEREF _Toc228414683 \h </w:instrText>
+          <w:instrText xml:space="preserve"> PAGEREF _Toc228416880 \h </w:instrText>
         </w:r>
         <w:r>
           <w:rPr>
@@ -2188,7 +2188,7 @@
           <w14:ligatures w14:val="standardContextual"/>
         </w:rPr>
       </w:pPr>
-      <w:hyperlink w:anchor="_Toc228414684" w:history="1">
+      <w:hyperlink w:anchor="_Toc228416881" w:history="1">
         <w:r>
           <w:rPr>
             <w:rStyle w:val="Lienhypertexte"/>
@@ -2215,7 +2215,7 @@
             <w:noProof/>
             <w:webHidden/>
           </w:rPr>
-          <w:instrText xml:space="preserve"> PAGEREF _Toc228414684 \h </w:instrText>
+          <w:instrText xml:space="preserve"> PAGEREF _Toc228416881 \h </w:instrText>
         </w:r>
         <w:r>
           <w:rPr>
@@ -2261,7 +2261,7 @@
           <w14:ligatures w14:val="standardContextual"/>
         </w:rPr>
       </w:pPr>
-      <w:hyperlink w:anchor="_Toc228414685" w:history="1">
+      <w:hyperlink w:anchor="_Toc228416882" w:history="1">
         <w:r>
           <w:rPr>
             <w:rStyle w:val="Lienhypertexte"/>
@@ -2288,7 +2288,7 @@
             <w:noProof/>
             <w:webHidden/>
           </w:rPr>
-          <w:instrText xml:space="preserve"> PAGEREF _Toc228414685 \h </w:instrText>
+          <w:instrText xml:space="preserve"> PAGEREF _Toc228416882 \h </w:instrText>
         </w:r>
         <w:r>
           <w:rPr>
@@ -2334,7 +2334,7 @@
           <w14:ligatures w14:val="standardContextual"/>
         </w:rPr>
       </w:pPr>
-      <w:hyperlink w:anchor="_Toc228414686" w:history="1">
+      <w:hyperlink w:anchor="_Toc228416883" w:history="1">
         <w:r>
           <w:rPr>
             <w:rStyle w:val="Lienhypertexte"/>
@@ -2361,7 +2361,7 @@
             <w:noProof/>
             <w:webHidden/>
           </w:rPr>
-          <w:instrText xml:space="preserve"> PAGEREF _Toc228414686 \h </w:instrText>
+          <w:instrText xml:space="preserve"> PAGEREF _Toc228416883 \h </w:instrText>
         </w:r>
         <w:r>
           <w:rPr>
@@ -2407,7 +2407,7 @@
           <w14:ligatures w14:val="standardContextual"/>
         </w:rPr>
       </w:pPr>
-      <w:hyperlink w:anchor="_Toc228414687" w:history="1">
+      <w:hyperlink w:anchor="_Toc228416884" w:history="1">
         <w:r>
           <w:rPr>
             <w:rStyle w:val="Lienhypertexte"/>
@@ -2434,7 +2434,7 @@
             <w:noProof/>
             <w:webHidden/>
           </w:rPr>
-          <w:instrText xml:space="preserve"> PAGEREF _Toc228414687 \h </w:instrText>
+          <w:instrText xml:space="preserve"> PAGEREF _Toc228416884 \h </w:instrText>
         </w:r>
         <w:r>
           <w:rPr>
@@ -2480,7 +2480,7 @@
           <w14:ligatures w14:val="standardContextual"/>
         </w:rPr>
       </w:pPr>
-      <w:hyperlink w:anchor="_Toc228414688" w:history="1">
+      <w:hyperlink w:anchor="_Toc228416885" w:history="1">
         <w:r>
           <w:rPr>
             <w:rStyle w:val="Lienhypertexte"/>
@@ -2507,7 +2507,7 @@
             <w:noProof/>
             <w:webHidden/>
           </w:rPr>
-          <w:instrText xml:space="preserve"> PAGEREF _Toc228414688 \h </w:instrText>
+          <w:instrText xml:space="preserve"> PAGEREF _Toc228416885 \h </w:instrText>
         </w:r>
         <w:r>
           <w:rPr>
@@ -2553,7 +2553,7 @@
           <w14:ligatures w14:val="standardContextual"/>
         </w:rPr>
       </w:pPr>
-      <w:hyperlink w:anchor="_Toc228414689" w:history="1">
+      <w:hyperlink w:anchor="_Toc228416886" w:history="1">
         <w:r>
           <w:rPr>
             <w:rStyle w:val="Lienhypertexte"/>
@@ -2581,7 +2581,7 @@
             <w:noProof/>
             <w:webHidden/>
           </w:rPr>
-          <w:instrText xml:space="preserve"> PAGEREF _Toc228414689 \h </w:instrText>
+          <w:instrText xml:space="preserve"> PAGEREF _Toc228416886 \h </w:instrText>
         </w:r>
         <w:r>
           <w:rPr>
@@ -2627,7 +2627,7 @@
           <w14:ligatures w14:val="standardContextual"/>
         </w:rPr>
       </w:pPr>
-      <w:hyperlink w:anchor="_Toc228414690" w:history="1">
+      <w:hyperlink w:anchor="_Toc228416887" w:history="1">
         <w:r>
           <w:rPr>
             <w:rStyle w:val="Lienhypertexte"/>
@@ -2655,7 +2655,7 @@
             <w:noProof/>
             <w:webHidden/>
           </w:rPr>
-          <w:instrText xml:space="preserve"> PAGEREF _Toc228414690 \h </w:instrText>
+          <w:instrText xml:space="preserve"> PAGEREF _Toc228416887 \h </w:instrText>
         </w:r>
         <w:r>
           <w:rPr>
@@ -2701,7 +2701,7 @@
           <w14:ligatures w14:val="standardContextual"/>
         </w:rPr>
       </w:pPr>
-      <w:hyperlink w:anchor="_Toc228414691" w:history="1">
+      <w:hyperlink w:anchor="_Toc228416888" w:history="1">
         <w:r>
           <w:rPr>
             <w:rStyle w:val="Lienhypertexte"/>
@@ -2728,7 +2728,7 @@
             <w:noProof/>
             <w:webHidden/>
           </w:rPr>
-          <w:instrText xml:space="preserve"> PAGEREF _Toc228414691 \h </w:instrText>
+          <w:instrText xml:space="preserve"> PAGEREF _Toc228416888 \h </w:instrText>
         </w:r>
         <w:r>
           <w:rPr>
@@ -2774,7 +2774,7 @@
           <w14:ligatures w14:val="standardContextual"/>
         </w:rPr>
       </w:pPr>
-      <w:hyperlink w:anchor="_Toc228414692" w:history="1">
+      <w:hyperlink w:anchor="_Toc228416889" w:history="1">
         <w:r>
           <w:rPr>
             <w:rStyle w:val="Lienhypertexte"/>
@@ -2801,7 +2801,7 @@
             <w:noProof/>
             <w:webHidden/>
           </w:rPr>
-          <w:instrText xml:space="preserve"> PAGEREF _Toc228414692 \h </w:instrText>
+          <w:instrText xml:space="preserve"> PAGEREF _Toc228416889 \h </w:instrText>
         </w:r>
         <w:r>
           <w:rPr>
@@ -2847,7 +2847,7 @@
           <w14:ligatures w14:val="standardContextual"/>
         </w:rPr>
       </w:pPr>
-      <w:hyperlink w:anchor="_Toc228414693" w:history="1">
+      <w:hyperlink w:anchor="_Toc228416890" w:history="1">
         <w:r>
           <w:rPr>
             <w:rStyle w:val="Lienhypertexte"/>
@@ -2874,7 +2874,7 @@
             <w:noProof/>
             <w:webHidden/>
           </w:rPr>
-          <w:instrText xml:space="preserve"> PAGEREF _Toc228414693 \h </w:instrText>
+          <w:instrText xml:space="preserve"> PAGEREF _Toc228416890 \h </w:instrText>
         </w:r>
         <w:r>
           <w:rPr>
@@ -2920,7 +2920,7 @@
           <w14:ligatures w14:val="standardContextual"/>
         </w:rPr>
       </w:pPr>
-      <w:hyperlink w:anchor="_Toc228414694" w:history="1">
+      <w:hyperlink w:anchor="_Toc228416891" w:history="1">
         <w:r>
           <w:rPr>
             <w:rStyle w:val="Lienhypertexte"/>
@@ -2947,7 +2947,7 @@
             <w:noProof/>
             <w:webHidden/>
           </w:rPr>
-          <w:instrText xml:space="preserve"> PAGEREF _Toc228414694 \h </w:instrText>
+          <w:instrText xml:space="preserve"> PAGEREF _Toc228416891 \h </w:instrText>
         </w:r>
         <w:r>
           <w:rPr>
@@ -2993,7 +2993,7 @@
           <w14:ligatures w14:val="standardContextual"/>
         </w:rPr>
       </w:pPr>
-      <w:hyperlink w:anchor="_Toc228414695" w:history="1">
+      <w:hyperlink w:anchor="_Toc228416892" w:history="1">
         <w:r>
           <w:rPr>
             <w:rStyle w:val="Lienhypertexte"/>
@@ -3020,7 +3020,7 @@
             <w:noProof/>
             <w:webHidden/>
           </w:rPr>
-          <w:instrText xml:space="preserve"> PAGEREF _Toc228414695 \h </w:instrText>
+          <w:instrText xml:space="preserve"> PAGEREF _Toc228416892 \h </w:instrText>
         </w:r>
         <w:r>
           <w:rPr>
@@ -3074,7 +3074,7 @@
       <w:pPr>
         <w:pStyle w:val="Titre1"/>
       </w:pPr>
-      <w:bookmarkStart w:id="0" w:name="_Toc228414660"/>
+      <w:bookmarkStart w:id="0" w:name="_Toc228416857"/>
       <w:r>
         <w:lastRenderedPageBreak/>
         <w:t>1. POSITIONNEMENT DE LA RECHERCHE</w:t>
@@ -3089,7 +3089,7 @@
           <w:color w:val="4472C4" w:themeColor="accent1"/>
         </w:rPr>
       </w:pPr>
-      <w:bookmarkStart w:id="1" w:name="_Toc228414661"/>
+      <w:bookmarkStart w:id="1" w:name="_Toc228416858"/>
       <w:r>
         <w:rPr>
           <w:rFonts w:eastAsia="Times New Roman"/>
@@ -5737,7 +5737,7 @@
           <w:rFonts w:eastAsia="Times New Roman"/>
         </w:rPr>
       </w:pPr>
-      <w:bookmarkStart w:id="3" w:name="_Toc228414662"/>
+      <w:bookmarkStart w:id="3" w:name="_Toc228416859"/>
       <w:r>
         <w:rPr>
           <w:rFonts w:eastAsia="Times New Roman"/>
@@ -6189,7 +6189,7 @@
       <w:pPr>
         <w:pStyle w:val="Titre2"/>
       </w:pPr>
-      <w:bookmarkStart w:id="4" w:name="_Toc228414663"/>
+      <w:bookmarkStart w:id="4" w:name="_Toc228416860"/>
       <w:r>
         <w:t>E</w:t>
       </w:r>
@@ -7380,7 +7380,7 @@
         </w:rPr>
       </w:pPr>
       <w:bookmarkStart w:id="7" w:name="_Hlk227872854"/>
-      <w:bookmarkStart w:id="8" w:name="_Toc228414664"/>
+      <w:bookmarkStart w:id="8" w:name="_Toc228416861"/>
       <w:bookmarkEnd w:id="6"/>
       <w:r>
         <w:rPr>
@@ -7651,7 +7651,7 @@
       <w:pPr>
         <w:pStyle w:val="Titre1"/>
       </w:pPr>
-      <w:bookmarkStart w:id="9" w:name="_Toc228414665"/>
+      <w:bookmarkStart w:id="9" w:name="_Toc228416862"/>
       <w:r>
         <w:t xml:space="preserve">2. CADRE </w:t>
       </w:r>
@@ -7664,7 +7664,7 @@
       <w:pPr>
         <w:pStyle w:val="Titre2"/>
       </w:pPr>
-      <w:bookmarkStart w:id="10" w:name="_Toc228414666"/>
+      <w:bookmarkStart w:id="10" w:name="_Toc228416863"/>
       <w:r>
         <w:t>L</w:t>
       </w:r>
@@ -8608,53 +8608,87 @@
         <w:rPr>
           <w:highlight w:val="yellow"/>
         </w:rPr>
-        <w:t xml:space="preserve"> exemple, par une </w:t>
+        <w:t xml:space="preserve"> exemple, par une i</w:t>
       </w:r>
       <w:r>
         <w:rPr>
           <w:highlight w:val="yellow"/>
         </w:rPr>
-        <w:t xml:space="preserve">    </w:t>
+        <w:t xml:space="preserve">mpossibilité de recours : </w:t>
       </w:r>
       <w:r>
         <w:rPr>
           <w:highlight w:val="yellow"/>
         </w:rPr>
-        <w:t>i</w:t>
+        <w:t>s</w:t>
       </w:r>
       <w:r>
         <w:rPr>
           <w:highlight w:val="yellow"/>
         </w:rPr>
-        <w:t xml:space="preserve">mpossibilité de recours : </w:t>
-      </w:r>
-      <w:r>
-        <w:rPr>
-          <w:highlight w:val="yellow"/>
-        </w:rPr>
-        <w:t>s</w:t>
-      </w:r>
-      <w:r>
-        <w:rPr>
-          <w:highlight w:val="yellow"/>
-        </w:rPr>
         <w:t>i la recommandation enchevêtrée humain-IA cause un préjudice,</w:t>
       </w:r>
       <w:r>
-        <w:t xml:space="preserve"> qui est responsable ? Le consultant (qui a "interprété" l'IA) ? L'éditeur du logiciel ? Le client lui-même (qui a accepté l'interaction enchevêtrée) ? Cette indétermination est une externalité transactionnelle qui réduit la valeur perçue du service, surtout dans des contextes à haut risque.</w:t>
+        <w:t xml:space="preserve"> qui est responsable ? Le consultant (qui a "interprété" l'IA) ? L'éditeur du logiciel ? Le client lui-même (qui a accepté l'interaction enchevêtrée) ? Cette indétermination est une externalité transactionnelle qui </w:t>
+      </w:r>
+      <w:r>
+        <w:t>fragilise</w:t>
+      </w:r>
+      <w:r>
+        <w:t xml:space="preserve"> la valeur perçue du service, surtout dans des contextes à haut risque.</w:t>
       </w:r>
       <w:r>
         <w:t xml:space="preserve"> </w:t>
       </w:r>
     </w:p>
     <w:p>
+      <w:r>
+        <w:fldChar w:fldCharType="begin"/>
+      </w:r>
+      <w:r>
+        <w:instrText xml:space="preserve"> ADDIN ZOTERO_ITEM CSL_CITATION {"citationID":"axWyZjuO","properties":{"unsorted":false,"formattedCitation":"(Pl\\uc0\\u233{} &amp; C\\uc0\\u225{}ceres, 2010)","plainCitation":"(Plé &amp; Cáceres, 2010)","noteIndex":0},"citationItems":[{"id":13743,"uris":["http://zotero.org/users/12622049/items/YXBYGTIY"],"itemData":{"id":13743,"type":"article-journal","abstract":"Purpose – Noting that a fundamental tenet of service-dominant (S-D) logic is the co-creation of value-in-use, this paper aims to explore the theoretical possibility that the interactions between service systems cannot only co-create value, but also have adverse consequences leading to actual value co-destruction. Design/methodology/approach – This conceptual paper critically reviews the dominance of value co-creation and value-in-use in S-D logic. Noting the relative lack of research in the converse possibility, the study proposes and explores the implications of value co-destruction as a new concept which should be introduced within the framework of S-D logic. Findings – The study proposes a formal definition for the new proposed concept of value co-destruction. It describes in detail the process by which it occurs, showing that value can be co-destroyed through the interactions between different systems, resulting in value destruction-through-misuse. Indeed, value co-destruction occurs when a service system accidentally or intentionally misuses resources (its own resources and/or those of another service system) by acting in an inappropriate or unexpected manner. Research limitations/implications – This paper is purely conceptual and exploratory. Empirical examination of the theoretical findings regarding value-co-destruction is required. Possible avenues of interest for such empirical research of value co-destruction are suggested. Practical implications – Limiting the occurrence of misuse by aligning the mutual expectations of interacting service systems should reduce the risks of value co-destruction. Recovering from misuse should also be considered. Originality/value – This study is apparently the first to have introduced the notion of value co-destruction into the conceptual framework of S-D logic.","call-number":"1","citation-key":"pleNotAlwaysCocreation2010","container-title":"Journal of Services Marketing","DOI":"10.1108/08876041011072546","journalAbbreviation":"Journal of Services Marketing","page":"430-437","source":"ResearchGate","title":"Not always co-creation: introducing interactional co-destruction of value in Service-Dominant Logic. Keywords","title-short":"Not always co-creation","volume":"24","author":[{"family":"Plé","given":"Loïc"},{"family":"Cáceres","given":"Ruben"}],"issued":{"date-parts":[["2010",9,13]]}}}],"schema":"https://github.com/citation-style-language/schema/raw/master/csl-citation.json"} </w:instrText>
+      </w:r>
+      <w:r>
+        <w:fldChar w:fldCharType="separate"/>
+      </w:r>
       <w:proofErr w:type="spellStart"/>
       <w:r>
+        <w:rPr>
+          <w:rFonts w:eastAsia="Times New Roman"/>
+          <w:szCs w:val="24"/>
+        </w:rPr>
         <w:t>Plé</w:t>
       </w:r>
       <w:proofErr w:type="spellEnd"/>
       <w:r>
-        <w:t xml:space="preserve"> et Cáceres notent </w:t>
+        <w:rPr>
+          <w:rFonts w:eastAsia="Times New Roman"/>
+          <w:szCs w:val="24"/>
+        </w:rPr>
+        <w:t xml:space="preserve"> &amp; Cáceres</w:t>
+      </w:r>
+      <w:r>
+        <w:rPr>
+          <w:rFonts w:eastAsia="Times New Roman"/>
+          <w:szCs w:val="24"/>
+        </w:rPr>
+        <w:t xml:space="preserve"> (</w:t>
+      </w:r>
+      <w:r>
+        <w:rPr>
+          <w:rFonts w:eastAsia="Times New Roman"/>
+          <w:szCs w:val="24"/>
+        </w:rPr>
+        <w:t>2010)</w:t>
+      </w:r>
+      <w:r>
+        <w:fldChar w:fldCharType="end"/>
+      </w:r>
+      <w:r>
+        <w:t xml:space="preserve"> </w:t>
+      </w:r>
+      <w:r>
+        <w:t xml:space="preserve">notent </w:t>
       </w:r>
       <w:r>
         <w:t xml:space="preserve">ainsi </w:t>
@@ -8674,11 +8708,11 @@
         <w:t>,</w:t>
       </w:r>
       <w:r>
-        <w:t xml:space="preserve"> où un système voit sa valeur détruite tandis que l'autre en crée. Dans le conseil IA-augmenté, le consultant peut gagner en efficacité (plus de clients traités, recommandations plus rapides) tandis que le client perd en qualité perçue (moins d'empathie, </w:t>
+        <w:t xml:space="preserve"> où un système voit sa valeur détruite tandis que l'autre en crée. Dans le conseil IA-augmenté, le consultant peut gagner en efficacité (plus de clients traités, recommandations plus rapides) tandis que le client perd en qualité perçue (moins </w:t>
       </w:r>
       <w:r>
         <w:lastRenderedPageBreak/>
-        <w:t xml:space="preserve">recommandations inadaptées à son contexte spécifique). L'enchevêtrement masque ce déséquilibre en présentant une façade </w:t>
+        <w:t xml:space="preserve">d'empathie, recommandations inadaptées à son contexte spécifique). L'enchevêtrement masque ce déséquilibre en présentant une façade </w:t>
       </w:r>
       <w:proofErr w:type="gramStart"/>
       <w:r>
@@ -8982,7 +9016,7 @@
       <w:pPr>
         <w:pStyle w:val="Titre2"/>
       </w:pPr>
-      <w:bookmarkStart w:id="11" w:name="_Toc228414667"/>
+      <w:bookmarkStart w:id="11" w:name="_Toc228416864"/>
       <w:r>
         <w:t xml:space="preserve">La valeur perçue </w:t>
       </w:r>
@@ -8996,7 +9030,10 @@
     </w:p>
     <w:p>
       <w:r>
-        <w:t xml:space="preserve">Ainsi, dans le conseil, la valeur perçue relève de trois dimensions : fonctionnelle, émotionnelle et sociale </w:t>
+        <w:t xml:space="preserve">Nous l’avons vu, </w:t>
+      </w:r>
+      <w:r>
+        <w:t xml:space="preserve">dans le conseil, la valeur perçue relève de trois dimensions : fonctionnelle, émotionnelle et sociale </w:t>
       </w:r>
       <w:r>
         <w:fldChar w:fldCharType="begin"/>
@@ -9182,13 +9219,7 @@
     </w:p>
     <w:p>
       <w:r>
-        <w:t xml:space="preserve">Dans le conseil, la relation est </w:t>
-      </w:r>
-      <w:r>
-        <w:t xml:space="preserve">donc </w:t>
-      </w:r>
-      <w:r>
-        <w:t xml:space="preserve">première, et l’expertise, seconde, condition pas toujours nécessaire et jamais suffisante pour initier l’interaction </w:t>
+        <w:t xml:space="preserve">Dans le conseil, la relation est première, et l’expertise, seconde, condition pas toujours nécessaire et jamais suffisante pour initier l’interaction </w:t>
       </w:r>
       <w:r>
         <w:fldChar w:fldCharType="begin"/>
@@ -9212,15 +9243,19 @@
         <w:t>.</w:t>
       </w:r>
       <w:r>
-        <w:t xml:space="preserve"> La valeur perçue est donc un accomplissement social qui se produit et est réalisé au cours des interactions récurrentes entre consultant et client. </w:t>
-      </w:r>
-    </w:p>
-    <w:p>
+        <w:t xml:space="preserve"> La valeur perçue est un accomplissement social qui se produit et est réalisé au cours des interactions récurrentes entre consultant et client. </w:t>
+      </w:r>
       <w:r>
         <w:t>L</w:t>
       </w:r>
       <w:r>
-        <w:t xml:space="preserve">e prestataire, pour initier </w:t>
+        <w:t xml:space="preserve">e </w:t>
+      </w:r>
+      <w:r>
+        <w:t>consultant</w:t>
+      </w:r>
+      <w:r>
+        <w:t xml:space="preserve">, pour initier </w:t>
       </w:r>
       <w:r>
         <w:t xml:space="preserve">puis </w:t>
@@ -9322,638 +9357,440 @@
       </w:r>
     </w:p>
     <w:p>
-      <w:r>
-        <w:t>Premièrement</w:t>
-      </w:r>
-      <w:r>
-        <w:t>, l</w:t>
-      </w:r>
-      <w:r>
-        <w:t>’</w:t>
-      </w:r>
-      <w:r>
-        <w:t xml:space="preserve">interaction </w:t>
-      </w:r>
-      <w:r>
-        <w:t>permet</w:t>
-      </w:r>
+      <w:pPr>
+        <w:pStyle w:val="Titre2"/>
+      </w:pPr>
+      <w:bookmarkStart w:id="12" w:name="_Toc228416865"/>
+      <w:r>
+        <w:t>L’IA</w:t>
+      </w:r>
+      <w:r>
+        <w:t xml:space="preserve">, </w:t>
+      </w:r>
+      <w:r>
+        <w:t xml:space="preserve">élément perturbateur de </w:t>
+      </w:r>
+      <w:r>
+        <w:t>l</w:t>
+      </w:r>
+      <w:r>
+        <w:t>’accompliss</w:t>
+      </w:r>
+      <w:r>
+        <w:t>e</w:t>
+      </w:r>
+      <w:r>
+        <w:t>ment social</w:t>
+      </w:r>
+      <w:bookmarkEnd w:id="12"/>
       <w:r>
         <w:t xml:space="preserve"> </w:t>
       </w:r>
-      <w:r>
-        <w:t xml:space="preserve">avant tout </w:t>
-      </w:r>
-      <w:r>
-        <w:t>la réalisation d</w:t>
-      </w:r>
-      <w:r>
-        <w:t xml:space="preserve">es </w:t>
-      </w:r>
-      <w:r>
-        <w:t xml:space="preserve">activités </w:t>
+    </w:p>
+    <w:p>
+      <w:r>
+        <w:t xml:space="preserve">Premièrement, l’interaction permet </w:t>
+      </w:r>
+      <w:r>
+        <w:t>de satisfaire la dimension fonctionnelle du conseil</w:t>
+      </w:r>
+      <w:r>
+        <w:t xml:space="preserve">. </w:t>
+      </w:r>
+      <w:r>
+        <w:t>Deuxième, l’interaction apporte le surcroit de justification nécessaire, pour que le client perçoive la valeur du conseil.</w:t>
+      </w:r>
+    </w:p>
+    <w:p>
+      <w:pPr>
+        <w:pStyle w:val="doc-paragraph"/>
+      </w:pPr>
+      <w:r>
+        <w:lastRenderedPageBreak/>
+        <w:t>Or, l</w:t>
+      </w:r>
+      <w:r>
+        <w:t>’intégration de l’IA dans les pratiques du conseil</w:t>
+      </w:r>
+      <w:r>
+        <w:t>,</w:t>
+      </w:r>
+      <w:r>
+        <w:t xml:space="preserve"> </w:t>
+      </w:r>
+      <w:r>
+        <w:t xml:space="preserve">vient </w:t>
+      </w:r>
+      <w:r>
+        <w:t>perturbe</w:t>
+      </w:r>
+      <w:r>
+        <w:t>r</w:t>
+      </w:r>
+      <w:r>
+        <w:t xml:space="preserve"> dans les deux cas, </w:t>
+      </w:r>
+      <w:r>
+        <w:t>l</w:t>
+      </w:r>
+      <w:r>
+        <w:t xml:space="preserve">e processus à l’œuvre </w:t>
+      </w:r>
+      <w:r>
+        <w:t xml:space="preserve">dans les </w:t>
+      </w:r>
+      <w:r>
+        <w:t>interactions </w:t>
+      </w:r>
+      <w:r>
+        <w:t xml:space="preserve">de </w:t>
+      </w:r>
+      <w:proofErr w:type="spellStart"/>
+      <w:r>
+        <w:t>co-création</w:t>
+      </w:r>
+      <w:proofErr w:type="spellEnd"/>
+      <w:r>
+        <w:t xml:space="preserve"> </w:t>
+      </w:r>
+      <w:r>
+        <w:t>entre consultant et client</w:t>
+      </w:r>
+      <w:r>
+        <w:t>, et par voie de conséquence, la perception de la valeur pa</w:t>
+      </w:r>
+      <w:r>
+        <w:t>r</w:t>
+      </w:r>
+      <w:r>
+        <w:t xml:space="preserve"> le client</w:t>
+      </w:r>
+      <w:r>
+        <w:t>.</w:t>
+      </w:r>
+    </w:p>
+    <w:p>
+      <w:pPr>
+        <w:pStyle w:val="doc-paragraph"/>
+      </w:pPr>
+      <w:r>
+        <w:t>L</w:t>
+      </w:r>
+      <w:r>
+        <w:t xml:space="preserve">a réalisation des activités </w:t>
       </w:r>
       <w:r>
         <w:t xml:space="preserve">cognitives </w:t>
       </w:r>
       <w:r>
-        <w:t xml:space="preserve">conjointes de résolution du problème, </w:t>
-      </w:r>
-      <w:r>
-        <w:t xml:space="preserve">sous pilotage du </w:t>
-      </w:r>
-      <w:r>
-        <w:t xml:space="preserve">consultant, </w:t>
-      </w:r>
-      <w:r>
-        <w:t>comme la clarification du besoin</w:t>
+        <w:t>conjointes de résolution du problème</w:t>
+      </w:r>
+      <w:r>
+        <w:t xml:space="preserve"> peut désormais s’appuyer </w:t>
+      </w:r>
+      <w:r>
+        <w:t>sur</w:t>
+      </w:r>
+      <w:r>
+        <w:t xml:space="preserve"> l’IA</w:t>
+      </w:r>
+      <w:r>
+        <w:t xml:space="preserve"> </w:t>
+      </w:r>
+      <w:r>
+        <w:t xml:space="preserve">et moins sur le jugement humain </w:t>
+      </w:r>
+      <w:r>
+        <w:t>(par exemple, automatisa</w:t>
+      </w:r>
+      <w:r>
+        <w:t>tion</w:t>
+      </w:r>
+      <w:r>
+        <w:t xml:space="preserve"> </w:t>
+      </w:r>
+      <w:r>
+        <w:t xml:space="preserve">de </w:t>
+      </w:r>
+      <w:r>
+        <w:t>l’étape de clarification du diagnostic)</w:t>
+      </w:r>
+      <w:r>
+        <w:t xml:space="preserve">. </w:t>
+      </w:r>
+      <w:r>
+        <w:t>Or, l</w:t>
+      </w:r>
+      <w:r>
+        <w:t xml:space="preserve">a symétrie de l’interaction consultant-client </w:t>
+      </w:r>
+      <w:r>
+        <w:t xml:space="preserve">devient </w:t>
+      </w:r>
+      <w:r>
+        <w:t>sujette à déstabilisation</w:t>
+      </w:r>
+      <w:r>
+        <w:t>, par le fait du floutage des contributions</w:t>
+      </w:r>
+      <w:r>
+        <w:t xml:space="preserve"> humain-IA</w:t>
+      </w:r>
+      <w:r>
+        <w:t>.</w:t>
+      </w:r>
+      <w:r>
+        <w:t xml:space="preserve"> </w:t>
+      </w:r>
+      <w:r>
+        <w:t xml:space="preserve"> </w:t>
+      </w:r>
+    </w:p>
+    <w:p>
+      <w:r>
+        <w:t>Les</w:t>
+      </w:r>
+      <w:r>
+        <w:t xml:space="preserve"> </w:t>
+      </w:r>
+      <w:r>
+        <w:t>pratiques de justification</w:t>
+      </w:r>
+      <w:r>
+        <w:t xml:space="preserve"> (</w:t>
+      </w:r>
+      <w:r>
+        <w:t xml:space="preserve">formulation commerciale du service, la présentation graphique du diagnostic, le </w:t>
+      </w:r>
+      <w:bookmarkStart w:id="13" w:name="_Hlk228416393"/>
+      <w:r>
+        <w:t>signalement de l’activité</w:t>
+      </w:r>
+      <w:bookmarkEnd w:id="13"/>
+      <w:r>
+        <w:t>, la montée en compétence du consultant et la production de son autorité</w:t>
+      </w:r>
+      <w:r>
+        <w:t xml:space="preserve">), </w:t>
+      </w:r>
+      <w:r>
+        <w:t xml:space="preserve">dont la logique nous semble d’autant plus pertinente </w:t>
+      </w:r>
+      <w:r>
+        <w:t>du fait du floutage de l’attribution, doivent être revues</w:t>
+      </w:r>
+      <w:r>
+        <w:t xml:space="preserve"> au prisme de l’IA</w:t>
+      </w:r>
+      <w:r>
+        <w:t> : premièrement, certaines sont</w:t>
+      </w:r>
+      <w:r>
+        <w:t xml:space="preserve"> </w:t>
+      </w:r>
+      <w:r>
+        <w:t>automatis</w:t>
+      </w:r>
+      <w:r>
+        <w:t>a</w:t>
+      </w:r>
+      <w:r>
+        <w:t>bles</w:t>
+      </w:r>
+      <w:r>
+        <w:t xml:space="preserve"> </w:t>
+      </w:r>
+      <w:r>
+        <w:t>(par exemple, l’IA dispense d</w:t>
+      </w:r>
+      <w:r>
+        <w:t xml:space="preserve">’une </w:t>
+      </w:r>
+      <w:r>
+        <w:t xml:space="preserve">formulation commerciale du service, </w:t>
+      </w:r>
+      <w:r>
+        <w:t>des compétences de</w:t>
+      </w:r>
+      <w:r>
+        <w:t xml:space="preserve"> présentation graphique du diagnostic</w:t>
+      </w:r>
+      <w:r>
+        <w:t xml:space="preserve">, ou accélère la montée en compétence </w:t>
+      </w:r>
+      <w:r>
+        <w:fldChar w:fldCharType="begin"/>
+      </w:r>
+      <w:r>
+        <w:instrText xml:space="preserve"> ADDIN ZOTERO_ITEM CSL_CITATION {"citationID":"cXEi3lIs","properties":{"unsorted":false,"formattedCitation":"(Cahier &amp; Quesson, 2025)","plainCitation":"(Cahier &amp; Quesson, 2025)","noteIndex":0},"citationItems":[{"id":10027,"uris":["http://zotero.org/users/12622049/items/GVFDL83E"],"itemData":{"id":10027,"type":"article-journal","citation-key":"cahierTravaillerAvecIA2025","container-title":"Chaire Futurs de l'Industrie et du Travail (FIT)","language":"fr","publisher":"Les ouvrages de la chaire FIT2","source":"Zotero","title":"Travailler avec les IA génératives","author":[{"family":"Cahier","given":"Marie-Laure"},{"family":"Quesson","given":"Pierre"}],"issued":{"date-parts":[["2025"]]}}}],"schema":"https://github.com/citation-style-language/schema/raw/master/csl-citation.json"} </w:instrText>
+      </w:r>
+      <w:r>
+        <w:fldChar w:fldCharType="separate"/>
+      </w:r>
+      <w:r>
+        <w:rPr>
+          <w:noProof/>
+        </w:rPr>
+        <w:t>(Cahier &amp; Quesson, 2025)</w:t>
+      </w:r>
+      <w:r>
+        <w:fldChar w:fldCharType="end"/>
+      </w:r>
+      <w:r>
+        <w:t>)</w:t>
+      </w:r>
+      <w:r>
+        <w:t xml:space="preserve">. Deuxièmement, </w:t>
+      </w:r>
+      <w:r>
+        <w:t>certaines</w:t>
+      </w:r>
+      <w:r>
+        <w:t xml:space="preserve"> perdent de leur intérêt </w:t>
+      </w:r>
+      <w:r>
+        <w:t xml:space="preserve">(par exemple, quelle est la signification d’un </w:t>
+      </w:r>
+      <w:r>
+        <w:t>signalement de l’activité</w:t>
+      </w:r>
+      <w:r>
+        <w:t>, pour une analyse entièrement réalisée par l’IA</w:t>
+      </w:r>
+      <w:r>
+        <w:t> ?</w:t>
+      </w:r>
+      <w:r>
+        <w:t>)</w:t>
+      </w:r>
+      <w:r>
+        <w:t>. Troisièmement,</w:t>
+      </w:r>
+      <w:r>
+        <w:t xml:space="preserve"> certaines dépendent de la capacité même d’</w:t>
+      </w:r>
+      <w:r>
+        <w:t>interagir</w:t>
+      </w:r>
+      <w:r>
+        <w:t xml:space="preserve"> avec l’IA (par exemple, quelle peut être l’autorité d’un consultant qui ne peut expliciter une analyse menée par l’IA ?).   </w:t>
+      </w:r>
+    </w:p>
+    <w:p>
+      <w:pPr>
+        <w:pStyle w:val="doc-paragraph"/>
+      </w:pPr>
+      <w:r>
+        <w:t xml:space="preserve">Pour le conseil, ce n’est pas </w:t>
+      </w:r>
+      <w:r>
+        <w:t>la finalité</w:t>
+      </w:r>
+      <w:r>
+        <w:t xml:space="preserve"> du processus de </w:t>
+      </w:r>
+      <w:proofErr w:type="spellStart"/>
+      <w:r>
+        <w:t>co-création</w:t>
+      </w:r>
+      <w:proofErr w:type="spellEnd"/>
+      <w:r>
+        <w:t xml:space="preserve"> qui est remis en cause. Il s’agit bien toujours, de produire les connaissances managériales nécessaires au client, pour lui permettre de percevoir la valeur du conseil</w:t>
+      </w:r>
+      <w:r>
+        <w:t xml:space="preserve"> vis-à-vis de ses propres problématiques</w:t>
+      </w:r>
+      <w:r>
+        <w:t xml:space="preserve">. Simplement, la </w:t>
+      </w:r>
+      <w:r>
+        <w:t>nature du processus</w:t>
+      </w:r>
+      <w:r>
+        <w:t xml:space="preserve"> de production diffère fondamentalement </w:t>
+      </w:r>
+      <w:r>
+        <w:t>à l’ère de l’IA</w:t>
+      </w:r>
+      <w:r>
+        <w:t>.</w:t>
+      </w:r>
+      <w:r>
+        <w:t xml:space="preserve"> </w:t>
+      </w:r>
+      <w:r>
+        <w:t>Il faut repenser l</w:t>
+      </w:r>
+      <w:r>
+        <w:t xml:space="preserve">a </w:t>
+      </w:r>
+      <w:proofErr w:type="spellStart"/>
+      <w:r>
+        <w:t>co-création</w:t>
+      </w:r>
+      <w:proofErr w:type="spellEnd"/>
+      <w:r>
+        <w:t xml:space="preserve"> des connaissances managériales</w:t>
       </w:r>
       <w:r>
         <w:t xml:space="preserve">, </w:t>
       </w:r>
       <w:r>
-        <w:t>la définition de la solution</w:t>
-      </w:r>
-      <w:r>
-        <w:t xml:space="preserve">, l’organisation de la mission </w:t>
+        <w:t>à l’ère de l’IA.</w:t>
+      </w:r>
+    </w:p>
+    <w:p>
+      <w:pPr>
+        <w:pStyle w:val="doc-paragraph"/>
+      </w:pPr>
+      <w:r>
+        <w:t>L’enjeu nous semble suffisamment d’importance : q</w:t>
+      </w:r>
+      <w:r>
+        <w:t xml:space="preserve">uelle est </w:t>
+      </w:r>
+      <w:r>
+        <w:t xml:space="preserve">la </w:t>
+      </w:r>
+      <w:r>
+        <w:t>dynamique de reconfiguration</w:t>
+      </w:r>
+      <w:r>
+        <w:t xml:space="preserve"> à l’</w:t>
+      </w:r>
+      <w:r>
+        <w:t>œuvre</w:t>
+      </w:r>
+      <w:r>
+        <w:t xml:space="preserve">, </w:t>
+      </w:r>
+      <w:r>
+        <w:t xml:space="preserve">pour la valeur perçue du </w:t>
+      </w:r>
+      <w:r>
+        <w:t>conseil à l’ère de l’IA</w:t>
+      </w:r>
+      <w:r>
+        <w:t>, et sous quelles conditions</w:t>
+      </w:r>
+      <w:r>
+        <w:t> </w:t>
+      </w:r>
+      <w:r>
+        <w:t xml:space="preserve">se renforce-t-elle plutôt qu’elle ne se fragilise </w:t>
+      </w:r>
+      <w:r>
+        <w:t>?</w:t>
       </w:r>
       <w:r>
         <w:t xml:space="preserve"> </w:t>
       </w:r>
-      <w:r>
-        <w:fldChar w:fldCharType="begin"/>
-      </w:r>
-      <w:r>
-        <w:instrText xml:space="preserve"> ADDIN ZOTERO_ITEM CSL_CITATION {"citationID":"Zq0uzcSf","properties":{"unsorted":false,"formattedCitation":"(Aarikka-Stenroos &amp; Jaakkola, 2012; Svensson, 2010)","plainCitation":"(Aarikka-Stenroos &amp; Jaakkola, 2012; Svensson, 2010)","noteIndex":0},"citationItems":[{"id":14589,"uris":["http://zotero.org/users/12622049/items/RE29AQ34"],"itemData":{"id":14589,"type":"article-journal","call-number":"2","citation-key":"aarikka-stenroosValueCocreationKnowledge2012","container-title":"Industrial Marketing Management","DOI":"10.1016/j.indmarman.2011.11.008","ISSN":"00198501","issue":"1","journalAbbreviation":"Industrial Marketing Management","language":"en","license":"https://www.elsevier.com/tdm/userlicense/1.0/","page":"15-26","source":"DOI.org (Crossref)","title":"Value co-creation in knowledge intensive business services: A dyadic perspective on the joint problem solving process","title-short":"Value co-creation in knowledge intensive business services","volume":"41","author":[{"family":"Aarikka-Stenroos","given":"Leena"},{"family":"Jaakkola","given":"Elina"}],"issued":{"date-parts":[["2012",1]]}}},{"id":4988,"uris":["http://zotero.org/users/12622049/items/SWQCNPRP"],"itemData":{"id":4988,"type":"article-journal","abstract":"This paper examines the ways in which the value of management consultancy services is socially and discursively accomplished in the social interaction between consultants and their clients. A meeting between a consultant and his potential client is studied in detail, with a particular focus on discursive interaction. It is suggested that value is accomplished as an ongoing interplay between exclusion and inclusion of consultancy knowledge. The tension between what is included and excluded is related to Georg Simmel’s ideas on the geometry of value and the ideal type of ‘the stranger’, the figure who is both near and far.","citation-key":"svenssonDoingValueExclusion2010","container-title":"Lund University - Working papers series","language":"en","source":"Zotero","title":"Doing value : Exclusion and Inclusion in Management Consultant-Client Interactions","author":[{"family":"Svensson","given":"Peter"}],"issued":{"date-parts":[["2010"]]}}}],"schema":"https://github.com/citation-style-language/schema/raw/master/csl-citation.json"} </w:instrText>
-      </w:r>
-      <w:r>
-        <w:fldChar w:fldCharType="separate"/>
-      </w:r>
-      <w:r>
-        <w:rPr>
-          <w:noProof/>
-        </w:rPr>
-        <w:t>(Aarikka-Stenroos &amp; Jaakkola, 2012; Svensson, 2010)</w:t>
-      </w:r>
-      <w:r>
-        <w:fldChar w:fldCharType="end"/>
-      </w:r>
-      <w:r>
-        <w:t xml:space="preserve">. </w:t>
-      </w:r>
-    </w:p>
-    <w:p>
-      <w:r>
-        <w:lastRenderedPageBreak/>
-        <w:t xml:space="preserve">La </w:t>
-      </w:r>
-      <w:proofErr w:type="spellStart"/>
-      <w:r>
-        <w:t>co-création</w:t>
-      </w:r>
-      <w:proofErr w:type="spellEnd"/>
-      <w:r>
-        <w:t xml:space="preserve"> de valeur perçue </w:t>
-      </w:r>
-      <w:proofErr w:type="spellStart"/>
-      <w:r>
-        <w:rPr>
-          <w:i/>
-          <w:iCs/>
-        </w:rPr>
-        <w:t>pré-suppose</w:t>
-      </w:r>
-      <w:proofErr w:type="spellEnd"/>
-      <w:r>
-        <w:t xml:space="preserve"> </w:t>
-      </w:r>
-      <w:r>
-        <w:t xml:space="preserve">donc </w:t>
-      </w:r>
-      <w:r>
-        <w:t>une symétrie des rôles</w:t>
-      </w:r>
-      <w:r>
-        <w:t xml:space="preserve"> </w:t>
-      </w:r>
-      <w:r>
-        <w:t>et respons</w:t>
-      </w:r>
-      <w:r>
-        <w:t>a</w:t>
-      </w:r>
-      <w:r>
-        <w:t>bilités</w:t>
-      </w:r>
-      <w:r>
-        <w:t xml:space="preserve"> du consultant</w:t>
-      </w:r>
-      <w:r>
-        <w:t xml:space="preserve"> et du client</w:t>
-      </w:r>
-      <w:r>
-        <w:t> : l</w:t>
-      </w:r>
-      <w:r>
-        <w:t xml:space="preserve">e </w:t>
-      </w:r>
-      <w:r>
-        <w:t xml:space="preserve">premier </w:t>
-      </w:r>
-      <w:r>
-        <w:t>cadre</w:t>
-      </w:r>
-      <w:r>
-        <w:t>, analyse, préconise</w:t>
-      </w:r>
-      <w:r>
-        <w:t> ; l</w:t>
-      </w:r>
-      <w:r>
-        <w:t>e</w:t>
-      </w:r>
-      <w:r>
-        <w:t xml:space="preserve"> second </w:t>
-      </w:r>
-      <w:r>
-        <w:t xml:space="preserve">fournit l’information, </w:t>
-      </w:r>
-      <w:r>
-        <w:t>revoit, valide</w:t>
-      </w:r>
-      <w:r>
-        <w:t>.</w:t>
-      </w:r>
-      <w:r>
-        <w:t xml:space="preserve"> Le premier pilote, le second supporte.</w:t>
-      </w:r>
-      <w:r>
-        <w:t xml:space="preserve"> </w:t>
-      </w:r>
-    </w:p>
-    <w:p>
-      <w:r>
-        <w:t>Cette approche est d’autant plus pertinente que le contexte du conseil se nourrit d’ambiguïté, et donc réclame des mythes et discours particuliers, dont la fonction est de persuader la clientèle de la valeur du service fourni.</w:t>
-      </w:r>
-      <w:r>
-        <w:t xml:space="preserve"> </w:t>
-      </w:r>
-    </w:p>
-    <w:p>
-      <w:r>
-        <w:t>Clarifions donc ce point </w:t>
-      </w:r>
-      <w:r>
-        <w:t xml:space="preserve">dès à présent </w:t>
-      </w:r>
-      <w:r>
-        <w:t xml:space="preserve">: pour Bourgoin, le consultant, associé au client, est </w:t>
-      </w:r>
-      <w:r>
-        <w:t xml:space="preserve">bien </w:t>
-      </w:r>
-      <w:r>
-        <w:t>source de valeur perçue</w:t>
-      </w:r>
-      <w:r>
-        <w:t xml:space="preserve"> (et non un « professionnel de la persuasion », position défendue par l’école critique, à laquelle nous ne souscrivons pas</w:t>
-      </w:r>
-      <w:r>
-        <w:t>, car trop simpliste</w:t>
-      </w:r>
-      <w:r>
-        <w:t xml:space="preserve">, </w:t>
-      </w:r>
-      <w:r>
-        <w:t xml:space="preserve">voir </w:t>
-      </w:r>
-      <w:r>
-        <w:t xml:space="preserve">sur ce point </w:t>
-      </w:r>
-      <w:r>
-        <w:t xml:space="preserve">l’analyse de </w:t>
-      </w:r>
-      <w:r>
-        <w:fldChar w:fldCharType="begin"/>
-      </w:r>
-      <w:r>
-        <w:instrText xml:space="preserve"> ADDIN ZOTERO_ITEM CSL_CITATION {"citationID":"ZykYJJKR","properties":{"unsorted":false,"formattedCitation":"(Nikolova &amp; Devinney, 2012)","plainCitation":"(Nikolova &amp; Devinney, 2012)","dontUpdate":true,"noteIndex":0},"citationItems":[{"id":44,"uris":["http://zotero.org/users/12622049/items/GAEFL669"],"itemData":{"id":44,"type":"paper-conference","abstract":"In this paper, we analyse the complex interaction between professional advisors and their clients. Our aim is to summarize and critically review the relevant literature and to outline major directions for future research. There are three competing models that discuss the interaction between professional service providers and their clients: the expert model, the ‘reflective practitioner’ model and the critical model. After reviewing assumptions underlying these approaches as well as their contributions and shortcomings, we suggest that the key problem with these models is that they offer only partial insights into the relationship between clients and professional business service providers. Additionally, they have different epistemological foundations and, as such, they are incompatible. Building upon the existing research and our discussion, we outline the major issues of client-consultant interaction that future research needs to address in order to provide a multifaceted understanding of the client-consultant relationship.","citation-key":"nikolovaNatureClientConsultant2012","DOI":"10.1093/oxfordhb/9780199235049.013.0019","note":"DOI: 10.1093/oxfordhb/9780199235049.013.0019","publisher":"Oxford University Press","source":"Semantic Scholar","title":"The Nature Of Client–Consultant Interaction: A Critical Review","title-short":"The Nature Of Client–Consultant Interaction","URL":"https://academic.oup.com/edited-volume/38572/chapter/334566078","author":[{"family":"Nikolova","given":"Natalia"},{"family":"Devinney","given":"Timothy"}],"accessed":{"date-parts":[["2023",10,7]]},"issued":{"date-parts":[["2012",3,29]]}}}],"schema":"https://github.com/citation-style-language/schema/raw/master/csl-citation.json"} </w:instrText>
-      </w:r>
-      <w:r>
-        <w:fldChar w:fldCharType="separate"/>
-      </w:r>
-      <w:r>
-        <w:rPr>
-          <w:noProof/>
-        </w:rPr>
-        <w:t>Nikolova &amp; Devinney</w:t>
-      </w:r>
-      <w:r>
-        <w:rPr>
-          <w:noProof/>
-        </w:rPr>
-        <w:t xml:space="preserve">, </w:t>
-      </w:r>
-      <w:r>
-        <w:rPr>
-          <w:noProof/>
-        </w:rPr>
-        <w:t>2012)</w:t>
-      </w:r>
-      <w:r>
-        <w:fldChar w:fldCharType="end"/>
-      </w:r>
-      <w:r>
-        <w:t>. Mais celle-ci nécessite un « surcroit de justification » pour être effectivement perçue.</w:t>
-      </w:r>
-      <w:r>
-        <w:t xml:space="preserve">  </w:t>
-      </w:r>
-    </w:p>
-    <w:p>
-      <w:pPr>
-        <w:pStyle w:val="Titre2"/>
-      </w:pPr>
-      <w:bookmarkStart w:id="12" w:name="_Toc228414668"/>
-      <w:r>
-        <w:t>L’IA</w:t>
-      </w:r>
-      <w:r>
-        <w:t xml:space="preserve">, </w:t>
-      </w:r>
-      <w:r>
-        <w:t xml:space="preserve">élément perturbateur de </w:t>
-      </w:r>
-      <w:r>
-        <w:t>l</w:t>
-      </w:r>
-      <w:r>
-        <w:t>’accompliss</w:t>
-      </w:r>
-      <w:r>
-        <w:t>e</w:t>
-      </w:r>
-      <w:r>
-        <w:t>ment social</w:t>
-      </w:r>
-      <w:bookmarkEnd w:id="12"/>
-      <w:r>
-        <w:t xml:space="preserve"> </w:t>
-      </w:r>
-    </w:p>
-    <w:p>
-      <w:pPr>
-        <w:pStyle w:val="doc-paragraph"/>
-      </w:pPr>
-      <w:r>
-        <w:t>Or, l</w:t>
-      </w:r>
-      <w:r>
-        <w:t>’intégration de l’IA dans les pratiques du conseil</w:t>
-      </w:r>
-      <w:r>
-        <w:t>,</w:t>
-      </w:r>
-      <w:r>
-        <w:t xml:space="preserve"> </w:t>
-      </w:r>
-      <w:r>
-        <w:t xml:space="preserve">vient </w:t>
-      </w:r>
-      <w:r>
-        <w:t>perturbe</w:t>
-      </w:r>
-      <w:r>
-        <w:t>r</w:t>
-      </w:r>
-      <w:r>
-        <w:t xml:space="preserve"> dans les deux cas, </w:t>
-      </w:r>
-      <w:r>
-        <w:t>l</w:t>
-      </w:r>
-      <w:r>
-        <w:t xml:space="preserve">e processus à l’œuvre </w:t>
-      </w:r>
-      <w:r>
-        <w:t xml:space="preserve">dans les </w:t>
-      </w:r>
-      <w:r>
-        <w:t>interactions </w:t>
-      </w:r>
-      <w:r>
-        <w:t xml:space="preserve">de </w:t>
-      </w:r>
-      <w:proofErr w:type="spellStart"/>
-      <w:r>
-        <w:t>co-création</w:t>
-      </w:r>
-      <w:proofErr w:type="spellEnd"/>
-      <w:r>
-        <w:t xml:space="preserve"> </w:t>
-      </w:r>
-      <w:r>
-        <w:t>entre consultant et client</w:t>
-      </w:r>
-      <w:r>
-        <w:t>, et par voie de conséquence, la perception de la valeur pa</w:t>
-      </w:r>
-      <w:r>
-        <w:t>r</w:t>
-      </w:r>
-      <w:r>
-        <w:t xml:space="preserve"> le client</w:t>
-      </w:r>
-      <w:r>
-        <w:t>.</w:t>
-      </w:r>
-    </w:p>
-    <w:p>
-      <w:pPr>
-        <w:pStyle w:val="doc-paragraph"/>
-      </w:pPr>
-      <w:r>
-        <w:t>L</w:t>
-      </w:r>
-      <w:r>
-        <w:t xml:space="preserve">a réalisation des activités </w:t>
-      </w:r>
-      <w:r>
-        <w:t xml:space="preserve">cognitives </w:t>
-      </w:r>
-      <w:r>
-        <w:t>conjointes de résolution du problème</w:t>
-      </w:r>
-      <w:r>
-        <w:t xml:space="preserve"> peut désormais s’appuyer </w:t>
-      </w:r>
-      <w:r>
-        <w:t>sur</w:t>
-      </w:r>
-      <w:r>
-        <w:t xml:space="preserve"> l’IA</w:t>
-      </w:r>
-      <w:r>
-        <w:t xml:space="preserve"> </w:t>
-      </w:r>
-      <w:r>
-        <w:t xml:space="preserve">et moins sur le jugement humain </w:t>
-      </w:r>
-      <w:r>
-        <w:t>(par exemple, automatisa</w:t>
-      </w:r>
-      <w:r>
-        <w:t>tion</w:t>
-      </w:r>
-      <w:r>
-        <w:t xml:space="preserve"> </w:t>
-      </w:r>
-      <w:r>
-        <w:t xml:space="preserve">de </w:t>
-      </w:r>
-      <w:r>
-        <w:t>l’étape de clarification du diagnostic)</w:t>
-      </w:r>
-      <w:r>
-        <w:t xml:space="preserve">. La symétrie de l’interaction consultant-client </w:t>
-      </w:r>
-      <w:r>
-        <w:t xml:space="preserve">devient </w:t>
-      </w:r>
-      <w:r>
-        <w:t>sujette à déstabilisation</w:t>
-      </w:r>
-      <w:r>
-        <w:t>, par le fait du floutage des contributions</w:t>
-      </w:r>
-      <w:r>
-        <w:t xml:space="preserve"> humain-IA</w:t>
-      </w:r>
-      <w:r>
-        <w:t>.</w:t>
-      </w:r>
-      <w:r>
-        <w:t xml:space="preserve"> </w:t>
-      </w:r>
-      <w:r>
-        <w:t xml:space="preserve"> </w:t>
-      </w:r>
-    </w:p>
-    <w:p>
-      <w:pPr>
-        <w:pStyle w:val="doc-paragraph"/>
-      </w:pPr>
-      <w:r>
-        <w:t xml:space="preserve">Il en est de même pour les </w:t>
-      </w:r>
-      <w:r>
-        <w:t xml:space="preserve">pratiques de justification, </w:t>
-      </w:r>
-      <w:r>
-        <w:t xml:space="preserve">non seulement </w:t>
-      </w:r>
-      <w:r>
-        <w:t>à la portée d</w:t>
-      </w:r>
-      <w:r>
-        <w:t>’une automatis</w:t>
-      </w:r>
-      <w:r>
-        <w:t xml:space="preserve">ation </w:t>
-      </w:r>
-      <w:r>
-        <w:t xml:space="preserve">par </w:t>
-      </w:r>
-      <w:r>
-        <w:t xml:space="preserve">l’IA, </w:t>
-      </w:r>
-      <w:r>
-        <w:t>mais aussi rendues floues par l’insécabilité du système humain-IA. Ces pratiques</w:t>
-      </w:r>
-      <w:r>
-        <w:t xml:space="preserve">, dont la logique </w:t>
-      </w:r>
-      <w:r>
-        <w:t xml:space="preserve">nous semble </w:t>
-      </w:r>
-      <w:r>
-        <w:t xml:space="preserve">d’autant </w:t>
-      </w:r>
-      <w:r>
-        <w:t xml:space="preserve">plus pertinente </w:t>
-      </w:r>
-      <w:r>
-        <w:t xml:space="preserve">avec l’IA, </w:t>
-      </w:r>
-      <w:r>
-        <w:t xml:space="preserve">sont </w:t>
-      </w:r>
-      <w:r>
-        <w:t xml:space="preserve">néanmoins </w:t>
-      </w:r>
-      <w:r>
-        <w:t xml:space="preserve">vouées à </w:t>
-      </w:r>
-      <w:r>
-        <w:t>changer de nature</w:t>
-      </w:r>
-      <w:r>
-        <w:t>.</w:t>
-      </w:r>
-      <w:r>
-        <w:t xml:space="preserve"> </w:t>
-      </w:r>
-    </w:p>
-    <w:p>
-      <w:pPr>
-        <w:pStyle w:val="doc-paragraph"/>
-      </w:pPr>
-      <w:r>
-        <w:t xml:space="preserve">Pour le conseil, ce n’est pas </w:t>
-      </w:r>
-      <w:r>
-        <w:t>la finalité</w:t>
-      </w:r>
-      <w:r>
-        <w:t xml:space="preserve"> du processus de </w:t>
-      </w:r>
-      <w:proofErr w:type="spellStart"/>
-      <w:r>
-        <w:t>co-création</w:t>
-      </w:r>
-      <w:proofErr w:type="spellEnd"/>
-      <w:r>
-        <w:t xml:space="preserve"> qui est remis en cause. Il s’agit bien toujours, de produire les connaissances managériales nécessaires au client, pour lui permettre de percevoir la valeur du conseil</w:t>
-      </w:r>
-      <w:r>
-        <w:t xml:space="preserve"> vis-à-vis de ses propres problématiques</w:t>
-      </w:r>
-      <w:r>
-        <w:t xml:space="preserve">. Simplement, la </w:t>
-      </w:r>
-      <w:r>
-        <w:t xml:space="preserve">nature du processus, autrement dit, la </w:t>
-      </w:r>
-      <w:r>
-        <w:t>manière d’y arriver</w:t>
-      </w:r>
-      <w:r>
-        <w:t>,</w:t>
-      </w:r>
-      <w:r>
-        <w:t xml:space="preserve"> diffère à l’ère de l’IA</w:t>
-      </w:r>
-      <w:r>
-        <w:t>.</w:t>
-      </w:r>
-      <w:r>
-        <w:t xml:space="preserve"> </w:t>
-      </w:r>
-      <w:r>
-        <w:t>L</w:t>
-      </w:r>
-      <w:r>
-        <w:t xml:space="preserve">a </w:t>
-      </w:r>
-      <w:proofErr w:type="spellStart"/>
-      <w:r>
-        <w:t>co-création</w:t>
-      </w:r>
-      <w:proofErr w:type="spellEnd"/>
-      <w:r>
-        <w:t xml:space="preserve">, </w:t>
-      </w:r>
-      <w:r>
-        <w:t xml:space="preserve">source </w:t>
-      </w:r>
-      <w:r>
-        <w:t xml:space="preserve">de </w:t>
-      </w:r>
-      <w:r>
-        <w:t>la</w:t>
-      </w:r>
-      <w:r>
-        <w:t xml:space="preserve"> </w:t>
-      </w:r>
-      <w:r>
-        <w:t>valeur perçue</w:t>
-      </w:r>
-      <w:r>
-        <w:t xml:space="preserve">, </w:t>
-      </w:r>
-      <w:r>
-        <w:t xml:space="preserve">est en </w:t>
-      </w:r>
-      <w:r>
-        <w:t>voie</w:t>
-      </w:r>
-      <w:r>
-        <w:t xml:space="preserve"> de </w:t>
-      </w:r>
-      <w:r>
-        <w:t>reconfigur</w:t>
-      </w:r>
-      <w:r>
-        <w:t>ation</w:t>
-      </w:r>
-      <w:r>
-        <w:t>.</w:t>
-      </w:r>
-      <w:r>
-        <w:t xml:space="preserve"> </w:t>
-      </w:r>
-    </w:p>
-    <w:p>
-      <w:pPr>
-        <w:pStyle w:val="doc-paragraph"/>
-      </w:pPr>
-      <w:r>
-        <w:t>L’enjeu nous semble suffisamment d’importance : q</w:t>
-      </w:r>
-      <w:r>
-        <w:t xml:space="preserve">uelle est </w:t>
-      </w:r>
-      <w:r>
-        <w:t xml:space="preserve">la </w:t>
-      </w:r>
-      <w:r>
-        <w:t>dynamique de reconfiguration</w:t>
-      </w:r>
-      <w:r>
-        <w:t xml:space="preserve"> à l’</w:t>
-      </w:r>
-      <w:r>
-        <w:t>œuvre</w:t>
-      </w:r>
-      <w:r>
-        <w:t xml:space="preserve">, </w:t>
-      </w:r>
-      <w:r>
-        <w:t xml:space="preserve">pour la valeur perçue du </w:t>
-      </w:r>
-      <w:r>
-        <w:t>conseil à l’ère de l’IA</w:t>
-      </w:r>
-      <w:r>
-        <w:t>, et sous quelles conditions</w:t>
-      </w:r>
-      <w:r>
-        <w:t> </w:t>
-      </w:r>
-      <w:r>
-        <w:t xml:space="preserve">se renforce-t-elle plutôt qu’elle ne se fragilise </w:t>
-      </w:r>
-      <w:r>
-        <w:t>?</w:t>
-      </w:r>
-      <w:r>
-        <w:t xml:space="preserve"> </w:t>
-      </w:r>
     </w:p>
     <w:p>
       <w:pPr>
         <w:pStyle w:val="Titre1"/>
       </w:pPr>
-      <w:bookmarkStart w:id="13" w:name="_Toc228414669"/>
+      <w:bookmarkStart w:id="14" w:name="_Toc228416866"/>
       <w:r>
         <w:t xml:space="preserve">3. </w:t>
       </w:r>
@@ -9963,7 +9800,7 @@
       <w:r>
         <w:t>ADRE PROPOSITIONNEL</w:t>
       </w:r>
-      <w:bookmarkEnd w:id="13"/>
+      <w:bookmarkEnd w:id="14"/>
     </w:p>
     <w:p>
       <w:pPr>
@@ -10071,15 +9908,14 @@
       <w:pPr>
         <w:pStyle w:val="Titre2"/>
       </w:pPr>
-      <w:bookmarkStart w:id="14" w:name="_Toc228414670"/>
+      <w:bookmarkStart w:id="15" w:name="_Toc228416867"/>
       <w:r>
         <w:t>P1 — Reconfiguration multidimensionnelle de la valeur perçue</w:t>
       </w:r>
-      <w:bookmarkEnd w:id="14"/>
-    </w:p>
-    <w:p>
-      <w:r>
-        <w:lastRenderedPageBreak/>
+      <w:bookmarkEnd w:id="15"/>
+    </w:p>
+    <w:p>
+      <w:r>
         <w:t xml:space="preserve">L'intégration de l'IA dans les missions de conseil reconfigure la valeur perçue par le client selon trois dimensions interdépendantes — </w:t>
       </w:r>
       <w:r>
@@ -10123,6 +9959,7 @@
     </w:p>
     <w:p>
       <w:r>
+        <w:lastRenderedPageBreak/>
         <w:t xml:space="preserve">La dimension politique des missions de conseil n'est pas vue comme une quatrième dimension de la valeur perçue, mais comme contexte dans lequel la lisibilité, l'attribution et l'appropriation des connaissances managériales </w:t>
       </w:r>
       <w:proofErr w:type="spellStart"/>
@@ -10143,7 +9980,7 @@
       <w:pPr>
         <w:pStyle w:val="Titre2"/>
       </w:pPr>
-      <w:bookmarkStart w:id="15" w:name="_Toc228414671"/>
+      <w:bookmarkStart w:id="16" w:name="_Toc228416868"/>
       <w:r>
         <w:t>D</w:t>
       </w:r>
@@ -10186,7 +10023,7 @@
       <w:r>
         <w:t>(à vérifier)</w:t>
       </w:r>
-      <w:bookmarkEnd w:id="15"/>
+      <w:bookmarkEnd w:id="16"/>
     </w:p>
     <w:p>
       <w:r>
@@ -10346,7 +10183,7 @@
       <w:pPr>
         <w:pStyle w:val="Titre3"/>
       </w:pPr>
-      <w:bookmarkStart w:id="16" w:name="_Toc228414672"/>
+      <w:bookmarkStart w:id="17" w:name="_Toc228416869"/>
       <w:r>
         <w:rPr>
           <w:rStyle w:val="lev"/>
@@ -10356,11 +10193,10 @@
         </w:rPr>
         <w:t>R — Relationnelle</w:t>
       </w:r>
-      <w:bookmarkEnd w:id="16"/>
-    </w:p>
-    <w:p>
-      <w:r>
-        <w:lastRenderedPageBreak/>
+      <w:bookmarkEnd w:id="17"/>
+    </w:p>
+    <w:p>
+      <w:r>
         <w:t>Confiance</w:t>
       </w:r>
       <w:r>
@@ -10386,7 +10222,7 @@
           <w:color w:val="4472C4" w:themeColor="accent1"/>
         </w:rPr>
       </w:pPr>
-      <w:bookmarkStart w:id="17" w:name="_Toc228414673"/>
+      <w:bookmarkStart w:id="18" w:name="_Toc228416870"/>
       <w:r>
         <w:rPr>
           <w:rStyle w:val="lev"/>
@@ -10396,10 +10232,11 @@
         </w:rPr>
         <w:t>P — Processuelle</w:t>
       </w:r>
-      <w:bookmarkEnd w:id="17"/>
-    </w:p>
-    <w:p>
-      <w:r>
+      <w:bookmarkEnd w:id="18"/>
+    </w:p>
+    <w:p>
+      <w:r>
+        <w:lastRenderedPageBreak/>
         <w:t xml:space="preserve">L'expérience même de </w:t>
       </w:r>
       <w:proofErr w:type="spellStart"/>
@@ -10428,7 +10265,7 @@
           <w:color w:val="4472C4" w:themeColor="accent1"/>
         </w:rPr>
       </w:pPr>
-      <w:bookmarkStart w:id="18" w:name="_Toc228414674"/>
+      <w:bookmarkStart w:id="19" w:name="_Toc228416871"/>
       <w:r>
         <w:rPr>
           <w:rStyle w:val="lev"/>
@@ -10438,7 +10275,7 @@
         </w:rPr>
         <w:t>C — Cognitive</w:t>
       </w:r>
-      <w:bookmarkEnd w:id="18"/>
+      <w:bookmarkEnd w:id="19"/>
     </w:p>
     <w:p>
       <w:r>
@@ -10718,7 +10555,7 @@
       <w:pPr>
         <w:pStyle w:val="Titre3"/>
       </w:pPr>
-      <w:bookmarkStart w:id="19" w:name="_Toc228414675"/>
+      <w:bookmarkStart w:id="20" w:name="_Toc228416872"/>
       <w:r>
         <w:t xml:space="preserve">Comment l'IA reconfigure </w:t>
       </w:r>
@@ -10743,7 +10580,7 @@
       <w:r>
         <w:t>)</w:t>
       </w:r>
-      <w:bookmarkEnd w:id="19"/>
+      <w:bookmarkEnd w:id="20"/>
     </w:p>
     <w:tbl>
       <w:tblPr>
@@ -11052,7 +10889,7 @@
                 <w:sz w:val="18"/>
                 <w:szCs w:val="18"/>
               </w:rPr>
-              <w:t xml:space="preserve"> visible avec l'IA enrichit la diversité et la </w:t>
+              <w:t xml:space="preserve"> visible avec l'IA enrichit la diversité et la nouveauté des insights (C₁ appropriation, C₂ création) lorsque le client est cognitivement engagé. Réciproquement, l'appropriation et la création de connaissances </w:t>
             </w:r>
             <w:r>
               <w:rPr>
@@ -11061,7 +10898,7 @@
                 <w:szCs w:val="18"/>
               </w:rPr>
               <w:lastRenderedPageBreak/>
-              <w:t>nouveauté des insights (C₁ appropriation, C₂ création) lorsque le client est cognitivement engagé. Réciproquement, l'appropriation et la création de connaissances nourrissent l'engagement dans la suite de la mission.</w:t>
+              <w:t>nourrissent l'engagement dans la suite de la mission.</w:t>
             </w:r>
           </w:p>
         </w:tc>
@@ -11086,16 +10923,7 @@
                 <w:szCs w:val="18"/>
               </w:rPr>
               <w:lastRenderedPageBreak/>
-              <w:t xml:space="preserve">L'IA peut découpler la connaissance de la co-production : </w:t>
-            </w:r>
-            <w:r>
-              <w:rPr>
-                <w:color w:val="000000"/>
-                <w:sz w:val="18"/>
-                <w:szCs w:val="18"/>
-              </w:rPr>
-              <w:lastRenderedPageBreak/>
-              <w:t>le client reçoit des outputs sans participer à leur génération, ce qui inhibe l'appropriation (C₁) et empêche la création de connaissances tacites (C₂).</w:t>
+              <w:t>L'IA peut découpler la connaissance de la co-production : le client reçoit des outputs sans participer à leur génération, ce qui inhibe l'appropriation (C₁) et empêche la création de connaissances tacites (C₂).</w:t>
             </w:r>
           </w:p>
         </w:tc>
@@ -11119,17 +10947,7 @@
                 <w:sz w:val="18"/>
                 <w:szCs w:val="18"/>
               </w:rPr>
-              <w:lastRenderedPageBreak/>
-              <w:t xml:space="preserve">Dépend de l'explicitation substantive du consultant (P2) </w:t>
-            </w:r>
-            <w:r>
-              <w:rPr>
-                <w:color w:val="000000"/>
-                <w:sz w:val="18"/>
-                <w:szCs w:val="18"/>
-              </w:rPr>
-              <w:lastRenderedPageBreak/>
-              <w:t>et, via P3, de l'intelligibilité, de l'acceptation et des conditions situationnelles.</w:t>
+              <w:t>Dépend de l'explicitation substantive du consultant (P2) et, via P3, de l'intelligibilité, de l'acceptation et des conditions situationnelles.</w:t>
             </w:r>
           </w:p>
         </w:tc>
@@ -11164,7 +10982,6 @@
                 <w:sz w:val="18"/>
                 <w:szCs w:val="18"/>
               </w:rPr>
-              <w:lastRenderedPageBreak/>
               <w:t>R</w:t>
             </w:r>
             <w:r>
@@ -11307,11 +11124,11 @@
       <w:pPr>
         <w:pStyle w:val="Titre2"/>
       </w:pPr>
-      <w:bookmarkStart w:id="20" w:name="_Toc228414676"/>
+      <w:bookmarkStart w:id="21" w:name="_Toc228416873"/>
       <w:r>
         <w:t>P2 — La transparence comme mécanisme médiateur</w:t>
       </w:r>
-      <w:bookmarkEnd w:id="20"/>
+      <w:bookmarkEnd w:id="21"/>
     </w:p>
     <w:p>
       <w:r>
@@ -11408,7 +11225,7 @@
       <w:pPr>
         <w:pStyle w:val="Titre2"/>
       </w:pPr>
-      <w:bookmarkStart w:id="21" w:name="_Toc228414677"/>
+      <w:bookmarkStart w:id="22" w:name="_Toc228416874"/>
       <w:r>
         <w:t xml:space="preserve">P3 — </w:t>
       </w:r>
@@ -11424,7 +11241,7 @@
       <w:r>
         <w:t>onditions de modération</w:t>
       </w:r>
-      <w:bookmarkEnd w:id="21"/>
+      <w:bookmarkEnd w:id="22"/>
     </w:p>
     <w:p>
       <w:r>
@@ -11630,15 +11447,15 @@
           <w:b/>
           <w:bCs/>
         </w:rPr>
+        <w:t>au niveau de l’acteur</w:t>
+      </w:r>
+      <w:r>
+        <w:t>, non parce qu’elles épuisent le phénomène, mais parce qu’elles constituent, à l’ère de l’IA, le foyer théoriquement le plus distinctif et le plus accessible dans un design qualitatif de cas exemplaire unique, tel que nous le prévoyons.</w:t>
+      </w:r>
+    </w:p>
+    <w:p>
+      <w:r>
         <w:lastRenderedPageBreak/>
-        <w:t>au niveau de l’acteur</w:t>
-      </w:r>
-      <w:r>
-        <w:t>, non parce qu’elles épuisent le phénomène, mais parce qu’elles constituent, à l’ère de l’IA, le foyer théoriquement le plus distinctif et le plus accessible dans un design qualitatif de cas exemplaire unique, tel que nous le prévoyons.</w:t>
-      </w:r>
-    </w:p>
-    <w:p>
-      <w:r>
         <w:t>La littératie IA (variable de compétence) et l'aversion à l’algorithme (variable attitudinale) sont distinctes : un client peut être ‘AI-</w:t>
       </w:r>
       <w:proofErr w:type="spellStart"/>
@@ -11719,7 +11536,7 @@
       <w:pPr>
         <w:pStyle w:val="Titre1"/>
       </w:pPr>
-      <w:bookmarkStart w:id="22" w:name="_Toc228414678"/>
+      <w:bookmarkStart w:id="23" w:name="_Toc228416875"/>
       <w:r>
         <w:lastRenderedPageBreak/>
         <w:t>4</w:t>
@@ -11727,7 +11544,7 @@
       <w:r>
         <w:t>. CADRE D'OBSERVATION</w:t>
       </w:r>
-      <w:bookmarkEnd w:id="22"/>
+      <w:bookmarkEnd w:id="23"/>
     </w:p>
     <w:p>
       <w:pPr>
@@ -11736,7 +11553,7 @@
           <w:rFonts w:eastAsia="Times New Roman"/>
         </w:rPr>
       </w:pPr>
-      <w:bookmarkStart w:id="23" w:name="_Toc228414679"/>
+      <w:bookmarkStart w:id="24" w:name="_Toc228416876"/>
       <w:r>
         <w:rPr>
           <w:rFonts w:eastAsia="Times New Roman"/>
@@ -11763,7 +11580,7 @@
         </w:rPr>
         <w:t> : S1, S2, S3</w:t>
       </w:r>
-      <w:bookmarkEnd w:id="23"/>
+      <w:bookmarkEnd w:id="24"/>
     </w:p>
     <w:p>
       <w:r>
@@ -12050,8 +11867,8 @@
         <w:pStyle w:val="figure-title"/>
         <w:divId w:val="118577035"/>
       </w:pPr>
-      <w:commentRangeStart w:id="24"/>
       <w:commentRangeStart w:id="25"/>
+      <w:commentRangeStart w:id="26"/>
       <w:r>
         <w:rPr>
           <w:noProof/>
@@ -12092,7 +11909,7 @@
           </wp:inline>
         </w:drawing>
       </w:r>
-      <w:commentRangeEnd w:id="24"/>
+      <w:commentRangeEnd w:id="25"/>
       <w:r>
         <w:rPr>
           <w:rStyle w:val="Marquedecommentaire"/>
@@ -12102,9 +11919,9 @@
           <w:color w:val="auto"/>
           <w:spacing w:val="0"/>
         </w:rPr>
-        <w:commentReference w:id="24"/>
-      </w:r>
-      <w:commentRangeEnd w:id="25"/>
+        <w:commentReference w:id="25"/>
+      </w:r>
+      <w:commentRangeEnd w:id="26"/>
       <w:r>
         <w:rPr>
           <w:rStyle w:val="Marquedecommentaire"/>
@@ -12114,7 +11931,7 @@
           <w:color w:val="auto"/>
           <w:spacing w:val="0"/>
         </w:rPr>
-        <w:commentReference w:id="25"/>
+        <w:commentReference w:id="26"/>
       </w:r>
     </w:p>
     <w:p>
@@ -12285,14 +12102,14 @@
           <w:rFonts w:eastAsia="Times New Roman"/>
         </w:rPr>
       </w:pPr>
-      <w:bookmarkStart w:id="26" w:name="_Toc228414680"/>
+      <w:bookmarkStart w:id="27" w:name="_Toc228416877"/>
       <w:r>
         <w:rPr>
           <w:rFonts w:eastAsia="Times New Roman"/>
         </w:rPr>
         <w:t>Situations et observables</w:t>
       </w:r>
-      <w:bookmarkEnd w:id="26"/>
+      <w:bookmarkEnd w:id="27"/>
     </w:p>
     <w:p>
       <w:pPr>
@@ -12301,14 +12118,14 @@
           <w:rFonts w:eastAsia="Times New Roman"/>
         </w:rPr>
       </w:pPr>
-      <w:bookmarkStart w:id="27" w:name="_Toc228414681"/>
+      <w:bookmarkStart w:id="28" w:name="_Toc228416878"/>
       <w:r>
         <w:rPr>
           <w:rFonts w:eastAsia="Times New Roman"/>
         </w:rPr>
         <w:t>S1 — Sans IA</w:t>
       </w:r>
-      <w:bookmarkEnd w:id="27"/>
+      <w:bookmarkEnd w:id="28"/>
     </w:p>
     <w:p>
       <w:r>
@@ -12413,14 +12230,14 @@
           <w:color w:val="4A4038"/>
         </w:rPr>
       </w:pPr>
-      <w:bookmarkStart w:id="28" w:name="_Toc228414682"/>
+      <w:bookmarkStart w:id="29" w:name="_Toc228416879"/>
       <w:r>
         <w:rPr>
           <w:rFonts w:eastAsia="Times New Roman"/>
         </w:rPr>
         <w:t>S2 — IA en silo</w:t>
       </w:r>
-      <w:bookmarkEnd w:id="28"/>
+      <w:bookmarkEnd w:id="29"/>
     </w:p>
     <w:p>
       <w:r>
@@ -12504,7 +12321,7 @@
           <w:color w:val="4A4038"/>
         </w:rPr>
       </w:pPr>
-      <w:bookmarkStart w:id="29" w:name="_Toc228414683"/>
+      <w:bookmarkStart w:id="30" w:name="_Toc228416880"/>
       <w:r>
         <w:rPr>
           <w:rFonts w:eastAsia="Times New Roman"/>
@@ -12525,7 +12342,7 @@
         </w:rPr>
         <w:t xml:space="preserve"> tripartite</w:t>
       </w:r>
-      <w:bookmarkEnd w:id="29"/>
+      <w:bookmarkEnd w:id="30"/>
     </w:p>
     <w:p>
       <w:pPr>
@@ -12641,19 +12458,9 @@
     </w:p>
     <w:p>
       <w:pPr>
-        <w:spacing w:before="0"/>
-        <w:jc w:val="left"/>
-      </w:pPr>
-      <w:r>
-        <w:lastRenderedPageBreak/>
-        <w:br w:type="page"/>
-      </w:r>
-    </w:p>
-    <w:p>
-      <w:pPr>
         <w:pStyle w:val="Titre1"/>
       </w:pPr>
-      <w:bookmarkStart w:id="30" w:name="_Toc228414684"/>
+      <w:bookmarkStart w:id="31" w:name="_Toc228416881"/>
       <w:r>
         <w:lastRenderedPageBreak/>
         <w:t xml:space="preserve">5. </w:t>
@@ -12664,17 +12471,17 @@
       <w:r>
         <w:t>OSTURE DU CHERCHEUR ET DESIGN DE LA RECHERCHE</w:t>
       </w:r>
-      <w:bookmarkEnd w:id="30"/>
+      <w:bookmarkEnd w:id="31"/>
     </w:p>
     <w:p>
       <w:pPr>
         <w:pStyle w:val="Titre2"/>
       </w:pPr>
-      <w:bookmarkStart w:id="31" w:name="_Toc228414685"/>
+      <w:bookmarkStart w:id="32" w:name="_Toc228416882"/>
       <w:r>
         <w:t>Un design d'étude de cas exemplaire en grandeur réelle</w:t>
       </w:r>
-      <w:bookmarkEnd w:id="31"/>
+      <w:bookmarkEnd w:id="32"/>
     </w:p>
     <w:p>
       <w:pPr>
@@ -12793,11 +12600,11 @@
       <w:pPr>
         <w:pStyle w:val="Titre2"/>
       </w:pPr>
-      <w:bookmarkStart w:id="32" w:name="_Toc228414686"/>
+      <w:bookmarkStart w:id="33" w:name="_Toc228416883"/>
       <w:r>
         <w:t>Une posture de praticien-chercheur explicitement assumée</w:t>
       </w:r>
-      <w:bookmarkEnd w:id="32"/>
+      <w:bookmarkEnd w:id="33"/>
       <w:r>
         <w:t xml:space="preserve"> </w:t>
       </w:r>
@@ -13043,11 +12850,11 @@
       <w:pPr>
         <w:pStyle w:val="Titre2"/>
       </w:pPr>
-      <w:bookmarkStart w:id="33" w:name="_Toc228414687"/>
+      <w:bookmarkStart w:id="34" w:name="_Toc228416884"/>
       <w:r>
         <w:t>Un dispositif de réflexivité renforcé pour répondre au risque de biais</w:t>
       </w:r>
-      <w:bookmarkEnd w:id="33"/>
+      <w:bookmarkEnd w:id="34"/>
       <w:r>
         <w:t xml:space="preserve"> </w:t>
       </w:r>
@@ -13122,7 +12929,7 @@
       <w:pPr>
         <w:pStyle w:val="Titre1"/>
       </w:pPr>
-      <w:bookmarkStart w:id="34" w:name="_Toc228414688"/>
+      <w:bookmarkStart w:id="35" w:name="_Toc228416885"/>
       <w:r>
         <w:lastRenderedPageBreak/>
         <w:t>6</w:t>
@@ -13130,7 +12937,7 @@
       <w:r>
         <w:t>. ILLUSTRATION</w:t>
       </w:r>
-      <w:bookmarkEnd w:id="34"/>
+      <w:bookmarkEnd w:id="35"/>
     </w:p>
     <w:p>
       <w:pPr>
@@ -13139,7 +12946,7 @@
           <w:rFonts w:eastAsia="Times New Roman"/>
         </w:rPr>
       </w:pPr>
-      <w:bookmarkStart w:id="35" w:name="_Toc228414689"/>
+      <w:bookmarkStart w:id="36" w:name="_Toc228416886"/>
       <w:r>
         <w:rPr>
           <w:rFonts w:eastAsia="Times New Roman"/>
@@ -13152,7 +12959,7 @@
         </w:rPr>
         <w:t xml:space="preserve"> sur 10 semaines</w:t>
       </w:r>
-      <w:bookmarkEnd w:id="35"/>
+      <w:bookmarkEnd w:id="36"/>
     </w:p>
     <w:p>
       <w:r>
@@ -13363,7 +13170,7 @@
           <w:rFonts w:eastAsia="Times New Roman"/>
         </w:rPr>
       </w:pPr>
-      <w:bookmarkStart w:id="36" w:name="_Toc228414690"/>
+      <w:bookmarkStart w:id="37" w:name="_Toc228416887"/>
       <w:r>
         <w:rPr>
           <w:rFonts w:eastAsia="Times New Roman"/>
@@ -13388,7 +13195,7 @@
         </w:rPr>
         <w:t xml:space="preserve"> fictive de conseil</w:t>
       </w:r>
-      <w:bookmarkEnd w:id="36"/>
+      <w:bookmarkEnd w:id="37"/>
     </w:p>
     <w:p>
       <w:r>
@@ -13401,7 +13208,7 @@
             <wp:extent cx="4488325" cy="2979487"/>
             <wp:effectExtent l="0" t="0" r="0" b="5080"/>
             <wp:docPr id="541714034" name="Image 1">
-              <a:hlinkClick xmlns:a="http://schemas.openxmlformats.org/drawingml/2006/main" r:id="rId7"/>
+              <a:hlinkClick xmlns:a="http://schemas.openxmlformats.org/drawingml/2006/main" r:id="rId15"/>
             </wp:docPr>
             <wp:cNvGraphicFramePr>
               <a:graphicFrameLocks xmlns:a="http://schemas.openxmlformats.org/drawingml/2006/main" noChangeAspect="1"/>
@@ -13411,7 +13218,7 @@
                 <pic:pic xmlns:pic="http://schemas.openxmlformats.org/drawingml/2006/picture">
                   <pic:nvPicPr>
                     <pic:cNvPr id="541714034" name="Image 1">
-                      <a:hlinkClick r:id="rId7"/>
+                      <a:hlinkClick r:id="rId15"/>
                     </pic:cNvPr>
                     <pic:cNvPicPr/>
                   </pic:nvPicPr>
@@ -13482,7 +13289,7 @@
           <w:color w:val="4472C4" w:themeColor="accent1"/>
         </w:rPr>
       </w:pPr>
-      <w:bookmarkStart w:id="37" w:name="_Toc228414691"/>
+      <w:bookmarkStart w:id="38" w:name="_Toc228416888"/>
       <w:r>
         <w:rPr>
           <w:rStyle w:val="lev"/>
@@ -13501,7 +13308,7 @@
         </w:rPr>
         <w:t>– Sem. 1-3</w:t>
       </w:r>
-      <w:bookmarkEnd w:id="37"/>
+      <w:bookmarkEnd w:id="38"/>
     </w:p>
     <w:p>
       <w:r>
@@ -13851,7 +13658,7 @@
           <w:color w:val="4472C4" w:themeColor="accent1"/>
         </w:rPr>
       </w:pPr>
-      <w:bookmarkStart w:id="38" w:name="_Toc228414692"/>
+      <w:bookmarkStart w:id="39" w:name="_Toc228416889"/>
       <w:r>
         <w:rPr>
           <w:rStyle w:val="lev"/>
@@ -13879,7 +13686,7 @@
         </w:rPr>
         <w:t>Analyse – Sem. 4-9</w:t>
       </w:r>
-      <w:bookmarkEnd w:id="38"/>
+      <w:bookmarkEnd w:id="39"/>
     </w:p>
     <w:p>
       <w:pPr>
@@ -14370,7 +14177,7 @@
           <w:color w:val="4472C4" w:themeColor="accent1"/>
         </w:rPr>
       </w:pPr>
-      <w:bookmarkStart w:id="39" w:name="_Toc228414693"/>
+      <w:bookmarkStart w:id="40" w:name="_Toc228416890"/>
       <w:r>
         <w:rPr>
           <w:rStyle w:val="lev"/>
@@ -14380,7 +14187,7 @@
         </w:rPr>
         <w:t>3. Recommandations — Sem. 10</w:t>
       </w:r>
-      <w:bookmarkEnd w:id="39"/>
+      <w:bookmarkEnd w:id="40"/>
     </w:p>
     <w:p>
       <w:pPr>
@@ -14542,7 +14349,7 @@
           <w:color w:val="4472C4" w:themeColor="accent1"/>
         </w:rPr>
       </w:pPr>
-      <w:bookmarkStart w:id="40" w:name="_Toc228414694"/>
+      <w:bookmarkStart w:id="41" w:name="_Toc228416891"/>
       <w:r>
         <w:rPr>
           <w:rStyle w:val="lev"/>
@@ -14552,7 +14359,7 @@
         </w:rPr>
         <w:t>4. Rétrospective — Post</w:t>
       </w:r>
-      <w:bookmarkEnd w:id="40"/>
+      <w:bookmarkEnd w:id="41"/>
     </w:p>
     <w:p>
       <w:pPr>
@@ -14717,12 +14524,12 @@
         <w:pStyle w:val="Titre1"/>
         <w:divId w:val="491409308"/>
       </w:pPr>
-      <w:bookmarkStart w:id="41" w:name="_Toc228414695"/>
+      <w:bookmarkStart w:id="42" w:name="_Toc228416892"/>
       <w:r>
         <w:lastRenderedPageBreak/>
         <w:t>BIBLIOGRAPHIE</w:t>
       </w:r>
-      <w:bookmarkEnd w:id="41"/>
+      <w:bookmarkEnd w:id="42"/>
     </w:p>
     <w:p>
       <w:pPr>
@@ -18675,7 +18482,7 @@
 
 <file path=word/comments.xml><?xml version="1.0" encoding="utf-8"?>
 <w:comments xmlns:wpc="http://schemas.microsoft.com/office/word/2010/wordprocessingCanvas" xmlns:cx="http://schemas.microsoft.com/office/drawing/2014/chartex" xmlns:cx1="http://schemas.microsoft.com/office/drawing/2015/9/8/chartex" xmlns:cx2="http://schemas.microsoft.com/office/drawing/2015/10/21/chartex" xmlns:cx3="http://schemas.microsoft.com/office/drawing/2016/5/9/chartex" xmlns:cx4="http://schemas.microsoft.com/office/drawing/2016/5/10/chartex" xmlns:cx5="http://schemas.microsoft.com/office/drawing/2016/5/11/chartex" xmlns:cx6="http://schemas.microsoft.com/office/drawing/2016/5/12/chartex" xmlns:cx7="http://schemas.microsoft.com/office/drawing/2016/5/13/chartex" xmlns:cx8="http://schemas.microsoft.com/office/drawing/2016/5/14/chartex" xmlns:mc="http://schemas.openxmlformats.org/markup-compatibility/2006" xmlns:aink="http://schemas.microsoft.com/office/drawing/2016/ink" xmlns:am3d="http://schemas.microsoft.com/office/drawing/2017/model3d" xmlns:o="urn:schemas-microsoft-com:office:office" xmlns:oel="http://schemas.microsoft.com/office/2019/extlst" xmlns:r="http://schemas.openxmlformats.org/officeDocument/2006/relationships" xmlns:m="http://schemas.openxmlformats.org/officeDocument/2006/math" xmlns:v="urn:schemas-microsoft-com:vml" xmlns:wp14="http://schemas.microsoft.com/office/word/2010/wordprocessingDrawing" xmlns:wp="http://schemas.openxmlformats.org/drawingml/2006/wordprocessingDrawing" xmlns:w10="urn:schemas-microsoft-com:office:word" xmlns:w="http://schemas.openxmlformats.org/wordprocessingml/2006/main" xmlns:w14="http://schemas.microsoft.com/office/word/2010/wordml" xmlns:w15="http://schemas.microsoft.com/office/word/2012/wordml" xmlns:w16cex="http://schemas.microsoft.com/office/word/2018/wordml/cex" xmlns:w16cid="http://schemas.microsoft.com/office/word/2016/wordml/cid" xmlns:w16="http://schemas.microsoft.com/office/word/2018/wordml" xmlns:w16sdtdh="http://schemas.microsoft.com/office/word/2020/wordml/sdtdatahash" xmlns:w16se="http://schemas.microsoft.com/office/word/2015/wordml/symex" xmlns:wpg="http://schemas.microsoft.com/office/word/2010/wordprocessingGroup" xmlns:wpi="http://schemas.microsoft.com/office/word/2010/wordprocessingInk" xmlns:wne="http://schemas.microsoft.com/office/word/2006/wordml" xmlns:wps="http://schemas.microsoft.com/office/word/2010/wordprocessingShape" mc:Ignorable="w14 w15 w16se w16cid w16 w16cex w16sdtdh wp14">
-  <w:comment w:id="24" w:author="Clement Yunes" w:date="2026-04-30T02:51:00Z" w:initials="CY">
+  <w:comment w:id="25" w:author="Clement Yunes" w:date="2026-04-30T02:51:00Z" w:initials="CY">
     <w:p>
       <w:pPr>
         <w:pStyle w:val="Commentaire"/>
@@ -18688,7 +18495,7 @@
       </w:r>
     </w:p>
   </w:comment>
-  <w:comment w:id="25" w:author="Clement Yunes" w:date="2026-04-30T02:51:00Z" w:initials="CY">
+  <w:comment w:id="26" w:author="Clement Yunes" w:date="2026-04-30T02:51:00Z" w:initials="CY">
     <w:p>
       <w:pPr>
         <w:pStyle w:val="Commentaire"/>
@@ -20521,7 +20328,7 @@
   <w:style w:type="paragraph" w:default="1" w:styleId="Normal">
     <w:name w:val="Normal"/>
     <w:qFormat/>
-    <w:rsid w:val="00B9429B"/>
+    <w:rsid w:val="006627FE"/>
     <w:pPr>
       <w:spacing w:before="200"/>
       <w:jc w:val="both"/>

--- a/docs/DOCUMENT_COMPLEMENTAIRE_CONTENU_FR.docx
+++ b/docs/DOCUMENT_COMPLEMENTAIRE_CONTENU_FR.docx
@@ -1271,7 +1271,21 @@
             <w:rStyle w:val="Lienhypertexte"/>
             <w:noProof/>
           </w:rPr>
-          <w:t>Figure 3 - La transparence substantive (P2), comme variable médiatrice de la valeur perçue du conseil</w:t>
+          <w:t>Figure 3 - La transparence substantive (P2), comme variable médiatric</w:t>
+        </w:r>
+        <w:r>
+          <w:rPr>
+            <w:rStyle w:val="Lienhypertexte"/>
+            <w:noProof/>
+          </w:rPr>
+          <w:t>e</w:t>
+        </w:r>
+        <w:r>
+          <w:rPr>
+            <w:rStyle w:val="Lienhypertexte"/>
+            <w:noProof/>
+          </w:rPr>
+          <w:t xml:space="preserve"> de la valeur perçue du conseil</w:t>
         </w:r>
         <w:r>
           <w:rPr>
@@ -5140,7 +5154,39 @@
           <w:rFonts w:eastAsia="Times New Roman"/>
           <w:szCs w:val="24"/>
         </w:rPr>
-        <w:t>(Grönroos &amp; Voima, 2013)</w:t>
+        <w:t>(</w:t>
+      </w:r>
+      <w:proofErr w:type="spellStart"/>
+      <w:r>
+        <w:rPr>
+          <w:rFonts w:eastAsia="Times New Roman"/>
+          <w:szCs w:val="24"/>
+        </w:rPr>
+        <w:t>Grönroos</w:t>
+      </w:r>
+      <w:proofErr w:type="spellEnd"/>
+      <w:r>
+        <w:rPr>
+          <w:rFonts w:eastAsia="Times New Roman"/>
+          <w:szCs w:val="24"/>
+        </w:rPr>
+        <w:t xml:space="preserve"> &amp; </w:t>
+      </w:r>
+      <w:proofErr w:type="spellStart"/>
+      <w:r>
+        <w:rPr>
+          <w:rFonts w:eastAsia="Times New Roman"/>
+          <w:szCs w:val="24"/>
+        </w:rPr>
+        <w:t>Voima</w:t>
+      </w:r>
+      <w:proofErr w:type="spellEnd"/>
+      <w:r>
+        <w:rPr>
+          <w:rFonts w:eastAsia="Times New Roman"/>
+          <w:szCs w:val="24"/>
+        </w:rPr>
+        <w:t>, 2013)</w:t>
       </w:r>
       <w:r>
         <w:rPr>
@@ -5398,7 +5444,87 @@
           <w:iCs/>
           <w:szCs w:val="24"/>
         </w:rPr>
-        <w:t>(Echeverri &amp; Skålén, 2011; Lumivalo et al., 2024; Plé &amp; Cáceres, 2010)</w:t>
+        <w:t>(</w:t>
+      </w:r>
+      <w:proofErr w:type="spellStart"/>
+      <w:r>
+        <w:rPr>
+          <w:rFonts w:eastAsia="Times New Roman"/>
+          <w:i/>
+          <w:iCs/>
+          <w:szCs w:val="24"/>
+        </w:rPr>
+        <w:t>Echeverri</w:t>
+      </w:r>
+      <w:proofErr w:type="spellEnd"/>
+      <w:r>
+        <w:rPr>
+          <w:rFonts w:eastAsia="Times New Roman"/>
+          <w:i/>
+          <w:iCs/>
+          <w:szCs w:val="24"/>
+        </w:rPr>
+        <w:t xml:space="preserve"> &amp; </w:t>
+      </w:r>
+      <w:proofErr w:type="spellStart"/>
+      <w:r>
+        <w:rPr>
+          <w:rFonts w:eastAsia="Times New Roman"/>
+          <w:i/>
+          <w:iCs/>
+          <w:szCs w:val="24"/>
+        </w:rPr>
+        <w:t>Skålén</w:t>
+      </w:r>
+      <w:proofErr w:type="spellEnd"/>
+      <w:r>
+        <w:rPr>
+          <w:rFonts w:eastAsia="Times New Roman"/>
+          <w:i/>
+          <w:iCs/>
+          <w:szCs w:val="24"/>
+        </w:rPr>
+        <w:t xml:space="preserve">, 2011; </w:t>
+      </w:r>
+      <w:proofErr w:type="spellStart"/>
+      <w:r>
+        <w:rPr>
+          <w:rFonts w:eastAsia="Times New Roman"/>
+          <w:i/>
+          <w:iCs/>
+          <w:szCs w:val="24"/>
+        </w:rPr>
+        <w:t>Lumivalo</w:t>
+      </w:r>
+      <w:proofErr w:type="spellEnd"/>
+      <w:r>
+        <w:rPr>
+          <w:rFonts w:eastAsia="Times New Roman"/>
+          <w:i/>
+          <w:iCs/>
+          <w:szCs w:val="24"/>
+        </w:rPr>
+        <w:t xml:space="preserve"> et al., 2024; </w:t>
+      </w:r>
+      <w:proofErr w:type="spellStart"/>
+      <w:r>
+        <w:rPr>
+          <w:rFonts w:eastAsia="Times New Roman"/>
+          <w:i/>
+          <w:iCs/>
+          <w:szCs w:val="24"/>
+        </w:rPr>
+        <w:t>Plé</w:t>
+      </w:r>
+      <w:proofErr w:type="spellEnd"/>
+      <w:r>
+        <w:rPr>
+          <w:rFonts w:eastAsia="Times New Roman"/>
+          <w:i/>
+          <w:iCs/>
+          <w:szCs w:val="24"/>
+        </w:rPr>
+        <w:t xml:space="preserve"> &amp; Cáceres, 2010)</w:t>
       </w:r>
       <w:r>
         <w:rPr>
@@ -7830,7 +7956,27 @@
           <w:iCs/>
           <w:szCs w:val="24"/>
         </w:rPr>
-        <w:t>(Schön, 1983)</w:t>
+        <w:t>(</w:t>
+      </w:r>
+      <w:proofErr w:type="spellStart"/>
+      <w:r>
+        <w:rPr>
+          <w:rFonts w:eastAsia="Times New Roman"/>
+          <w:i/>
+          <w:iCs/>
+          <w:szCs w:val="24"/>
+        </w:rPr>
+        <w:t>Schön</w:t>
+      </w:r>
+      <w:proofErr w:type="spellEnd"/>
+      <w:r>
+        <w:rPr>
+          <w:rFonts w:eastAsia="Times New Roman"/>
+          <w:i/>
+          <w:iCs/>
+          <w:szCs w:val="24"/>
+        </w:rPr>
+        <w:t>, 1983)</w:t>
       </w:r>
       <w:r>
         <w:rPr>
@@ -8126,7 +8272,27 @@
           <w:iCs/>
           <w:szCs w:val="24"/>
         </w:rPr>
-        <w:t>(Schön, 1983)</w:t>
+        <w:t>(</w:t>
+      </w:r>
+      <w:proofErr w:type="spellStart"/>
+      <w:r>
+        <w:rPr>
+          <w:rFonts w:eastAsia="Times New Roman"/>
+          <w:i/>
+          <w:iCs/>
+          <w:szCs w:val="24"/>
+        </w:rPr>
+        <w:t>Schön</w:t>
+      </w:r>
+      <w:proofErr w:type="spellEnd"/>
+      <w:r>
+        <w:rPr>
+          <w:rFonts w:eastAsia="Times New Roman"/>
+          <w:i/>
+          <w:iCs/>
+          <w:szCs w:val="24"/>
+        </w:rPr>
+        <w:t>, 1983)</w:t>
       </w:r>
       <w:r>
         <w:rPr>
@@ -15622,12 +15788,69 @@
         </w:rPr>
         <w:t xml:space="preserve">: </w:t>
       </w:r>
+      <w:proofErr w:type="spellStart"/>
       <w:r>
         <w:rPr>
           <w:rFonts w:eastAsia="Times New Roman"/>
           <w:szCs w:val="24"/>
         </w:rPr>
-        <w:t>Echeverri &amp; Skålén, 2011; Lumivalo et al., 2024; Plé &amp; Cáceres, 2010)</w:t>
+        <w:t>Echeverri</w:t>
+      </w:r>
+      <w:proofErr w:type="spellEnd"/>
+      <w:r>
+        <w:rPr>
+          <w:rFonts w:eastAsia="Times New Roman"/>
+          <w:szCs w:val="24"/>
+        </w:rPr>
+        <w:t xml:space="preserve"> &amp; </w:t>
+      </w:r>
+      <w:proofErr w:type="spellStart"/>
+      <w:r>
+        <w:rPr>
+          <w:rFonts w:eastAsia="Times New Roman"/>
+          <w:szCs w:val="24"/>
+        </w:rPr>
+        <w:t>Skålén</w:t>
+      </w:r>
+      <w:proofErr w:type="spellEnd"/>
+      <w:r>
+        <w:rPr>
+          <w:rFonts w:eastAsia="Times New Roman"/>
+          <w:szCs w:val="24"/>
+        </w:rPr>
+        <w:t xml:space="preserve">, 2011; </w:t>
+      </w:r>
+      <w:proofErr w:type="spellStart"/>
+      <w:r>
+        <w:rPr>
+          <w:rFonts w:eastAsia="Times New Roman"/>
+          <w:szCs w:val="24"/>
+        </w:rPr>
+        <w:t>Lumivalo</w:t>
+      </w:r>
+      <w:proofErr w:type="spellEnd"/>
+      <w:r>
+        <w:rPr>
+          <w:rFonts w:eastAsia="Times New Roman"/>
+          <w:szCs w:val="24"/>
+        </w:rPr>
+        <w:t xml:space="preserve"> et al., 2024; </w:t>
+      </w:r>
+      <w:proofErr w:type="spellStart"/>
+      <w:r>
+        <w:rPr>
+          <w:rFonts w:eastAsia="Times New Roman"/>
+          <w:szCs w:val="24"/>
+        </w:rPr>
+        <w:t>Plé</w:t>
+      </w:r>
+      <w:proofErr w:type="spellEnd"/>
+      <w:r>
+        <w:rPr>
+          <w:rFonts w:eastAsia="Times New Roman"/>
+          <w:szCs w:val="24"/>
+        </w:rPr>
+        <w:t xml:space="preserve"> &amp; Cáceres, 2010)</w:t>
       </w:r>
       <w:r>
         <w:fldChar w:fldCharType="end"/>
@@ -16621,7 +16844,55 @@
           <w:rFonts w:eastAsia="Times New Roman"/>
           <w:szCs w:val="24"/>
         </w:rPr>
-        <w:t>(Dell’Acqua et al., 2023; Lebovitz et al., 2022; Logg et al., 2019)</w:t>
+        <w:t>(</w:t>
+      </w:r>
+      <w:proofErr w:type="spellStart"/>
+      <w:r>
+        <w:rPr>
+          <w:rFonts w:eastAsia="Times New Roman"/>
+          <w:szCs w:val="24"/>
+        </w:rPr>
+        <w:t>Dell’Acqua</w:t>
+      </w:r>
+      <w:proofErr w:type="spellEnd"/>
+      <w:r>
+        <w:rPr>
+          <w:rFonts w:eastAsia="Times New Roman"/>
+          <w:szCs w:val="24"/>
+        </w:rPr>
+        <w:t xml:space="preserve"> et al., 2023; </w:t>
+      </w:r>
+      <w:proofErr w:type="spellStart"/>
+      <w:r>
+        <w:rPr>
+          <w:rFonts w:eastAsia="Times New Roman"/>
+          <w:szCs w:val="24"/>
+        </w:rPr>
+        <w:t>Lebovitz</w:t>
+      </w:r>
+      <w:proofErr w:type="spellEnd"/>
+      <w:r>
+        <w:rPr>
+          <w:rFonts w:eastAsia="Times New Roman"/>
+          <w:szCs w:val="24"/>
+        </w:rPr>
+        <w:t xml:space="preserve"> et al., 2022; </w:t>
+      </w:r>
+      <w:proofErr w:type="spellStart"/>
+      <w:r>
+        <w:rPr>
+          <w:rFonts w:eastAsia="Times New Roman"/>
+          <w:szCs w:val="24"/>
+        </w:rPr>
+        <w:t>Logg</w:t>
+      </w:r>
+      <w:proofErr w:type="spellEnd"/>
+      <w:r>
+        <w:rPr>
+          <w:rFonts w:eastAsia="Times New Roman"/>
+          <w:szCs w:val="24"/>
+        </w:rPr>
+        <w:t xml:space="preserve"> et al., 2019)</w:t>
       </w:r>
       <w:r>
         <w:rPr>
@@ -18306,7 +18577,23 @@
           <w:rFonts w:eastAsia="Times New Roman"/>
           <w:szCs w:val="24"/>
         </w:rPr>
-        <w:t>(Brynjolfsson et al., 2023; Dell’Acqua et al., 2023)</w:t>
+        <w:t xml:space="preserve">(Brynjolfsson et al., 2023; </w:t>
+      </w:r>
+      <w:proofErr w:type="spellStart"/>
+      <w:r>
+        <w:rPr>
+          <w:rFonts w:eastAsia="Times New Roman"/>
+          <w:szCs w:val="24"/>
+        </w:rPr>
+        <w:t>Dell’Acqua</w:t>
+      </w:r>
+      <w:proofErr w:type="spellEnd"/>
+      <w:r>
+        <w:rPr>
+          <w:rFonts w:eastAsia="Times New Roman"/>
+          <w:szCs w:val="24"/>
+        </w:rPr>
+        <w:t xml:space="preserve"> et al., 2023)</w:t>
       </w:r>
       <w:r>
         <w:rPr>
@@ -18873,7 +19160,23 @@
           <w:rFonts w:eastAsia="Times New Roman"/>
           <w:szCs w:val="24"/>
         </w:rPr>
-        <w:t>(Rivière &amp; Mencarelli, 2012)</w:t>
+        <w:t xml:space="preserve">(Rivière &amp; </w:t>
+      </w:r>
+      <w:proofErr w:type="spellStart"/>
+      <w:r>
+        <w:rPr>
+          <w:rFonts w:eastAsia="Times New Roman"/>
+          <w:szCs w:val="24"/>
+        </w:rPr>
+        <w:t>Mencarelli</w:t>
+      </w:r>
+      <w:proofErr w:type="spellEnd"/>
+      <w:r>
+        <w:rPr>
+          <w:rFonts w:eastAsia="Times New Roman"/>
+          <w:szCs w:val="24"/>
+        </w:rPr>
+        <w:t>, 2012)</w:t>
       </w:r>
       <w:r>
         <w:rPr>
@@ -19193,13 +19496,22 @@
           <w:rFonts w:eastAsia="Times New Roman"/>
           <w:szCs w:val="24"/>
         </w:rPr>
-        <w:t>Rivière &amp; Mencarelli</w:t>
-      </w:r>
+        <w:t xml:space="preserve">Rivière &amp; </w:t>
+      </w:r>
+      <w:proofErr w:type="spellStart"/>
       <w:r>
         <w:rPr>
           <w:rFonts w:eastAsia="Times New Roman"/>
           <w:szCs w:val="24"/>
         </w:rPr>
+        <w:t>Mencarelli</w:t>
+      </w:r>
+      <w:proofErr w:type="spellEnd"/>
+      <w:r>
+        <w:rPr>
+          <w:rFonts w:eastAsia="Times New Roman"/>
+          <w:szCs w:val="24"/>
+        </w:rPr>
         <w:t xml:space="preserve"> (</w:t>
       </w:r>
       <w:r>
@@ -19330,13 +19642,29 @@
           <w:rFonts w:eastAsia="Times New Roman"/>
           <w:szCs w:val="24"/>
         </w:rPr>
-        <w:t>(Rivière &amp; Mencarelli, 2012</w:t>
-      </w:r>
+        <w:t xml:space="preserve">(Rivière &amp; </w:t>
+      </w:r>
+      <w:proofErr w:type="spellStart"/>
       <w:r>
         <w:rPr>
           <w:rFonts w:eastAsia="Times New Roman"/>
           <w:szCs w:val="24"/>
         </w:rPr>
+        <w:t>Mencarelli</w:t>
+      </w:r>
+      <w:proofErr w:type="spellEnd"/>
+      <w:r>
+        <w:rPr>
+          <w:rFonts w:eastAsia="Times New Roman"/>
+          <w:szCs w:val="24"/>
+        </w:rPr>
+        <w:t>, 2012</w:t>
+      </w:r>
+      <w:r>
+        <w:rPr>
+          <w:rFonts w:eastAsia="Times New Roman"/>
+          <w:szCs w:val="24"/>
+        </w:rPr>
         <w:t>, p. 23</w:t>
       </w:r>
       <w:r>
@@ -19405,12 +19733,37 @@
         </w:rPr>
         <w:fldChar w:fldCharType="separate"/>
       </w:r>
+      <w:proofErr w:type="spellStart"/>
       <w:r>
         <w:rPr>
           <w:rFonts w:eastAsia="Times New Roman"/>
           <w:szCs w:val="24"/>
         </w:rPr>
-        <w:t xml:space="preserve">Grönroos &amp; Voima </w:t>
+        <w:t>Grönroos</w:t>
+      </w:r>
+      <w:proofErr w:type="spellEnd"/>
+      <w:r>
+        <w:rPr>
+          <w:rFonts w:eastAsia="Times New Roman"/>
+          <w:szCs w:val="24"/>
+        </w:rPr>
+        <w:t xml:space="preserve"> &amp; </w:t>
+      </w:r>
+      <w:proofErr w:type="spellStart"/>
+      <w:r>
+        <w:rPr>
+          <w:rFonts w:eastAsia="Times New Roman"/>
+          <w:szCs w:val="24"/>
+        </w:rPr>
+        <w:t>Voima</w:t>
+      </w:r>
+      <w:proofErr w:type="spellEnd"/>
+      <w:r>
+        <w:rPr>
+          <w:rFonts w:eastAsia="Times New Roman"/>
+          <w:szCs w:val="24"/>
+        </w:rPr>
+        <w:t xml:space="preserve"> </w:t>
       </w:r>
       <w:r>
         <w:rPr>
@@ -22659,7 +23012,39 @@
           <w:rFonts w:eastAsia="Times New Roman"/>
           <w:color w:val="000000"/>
         </w:rPr>
-        <w:t>(Echeverri &amp; Skålén, 2011)</w:t>
+        <w:t>(</w:t>
+      </w:r>
+      <w:proofErr w:type="spellStart"/>
+      <w:r>
+        <w:rPr>
+          <w:rFonts w:eastAsia="Times New Roman"/>
+          <w:color w:val="000000"/>
+        </w:rPr>
+        <w:t>Echeverri</w:t>
+      </w:r>
+      <w:proofErr w:type="spellEnd"/>
+      <w:r>
+        <w:rPr>
+          <w:rFonts w:eastAsia="Times New Roman"/>
+          <w:color w:val="000000"/>
+        </w:rPr>
+        <w:t xml:space="preserve"> &amp; </w:t>
+      </w:r>
+      <w:proofErr w:type="spellStart"/>
+      <w:r>
+        <w:rPr>
+          <w:rFonts w:eastAsia="Times New Roman"/>
+          <w:color w:val="000000"/>
+        </w:rPr>
+        <w:t>Skålén</w:t>
+      </w:r>
+      <w:proofErr w:type="spellEnd"/>
+      <w:r>
+        <w:rPr>
+          <w:rFonts w:eastAsia="Times New Roman"/>
+          <w:color w:val="000000"/>
+        </w:rPr>
+        <w:t>, 2011)</w:t>
       </w:r>
       <w:r>
         <w:fldChar w:fldCharType="end"/>
@@ -22695,7 +23080,39 @@
           <w:rFonts w:eastAsia="Times New Roman"/>
           <w:color w:val="000000"/>
         </w:rPr>
-        <w:t>(Lumivalo et al., 2024; Plé &amp; Cáceres, 2010)</w:t>
+        <w:t>(</w:t>
+      </w:r>
+      <w:proofErr w:type="spellStart"/>
+      <w:r>
+        <w:rPr>
+          <w:rFonts w:eastAsia="Times New Roman"/>
+          <w:color w:val="000000"/>
+        </w:rPr>
+        <w:t>Lumivalo</w:t>
+      </w:r>
+      <w:proofErr w:type="spellEnd"/>
+      <w:r>
+        <w:rPr>
+          <w:rFonts w:eastAsia="Times New Roman"/>
+          <w:color w:val="000000"/>
+        </w:rPr>
+        <w:t xml:space="preserve"> et al., 2024; </w:t>
+      </w:r>
+      <w:proofErr w:type="spellStart"/>
+      <w:r>
+        <w:rPr>
+          <w:rFonts w:eastAsia="Times New Roman"/>
+          <w:color w:val="000000"/>
+        </w:rPr>
+        <w:t>Plé</w:t>
+      </w:r>
+      <w:proofErr w:type="spellEnd"/>
+      <w:r>
+        <w:rPr>
+          <w:rFonts w:eastAsia="Times New Roman"/>
+          <w:color w:val="000000"/>
+        </w:rPr>
+        <w:t xml:space="preserve"> &amp; Cáceres, 2010)</w:t>
       </w:r>
       <w:r>
         <w:fldChar w:fldCharType="end"/>
@@ -22783,7 +23200,39 @@
           <w:rFonts w:eastAsia="Times New Roman"/>
           <w:szCs w:val="24"/>
         </w:rPr>
-        <w:t>(Echeverri &amp; Skålén, 2011)</w:t>
+        <w:t>(</w:t>
+      </w:r>
+      <w:proofErr w:type="spellStart"/>
+      <w:r>
+        <w:rPr>
+          <w:rFonts w:eastAsia="Times New Roman"/>
+          <w:szCs w:val="24"/>
+        </w:rPr>
+        <w:t>Echeverri</w:t>
+      </w:r>
+      <w:proofErr w:type="spellEnd"/>
+      <w:r>
+        <w:rPr>
+          <w:rFonts w:eastAsia="Times New Roman"/>
+          <w:szCs w:val="24"/>
+        </w:rPr>
+        <w:t xml:space="preserve"> &amp; </w:t>
+      </w:r>
+      <w:proofErr w:type="spellStart"/>
+      <w:r>
+        <w:rPr>
+          <w:rFonts w:eastAsia="Times New Roman"/>
+          <w:szCs w:val="24"/>
+        </w:rPr>
+        <w:t>Skålén</w:t>
+      </w:r>
+      <w:proofErr w:type="spellEnd"/>
+      <w:r>
+        <w:rPr>
+          <w:rFonts w:eastAsia="Times New Roman"/>
+          <w:szCs w:val="24"/>
+        </w:rPr>
+        <w:t>, 2011)</w:t>
       </w:r>
       <w:r>
         <w:fldChar w:fldCharType="end"/>
@@ -23069,7 +23518,23 @@
           <w:rFonts w:eastAsia="Times New Roman"/>
           <w:szCs w:val="24"/>
         </w:rPr>
-        <w:t>(Plé &amp; Cáceres, 2010)</w:t>
+        <w:t>(</w:t>
+      </w:r>
+      <w:proofErr w:type="spellStart"/>
+      <w:r>
+        <w:rPr>
+          <w:rFonts w:eastAsia="Times New Roman"/>
+          <w:szCs w:val="24"/>
+        </w:rPr>
+        <w:t>Plé</w:t>
+      </w:r>
+      <w:proofErr w:type="spellEnd"/>
+      <w:r>
+        <w:rPr>
+          <w:rFonts w:eastAsia="Times New Roman"/>
+          <w:szCs w:val="24"/>
+        </w:rPr>
+        <w:t xml:space="preserve"> &amp; Cáceres, 2010)</w:t>
       </w:r>
       <w:r>
         <w:fldChar w:fldCharType="end"/>
@@ -24020,9 +24485,15 @@
       <w:r>
         <w:rPr>
           <w:rFonts w:eastAsia="Times New Roman"/>
-          <w:lang w:val="en-US"/>
-        </w:rPr>
-        <w:instrText xml:space="preserve">l perceived value. Based on signaling theory, we conceptualize and empirically support links between the three dimensions of perceived value and its antecedents (perceived corporate reputation, perceived corporate credibility, and perceived relationship quality) and outcomes (satisfaction and loyalty). The results of a survey involving 228 business clients reveal differences in links between value antecedents and the three perceived value dimensions: while perceived corporate credibility and relationship quality impact all dimensions, perceived corporate reputation impacts only perceived emotional value. Results of our study help in understanding how satisfaction and loyalty are viewed as perceived value outcomes; apart from functional value, emotional and social values play a significant role in the satisfaction and loyalty of professional business services clients.","call-number":"2","citation-key":"arslanagic-kalajdzicPerceivedValueMore2017","container-title":"Industrial Marketing Management","DOI":"10.1016/j.indmarman.2017.05.005","ISSN":"0019-8501","journalAbbreviation":"Industrial Marketing Management","page":"47-58","source":"ScienceDirect","title":"Is perceived value more than value for money in professional business services?","volume":"65","author":[{"family":"Arslanagic-Kalajdzic","given":"Maja"},{"family":"Zabkar","given":"Vesna"}],"issued":{"date-parts":[["2017",8,1]]}}}],"schema":"https://github.com/citation-style-language/schema/raw/master/csl-citation.json"} </w:instrText>
+        </w:rPr>
+        <w:instrText>l perceived value. Based on signaling theory, we conceptualize and empirically support links between the three dimensions of perceived value and its antecedents (perceived corporate reputation, perceived corporate credibility, and perceiv</w:instrText>
+      </w:r>
+      <w:r>
+        <w:rPr>
+          <w:rFonts w:eastAsia="Times New Roman"/>
+          <w:lang w:val="en-US"/>
+        </w:rPr>
+        <w:instrText xml:space="preserve">ed relationship quality) and outcomes (satisfaction and loyalty). The results of a survey involving 228 business clients reveal differences in links between value antecedents and the three perceived value dimensions: while perceived corporate credibility and relationship quality impact all dimensions, perceived corporate reputation impacts only perceived emotional value. Results of our study help in understanding how satisfaction and loyalty are viewed as perceived value outcomes; apart from functional value, emotional and social values play a significant role in the satisfaction and loyalty of professional business services clients.","call-number":"2","citation-key":"arslanagic-kalajdzicPerceivedValueMore2017","container-title":"Industrial Marketing Management","DOI":"10.1016/j.indmarman.2017.05.005","ISSN":"0019-8501","journalAbbreviation":"Industrial Marketing Management","page":"47-58","source":"ScienceDirect","title":"Is perceived value more than value for money in professional business services?","volume":"65","author":[{"family":"Arslanagic-Kalajdzic","given":"Maja"},{"family":"Zabkar","given":"Vesna"}],"issued":{"date-parts":[["2017",8,1]]}}}],"schema":"https://github.com/citation-style-language/schema/raw/master/csl-citation.json"} </w:instrText>
       </w:r>
       <w:r>
         <w:rPr>
@@ -24250,237 +24721,34 @@
         <w:rPr>
           <w:sz w:val="16"/>
           <w:szCs w:val="16"/>
-          <w:lang w:val="en-US"/>
-        </w:rPr>
-        <w:t xml:space="preserve">La transparence substantive (P2), </w:t>
-      </w:r>
-      <w:proofErr w:type="spellStart"/>
+        </w:rPr>
+        <w:t xml:space="preserve">La transparence substantive (P2), placée immédiatement sous l'enchevêtrement, en désigne le traitement substantif </w:t>
+      </w:r>
       <w:r>
         <w:rPr>
           <w:sz w:val="16"/>
           <w:szCs w:val="16"/>
-          <w:lang w:val="en-US"/>
-        </w:rPr>
-        <w:t>placée</w:t>
-      </w:r>
-      <w:proofErr w:type="spellEnd"/>
+        </w:rPr>
+        <w:t>(</w:t>
+      </w:r>
       <w:r>
         <w:rPr>
           <w:sz w:val="16"/>
           <w:szCs w:val="16"/>
-          <w:lang w:val="en-US"/>
-        </w:rPr>
-        <w:t xml:space="preserve"> </w:t>
-      </w:r>
-      <w:proofErr w:type="spellStart"/>
+        </w:rPr>
+        <w:t>par opposition à une transparence performative</w:t>
+      </w:r>
       <w:r>
         <w:rPr>
           <w:sz w:val="16"/>
           <w:szCs w:val="16"/>
-          <w:lang w:val="en-US"/>
-        </w:rPr>
-        <w:t>immédiatement</w:t>
-      </w:r>
-      <w:proofErr w:type="spellEnd"/>
+        </w:rPr>
+        <w:t>, i.e. divulgation de l’usage de l’IA)</w:t>
+      </w:r>
       <w:r>
         <w:rPr>
           <w:sz w:val="16"/>
           <w:szCs w:val="16"/>
-          <w:lang w:val="en-US"/>
-        </w:rPr>
-        <w:t xml:space="preserve"> sous </w:t>
-      </w:r>
-      <w:proofErr w:type="spellStart"/>
-      <w:r>
-        <w:rPr>
-          <w:sz w:val="16"/>
-          <w:szCs w:val="16"/>
-          <w:lang w:val="en-US"/>
-        </w:rPr>
-        <w:t>l'enchevêtrement</w:t>
-      </w:r>
-      <w:proofErr w:type="spellEnd"/>
-      <w:r>
-        <w:rPr>
-          <w:sz w:val="16"/>
-          <w:szCs w:val="16"/>
-          <w:lang w:val="en-US"/>
-        </w:rPr>
-        <w:t xml:space="preserve">, </w:t>
-      </w:r>
-      <w:proofErr w:type="spellStart"/>
-      <w:r>
-        <w:rPr>
-          <w:sz w:val="16"/>
-          <w:szCs w:val="16"/>
-          <w:lang w:val="en-US"/>
-        </w:rPr>
-        <w:t>en</w:t>
-      </w:r>
-      <w:proofErr w:type="spellEnd"/>
-      <w:r>
-        <w:rPr>
-          <w:sz w:val="16"/>
-          <w:szCs w:val="16"/>
-          <w:lang w:val="en-US"/>
-        </w:rPr>
-        <w:t xml:space="preserve"> </w:t>
-      </w:r>
-      <w:proofErr w:type="spellStart"/>
-      <w:r>
-        <w:rPr>
-          <w:sz w:val="16"/>
-          <w:szCs w:val="16"/>
-          <w:lang w:val="en-US"/>
-        </w:rPr>
-        <w:t>désigne</w:t>
-      </w:r>
-      <w:proofErr w:type="spellEnd"/>
-      <w:r>
-        <w:rPr>
-          <w:sz w:val="16"/>
-          <w:szCs w:val="16"/>
-          <w:lang w:val="en-US"/>
-        </w:rPr>
-        <w:t xml:space="preserve"> le </w:t>
-      </w:r>
-      <w:proofErr w:type="spellStart"/>
-      <w:r>
-        <w:rPr>
-          <w:sz w:val="16"/>
-          <w:szCs w:val="16"/>
-          <w:lang w:val="en-US"/>
-        </w:rPr>
-        <w:t>traitement</w:t>
-      </w:r>
-      <w:proofErr w:type="spellEnd"/>
-      <w:r>
-        <w:rPr>
-          <w:sz w:val="16"/>
-          <w:szCs w:val="16"/>
-          <w:lang w:val="en-US"/>
-        </w:rPr>
-        <w:t xml:space="preserve"> </w:t>
-      </w:r>
-      <w:proofErr w:type="spellStart"/>
-      <w:r>
-        <w:rPr>
-          <w:sz w:val="16"/>
-          <w:szCs w:val="16"/>
-          <w:lang w:val="en-US"/>
-        </w:rPr>
-        <w:t>substantif</w:t>
-      </w:r>
-      <w:proofErr w:type="spellEnd"/>
-      <w:r>
-        <w:rPr>
-          <w:sz w:val="16"/>
-          <w:szCs w:val="16"/>
-          <w:lang w:val="en-US"/>
-        </w:rPr>
-        <w:t xml:space="preserve"> </w:t>
-      </w:r>
-      <w:r>
-        <w:rPr>
-          <w:sz w:val="16"/>
-          <w:szCs w:val="16"/>
-          <w:lang w:val="en-US"/>
-        </w:rPr>
-        <w:t>(</w:t>
-      </w:r>
-      <w:r>
-        <w:rPr>
-          <w:sz w:val="16"/>
-          <w:szCs w:val="16"/>
-          <w:lang w:val="en-US"/>
-        </w:rPr>
-        <w:t xml:space="preserve">par opposition à </w:t>
-      </w:r>
-      <w:proofErr w:type="spellStart"/>
-      <w:r>
-        <w:rPr>
-          <w:sz w:val="16"/>
-          <w:szCs w:val="16"/>
-          <w:lang w:val="en-US"/>
-        </w:rPr>
-        <w:t>une</w:t>
-      </w:r>
-      <w:proofErr w:type="spellEnd"/>
-      <w:r>
-        <w:rPr>
-          <w:sz w:val="16"/>
-          <w:szCs w:val="16"/>
-          <w:lang w:val="en-US"/>
-        </w:rPr>
-        <w:t xml:space="preserve"> transparence performative</w:t>
-      </w:r>
-      <w:r>
-        <w:rPr>
-          <w:sz w:val="16"/>
-          <w:szCs w:val="16"/>
-          <w:lang w:val="en-US"/>
-        </w:rPr>
-        <w:t xml:space="preserve">, </w:t>
-      </w:r>
-      <w:proofErr w:type="gramStart"/>
-      <w:r>
-        <w:rPr>
-          <w:sz w:val="16"/>
-          <w:szCs w:val="16"/>
-          <w:lang w:val="en-US"/>
-        </w:rPr>
-        <w:t>i.e.</w:t>
-      </w:r>
-      <w:proofErr w:type="gramEnd"/>
-      <w:r>
-        <w:rPr>
-          <w:sz w:val="16"/>
-          <w:szCs w:val="16"/>
-          <w:lang w:val="en-US"/>
-        </w:rPr>
-        <w:t xml:space="preserve"> divulgation de </w:t>
-      </w:r>
-      <w:proofErr w:type="spellStart"/>
-      <w:r>
-        <w:rPr>
-          <w:sz w:val="16"/>
-          <w:szCs w:val="16"/>
-          <w:lang w:val="en-US"/>
-        </w:rPr>
-        <w:t>l’usage</w:t>
-      </w:r>
-      <w:proofErr w:type="spellEnd"/>
-      <w:r>
-        <w:rPr>
-          <w:sz w:val="16"/>
-          <w:szCs w:val="16"/>
-          <w:lang w:val="en-US"/>
-        </w:rPr>
-        <w:t xml:space="preserve"> de </w:t>
-      </w:r>
-      <w:proofErr w:type="spellStart"/>
-      <w:r>
-        <w:rPr>
-          <w:sz w:val="16"/>
-          <w:szCs w:val="16"/>
-          <w:lang w:val="en-US"/>
-        </w:rPr>
-        <w:t>l’IA</w:t>
-      </w:r>
-      <w:proofErr w:type="spellEnd"/>
-      <w:r>
-        <w:rPr>
-          <w:sz w:val="16"/>
-          <w:szCs w:val="16"/>
-          <w:lang w:val="en-US"/>
-        </w:rPr>
-        <w:t>)</w:t>
-      </w:r>
-      <w:r>
-        <w:rPr>
-          <w:sz w:val="16"/>
-          <w:szCs w:val="16"/>
-          <w:lang w:val="en-US"/>
         </w:rPr>
         <w:t xml:space="preserve">. </w:t>
       </w:r>
@@ -24768,7 +25036,39 @@
           <w:rFonts w:eastAsia="Times New Roman"/>
           <w:szCs w:val="24"/>
         </w:rPr>
-        <w:t>(Grönroos &amp; Voima, 2013)</w:t>
+        <w:t>(</w:t>
+      </w:r>
+      <w:proofErr w:type="spellStart"/>
+      <w:r>
+        <w:rPr>
+          <w:rFonts w:eastAsia="Times New Roman"/>
+          <w:szCs w:val="24"/>
+        </w:rPr>
+        <w:t>Grönroos</w:t>
+      </w:r>
+      <w:proofErr w:type="spellEnd"/>
+      <w:r>
+        <w:rPr>
+          <w:rFonts w:eastAsia="Times New Roman"/>
+          <w:szCs w:val="24"/>
+        </w:rPr>
+        <w:t xml:space="preserve"> &amp; </w:t>
+      </w:r>
+      <w:proofErr w:type="spellStart"/>
+      <w:r>
+        <w:rPr>
+          <w:rFonts w:eastAsia="Times New Roman"/>
+          <w:szCs w:val="24"/>
+        </w:rPr>
+        <w:t>Voima</w:t>
+      </w:r>
+      <w:proofErr w:type="spellEnd"/>
+      <w:r>
+        <w:rPr>
+          <w:rFonts w:eastAsia="Times New Roman"/>
+          <w:szCs w:val="24"/>
+        </w:rPr>
+        <w:t>, 2013)</w:t>
       </w:r>
       <w:r>
         <w:fldChar w:fldCharType="end"/>
@@ -25241,7 +25541,71 @@
           <w:rFonts w:eastAsia="Times New Roman"/>
           <w:szCs w:val="24"/>
         </w:rPr>
-        <w:t>(Grönroos &amp; Voima, 2013; S. L. Vargo &amp; Lusch, 2016)</w:t>
+        <w:t>(</w:t>
+      </w:r>
+      <w:proofErr w:type="spellStart"/>
+      <w:r>
+        <w:rPr>
+          <w:rFonts w:eastAsia="Times New Roman"/>
+          <w:szCs w:val="24"/>
+        </w:rPr>
+        <w:t>Grönroos</w:t>
+      </w:r>
+      <w:proofErr w:type="spellEnd"/>
+      <w:r>
+        <w:rPr>
+          <w:rFonts w:eastAsia="Times New Roman"/>
+          <w:szCs w:val="24"/>
+        </w:rPr>
+        <w:t xml:space="preserve"> &amp; </w:t>
+      </w:r>
+      <w:proofErr w:type="spellStart"/>
+      <w:r>
+        <w:rPr>
+          <w:rFonts w:eastAsia="Times New Roman"/>
+          <w:szCs w:val="24"/>
+        </w:rPr>
+        <w:t>Voima</w:t>
+      </w:r>
+      <w:proofErr w:type="spellEnd"/>
+      <w:r>
+        <w:rPr>
+          <w:rFonts w:eastAsia="Times New Roman"/>
+          <w:szCs w:val="24"/>
+        </w:rPr>
+        <w:t xml:space="preserve">, 2013; S. L. </w:t>
+      </w:r>
+      <w:proofErr w:type="spellStart"/>
+      <w:r>
+        <w:rPr>
+          <w:rFonts w:eastAsia="Times New Roman"/>
+          <w:szCs w:val="24"/>
+        </w:rPr>
+        <w:t>Vargo</w:t>
+      </w:r>
+      <w:proofErr w:type="spellEnd"/>
+      <w:r>
+        <w:rPr>
+          <w:rFonts w:eastAsia="Times New Roman"/>
+          <w:szCs w:val="24"/>
+        </w:rPr>
+        <w:t xml:space="preserve"> &amp; </w:t>
+      </w:r>
+      <w:proofErr w:type="spellStart"/>
+      <w:r>
+        <w:rPr>
+          <w:rFonts w:eastAsia="Times New Roman"/>
+          <w:szCs w:val="24"/>
+        </w:rPr>
+        <w:t>Lusch</w:t>
+      </w:r>
+      <w:proofErr w:type="spellEnd"/>
+      <w:r>
+        <w:rPr>
+          <w:rFonts w:eastAsia="Times New Roman"/>
+          <w:szCs w:val="24"/>
+        </w:rPr>
+        <w:t>, 2016)</w:t>
       </w:r>
       <w:r>
         <w:fldChar w:fldCharType="end"/>
@@ -26654,7 +27018,21 @@
         <w:rPr>
           <w:noProof/>
         </w:rPr>
-        <w:t>(Plenge et al., 2008)</w:t>
+        <w:t>(</w:t>
+      </w:r>
+      <w:proofErr w:type="spellStart"/>
+      <w:r>
+        <w:rPr>
+          <w:noProof/>
+        </w:rPr>
+        <w:t>Plenge</w:t>
+      </w:r>
+      <w:proofErr w:type="spellEnd"/>
+      <w:r>
+        <w:rPr>
+          <w:noProof/>
+        </w:rPr>
+        <w:t xml:space="preserve"> et al., 2008)</w:t>
       </w:r>
       <w:r>
         <w:fldChar w:fldCharType="end"/>
@@ -27512,7 +27890,15 @@
       </w:r>
       <w:proofErr w:type="spellEnd"/>
       <w:r>
-        <w:t xml:space="preserve"> &amp; Voima, 2013)</w:t>
+        <w:t xml:space="preserve"> &amp; </w:t>
+      </w:r>
+      <w:proofErr w:type="spellStart"/>
+      <w:r>
+        <w:t>Voima</w:t>
+      </w:r>
+      <w:proofErr w:type="spellEnd"/>
+      <w:r>
+        <w:t>, 2013)</w:t>
       </w:r>
       <w:r>
         <w:fldChar w:fldCharType="end"/>
@@ -29527,7 +29913,23 @@
           <w:rFonts w:eastAsia="Times New Roman"/>
           <w:szCs w:val="24"/>
         </w:rPr>
-        <w:t>(Schön, 1983)</w:t>
+        <w:t>(</w:t>
+      </w:r>
+      <w:proofErr w:type="spellStart"/>
+      <w:r>
+        <w:rPr>
+          <w:rFonts w:eastAsia="Times New Roman"/>
+          <w:szCs w:val="24"/>
+        </w:rPr>
+        <w:t>Schön</w:t>
+      </w:r>
+      <w:proofErr w:type="spellEnd"/>
+      <w:r>
+        <w:rPr>
+          <w:rFonts w:eastAsia="Times New Roman"/>
+          <w:szCs w:val="24"/>
+        </w:rPr>
+        <w:t>, 1983)</w:t>
       </w:r>
       <w:r>
         <w:rPr>
@@ -30257,7 +30659,7 @@
             <wp:extent cx="4488325" cy="2979487"/>
             <wp:effectExtent l="0" t="0" r="0" b="5080"/>
             <wp:docPr id="541714034" name="Image 1">
-              <a:hlinkClick xmlns:a="http://schemas.openxmlformats.org/drawingml/2006/main" r:id="rId15"/>
+              <a:hlinkClick xmlns:a="http://schemas.openxmlformats.org/drawingml/2006/main" r:id="rId7"/>
             </wp:docPr>
             <wp:cNvGraphicFramePr>
               <a:graphicFrameLocks xmlns:a="http://schemas.openxmlformats.org/drawingml/2006/main" noChangeAspect="1"/>
@@ -30267,7 +30669,7 @@
                 <pic:pic xmlns:pic="http://schemas.openxmlformats.org/drawingml/2006/picture">
                   <pic:nvPicPr>
                     <pic:cNvPr id="541714034" name="Image 1">
-                      <a:hlinkClick r:id="rId15"/>
+                      <a:hlinkClick r:id="rId7"/>
                     </pic:cNvPr>
                     <pic:cNvPicPr/>
                   </pic:nvPicPr>
@@ -31572,7 +31974,7 @@
           <w:rFonts w:eastAsia="Times New Roman"/>
           <w:noProof/>
         </w:rPr>
-        <w:pict w14:anchorId="488B1387">
+        <w:pict w14:anchorId="6CBB2E35">
           <v:rect id="_x0000_i1025" alt="" style="width:453.6pt;height:.05pt;mso-width-percent:0;mso-height-percent:0;mso-width-percent:0;mso-height-percent:0" o:hralign="center" o:hrstd="t" o:hr="t" fillcolor="#a0a0a0" stroked="f"/>
         </w:pict>
       </w:r>
@@ -31619,9 +32021,6 @@
         <w:fldChar w:fldCharType="begin"/>
       </w:r>
       <w:r>
-        <w:rPr>
-          <w:lang w:val="en-US"/>
-        </w:rPr>
         <w:instrText xml:space="preserve"> ADDIN ZOTERO_BIBL {"uncited":[],"omitted":[],"custom":[]} CSL_BIBLIOGRAPHY </w:instrText>
       </w:r>
       <w:r>
@@ -31631,7 +32030,6 @@
       <w:r>
         <w:rPr>
           <w:rFonts w:eastAsia="Times New Roman"/>
-          <w:lang w:val="en-US"/>
         </w:rPr>
         <w:t>Aarikka-Stenroos</w:t>
       </w:r>
@@ -31639,7 +32037,6 @@
       <w:r>
         <w:rPr>
           <w:rFonts w:eastAsia="Times New Roman"/>
-          <w:lang w:val="en-US"/>
         </w:rPr>
         <w:t xml:space="preserve">, L., &amp; </w:t>
       </w:r>
@@ -31647,7 +32044,6 @@
       <w:r>
         <w:rPr>
           <w:rFonts w:eastAsia="Times New Roman"/>
-          <w:lang w:val="en-US"/>
         </w:rPr>
         <w:t>Jaakkola</w:t>
       </w:r>
@@ -31655,9 +32051,15 @@
       <w:r>
         <w:rPr>
           <w:rFonts w:eastAsia="Times New Roman"/>
-          <w:lang w:val="en-US"/>
-        </w:rPr>
-        <w:t xml:space="preserve">, E. (2012). Value co-creation in knowledge intensive business </w:t>
+        </w:rPr>
+        <w:t xml:space="preserve">, E. (2012). </w:t>
+      </w:r>
+      <w:r>
+        <w:rPr>
+          <w:rFonts w:eastAsia="Times New Roman"/>
+          <w:lang w:val="en-US"/>
+        </w:rPr>
+        <w:t xml:space="preserve">Value co-creation in knowledge intensive business </w:t>
       </w:r>
       <w:proofErr w:type="gramStart"/>
       <w:r>
